--- a/ecoservizi/Supporto Presidia/02_Supporto/02_Template/14_ Schede prodotti chimici /liquido antigelo .docx
+++ b/ecoservizi/Supporto Presidia/02_Supporto/02_Template/14_ Schede prodotti chimici /liquido antigelo .docx
@@ -1,6 +1,6 @@
 
 <file path=word/document.xml><?xml version="1.0" encoding="utf-8"?>
-<w:document xmlns:wpc="http://schemas.microsoft.com/office/word/2010/wordprocessingCanvas" xmlns:cx="http://schemas.microsoft.com/office/drawing/2014/chartex" xmlns:cx1="http://schemas.microsoft.com/office/drawing/2015/9/8/chartex" xmlns:cx2="http://schemas.microsoft.com/office/drawing/2015/10/21/chartex" xmlns:cx3="http://schemas.microsoft.com/office/drawing/2016/5/9/chartex" xmlns:cx4="http://schemas.microsoft.com/office/drawing/2016/5/10/chartex" xmlns:cx5="http://schemas.microsoft.com/office/drawing/2016/5/11/chartex" xmlns:cx6="http://schemas.microsoft.com/office/drawing/2016/5/12/chartex" xmlns:cx7="http://schemas.microsoft.com/office/drawing/2016/5/13/chartex" xmlns:cx8="http://schemas.microsoft.com/office/drawing/2016/5/14/chartex" xmlns:mc="http://schemas.openxmlformats.org/markup-compatibility/2006" xmlns:aink="http://schemas.microsoft.com/office/drawing/2016/ink" xmlns:am3d="http://schemas.microsoft.com/office/drawing/2017/model3d" xmlns:o="urn:schemas-microsoft-com:office:office" xmlns:oel="http://schemas.microsoft.com/office/2019/extlst" xmlns:r="http://schemas.openxmlformats.org/officeDocument/2006/relationships" xmlns:m="http://schemas.openxmlformats.org/officeDocument/2006/math" xmlns:v="urn:schemas-microsoft-com:vml" xmlns:wp14="http://schemas.microsoft.com/office/word/2010/wordprocessingDrawing" xmlns:wp="http://schemas.openxmlformats.org/drawingml/2006/wordprocessingDrawing" xmlns:w10="urn:schemas-microsoft-com:office:word" xmlns:w="http://schemas.openxmlformats.org/wordprocessingml/2006/main" xmlns:w14="http://schemas.microsoft.com/office/word/2010/wordml" xmlns:w15="http://schemas.microsoft.com/office/word/2012/wordml" xmlns:w16cex="http://schemas.microsoft.com/office/word/2018/wordml/cex" xmlns:w16cid="http://schemas.microsoft.com/office/word/2016/wordml/cid" xmlns:w16="http://schemas.microsoft.com/office/word/2018/wordml" xmlns:w16sdtdh="http://schemas.microsoft.com/office/word/2020/wordml/sdtdatahash" xmlns:w16se="http://schemas.microsoft.com/office/word/2015/wordml/symex" xmlns:wpg="http://schemas.microsoft.com/office/word/2010/wordprocessingGroup" xmlns:wpi="http://schemas.microsoft.com/office/word/2010/wordprocessingInk" xmlns:wne="http://schemas.microsoft.com/office/word/2006/wordml" xmlns:wps="http://schemas.microsoft.com/office/word/2010/wordprocessingShape" mc:Ignorable="w14 w15 w16se w16cid w16 w16cex w16sdtdh wp14">
+<w:document xmlns:wpc="http://schemas.microsoft.com/office/word/2010/wordprocessingCanvas" xmlns:cx="http://schemas.microsoft.com/office/drawing/2014/chartex" xmlns:cx1="http://schemas.microsoft.com/office/drawing/2015/9/8/chartex" xmlns:cx2="http://schemas.microsoft.com/office/drawing/2015/10/21/chartex" xmlns:cx3="http://schemas.microsoft.com/office/drawing/2016/5/9/chartex" xmlns:cx4="http://schemas.microsoft.com/office/drawing/2016/5/10/chartex" xmlns:cx5="http://schemas.microsoft.com/office/drawing/2016/5/11/chartex" xmlns:cx6="http://schemas.microsoft.com/office/drawing/2016/5/12/chartex" xmlns:cx7="http://schemas.microsoft.com/office/drawing/2016/5/13/chartex" xmlns:cx8="http://schemas.microsoft.com/office/drawing/2016/5/14/chartex" xmlns:mc="http://schemas.openxmlformats.org/markup-compatibility/2006" xmlns:aink="http://schemas.microsoft.com/office/drawing/2016/ink" xmlns:am3d="http://schemas.microsoft.com/office/drawing/2017/model3d" xmlns:o="urn:schemas-microsoft-com:office:office" xmlns:oel="http://schemas.microsoft.com/office/2019/extlst" xmlns:r="http://schemas.openxmlformats.org/officeDocument/2006/relationships" xmlns:m="http://schemas.openxmlformats.org/officeDocument/2006/math" xmlns:v="urn:schemas-microsoft-com:vml" xmlns:wp14="http://schemas.microsoft.com/office/word/2010/wordprocessingDrawing" xmlns:wp="http://schemas.openxmlformats.org/drawingml/2006/wordprocessingDrawing" xmlns:w10="urn:schemas-microsoft-com:office:word" xmlns:w="http://schemas.openxmlformats.org/wordprocessingml/2006/main" xmlns:w14="http://schemas.microsoft.com/office/word/2010/wordml" xmlns:w15="http://schemas.microsoft.com/office/word/2012/wordml" xmlns:w16cex="http://schemas.microsoft.com/office/word/2018/wordml/cex" xmlns:w16cid="http://schemas.microsoft.com/office/word/2016/wordml/cid" xmlns:w16="http://schemas.microsoft.com/office/word/2018/wordml" xmlns:w16du="http://schemas.microsoft.com/office/word/2023/wordml/word16du" xmlns:w16sdtdh="http://schemas.microsoft.com/office/word/2020/wordml/sdtdatahash" xmlns:w16sdtfl="http://schemas.microsoft.com/office/word/2024/wordml/sdtformatlock" xmlns:w16se="http://schemas.microsoft.com/office/word/2015/wordml/symex" xmlns:wpg="http://schemas.microsoft.com/office/word/2010/wordprocessingGroup" xmlns:wpi="http://schemas.microsoft.com/office/word/2010/wordprocessingInk" xmlns:wne="http://schemas.microsoft.com/office/word/2006/wordml" xmlns:wps="http://schemas.microsoft.com/office/word/2010/wordprocessingShape" mc:Ignorable="w14 w15 w16se w16cid w16 w16cex w16sdtdh w16sdtfl w16du wp14">
   <w:body>
     <w:tbl>
       <w:tblPr>
@@ -22,20 +22,20 @@
         <w:gridCol w:w="710"/>
         <w:gridCol w:w="239"/>
         <w:gridCol w:w="168"/>
-        <w:gridCol w:w="541"/>
-        <w:gridCol w:w="604"/>
+        <w:gridCol w:w="538"/>
+        <w:gridCol w:w="603"/>
         <w:gridCol w:w="264"/>
-        <w:gridCol w:w="375"/>
+        <w:gridCol w:w="378"/>
         <w:gridCol w:w="266"/>
-        <w:gridCol w:w="965"/>
+        <w:gridCol w:w="967"/>
         <w:gridCol w:w="71"/>
-        <w:gridCol w:w="1261"/>
-        <w:gridCol w:w="247"/>
-        <w:gridCol w:w="645"/>
-        <w:gridCol w:w="177"/>
+        <w:gridCol w:w="1259"/>
+        <w:gridCol w:w="248"/>
+        <w:gridCol w:w="644"/>
+        <w:gridCol w:w="176"/>
         <w:gridCol w:w="269"/>
-        <w:gridCol w:w="339"/>
-        <w:gridCol w:w="1823"/>
+        <w:gridCol w:w="338"/>
+        <w:gridCol w:w="1826"/>
       </w:tblGrid>
       <w:tr>
         <w:trPr>
@@ -56,7 +56,7 @@
               <w:spacing w:after="0" w:line="240" w:lineRule="auto"/>
               <w:jc w:val="center"/>
               <w:rPr>
-                <w:rFonts w:ascii="Times New Roman" w:eastAsia="Times New Roman" w:hAnsi="Times New Roman" w:cs="Times New Roman"/>
+                <w:rFonts w:ascii="Aptos" w:eastAsia="Times New Roman" w:hAnsi="Aptos" w:cs="Times New Roman"/>
                 <w:b/>
                 <w:kern w:val="0"/>
                 <w:sz w:val="24"/>
@@ -67,7 +67,7 @@
             </w:pPr>
             <w:r>
               <w:rPr>
-                <w:rFonts w:ascii="Times New Roman" w:eastAsia="Times New Roman" w:hAnsi="Times New Roman" w:cs="Times New Roman"/>
+                <w:rFonts w:ascii="Aptos" w:eastAsia="Times New Roman" w:hAnsi="Aptos" w:cs="Times New Roman"/>
                 <w:b/>
                 <w:kern w:val="0"/>
                 <w:sz w:val="24"/>
@@ -94,7 +94,7 @@
               <w:spacing w:after="0" w:line="240" w:lineRule="auto"/>
               <w:jc w:val="center"/>
               <w:rPr>
-                <w:rFonts w:ascii="Times New Roman" w:eastAsia="Times New Roman" w:hAnsi="Times New Roman" w:cs="Times New Roman"/>
+                <w:rFonts w:ascii="Aptos" w:eastAsia="Times New Roman" w:hAnsi="Aptos" w:cs="Times New Roman"/>
                 <w:b/>
                 <w:kern w:val="0"/>
                 <w:sz w:val="28"/>
@@ -120,7 +120,7 @@
               <w:spacing w:after="0" w:line="240" w:lineRule="auto"/>
               <w:jc w:val="center"/>
               <w:rPr>
-                <w:rFonts w:ascii="Times New Roman" w:eastAsia="Times New Roman" w:hAnsi="Times New Roman" w:cs="Times New Roman"/>
+                <w:rFonts w:ascii="Aptos" w:eastAsia="Times New Roman" w:hAnsi="Aptos" w:cs="Times New Roman"/>
                 <w:kern w:val="0"/>
                 <w:sz w:val="20"/>
                 <w:szCs w:val="20"/>
@@ -130,7 +130,7 @@
             </w:pPr>
             <w:r>
               <w:rPr>
-                <w:rFonts w:ascii="Times New Roman" w:eastAsia="Times New Roman" w:hAnsi="Times New Roman" w:cs="Times New Roman"/>
+                <w:rFonts w:ascii="Aptos" w:eastAsia="Times New Roman" w:hAnsi="Aptos" w:cs="Times New Roman"/>
                 <w:kern w:val="0"/>
                 <w:sz w:val="20"/>
                 <w:szCs w:val="20"/>
@@ -155,7 +155,7 @@
             <w:pPr>
               <w:spacing w:after="0" w:line="240" w:lineRule="auto"/>
               <w:rPr>
-                <w:rFonts w:ascii="Times New Roman" w:eastAsia="Times New Roman" w:hAnsi="Times New Roman" w:cs="Times New Roman"/>
+                <w:rFonts w:ascii="Aptos" w:eastAsia="Times New Roman" w:hAnsi="Aptos" w:cs="Times New Roman"/>
                 <w:b/>
                 <w:kern w:val="0"/>
                 <w:sz w:val="24"/>
@@ -166,7 +166,7 @@
             </w:pPr>
             <w:r>
               <w:rPr>
-                <w:rFonts w:ascii="Times New Roman" w:eastAsia="Times New Roman" w:hAnsi="Times New Roman" w:cs="Times New Roman"/>
+                <w:rFonts w:ascii="Aptos" w:eastAsia="Times New Roman" w:hAnsi="Aptos" w:cs="Times New Roman"/>
                 <w:b/>
                 <w:kern w:val="0"/>
                 <w:sz w:val="24"/>
@@ -198,7 +198,7 @@
             <w:pPr>
               <w:spacing w:after="0" w:line="240" w:lineRule="auto"/>
               <w:rPr>
-                <w:rFonts w:ascii="Times New Roman" w:eastAsia="Times New Roman" w:hAnsi="Times New Roman" w:cs="Times New Roman"/>
+                <w:rFonts w:ascii="Aptos" w:eastAsia="Times New Roman" w:hAnsi="Aptos" w:cs="Times New Roman"/>
                 <w:b/>
                 <w:kern w:val="0"/>
                 <w:sz w:val="10"/>
@@ -229,7 +229,7 @@
             <w:pPr>
               <w:spacing w:after="0" w:line="240" w:lineRule="auto"/>
               <w:rPr>
-                <w:rFonts w:ascii="Times New Roman" w:eastAsia="Times New Roman" w:hAnsi="Times New Roman" w:cs="Times New Roman"/>
+                <w:rFonts w:ascii="Aptos" w:eastAsia="Times New Roman" w:hAnsi="Aptos" w:cs="Times New Roman"/>
                 <w:b/>
                 <w:kern w:val="0"/>
                 <w:sz w:val="24"/>
@@ -240,7 +240,7 @@
             </w:pPr>
             <w:r>
               <w:rPr>
-                <w:rFonts w:ascii="Times New Roman" w:eastAsia="Times New Roman" w:hAnsi="Times New Roman" w:cs="Times New Roman"/>
+                <w:rFonts w:ascii="Aptos" w:eastAsia="Times New Roman" w:hAnsi="Aptos" w:cs="Times New Roman"/>
                 <w:b/>
                 <w:kern w:val="0"/>
                 <w:sz w:val="24"/>
@@ -267,7 +267,7 @@
             <w:pPr>
               <w:spacing w:after="0" w:line="240" w:lineRule="auto"/>
               <w:rPr>
-                <w:rFonts w:ascii="Times New Roman" w:eastAsia="Times New Roman" w:hAnsi="Times New Roman" w:cs="Times New Roman"/>
+                <w:rFonts w:ascii="Aptos" w:eastAsia="Times New Roman" w:hAnsi="Aptos" w:cs="Times New Roman"/>
                 <w:b/>
                 <w:kern w:val="0"/>
                 <w:sz w:val="24"/>
@@ -278,7 +278,7 @@
             </w:pPr>
             <w:r>
               <w:rPr>
-                <w:rFonts w:ascii="Times New Roman" w:eastAsia="Times New Roman" w:hAnsi="Times New Roman" w:cs="Times New Roman"/>
+                <w:rFonts w:ascii="Aptos" w:eastAsia="Times New Roman" w:hAnsi="Aptos" w:cs="Times New Roman"/>
                 <w:b/>
                 <w:kern w:val="0"/>
                 <w:sz w:val="24"/>
@@ -310,7 +310,7 @@
             <w:pPr>
               <w:spacing w:after="0" w:line="240" w:lineRule="auto"/>
               <w:rPr>
-                <w:rFonts w:ascii="Times New Roman" w:eastAsia="Times New Roman" w:hAnsi="Times New Roman" w:cs="Times New Roman"/>
+                <w:rFonts w:ascii="Aptos" w:eastAsia="Times New Roman" w:hAnsi="Aptos" w:cs="Times New Roman"/>
                 <w:b/>
                 <w:kern w:val="0"/>
                 <w:sz w:val="10"/>
@@ -338,7 +338,7 @@
             <w:pPr>
               <w:spacing w:after="0" w:line="240" w:lineRule="auto"/>
               <w:rPr>
-                <w:rFonts w:ascii="Times New Roman" w:eastAsia="Times New Roman" w:hAnsi="Times New Roman" w:cs="Times New Roman"/>
+                <w:rFonts w:ascii="Aptos" w:eastAsia="Times New Roman" w:hAnsi="Aptos" w:cs="Times New Roman"/>
                 <w:b/>
                 <w:kern w:val="0"/>
                 <w:sz w:val="20"/>
@@ -349,7 +349,7 @@
             </w:pPr>
             <w:r>
               <w:rPr>
-                <w:rFonts w:ascii="Times New Roman" w:eastAsia="Times New Roman" w:hAnsi="Times New Roman" w:cs="Times New Roman"/>
+                <w:rFonts w:ascii="Aptos" w:eastAsia="Times New Roman" w:hAnsi="Aptos" w:cs="Times New Roman"/>
                 <w:b/>
                 <w:kern w:val="0"/>
                 <w:sz w:val="20"/>
@@ -373,7 +373,7 @@
             <w:pPr>
               <w:spacing w:after="0" w:line="240" w:lineRule="auto"/>
               <w:rPr>
-                <w:rFonts w:ascii="Times New Roman" w:eastAsia="Times New Roman" w:hAnsi="Times New Roman" w:cs="Times New Roman"/>
+                <w:rFonts w:ascii="Aptos" w:eastAsia="Times New Roman" w:hAnsi="Aptos" w:cs="Times New Roman"/>
                 <w:b/>
                 <w:kern w:val="0"/>
                 <w:sz w:val="20"/>
@@ -384,7 +384,7 @@
             </w:pPr>
             <w:r>
               <w:rPr>
-                <w:rFonts w:ascii="Times New Roman" w:eastAsia="Times New Roman" w:hAnsi="Times New Roman" w:cs="Times New Roman"/>
+                <w:rFonts w:ascii="Aptos" w:eastAsia="Times New Roman" w:hAnsi="Aptos" w:cs="Times New Roman"/>
                 <w:b/>
                 <w:kern w:val="0"/>
                 <w:sz w:val="20"/>
@@ -408,7 +408,7 @@
             <w:pPr>
               <w:spacing w:after="0" w:line="240" w:lineRule="auto"/>
               <w:rPr>
-                <w:rFonts w:ascii="Times New Roman" w:eastAsia="Times New Roman" w:hAnsi="Times New Roman" w:cs="Times New Roman"/>
+                <w:rFonts w:ascii="Aptos" w:eastAsia="Times New Roman" w:hAnsi="Aptos" w:cs="Times New Roman"/>
                 <w:b/>
                 <w:kern w:val="0"/>
                 <w:sz w:val="20"/>
@@ -419,7 +419,7 @@
             </w:pPr>
             <w:r>
               <w:rPr>
-                <w:rFonts w:ascii="Times New Roman" w:eastAsia="Times New Roman" w:hAnsi="Times New Roman" w:cs="Times New Roman"/>
+                <w:rFonts w:ascii="Aptos" w:eastAsia="Times New Roman" w:hAnsi="Aptos" w:cs="Times New Roman"/>
                 <w:b/>
                 <w:kern w:val="0"/>
                 <w:sz w:val="20"/>
@@ -444,13 +444,12 @@
               <w:bottom w:val="nil"/>
               <w:right w:val="nil"/>
             </w:tcBorders>
-            <w:shd w:val="clear" w:color="auto" w:fill="auto"/>
-          </w:tcPr>
-          <w:p>
-            <w:pPr>
-              <w:spacing w:after="0" w:line="240" w:lineRule="auto"/>
-              <w:rPr>
-                <w:rFonts w:ascii="Times New Roman" w:eastAsia="Times New Roman" w:hAnsi="Times New Roman" w:cs="Times New Roman"/>
+          </w:tcPr>
+          <w:p>
+            <w:pPr>
+              <w:spacing w:after="0" w:line="240" w:lineRule="auto"/>
+              <w:rPr>
+                <w:rFonts w:ascii="Aptos" w:eastAsia="Times New Roman" w:hAnsi="Aptos" w:cs="Times New Roman"/>
                 <w:kern w:val="0"/>
                 <w:sz w:val="18"/>
                 <w:szCs w:val="18"/>
@@ -460,7 +459,7 @@
             </w:pPr>
             <w:r>
               <w:rPr>
-                <w:rFonts w:ascii="Times New Roman" w:eastAsia="Times New Roman" w:hAnsi="Times New Roman" w:cs="Times New Roman"/>
+                <w:rFonts w:ascii="Aptos" w:eastAsia="Times New Roman" w:hAnsi="Aptos" w:cs="Times New Roman"/>
                 <w:kern w:val="0"/>
                 <w:sz w:val="18"/>
                 <w:szCs w:val="18"/>
@@ -481,7 +480,7 @@
             </w:r>
             <w:r>
               <w:rPr>
-                <w:rFonts w:ascii="Times New Roman" w:eastAsia="Times New Roman" w:hAnsi="Times New Roman" w:cs="Times New Roman"/>
+                <w:rFonts w:ascii="Aptos" w:eastAsia="Times New Roman" w:hAnsi="Aptos" w:cs="Times New Roman"/>
                 <w:kern w:val="0"/>
                 <w:sz w:val="18"/>
                 <w:szCs w:val="18"/>
@@ -492,7 +491,7 @@
             </w:r>
             <w:r>
               <w:rPr>
-                <w:rFonts w:ascii="Times New Roman" w:eastAsia="Times New Roman" w:hAnsi="Times New Roman" w:cs="Times New Roman"/>
+                <w:rFonts w:ascii="Aptos" w:eastAsia="Times New Roman" w:hAnsi="Aptos" w:cs="Times New Roman"/>
                 <w:kern w:val="0"/>
                 <w:sz w:val="18"/>
                 <w:szCs w:val="18"/>
@@ -502,7 +501,7 @@
             </w:r>
             <w:r>
               <w:rPr>
-                <w:rFonts w:ascii="Times New Roman" w:eastAsia="Times New Roman" w:hAnsi="Times New Roman" w:cs="Times New Roman"/>
+                <w:rFonts w:ascii="Aptos" w:eastAsia="Times New Roman" w:hAnsi="Aptos" w:cs="Times New Roman"/>
                 <w:kern w:val="0"/>
                 <w:sz w:val="18"/>
                 <w:szCs w:val="18"/>
@@ -513,7 +512,7 @@
             </w:r>
             <w:r>
               <w:rPr>
-                <w:rFonts w:ascii="Times New Roman" w:eastAsia="Times New Roman" w:hAnsi="Times New Roman" w:cs="Times New Roman"/>
+                <w:rFonts w:ascii="Aptos" w:eastAsia="Times New Roman" w:hAnsi="Aptos" w:cs="Times New Roman"/>
                 <w:kern w:val="0"/>
                 <w:sz w:val="18"/>
                 <w:szCs w:val="18"/>
@@ -532,13 +531,12 @@
               <w:left w:val="nil"/>
               <w:bottom w:val="nil"/>
             </w:tcBorders>
-            <w:shd w:val="clear" w:color="auto" w:fill="auto"/>
-          </w:tcPr>
-          <w:p>
-            <w:pPr>
-              <w:spacing w:after="0" w:line="240" w:lineRule="auto"/>
-              <w:rPr>
-                <w:rFonts w:ascii="Times New Roman" w:eastAsia="Times New Roman" w:hAnsi="Times New Roman" w:cs="Times New Roman"/>
+          </w:tcPr>
+          <w:p>
+            <w:pPr>
+              <w:spacing w:after="0" w:line="240" w:lineRule="auto"/>
+              <w:rPr>
+                <w:rFonts w:ascii="Aptos" w:eastAsia="Times New Roman" w:hAnsi="Aptos" w:cs="Times New Roman"/>
                 <w:kern w:val="0"/>
                 <w:sz w:val="20"/>
                 <w:szCs w:val="20"/>
@@ -548,7 +546,7 @@
             </w:pPr>
             <w:r>
               <w:rPr>
-                <w:rFonts w:ascii="Times New Roman" w:eastAsia="Times New Roman" w:hAnsi="Times New Roman" w:cs="Times New Roman"/>
+                <w:rFonts w:ascii="Aptos" w:eastAsia="Times New Roman" w:hAnsi="Aptos" w:cs="Times New Roman"/>
                 <w:kern w:val="0"/>
                 <w:sz w:val="20"/>
                 <w:szCs w:val="20"/>
@@ -567,13 +565,12 @@
               <w:bottom w:val="nil"/>
               <w:right w:val="nil"/>
             </w:tcBorders>
-            <w:shd w:val="clear" w:color="auto" w:fill="auto"/>
-          </w:tcPr>
-          <w:p>
-            <w:pPr>
-              <w:spacing w:after="0" w:line="240" w:lineRule="auto"/>
-              <w:rPr>
-                <w:rFonts w:ascii="Times New Roman" w:eastAsia="Times New Roman" w:hAnsi="Times New Roman" w:cs="Times New Roman"/>
+          </w:tcPr>
+          <w:p>
+            <w:pPr>
+              <w:spacing w:after="0" w:line="240" w:lineRule="auto"/>
+              <w:rPr>
+                <w:rFonts w:ascii="Aptos" w:eastAsia="Times New Roman" w:hAnsi="Aptos" w:cs="Times New Roman"/>
                 <w:kern w:val="0"/>
                 <w:sz w:val="18"/>
                 <w:szCs w:val="18"/>
@@ -583,7 +580,7 @@
             </w:pPr>
             <w:r>
               <w:rPr>
-                <w:rFonts w:ascii="Times New Roman" w:eastAsia="Times New Roman" w:hAnsi="Times New Roman" w:cs="Times New Roman"/>
+                <w:rFonts w:ascii="Aptos" w:eastAsia="Times New Roman" w:hAnsi="Aptos" w:cs="Times New Roman"/>
                 <w:kern w:val="0"/>
                 <w:sz w:val="18"/>
                 <w:szCs w:val="18"/>
@@ -604,7 +601,7 @@
             </w:r>
             <w:r>
               <w:rPr>
-                <w:rFonts w:ascii="Times New Roman" w:eastAsia="Times New Roman" w:hAnsi="Times New Roman" w:cs="Times New Roman"/>
+                <w:rFonts w:ascii="Aptos" w:eastAsia="Times New Roman" w:hAnsi="Aptos" w:cs="Times New Roman"/>
                 <w:kern w:val="0"/>
                 <w:sz w:val="18"/>
                 <w:szCs w:val="18"/>
@@ -615,7 +612,7 @@
             </w:r>
             <w:r>
               <w:rPr>
-                <w:rFonts w:ascii="Times New Roman" w:eastAsia="Times New Roman" w:hAnsi="Times New Roman" w:cs="Times New Roman"/>
+                <w:rFonts w:ascii="Aptos" w:eastAsia="Times New Roman" w:hAnsi="Aptos" w:cs="Times New Roman"/>
                 <w:kern w:val="0"/>
                 <w:sz w:val="18"/>
                 <w:szCs w:val="18"/>
@@ -625,7 +622,7 @@
             </w:r>
             <w:r>
               <w:rPr>
-                <w:rFonts w:ascii="Times New Roman" w:eastAsia="Times New Roman" w:hAnsi="Times New Roman" w:cs="Times New Roman"/>
+                <w:rFonts w:ascii="Aptos" w:eastAsia="Times New Roman" w:hAnsi="Aptos" w:cs="Times New Roman"/>
                 <w:kern w:val="0"/>
                 <w:sz w:val="18"/>
                 <w:szCs w:val="18"/>
@@ -636,7 +633,7 @@
             </w:r>
             <w:r>
               <w:rPr>
-                <w:rFonts w:ascii="Times New Roman" w:eastAsia="Times New Roman" w:hAnsi="Times New Roman" w:cs="Times New Roman"/>
+                <w:rFonts w:ascii="Aptos" w:eastAsia="Times New Roman" w:hAnsi="Aptos" w:cs="Times New Roman"/>
                 <w:kern w:val="0"/>
                 <w:sz w:val="18"/>
                 <w:szCs w:val="18"/>
@@ -655,13 +652,12 @@
               <w:left w:val="nil"/>
               <w:bottom w:val="nil"/>
             </w:tcBorders>
-            <w:shd w:val="clear" w:color="auto" w:fill="auto"/>
-          </w:tcPr>
-          <w:p>
-            <w:pPr>
-              <w:spacing w:after="0" w:line="240" w:lineRule="auto"/>
-              <w:rPr>
-                <w:rFonts w:ascii="Times New Roman" w:eastAsia="Times New Roman" w:hAnsi="Times New Roman" w:cs="Times New Roman"/>
+          </w:tcPr>
+          <w:p>
+            <w:pPr>
+              <w:spacing w:after="0" w:line="240" w:lineRule="auto"/>
+              <w:rPr>
+                <w:rFonts w:ascii="Aptos" w:eastAsia="Times New Roman" w:hAnsi="Aptos" w:cs="Times New Roman"/>
                 <w:kern w:val="0"/>
                 <w:sz w:val="20"/>
                 <w:szCs w:val="20"/>
@@ -671,7 +667,7 @@
             </w:pPr>
             <w:r>
               <w:rPr>
-                <w:rFonts w:ascii="Times New Roman" w:eastAsia="Times New Roman" w:hAnsi="Times New Roman" w:cs="Times New Roman"/>
+                <w:rFonts w:ascii="Aptos" w:eastAsia="Times New Roman" w:hAnsi="Aptos" w:cs="Times New Roman"/>
                 <w:kern w:val="0"/>
                 <w:sz w:val="20"/>
                 <w:szCs w:val="20"/>
@@ -689,13 +685,12 @@
               <w:bottom w:val="nil"/>
               <w:right w:val="nil"/>
             </w:tcBorders>
-            <w:shd w:val="clear" w:color="auto" w:fill="auto"/>
-          </w:tcPr>
-          <w:p>
-            <w:pPr>
-              <w:spacing w:after="0" w:line="240" w:lineRule="auto"/>
-              <w:rPr>
-                <w:rFonts w:ascii="Times New Roman" w:eastAsia="Times New Roman" w:hAnsi="Times New Roman" w:cs="Times New Roman"/>
+          </w:tcPr>
+          <w:p>
+            <w:pPr>
+              <w:spacing w:after="0" w:line="240" w:lineRule="auto"/>
+              <w:rPr>
+                <w:rFonts w:ascii="Aptos" w:eastAsia="Times New Roman" w:hAnsi="Aptos" w:cs="Times New Roman"/>
                 <w:kern w:val="0"/>
                 <w:sz w:val="18"/>
                 <w:szCs w:val="18"/>
@@ -705,7 +700,7 @@
             </w:pPr>
             <w:r>
               <w:rPr>
-                <w:rFonts w:ascii="Times New Roman" w:eastAsia="Times New Roman" w:hAnsi="Times New Roman" w:cs="Times New Roman"/>
+                <w:rFonts w:ascii="Aptos" w:eastAsia="Times New Roman" w:hAnsi="Aptos" w:cs="Times New Roman"/>
                 <w:kern w:val="0"/>
                 <w:sz w:val="18"/>
                 <w:szCs w:val="18"/>
@@ -726,7 +721,7 @@
             </w:r>
             <w:r>
               <w:rPr>
-                <w:rFonts w:ascii="Times New Roman" w:eastAsia="Times New Roman" w:hAnsi="Times New Roman" w:cs="Times New Roman"/>
+                <w:rFonts w:ascii="Aptos" w:eastAsia="Times New Roman" w:hAnsi="Aptos" w:cs="Times New Roman"/>
                 <w:kern w:val="0"/>
                 <w:sz w:val="18"/>
                 <w:szCs w:val="18"/>
@@ -737,7 +732,7 @@
             </w:r>
             <w:r>
               <w:rPr>
-                <w:rFonts w:ascii="Times New Roman" w:eastAsia="Times New Roman" w:hAnsi="Times New Roman" w:cs="Times New Roman"/>
+                <w:rFonts w:ascii="Aptos" w:eastAsia="Times New Roman" w:hAnsi="Aptos" w:cs="Times New Roman"/>
                 <w:kern w:val="0"/>
                 <w:sz w:val="18"/>
                 <w:szCs w:val="18"/>
@@ -747,7 +742,7 @@
             </w:r>
             <w:r>
               <w:rPr>
-                <w:rFonts w:ascii="Times New Roman" w:eastAsia="Times New Roman" w:hAnsi="Times New Roman" w:cs="Times New Roman"/>
+                <w:rFonts w:ascii="Aptos" w:eastAsia="Times New Roman" w:hAnsi="Aptos" w:cs="Times New Roman"/>
                 <w:kern w:val="0"/>
                 <w:sz w:val="18"/>
                 <w:szCs w:val="18"/>
@@ -758,7 +753,7 @@
             </w:r>
             <w:r>
               <w:rPr>
-                <w:rFonts w:ascii="Times New Roman" w:eastAsia="Times New Roman" w:hAnsi="Times New Roman" w:cs="Times New Roman"/>
+                <w:rFonts w:ascii="Aptos" w:eastAsia="Times New Roman" w:hAnsi="Aptos" w:cs="Times New Roman"/>
                 <w:kern w:val="0"/>
                 <w:sz w:val="18"/>
                 <w:szCs w:val="18"/>
@@ -777,13 +772,12 @@
               <w:left w:val="nil"/>
               <w:bottom w:val="nil"/>
             </w:tcBorders>
-            <w:shd w:val="clear" w:color="auto" w:fill="auto"/>
-          </w:tcPr>
-          <w:p>
-            <w:pPr>
-              <w:spacing w:after="0" w:line="240" w:lineRule="auto"/>
-              <w:rPr>
-                <w:rFonts w:ascii="Times New Roman" w:eastAsia="Times New Roman" w:hAnsi="Times New Roman" w:cs="Times New Roman"/>
+          </w:tcPr>
+          <w:p>
+            <w:pPr>
+              <w:spacing w:after="0" w:line="240" w:lineRule="auto"/>
+              <w:rPr>
+                <w:rFonts w:ascii="Aptos" w:eastAsia="Times New Roman" w:hAnsi="Aptos" w:cs="Times New Roman"/>
                 <w:kern w:val="0"/>
                 <w:sz w:val="20"/>
                 <w:szCs w:val="20"/>
@@ -793,7 +787,7 @@
             </w:pPr>
             <w:r>
               <w:rPr>
-                <w:rFonts w:ascii="Times New Roman" w:eastAsia="Times New Roman" w:hAnsi="Times New Roman" w:cs="Times New Roman"/>
+                <w:rFonts w:ascii="Aptos" w:eastAsia="Times New Roman" w:hAnsi="Aptos" w:cs="Times New Roman"/>
                 <w:kern w:val="0"/>
                 <w:sz w:val="20"/>
                 <w:szCs w:val="20"/>
@@ -821,13 +815,12 @@
               <w:bottom w:val="nil"/>
               <w:right w:val="nil"/>
             </w:tcBorders>
-            <w:shd w:val="clear" w:color="auto" w:fill="auto"/>
-          </w:tcPr>
-          <w:p>
-            <w:pPr>
-              <w:spacing w:after="0" w:line="240" w:lineRule="auto"/>
-              <w:rPr>
-                <w:rFonts w:ascii="Times New Roman" w:eastAsia="Times New Roman" w:hAnsi="Times New Roman" w:cs="Times New Roman"/>
+          </w:tcPr>
+          <w:p>
+            <w:pPr>
+              <w:spacing w:after="0" w:line="240" w:lineRule="auto"/>
+              <w:rPr>
+                <w:rFonts w:ascii="Aptos" w:eastAsia="Times New Roman" w:hAnsi="Aptos" w:cs="Times New Roman"/>
                 <w:kern w:val="0"/>
                 <w:sz w:val="20"/>
                 <w:szCs w:val="20"/>
@@ -837,7 +830,7 @@
             </w:pPr>
             <w:r>
               <w:rPr>
-                <w:rFonts w:ascii="Times New Roman" w:eastAsia="Times New Roman" w:hAnsi="Times New Roman" w:cs="Times New Roman"/>
+                <w:rFonts w:ascii="Aptos" w:eastAsia="Times New Roman" w:hAnsi="Aptos" w:cs="Times New Roman"/>
                 <w:kern w:val="0"/>
                 <w:sz w:val="18"/>
                 <w:szCs w:val="18"/>
@@ -858,7 +851,7 @@
             </w:r>
             <w:r>
               <w:rPr>
-                <w:rFonts w:ascii="Times New Roman" w:eastAsia="Times New Roman" w:hAnsi="Times New Roman" w:cs="Times New Roman"/>
+                <w:rFonts w:ascii="Aptos" w:eastAsia="Times New Roman" w:hAnsi="Aptos" w:cs="Times New Roman"/>
                 <w:kern w:val="0"/>
                 <w:sz w:val="18"/>
                 <w:szCs w:val="18"/>
@@ -869,7 +862,7 @@
             </w:r>
             <w:r>
               <w:rPr>
-                <w:rFonts w:ascii="Times New Roman" w:eastAsia="Times New Roman" w:hAnsi="Times New Roman" w:cs="Times New Roman"/>
+                <w:rFonts w:ascii="Aptos" w:eastAsia="Times New Roman" w:hAnsi="Aptos" w:cs="Times New Roman"/>
                 <w:kern w:val="0"/>
                 <w:sz w:val="18"/>
                 <w:szCs w:val="18"/>
@@ -879,7 +872,7 @@
             </w:r>
             <w:r>
               <w:rPr>
-                <w:rFonts w:ascii="Times New Roman" w:eastAsia="Times New Roman" w:hAnsi="Times New Roman" w:cs="Times New Roman"/>
+                <w:rFonts w:ascii="Aptos" w:eastAsia="Times New Roman" w:hAnsi="Aptos" w:cs="Times New Roman"/>
                 <w:kern w:val="0"/>
                 <w:sz w:val="18"/>
                 <w:szCs w:val="18"/>
@@ -890,7 +883,7 @@
             </w:r>
             <w:r>
               <w:rPr>
-                <w:rFonts w:ascii="Times New Roman" w:eastAsia="Times New Roman" w:hAnsi="Times New Roman" w:cs="Times New Roman"/>
+                <w:rFonts w:ascii="Aptos" w:eastAsia="Times New Roman" w:hAnsi="Aptos" w:cs="Times New Roman"/>
                 <w:kern w:val="0"/>
                 <w:sz w:val="18"/>
                 <w:szCs w:val="18"/>
@@ -910,13 +903,12 @@
               <w:left w:val="nil"/>
               <w:bottom w:val="nil"/>
             </w:tcBorders>
-            <w:shd w:val="clear" w:color="auto" w:fill="auto"/>
-          </w:tcPr>
-          <w:p>
-            <w:pPr>
-              <w:spacing w:after="0" w:line="240" w:lineRule="auto"/>
-              <w:rPr>
-                <w:rFonts w:ascii="Times New Roman" w:eastAsia="Times New Roman" w:hAnsi="Times New Roman" w:cs="Times New Roman"/>
+          </w:tcPr>
+          <w:p>
+            <w:pPr>
+              <w:spacing w:after="0" w:line="240" w:lineRule="auto"/>
+              <w:rPr>
+                <w:rFonts w:ascii="Aptos" w:eastAsia="Times New Roman" w:hAnsi="Aptos" w:cs="Times New Roman"/>
                 <w:kern w:val="0"/>
                 <w:sz w:val="20"/>
                 <w:szCs w:val="20"/>
@@ -926,7 +918,7 @@
             </w:pPr>
             <w:r>
               <w:rPr>
-                <w:rFonts w:ascii="Times New Roman" w:eastAsia="Times New Roman" w:hAnsi="Times New Roman" w:cs="Times New Roman"/>
+                <w:rFonts w:ascii="Aptos" w:eastAsia="Times New Roman" w:hAnsi="Aptos" w:cs="Times New Roman"/>
                 <w:kern w:val="0"/>
                 <w:sz w:val="20"/>
                 <w:szCs w:val="20"/>
@@ -946,13 +938,12 @@
               <w:bottom w:val="nil"/>
               <w:right w:val="nil"/>
             </w:tcBorders>
-            <w:shd w:val="clear" w:color="auto" w:fill="auto"/>
-          </w:tcPr>
-          <w:p>
-            <w:pPr>
-              <w:spacing w:after="0" w:line="240" w:lineRule="auto"/>
-              <w:rPr>
-                <w:rFonts w:ascii="Times New Roman" w:eastAsia="Times New Roman" w:hAnsi="Times New Roman" w:cs="Times New Roman"/>
+          </w:tcPr>
+          <w:p>
+            <w:pPr>
+              <w:spacing w:after="0" w:line="240" w:lineRule="auto"/>
+              <w:rPr>
+                <w:rFonts w:ascii="Aptos" w:eastAsia="Times New Roman" w:hAnsi="Aptos" w:cs="Times New Roman"/>
                 <w:kern w:val="0"/>
                 <w:sz w:val="20"/>
                 <w:szCs w:val="20"/>
@@ -962,7 +953,7 @@
             </w:pPr>
             <w:r>
               <w:rPr>
-                <w:rFonts w:ascii="Times New Roman" w:eastAsia="Times New Roman" w:hAnsi="Times New Roman" w:cs="Times New Roman"/>
+                <w:rFonts w:ascii="Aptos" w:eastAsia="Times New Roman" w:hAnsi="Aptos" w:cs="Times New Roman"/>
                 <w:kern w:val="0"/>
                 <w:sz w:val="18"/>
                 <w:szCs w:val="18"/>
@@ -983,7 +974,7 @@
             </w:r>
             <w:r>
               <w:rPr>
-                <w:rFonts w:ascii="Times New Roman" w:eastAsia="Times New Roman" w:hAnsi="Times New Roman" w:cs="Times New Roman"/>
+                <w:rFonts w:ascii="Aptos" w:eastAsia="Times New Roman" w:hAnsi="Aptos" w:cs="Times New Roman"/>
                 <w:kern w:val="0"/>
                 <w:sz w:val="18"/>
                 <w:szCs w:val="18"/>
@@ -994,7 +985,7 @@
             </w:r>
             <w:r>
               <w:rPr>
-                <w:rFonts w:ascii="Times New Roman" w:eastAsia="Times New Roman" w:hAnsi="Times New Roman" w:cs="Times New Roman"/>
+                <w:rFonts w:ascii="Aptos" w:eastAsia="Times New Roman" w:hAnsi="Aptos" w:cs="Times New Roman"/>
                 <w:kern w:val="0"/>
                 <w:sz w:val="18"/>
                 <w:szCs w:val="18"/>
@@ -1004,7 +995,7 @@
             </w:r>
             <w:r>
               <w:rPr>
-                <w:rFonts w:ascii="Times New Roman" w:eastAsia="Times New Roman" w:hAnsi="Times New Roman" w:cs="Times New Roman"/>
+                <w:rFonts w:ascii="Aptos" w:eastAsia="Times New Roman" w:hAnsi="Aptos" w:cs="Times New Roman"/>
                 <w:kern w:val="0"/>
                 <w:sz w:val="18"/>
                 <w:szCs w:val="18"/>
@@ -1015,7 +1006,7 @@
             </w:r>
             <w:r>
               <w:rPr>
-                <w:rFonts w:ascii="Times New Roman" w:eastAsia="Times New Roman" w:hAnsi="Times New Roman" w:cs="Times New Roman"/>
+                <w:rFonts w:ascii="Aptos" w:eastAsia="Times New Roman" w:hAnsi="Aptos" w:cs="Times New Roman"/>
                 <w:kern w:val="0"/>
                 <w:sz w:val="18"/>
                 <w:szCs w:val="18"/>
@@ -1035,13 +1026,12 @@
               <w:left w:val="nil"/>
               <w:bottom w:val="nil"/>
             </w:tcBorders>
-            <w:shd w:val="clear" w:color="auto" w:fill="auto"/>
-          </w:tcPr>
-          <w:p>
-            <w:pPr>
-              <w:spacing w:after="0" w:line="240" w:lineRule="auto"/>
-              <w:rPr>
-                <w:rFonts w:ascii="Times New Roman" w:eastAsia="Times New Roman" w:hAnsi="Times New Roman" w:cs="Times New Roman"/>
+          </w:tcPr>
+          <w:p>
+            <w:pPr>
+              <w:spacing w:after="0" w:line="240" w:lineRule="auto"/>
+              <w:rPr>
+                <w:rFonts w:ascii="Aptos" w:eastAsia="Times New Roman" w:hAnsi="Aptos" w:cs="Times New Roman"/>
                 <w:kern w:val="0"/>
                 <w:sz w:val="20"/>
                 <w:szCs w:val="20"/>
@@ -1051,7 +1041,7 @@
             </w:pPr>
             <w:r>
               <w:rPr>
-                <w:rFonts w:ascii="Times New Roman" w:eastAsia="Times New Roman" w:hAnsi="Times New Roman" w:cs="Times New Roman"/>
+                <w:rFonts w:ascii="Aptos" w:eastAsia="Times New Roman" w:hAnsi="Aptos" w:cs="Times New Roman"/>
                 <w:kern w:val="0"/>
                 <w:sz w:val="20"/>
                 <w:szCs w:val="20"/>
@@ -1070,13 +1060,12 @@
               <w:bottom w:val="nil"/>
               <w:right w:val="nil"/>
             </w:tcBorders>
-            <w:shd w:val="clear" w:color="auto" w:fill="auto"/>
-          </w:tcPr>
-          <w:p>
-            <w:pPr>
-              <w:spacing w:after="0" w:line="240" w:lineRule="auto"/>
-              <w:rPr>
-                <w:rFonts w:ascii="Times New Roman" w:eastAsia="Times New Roman" w:hAnsi="Times New Roman" w:cs="Times New Roman"/>
+          </w:tcPr>
+          <w:p>
+            <w:pPr>
+              <w:spacing w:after="0" w:line="240" w:lineRule="auto"/>
+              <w:rPr>
+                <w:rFonts w:ascii="Aptos" w:eastAsia="Times New Roman" w:hAnsi="Aptos" w:cs="Times New Roman"/>
                 <w:kern w:val="0"/>
                 <w:sz w:val="20"/>
                 <w:szCs w:val="20"/>
@@ -1086,7 +1075,7 @@
             </w:pPr>
             <w:r>
               <w:rPr>
-                <w:rFonts w:ascii="Times New Roman" w:eastAsia="Times New Roman" w:hAnsi="Times New Roman" w:cs="Times New Roman"/>
+                <w:rFonts w:ascii="Aptos" w:eastAsia="Times New Roman" w:hAnsi="Aptos" w:cs="Times New Roman"/>
                 <w:kern w:val="0"/>
                 <w:sz w:val="18"/>
                 <w:szCs w:val="18"/>
@@ -1107,7 +1096,7 @@
             </w:r>
             <w:r>
               <w:rPr>
-                <w:rFonts w:ascii="Times New Roman" w:eastAsia="Times New Roman" w:hAnsi="Times New Roman" w:cs="Times New Roman"/>
+                <w:rFonts w:ascii="Aptos" w:eastAsia="Times New Roman" w:hAnsi="Aptos" w:cs="Times New Roman"/>
                 <w:kern w:val="0"/>
                 <w:sz w:val="18"/>
                 <w:szCs w:val="18"/>
@@ -1118,7 +1107,7 @@
             </w:r>
             <w:r>
               <w:rPr>
-                <w:rFonts w:ascii="Times New Roman" w:eastAsia="Times New Roman" w:hAnsi="Times New Roman" w:cs="Times New Roman"/>
+                <w:rFonts w:ascii="Aptos" w:eastAsia="Times New Roman" w:hAnsi="Aptos" w:cs="Times New Roman"/>
                 <w:kern w:val="0"/>
                 <w:sz w:val="18"/>
                 <w:szCs w:val="18"/>
@@ -1128,7 +1117,7 @@
             </w:r>
             <w:r>
               <w:rPr>
-                <w:rFonts w:ascii="Times New Roman" w:eastAsia="Times New Roman" w:hAnsi="Times New Roman" w:cs="Times New Roman"/>
+                <w:rFonts w:ascii="Aptos" w:eastAsia="Times New Roman" w:hAnsi="Aptos" w:cs="Times New Roman"/>
                 <w:kern w:val="0"/>
                 <w:sz w:val="18"/>
                 <w:szCs w:val="18"/>
@@ -1139,7 +1128,7 @@
             </w:r>
             <w:r>
               <w:rPr>
-                <w:rFonts w:ascii="Times New Roman" w:eastAsia="Times New Roman" w:hAnsi="Times New Roman" w:cs="Times New Roman"/>
+                <w:rFonts w:ascii="Aptos" w:eastAsia="Times New Roman" w:hAnsi="Aptos" w:cs="Times New Roman"/>
                 <w:kern w:val="0"/>
                 <w:sz w:val="18"/>
                 <w:szCs w:val="18"/>
@@ -1159,13 +1148,12 @@
               <w:left w:val="nil"/>
               <w:bottom w:val="nil"/>
             </w:tcBorders>
-            <w:shd w:val="clear" w:color="auto" w:fill="auto"/>
-          </w:tcPr>
-          <w:p>
-            <w:pPr>
-              <w:spacing w:after="0" w:line="240" w:lineRule="auto"/>
-              <w:rPr>
-                <w:rFonts w:ascii="Times New Roman" w:eastAsia="Times New Roman" w:hAnsi="Times New Roman" w:cs="Times New Roman"/>
+          </w:tcPr>
+          <w:p>
+            <w:pPr>
+              <w:spacing w:after="0" w:line="240" w:lineRule="auto"/>
+              <w:rPr>
+                <w:rFonts w:ascii="Aptos" w:eastAsia="Times New Roman" w:hAnsi="Aptos" w:cs="Times New Roman"/>
                 <w:kern w:val="0"/>
                 <w:sz w:val="20"/>
                 <w:szCs w:val="20"/>
@@ -1175,7 +1163,7 @@
             </w:pPr>
             <w:r>
               <w:rPr>
-                <w:rFonts w:ascii="Times New Roman" w:eastAsia="Times New Roman" w:hAnsi="Times New Roman" w:cs="Times New Roman"/>
+                <w:rFonts w:ascii="Aptos" w:eastAsia="Times New Roman" w:hAnsi="Aptos" w:cs="Times New Roman"/>
                 <w:kern w:val="0"/>
                 <w:sz w:val="20"/>
                 <w:szCs w:val="20"/>
@@ -1199,13 +1187,12 @@
               <w:top w:val="nil"/>
               <w:right w:val="nil"/>
             </w:tcBorders>
-            <w:shd w:val="clear" w:color="auto" w:fill="auto"/>
-          </w:tcPr>
-          <w:p>
-            <w:pPr>
-              <w:spacing w:after="0" w:line="240" w:lineRule="auto"/>
-              <w:rPr>
-                <w:rFonts w:ascii="Times New Roman" w:eastAsia="Times New Roman" w:hAnsi="Times New Roman" w:cs="Times New Roman"/>
+          </w:tcPr>
+          <w:p>
+            <w:pPr>
+              <w:spacing w:after="0" w:line="240" w:lineRule="auto"/>
+              <w:rPr>
+                <w:rFonts w:ascii="Aptos" w:eastAsia="Times New Roman" w:hAnsi="Aptos" w:cs="Times New Roman"/>
                 <w:kern w:val="0"/>
                 <w:sz w:val="20"/>
                 <w:szCs w:val="20"/>
@@ -1215,7 +1202,7 @@
             </w:pPr>
             <w:r>
               <w:rPr>
-                <w:rFonts w:ascii="Times New Roman" w:eastAsia="Times New Roman" w:hAnsi="Times New Roman" w:cs="Times New Roman"/>
+                <w:rFonts w:ascii="Aptos" w:eastAsia="Times New Roman" w:hAnsi="Aptos" w:cs="Times New Roman"/>
                 <w:kern w:val="0"/>
                 <w:sz w:val="18"/>
                 <w:szCs w:val="18"/>
@@ -1236,7 +1223,7 @@
             </w:r>
             <w:r>
               <w:rPr>
-                <w:rFonts w:ascii="Times New Roman" w:eastAsia="Times New Roman" w:hAnsi="Times New Roman" w:cs="Times New Roman"/>
+                <w:rFonts w:ascii="Aptos" w:eastAsia="Times New Roman" w:hAnsi="Aptos" w:cs="Times New Roman"/>
                 <w:kern w:val="0"/>
                 <w:sz w:val="18"/>
                 <w:szCs w:val="18"/>
@@ -1247,7 +1234,7 @@
             </w:r>
             <w:r>
               <w:rPr>
-                <w:rFonts w:ascii="Times New Roman" w:eastAsia="Times New Roman" w:hAnsi="Times New Roman" w:cs="Times New Roman"/>
+                <w:rFonts w:ascii="Aptos" w:eastAsia="Times New Roman" w:hAnsi="Aptos" w:cs="Times New Roman"/>
                 <w:kern w:val="0"/>
                 <w:sz w:val="18"/>
                 <w:szCs w:val="18"/>
@@ -1257,7 +1244,7 @@
             </w:r>
             <w:r>
               <w:rPr>
-                <w:rFonts w:ascii="Times New Roman" w:eastAsia="Times New Roman" w:hAnsi="Times New Roman" w:cs="Times New Roman"/>
+                <w:rFonts w:ascii="Aptos" w:eastAsia="Times New Roman" w:hAnsi="Aptos" w:cs="Times New Roman"/>
                 <w:kern w:val="0"/>
                 <w:sz w:val="18"/>
                 <w:szCs w:val="18"/>
@@ -1268,7 +1255,7 @@
             </w:r>
             <w:r>
               <w:rPr>
-                <w:rFonts w:ascii="Times New Roman" w:eastAsia="Times New Roman" w:hAnsi="Times New Roman" w:cs="Times New Roman"/>
+                <w:rFonts w:ascii="Aptos" w:eastAsia="Times New Roman" w:hAnsi="Aptos" w:cs="Times New Roman"/>
                 <w:kern w:val="0"/>
                 <w:sz w:val="18"/>
                 <w:szCs w:val="18"/>
@@ -1287,13 +1274,12 @@
               <w:top w:val="nil"/>
               <w:left w:val="nil"/>
             </w:tcBorders>
-            <w:shd w:val="clear" w:color="auto" w:fill="auto"/>
-          </w:tcPr>
-          <w:p>
-            <w:pPr>
-              <w:spacing w:after="0" w:line="240" w:lineRule="auto"/>
-              <w:rPr>
-                <w:rFonts w:ascii="Times New Roman" w:eastAsia="Times New Roman" w:hAnsi="Times New Roman" w:cs="Times New Roman"/>
+          </w:tcPr>
+          <w:p>
+            <w:pPr>
+              <w:spacing w:after="0" w:line="240" w:lineRule="auto"/>
+              <w:rPr>
+                <w:rFonts w:ascii="Aptos" w:eastAsia="Times New Roman" w:hAnsi="Aptos" w:cs="Times New Roman"/>
                 <w:kern w:val="0"/>
                 <w:sz w:val="20"/>
                 <w:szCs w:val="20"/>
@@ -1303,7 +1289,7 @@
             </w:pPr>
             <w:r>
               <w:rPr>
-                <w:rFonts w:ascii="Times New Roman" w:eastAsia="Times New Roman" w:hAnsi="Times New Roman" w:cs="Times New Roman"/>
+                <w:rFonts w:ascii="Aptos" w:eastAsia="Times New Roman" w:hAnsi="Aptos" w:cs="Times New Roman"/>
                 <w:kern w:val="0"/>
                 <w:sz w:val="20"/>
                 <w:szCs w:val="20"/>
@@ -1322,13 +1308,12 @@
               <w:top w:val="nil"/>
               <w:right w:val="nil"/>
             </w:tcBorders>
-            <w:shd w:val="clear" w:color="auto" w:fill="auto"/>
-          </w:tcPr>
-          <w:p>
-            <w:pPr>
-              <w:spacing w:after="0" w:line="240" w:lineRule="auto"/>
-              <w:rPr>
-                <w:rFonts w:ascii="Times New Roman" w:eastAsia="Times New Roman" w:hAnsi="Times New Roman" w:cs="Times New Roman"/>
+          </w:tcPr>
+          <w:p>
+            <w:pPr>
+              <w:spacing w:after="0" w:line="240" w:lineRule="auto"/>
+              <w:rPr>
+                <w:rFonts w:ascii="Aptos" w:eastAsia="Times New Roman" w:hAnsi="Aptos" w:cs="Times New Roman"/>
                 <w:kern w:val="0"/>
                 <w:sz w:val="20"/>
                 <w:szCs w:val="20"/>
@@ -1338,7 +1323,7 @@
             </w:pPr>
             <w:r>
               <w:rPr>
-                <w:rFonts w:ascii="Times New Roman" w:eastAsia="Times New Roman" w:hAnsi="Times New Roman" w:cs="Times New Roman"/>
+                <w:rFonts w:ascii="Aptos" w:eastAsia="Times New Roman" w:hAnsi="Aptos" w:cs="Times New Roman"/>
                 <w:kern w:val="0"/>
                 <w:sz w:val="18"/>
                 <w:szCs w:val="18"/>
@@ -1359,7 +1344,7 @@
             </w:r>
             <w:r>
               <w:rPr>
-                <w:rFonts w:ascii="Times New Roman" w:eastAsia="Times New Roman" w:hAnsi="Times New Roman" w:cs="Times New Roman"/>
+                <w:rFonts w:ascii="Aptos" w:eastAsia="Times New Roman" w:hAnsi="Aptos" w:cs="Times New Roman"/>
                 <w:kern w:val="0"/>
                 <w:sz w:val="18"/>
                 <w:szCs w:val="18"/>
@@ -1370,7 +1355,7 @@
             </w:r>
             <w:r>
               <w:rPr>
-                <w:rFonts w:ascii="Times New Roman" w:eastAsia="Times New Roman" w:hAnsi="Times New Roman" w:cs="Times New Roman"/>
+                <w:rFonts w:ascii="Aptos" w:eastAsia="Times New Roman" w:hAnsi="Aptos" w:cs="Times New Roman"/>
                 <w:kern w:val="0"/>
                 <w:sz w:val="18"/>
                 <w:szCs w:val="18"/>
@@ -1380,7 +1365,7 @@
             </w:r>
             <w:r>
               <w:rPr>
-                <w:rFonts w:ascii="Times New Roman" w:eastAsia="Times New Roman" w:hAnsi="Times New Roman" w:cs="Times New Roman"/>
+                <w:rFonts w:ascii="Aptos" w:eastAsia="Times New Roman" w:hAnsi="Aptos" w:cs="Times New Roman"/>
                 <w:kern w:val="0"/>
                 <w:sz w:val="18"/>
                 <w:szCs w:val="18"/>
@@ -1391,7 +1376,7 @@
             </w:r>
             <w:r>
               <w:rPr>
-                <w:rFonts w:ascii="Times New Roman" w:eastAsia="Times New Roman" w:hAnsi="Times New Roman" w:cs="Times New Roman"/>
+                <w:rFonts w:ascii="Aptos" w:eastAsia="Times New Roman" w:hAnsi="Aptos" w:cs="Times New Roman"/>
                 <w:kern w:val="0"/>
                 <w:sz w:val="18"/>
                 <w:szCs w:val="18"/>
@@ -1410,13 +1395,12 @@
               <w:top w:val="nil"/>
               <w:left w:val="nil"/>
             </w:tcBorders>
-            <w:shd w:val="clear" w:color="auto" w:fill="auto"/>
-          </w:tcPr>
-          <w:p>
-            <w:pPr>
-              <w:spacing w:after="0" w:line="240" w:lineRule="auto"/>
-              <w:rPr>
-                <w:rFonts w:ascii="Times New Roman" w:eastAsia="Times New Roman" w:hAnsi="Times New Roman" w:cs="Times New Roman"/>
+          </w:tcPr>
+          <w:p>
+            <w:pPr>
+              <w:spacing w:after="0" w:line="240" w:lineRule="auto"/>
+              <w:rPr>
+                <w:rFonts w:ascii="Aptos" w:eastAsia="Times New Roman" w:hAnsi="Aptos" w:cs="Times New Roman"/>
                 <w:kern w:val="0"/>
                 <w:sz w:val="20"/>
                 <w:szCs w:val="20"/>
@@ -1426,7 +1410,7 @@
             </w:pPr>
             <w:r>
               <w:rPr>
-                <w:rFonts w:ascii="Times New Roman" w:eastAsia="Times New Roman" w:hAnsi="Times New Roman" w:cs="Times New Roman"/>
+                <w:rFonts w:ascii="Aptos" w:eastAsia="Times New Roman" w:hAnsi="Aptos" w:cs="Times New Roman"/>
                 <w:kern w:val="0"/>
                 <w:sz w:val="20"/>
                 <w:szCs w:val="20"/>
@@ -1444,13 +1428,12 @@
               <w:top w:val="nil"/>
               <w:right w:val="nil"/>
             </w:tcBorders>
-            <w:shd w:val="clear" w:color="auto" w:fill="auto"/>
-          </w:tcPr>
-          <w:p>
-            <w:pPr>
-              <w:spacing w:after="0" w:line="240" w:lineRule="auto"/>
-              <w:rPr>
-                <w:rFonts w:ascii="Times New Roman" w:eastAsia="Times New Roman" w:hAnsi="Times New Roman" w:cs="Times New Roman"/>
+          </w:tcPr>
+          <w:p>
+            <w:pPr>
+              <w:spacing w:after="0" w:line="240" w:lineRule="auto"/>
+              <w:rPr>
+                <w:rFonts w:ascii="Aptos" w:eastAsia="Times New Roman" w:hAnsi="Aptos" w:cs="Times New Roman"/>
                 <w:kern w:val="0"/>
                 <w:sz w:val="20"/>
                 <w:szCs w:val="20"/>
@@ -1460,7 +1443,7 @@
             </w:pPr>
             <w:r>
               <w:rPr>
-                <w:rFonts w:ascii="Times New Roman" w:eastAsia="Times New Roman" w:hAnsi="Times New Roman" w:cs="Times New Roman"/>
+                <w:rFonts w:ascii="Aptos" w:eastAsia="Times New Roman" w:hAnsi="Aptos" w:cs="Times New Roman"/>
                 <w:kern w:val="0"/>
                 <w:sz w:val="18"/>
                 <w:szCs w:val="18"/>
@@ -1481,7 +1464,7 @@
             </w:r>
             <w:r>
               <w:rPr>
-                <w:rFonts w:ascii="Times New Roman" w:eastAsia="Times New Roman" w:hAnsi="Times New Roman" w:cs="Times New Roman"/>
+                <w:rFonts w:ascii="Aptos" w:eastAsia="Times New Roman" w:hAnsi="Aptos" w:cs="Times New Roman"/>
                 <w:kern w:val="0"/>
                 <w:sz w:val="18"/>
                 <w:szCs w:val="18"/>
@@ -1492,7 +1475,7 @@
             </w:r>
             <w:r>
               <w:rPr>
-                <w:rFonts w:ascii="Times New Roman" w:eastAsia="Times New Roman" w:hAnsi="Times New Roman" w:cs="Times New Roman"/>
+                <w:rFonts w:ascii="Aptos" w:eastAsia="Times New Roman" w:hAnsi="Aptos" w:cs="Times New Roman"/>
                 <w:kern w:val="0"/>
                 <w:sz w:val="18"/>
                 <w:szCs w:val="18"/>
@@ -1502,7 +1485,7 @@
             </w:r>
             <w:r>
               <w:rPr>
-                <w:rFonts w:ascii="Times New Roman" w:eastAsia="Times New Roman" w:hAnsi="Times New Roman" w:cs="Times New Roman"/>
+                <w:rFonts w:ascii="Aptos" w:eastAsia="Times New Roman" w:hAnsi="Aptos" w:cs="Times New Roman"/>
                 <w:kern w:val="0"/>
                 <w:sz w:val="18"/>
                 <w:szCs w:val="18"/>
@@ -1513,7 +1496,7 @@
             </w:r>
             <w:r>
               <w:rPr>
-                <w:rFonts w:ascii="Times New Roman" w:eastAsia="Times New Roman" w:hAnsi="Times New Roman" w:cs="Times New Roman"/>
+                <w:rFonts w:ascii="Aptos" w:eastAsia="Times New Roman" w:hAnsi="Aptos" w:cs="Times New Roman"/>
                 <w:kern w:val="0"/>
                 <w:sz w:val="18"/>
                 <w:szCs w:val="18"/>
@@ -1532,13 +1515,12 @@
               <w:top w:val="nil"/>
               <w:left w:val="nil"/>
             </w:tcBorders>
-            <w:shd w:val="clear" w:color="auto" w:fill="auto"/>
-          </w:tcPr>
-          <w:p>
-            <w:pPr>
-              <w:spacing w:after="0" w:line="240" w:lineRule="auto"/>
-              <w:rPr>
-                <w:rFonts w:ascii="Times New Roman" w:eastAsia="Times New Roman" w:hAnsi="Times New Roman" w:cs="Times New Roman"/>
+          </w:tcPr>
+          <w:p>
+            <w:pPr>
+              <w:spacing w:after="0" w:line="240" w:lineRule="auto"/>
+              <w:rPr>
+                <w:rFonts w:ascii="Aptos" w:eastAsia="Times New Roman" w:hAnsi="Aptos" w:cs="Times New Roman"/>
                 <w:kern w:val="0"/>
                 <w:sz w:val="20"/>
                 <w:szCs w:val="20"/>
@@ -1548,7 +1530,7 @@
             </w:pPr>
             <w:r>
               <w:rPr>
-                <w:rFonts w:ascii="Times New Roman" w:eastAsia="Times New Roman" w:hAnsi="Times New Roman" w:cs="Times New Roman"/>
+                <w:rFonts w:ascii="Aptos" w:eastAsia="Times New Roman" w:hAnsi="Aptos" w:cs="Times New Roman"/>
                 <w:kern w:val="0"/>
                 <w:sz w:val="20"/>
                 <w:szCs w:val="20"/>
@@ -1571,13 +1553,12 @@
           <w:tcPr>
             <w:tcW w:w="9794" w:type="dxa"/>
             <w:gridSpan w:val="19"/>
-            <w:shd w:val="clear" w:color="auto" w:fill="auto"/>
-          </w:tcPr>
-          <w:p>
-            <w:pPr>
-              <w:spacing w:after="0" w:line="240" w:lineRule="auto"/>
-              <w:rPr>
-                <w:rFonts w:ascii="Times New Roman" w:eastAsia="Times New Roman" w:hAnsi="Times New Roman" w:cs="Times New Roman"/>
+          </w:tcPr>
+          <w:p>
+            <w:pPr>
+              <w:spacing w:after="0" w:line="240" w:lineRule="auto"/>
+              <w:rPr>
+                <w:rFonts w:ascii="Aptos" w:eastAsia="Times New Roman" w:hAnsi="Aptos" w:cs="Times New Roman"/>
                 <w:kern w:val="0"/>
                 <w:sz w:val="10"/>
                 <w:szCs w:val="10"/>
@@ -1605,7 +1586,7 @@
             <w:pPr>
               <w:spacing w:after="0" w:line="240" w:lineRule="auto"/>
               <w:rPr>
-                <w:rFonts w:ascii="Times New Roman" w:eastAsia="Times New Roman" w:hAnsi="Times New Roman" w:cs="Times New Roman"/>
+                <w:rFonts w:ascii="Aptos" w:eastAsia="Times New Roman" w:hAnsi="Aptos" w:cs="Times New Roman"/>
                 <w:b/>
                 <w:kern w:val="0"/>
                 <w:sz w:val="20"/>
@@ -1616,7 +1597,7 @@
             </w:pPr>
             <w:r>
               <w:rPr>
-                <w:rFonts w:ascii="Times New Roman" w:eastAsia="Times New Roman" w:hAnsi="Times New Roman" w:cs="Times New Roman"/>
+                <w:rFonts w:ascii="Aptos" w:eastAsia="Times New Roman" w:hAnsi="Aptos" w:cs="Times New Roman"/>
                 <w:b/>
                 <w:kern w:val="0"/>
                 <w:sz w:val="20"/>
@@ -1638,7 +1619,7 @@
             <w:pPr>
               <w:spacing w:after="0" w:line="240" w:lineRule="auto"/>
               <w:rPr>
-                <w:rFonts w:ascii="Times New Roman" w:eastAsia="Times New Roman" w:hAnsi="Times New Roman" w:cs="Times New Roman"/>
+                <w:rFonts w:ascii="Aptos" w:eastAsia="Times New Roman" w:hAnsi="Aptos" w:cs="Times New Roman"/>
                 <w:b/>
                 <w:kern w:val="0"/>
                 <w:sz w:val="20"/>
@@ -1647,18 +1628,6 @@
                 <w14:ligatures w14:val="none"/>
               </w:rPr>
             </w:pPr>
-            <w:r>
-              <w:rPr>
-                <w:rFonts w:ascii="Times New Roman" w:eastAsia="Times New Roman" w:hAnsi="Times New Roman" w:cs="Times New Roman"/>
-                <w:b/>
-                <w:kern w:val="0"/>
-                <w:sz w:val="20"/>
-                <w:szCs w:val="20"/>
-                <w:lang w:eastAsia="it-IT"/>
-                <w14:ligatures w14:val="none"/>
-              </w:rPr>
-              <w:t>TLV – IBE</w:t>
-            </w:r>
           </w:p>
         </w:tc>
       </w:tr>
@@ -1679,17 +1648,398 @@
             <w:pPr>
               <w:spacing w:after="0" w:line="240" w:lineRule="auto"/>
               <w:rPr>
-                <w:rFonts w:ascii="Times New Roman" w:eastAsia="Times New Roman" w:hAnsi="Times New Roman" w:cs="Times New Roman"/>
-                <w:kern w:val="0"/>
-                <w:sz w:val="16"/>
-                <w:szCs w:val="16"/>
-                <w:lang w:eastAsia="it-IT"/>
-                <w14:ligatures w14:val="none"/>
-              </w:rPr>
-            </w:pPr>
-            <w:r>
-              <w:rPr>
-                <w:rFonts w:ascii="Times New Roman" w:eastAsia="Times New Roman" w:hAnsi="Times New Roman" w:cs="Times New Roman"/>
+                <w:rFonts w:ascii="Aptos" w:eastAsia="Times New Roman" w:hAnsi="Aptos" w:cs="Times New Roman"/>
+                <w:kern w:val="0"/>
+                <w:sz w:val="16"/>
+                <w:szCs w:val="16"/>
+                <w:lang w:eastAsia="it-IT"/>
+                <w14:ligatures w14:val="none"/>
+              </w:rPr>
+            </w:pPr>
+            <w:r>
+              <w:rPr>
+                <w:rFonts w:ascii="Aptos" w:eastAsia="Times New Roman" w:hAnsi="Aptos" w:cs="Times New Roman"/>
+                <w:kern w:val="0"/>
+                <w:sz w:val="16"/>
+                <w:szCs w:val="16"/>
+                <w:lang w:eastAsia="it-IT"/>
+                <w14:ligatures w14:val="none"/>
+              </w:rPr>
+              <w:t>Vedi SDS</w:t>
+            </w:r>
+          </w:p>
+        </w:tc>
+        <w:tc>
+          <w:tcPr>
+            <w:tcW w:w="3260" w:type="dxa"/>
+            <w:gridSpan w:val="5"/>
+            <w:vAlign w:val="center"/>
+          </w:tcPr>
+          <w:p>
+            <w:pPr>
+              <w:widowControl w:val="0"/>
+              <w:spacing w:after="0" w:line="240" w:lineRule="auto"/>
+              <w:rPr>
+                <w:rFonts w:ascii="Aptos" w:eastAsia="Times New Roman" w:hAnsi="Aptos" w:cs="Times New Roman"/>
+                <w:kern w:val="0"/>
+                <w:sz w:val="16"/>
+                <w:szCs w:val="16"/>
+                <w:lang w:val="en-US" w:eastAsia="it-IT"/>
+                <w14:ligatures w14:val="none"/>
+              </w:rPr>
+            </w:pPr>
+          </w:p>
+        </w:tc>
+      </w:tr>
+      <w:tr>
+        <w:tblPrEx>
+          <w:shd w:val="clear" w:color="auto" w:fill="auto"/>
+        </w:tblPrEx>
+        <w:trPr>
+          <w:trHeight w:val="170"/>
+        </w:trPr>
+        <w:tc>
+          <w:tcPr>
+            <w:tcW w:w="9794" w:type="dxa"/>
+            <w:gridSpan w:val="19"/>
+            <w:tcBorders>
+              <w:bottom w:val="nil"/>
+            </w:tcBorders>
+          </w:tcPr>
+          <w:p>
+            <w:pPr>
+              <w:spacing w:after="0" w:line="240" w:lineRule="auto"/>
+              <w:rPr>
+                <w:rFonts w:ascii="Aptos" w:eastAsia="Times New Roman" w:hAnsi="Aptos" w:cs="Times New Roman"/>
+                <w:b/>
+                <w:kern w:val="0"/>
+                <w:sz w:val="10"/>
+                <w:szCs w:val="10"/>
+                <w:lang w:val="en-US" w:eastAsia="it-IT"/>
+                <w14:ligatures w14:val="none"/>
+              </w:rPr>
+            </w:pPr>
+          </w:p>
+        </w:tc>
+      </w:tr>
+      <w:tr>
+        <w:tblPrEx>
+          <w:shd w:val="clear" w:color="auto" w:fill="auto"/>
+        </w:tblPrEx>
+        <w:trPr>
+          <w:trHeight w:val="340"/>
+        </w:trPr>
+        <w:tc>
+          <w:tcPr>
+            <w:tcW w:w="2378" w:type="dxa"/>
+            <w:gridSpan w:val="6"/>
+            <w:vAlign w:val="center"/>
+          </w:tcPr>
+          <w:p>
+            <w:pPr>
+              <w:spacing w:after="0" w:line="240" w:lineRule="auto"/>
+              <w:rPr>
+                <w:rFonts w:ascii="Aptos" w:eastAsia="Times New Roman" w:hAnsi="Aptos" w:cs="Times New Roman"/>
+                <w:kern w:val="0"/>
+                <w:sz w:val="20"/>
+                <w:szCs w:val="20"/>
+                <w:lang w:eastAsia="it-IT"/>
+                <w14:ligatures w14:val="none"/>
+              </w:rPr>
+            </w:pPr>
+            <w:r>
+              <w:rPr>
+                <w:rFonts w:ascii="Aptos" w:eastAsia="Times New Roman" w:hAnsi="Aptos" w:cs="Times New Roman"/>
+                <w:kern w:val="0"/>
+                <w:sz w:val="20"/>
+                <w:szCs w:val="20"/>
+                <w:lang w:eastAsia="it-IT"/>
+                <w14:ligatures w14:val="none"/>
+              </w:rPr>
+              <w:t>Classificazione H</w:t>
+            </w:r>
+          </w:p>
+        </w:tc>
+        <w:tc>
+          <w:tcPr>
+            <w:tcW w:w="7416" w:type="dxa"/>
+            <w:gridSpan w:val="13"/>
+            <w:vAlign w:val="center"/>
+          </w:tcPr>
+          <w:p>
+            <w:pPr>
+              <w:spacing w:after="0" w:line="240" w:lineRule="auto"/>
+              <w:rPr>
+                <w:rFonts w:ascii="Aptos" w:eastAsia="Times New Roman" w:hAnsi="Aptos" w:cs="Times New Roman"/>
+                <w:kern w:val="0"/>
+                <w:sz w:val="20"/>
+                <w:szCs w:val="20"/>
+                <w:lang w:eastAsia="it-IT"/>
+                <w14:ligatures w14:val="none"/>
+              </w:rPr>
+            </w:pPr>
+            <w:r>
+              <w:rPr>
+                <w:rFonts w:ascii="Aptos" w:eastAsia="Times New Roman" w:hAnsi="Aptos" w:cs="Times New Roman"/>
+                <w:b/>
+                <w:bCs/>
+                <w:kern w:val="0"/>
+                <w:sz w:val="20"/>
+                <w:szCs w:val="20"/>
+                <w:lang w:eastAsia="it-IT"/>
+                <w14:ligatures w14:val="none"/>
+              </w:rPr>
+              <w:t>H302</w:t>
+            </w:r>
+            <w:r>
+              <w:rPr>
+                <w:rFonts w:ascii="Aptos" w:eastAsia="Times New Roman" w:hAnsi="Aptos" w:cs="Times New Roman"/>
+                <w:kern w:val="0"/>
+                <w:sz w:val="20"/>
+                <w:szCs w:val="20"/>
+                <w:lang w:eastAsia="it-IT"/>
+                <w14:ligatures w14:val="none"/>
+              </w:rPr>
+              <w:t xml:space="preserve"> Nocivo se ingerito.</w:t>
+            </w:r>
+            <w:r>
+              <w:rPr>
+                <w:rFonts w:ascii="Aptos" w:eastAsia="Times New Roman" w:hAnsi="Aptos" w:cs="Times New Roman"/>
+                <w:kern w:val="0"/>
+                <w:sz w:val="20"/>
+                <w:szCs w:val="20"/>
+                <w:lang w:eastAsia="it-IT"/>
+                <w14:ligatures w14:val="none"/>
+              </w:rPr>
+              <w:br/>
+            </w:r>
+            <w:r>
+              <w:rPr>
+                <w:rFonts w:ascii="Aptos" w:eastAsia="Times New Roman" w:hAnsi="Aptos" w:cs="Times New Roman"/>
+                <w:b/>
+                <w:bCs/>
+                <w:kern w:val="0"/>
+                <w:sz w:val="20"/>
+                <w:szCs w:val="20"/>
+                <w:lang w:eastAsia="it-IT"/>
+                <w14:ligatures w14:val="none"/>
+              </w:rPr>
+              <w:t>H373</w:t>
+            </w:r>
+            <w:r>
+              <w:rPr>
+                <w:rFonts w:ascii="Aptos" w:eastAsia="Times New Roman" w:hAnsi="Aptos" w:cs="Times New Roman"/>
+                <w:kern w:val="0"/>
+                <w:sz w:val="20"/>
+                <w:szCs w:val="20"/>
+                <w:lang w:eastAsia="it-IT"/>
+                <w14:ligatures w14:val="none"/>
+              </w:rPr>
+              <w:t xml:space="preserve"> Può provocare danni agli organi (reni), in caso di ingestione prolungata o ripetuta.</w:t>
+            </w:r>
+          </w:p>
+        </w:tc>
+      </w:tr>
+      <w:tr>
+        <w:tblPrEx>
+          <w:shd w:val="clear" w:color="auto" w:fill="auto"/>
+        </w:tblPrEx>
+        <w:trPr>
+          <w:trHeight w:val="340"/>
+        </w:trPr>
+        <w:tc>
+          <w:tcPr>
+            <w:tcW w:w="2378" w:type="dxa"/>
+            <w:gridSpan w:val="6"/>
+            <w:vAlign w:val="center"/>
+          </w:tcPr>
+          <w:p>
+            <w:pPr>
+              <w:spacing w:after="0" w:line="240" w:lineRule="auto"/>
+              <w:rPr>
+                <w:rFonts w:ascii="Aptos" w:eastAsia="Times New Roman" w:hAnsi="Aptos" w:cs="Times New Roman"/>
+                <w:kern w:val="0"/>
+                <w:sz w:val="20"/>
+                <w:szCs w:val="20"/>
+                <w:lang w:eastAsia="it-IT"/>
+                <w14:ligatures w14:val="none"/>
+              </w:rPr>
+            </w:pPr>
+            <w:r>
+              <w:rPr>
+                <w:rFonts w:ascii="Aptos" w:eastAsia="Times New Roman" w:hAnsi="Aptos" w:cs="Times New Roman"/>
+                <w:kern w:val="0"/>
+                <w:sz w:val="20"/>
+                <w:szCs w:val="20"/>
+                <w:lang w:eastAsia="it-IT"/>
+                <w14:ligatures w14:val="none"/>
+              </w:rPr>
+              <w:t>Kg utilizzati per addetto</w:t>
+            </w:r>
+          </w:p>
+        </w:tc>
+        <w:tc>
+          <w:tcPr>
+            <w:tcW w:w="2472" w:type="dxa"/>
+            <w:gridSpan w:val="5"/>
+            <w:vAlign w:val="center"/>
+          </w:tcPr>
+          <w:p>
+            <w:pPr>
+              <w:spacing w:after="0" w:line="240" w:lineRule="auto"/>
+              <w:rPr>
+                <w:rFonts w:ascii="Aptos" w:eastAsia="Times New Roman" w:hAnsi="Aptos" w:cs="Times New Roman"/>
+                <w:kern w:val="0"/>
+                <w:sz w:val="20"/>
+                <w:szCs w:val="20"/>
+                <w:lang w:eastAsia="it-IT"/>
+                <w14:ligatures w14:val="none"/>
+              </w:rPr>
+            </w:pPr>
+            <w:r>
+              <w:rPr>
+                <w:rFonts w:ascii="Aptos" w:eastAsia="Times New Roman" w:hAnsi="Aptos" w:cs="Times New Roman"/>
+                <w:kern w:val="0"/>
+                <w:sz w:val="20"/>
+                <w:szCs w:val="20"/>
+                <w:lang w:eastAsia="it-IT"/>
+                <w14:ligatures w14:val="none"/>
+              </w:rPr>
+              <w:t>1-10 a settimana</w:t>
+            </w:r>
+          </w:p>
+        </w:tc>
+        <w:tc>
+          <w:tcPr>
+            <w:tcW w:w="2472" w:type="dxa"/>
+            <w:gridSpan w:val="5"/>
+            <w:vAlign w:val="center"/>
+          </w:tcPr>
+          <w:p>
+            <w:pPr>
+              <w:spacing w:after="0" w:line="240" w:lineRule="auto"/>
+              <w:rPr>
+                <w:rFonts w:ascii="Aptos" w:eastAsia="Times New Roman" w:hAnsi="Aptos" w:cs="Times New Roman"/>
+                <w:kern w:val="0"/>
+                <w:sz w:val="20"/>
+                <w:szCs w:val="20"/>
+                <w:lang w:eastAsia="it-IT"/>
+                <w14:ligatures w14:val="none"/>
+              </w:rPr>
+            </w:pPr>
+            <w:r>
+              <w:rPr>
+                <w:rFonts w:ascii="Aptos" w:eastAsia="Times New Roman" w:hAnsi="Aptos" w:cs="Times New Roman"/>
+                <w:kern w:val="0"/>
+                <w:sz w:val="20"/>
+                <w:szCs w:val="20"/>
+                <w:lang w:eastAsia="it-IT"/>
+                <w14:ligatures w14:val="none"/>
+              </w:rPr>
+              <w:t>Tempo di esposizione</w:t>
+            </w:r>
+          </w:p>
+        </w:tc>
+        <w:tc>
+          <w:tcPr>
+            <w:tcW w:w="2472" w:type="dxa"/>
+            <w:gridSpan w:val="3"/>
+            <w:vAlign w:val="center"/>
+          </w:tcPr>
+          <w:p>
+            <w:pPr>
+              <w:spacing w:after="0" w:line="240" w:lineRule="auto"/>
+              <w:rPr>
+                <w:rFonts w:ascii="Aptos" w:eastAsia="Times New Roman" w:hAnsi="Aptos" w:cs="Times New Roman"/>
+                <w:kern w:val="0"/>
+                <w:sz w:val="20"/>
+                <w:szCs w:val="20"/>
+                <w:lang w:eastAsia="it-IT"/>
+                <w14:ligatures w14:val="none"/>
+              </w:rPr>
+            </w:pPr>
+            <w:r>
+              <w:rPr>
+                <w:rFonts w:ascii="Aptos" w:eastAsia="Times New Roman" w:hAnsi="Aptos" w:cs="Times New Roman"/>
+                <w:kern w:val="0"/>
+                <w:sz w:val="20"/>
+                <w:szCs w:val="20"/>
+                <w:lang w:eastAsia="it-IT"/>
+                <w14:ligatures w14:val="none"/>
+              </w:rPr>
+              <w:t>10-25% orario di lavoro</w:t>
+            </w:r>
+          </w:p>
+        </w:tc>
+      </w:tr>
+      <w:tr>
+        <w:tblPrEx>
+          <w:shd w:val="clear" w:color="auto" w:fill="auto"/>
+        </w:tblPrEx>
+        <w:trPr>
+          <w:trHeight w:val="340"/>
+        </w:trPr>
+        <w:tc>
+          <w:tcPr>
+            <w:tcW w:w="2378" w:type="dxa"/>
+            <w:gridSpan w:val="6"/>
+            <w:tcBorders>
+              <w:bottom w:val="single" w:sz="4" w:space="0" w:color="auto"/>
+            </w:tcBorders>
+            <w:vAlign w:val="center"/>
+          </w:tcPr>
+          <w:p>
+            <w:pPr>
+              <w:spacing w:after="0" w:line="240" w:lineRule="auto"/>
+              <w:rPr>
+                <w:rFonts w:ascii="Aptos" w:eastAsia="Times New Roman" w:hAnsi="Aptos" w:cs="Times New Roman"/>
+                <w:kern w:val="0"/>
+                <w:sz w:val="20"/>
+                <w:szCs w:val="20"/>
+                <w:lang w:eastAsia="it-IT"/>
+                <w14:ligatures w14:val="none"/>
+              </w:rPr>
+            </w:pPr>
+            <w:r>
+              <w:rPr>
+                <w:rFonts w:ascii="Aptos" w:eastAsia="Times New Roman" w:hAnsi="Aptos" w:cs="Times New Roman"/>
+                <w:kern w:val="0"/>
+                <w:sz w:val="20"/>
+                <w:szCs w:val="20"/>
+                <w:lang w:eastAsia="it-IT"/>
+                <w14:ligatures w14:val="none"/>
+              </w:rPr>
+              <w:t>Categoria ex UNI EN 141</w:t>
+            </w:r>
+          </w:p>
+        </w:tc>
+        <w:tc>
+          <w:tcPr>
+            <w:tcW w:w="3903" w:type="dxa"/>
+            <w:gridSpan w:val="7"/>
+            <w:tcBorders>
+              <w:bottom w:val="single" w:sz="4" w:space="0" w:color="auto"/>
+            </w:tcBorders>
+            <w:vAlign w:val="center"/>
+          </w:tcPr>
+          <w:p>
+            <w:pPr>
+              <w:autoSpaceDE w:val="0"/>
+              <w:autoSpaceDN w:val="0"/>
+              <w:adjustRightInd w:val="0"/>
+              <w:spacing w:after="0" w:line="240" w:lineRule="auto"/>
+              <w:rPr>
+                <w:rFonts w:ascii="Aptos" w:eastAsia="Times New Roman" w:hAnsi="Aptos" w:cs="Times New Roman"/>
+                <w:kern w:val="0"/>
+                <w:sz w:val="16"/>
+                <w:szCs w:val="16"/>
+                <w:lang w:eastAsia="it-IT"/>
+                <w14:ligatures w14:val="none"/>
+              </w:rPr>
+            </w:pPr>
+            <w:r>
+              <w:rPr>
+                <w:rFonts w:ascii="Aptos" w:eastAsia="Times New Roman" w:hAnsi="Aptos" w:cs="Times New Roman"/>
                 <w:kern w:val="0"/>
                 <w:sz w:val="16"/>
                 <w:szCs w:val="16"/>
@@ -1710,7 +2060,7 @@
             </w:r>
             <w:r>
               <w:rPr>
-                <w:rFonts w:ascii="Times New Roman" w:eastAsia="Times New Roman" w:hAnsi="Times New Roman" w:cs="Times New Roman"/>
+                <w:rFonts w:ascii="Aptos" w:eastAsia="Times New Roman" w:hAnsi="Aptos" w:cs="Times New Roman"/>
                 <w:kern w:val="0"/>
                 <w:sz w:val="16"/>
                 <w:szCs w:val="16"/>
@@ -1721,17 +2071,17 @@
             </w:r>
             <w:r>
               <w:rPr>
-                <w:rFonts w:ascii="Times New Roman" w:eastAsia="Times New Roman" w:hAnsi="Times New Roman" w:cs="Times New Roman"/>
-                <w:kern w:val="0"/>
-                <w:sz w:val="16"/>
-                <w:szCs w:val="16"/>
-                <w:lang w:eastAsia="it-IT"/>
-                <w14:ligatures w14:val="none"/>
-              </w:rPr>
-            </w:r>
-            <w:r>
-              <w:rPr>
-                <w:rFonts w:ascii="Times New Roman" w:eastAsia="Times New Roman" w:hAnsi="Times New Roman" w:cs="Times New Roman"/>
+                <w:rFonts w:ascii="Aptos" w:eastAsia="Times New Roman" w:hAnsi="Aptos" w:cs="Times New Roman"/>
+                <w:kern w:val="0"/>
+                <w:sz w:val="16"/>
+                <w:szCs w:val="16"/>
+                <w:lang w:eastAsia="it-IT"/>
+                <w14:ligatures w14:val="none"/>
+              </w:rPr>
+            </w:r>
+            <w:r>
+              <w:rPr>
+                <w:rFonts w:ascii="Aptos" w:eastAsia="Times New Roman" w:hAnsi="Aptos" w:cs="Times New Roman"/>
                 <w:kern w:val="0"/>
                 <w:sz w:val="16"/>
                 <w:szCs w:val="16"/>
@@ -1742,7 +2092,7 @@
             </w:r>
             <w:r>
               <w:rPr>
-                <w:rFonts w:ascii="Times New Roman" w:eastAsia="Times New Roman" w:hAnsi="Times New Roman" w:cs="Times New Roman"/>
+                <w:rFonts w:ascii="Aptos" w:eastAsia="Times New Roman" w:hAnsi="Aptos" w:cs="Times New Roman"/>
                 <w:kern w:val="0"/>
                 <w:sz w:val="16"/>
                 <w:szCs w:val="16"/>
@@ -1753,82 +2103,388 @@
             </w:r>
             <w:r>
               <w:rPr>
-                <w:rFonts w:ascii="Times New Roman" w:eastAsia="Times New Roman" w:hAnsi="Times New Roman" w:cs="Times New Roman"/>
-                <w:kern w:val="0"/>
-                <w:sz w:val="16"/>
-                <w:szCs w:val="16"/>
-                <w:lang w:eastAsia="it-IT"/>
-                <w14:ligatures w14:val="none"/>
-              </w:rPr>
-              <w:t xml:space="preserve"> Glicol etilenico</w:t>
-            </w:r>
-          </w:p>
-        </w:tc>
-        <w:tc>
-          <w:tcPr>
-            <w:tcW w:w="3260" w:type="dxa"/>
-            <w:gridSpan w:val="5"/>
+                <w:rFonts w:ascii="Aptos" w:eastAsia="Times New Roman" w:hAnsi="Aptos" w:cs="Times New Roman"/>
+                <w:kern w:val="0"/>
+                <w:sz w:val="16"/>
+                <w:szCs w:val="16"/>
+                <w:lang w:eastAsia="it-IT"/>
+                <w14:ligatures w14:val="none"/>
+              </w:rPr>
+              <w:t xml:space="preserve"> A–Gas/vapori organici (punto ebollizione &gt; 65°C)</w:t>
+            </w:r>
+          </w:p>
+          <w:p>
+            <w:pPr>
+              <w:autoSpaceDE w:val="0"/>
+              <w:autoSpaceDN w:val="0"/>
+              <w:adjustRightInd w:val="0"/>
+              <w:spacing w:after="0" w:line="240" w:lineRule="auto"/>
+              <w:rPr>
+                <w:rFonts w:ascii="Aptos" w:eastAsia="Times New Roman" w:hAnsi="Aptos" w:cs="Times New Roman"/>
+                <w:kern w:val="0"/>
+                <w:sz w:val="16"/>
+                <w:szCs w:val="16"/>
+                <w:lang w:eastAsia="it-IT"/>
+                <w14:ligatures w14:val="none"/>
+              </w:rPr>
+            </w:pPr>
+            <w:r>
+              <w:rPr>
+                <w:rFonts w:ascii="Aptos" w:eastAsia="Times New Roman" w:hAnsi="Aptos" w:cs="Times New Roman"/>
+                <w:kern w:val="0"/>
+                <w:sz w:val="16"/>
+                <w:szCs w:val="16"/>
+                <w:lang w:eastAsia="it-IT"/>
+                <w14:ligatures w14:val="none"/>
+              </w:rPr>
+              <w:fldChar w:fldCharType="begin">
+                <w:ffData>
+                  <w:name w:val=""/>
+                  <w:enabled/>
+                  <w:calcOnExit w:val="0"/>
+                  <w:checkBox>
+                    <w:sizeAuto/>
+                    <w:default w:val="0"/>
+                  </w:checkBox>
+                </w:ffData>
+              </w:fldChar>
+            </w:r>
+            <w:r>
+              <w:rPr>
+                <w:rFonts w:ascii="Aptos" w:eastAsia="Times New Roman" w:hAnsi="Aptos" w:cs="Times New Roman"/>
+                <w:kern w:val="0"/>
+                <w:sz w:val="16"/>
+                <w:szCs w:val="16"/>
+                <w:lang w:eastAsia="it-IT"/>
+                <w14:ligatures w14:val="none"/>
+              </w:rPr>
+              <w:instrText xml:space="preserve"> FORMCHECKBOX </w:instrText>
+            </w:r>
+            <w:r>
+              <w:rPr>
+                <w:rFonts w:ascii="Aptos" w:eastAsia="Times New Roman" w:hAnsi="Aptos" w:cs="Times New Roman"/>
+                <w:kern w:val="0"/>
+                <w:sz w:val="16"/>
+                <w:szCs w:val="16"/>
+                <w:lang w:eastAsia="it-IT"/>
+                <w14:ligatures w14:val="none"/>
+              </w:rPr>
+            </w:r>
+            <w:r>
+              <w:rPr>
+                <w:rFonts w:ascii="Aptos" w:eastAsia="Times New Roman" w:hAnsi="Aptos" w:cs="Times New Roman"/>
+                <w:kern w:val="0"/>
+                <w:sz w:val="16"/>
+                <w:szCs w:val="16"/>
+                <w:lang w:eastAsia="it-IT"/>
+                <w14:ligatures w14:val="none"/>
+              </w:rPr>
+              <w:fldChar w:fldCharType="separate"/>
+            </w:r>
+            <w:r>
+              <w:rPr>
+                <w:rFonts w:ascii="Aptos" w:eastAsia="Times New Roman" w:hAnsi="Aptos" w:cs="Times New Roman"/>
+                <w:kern w:val="0"/>
+                <w:sz w:val="16"/>
+                <w:szCs w:val="16"/>
+                <w:lang w:eastAsia="it-IT"/>
+                <w14:ligatures w14:val="none"/>
+              </w:rPr>
+              <w:fldChar w:fldCharType="end"/>
+            </w:r>
+            <w:r>
+              <w:rPr>
+                <w:rFonts w:ascii="Aptos" w:eastAsia="Times New Roman" w:hAnsi="Aptos" w:cs="Times New Roman"/>
+                <w:kern w:val="0"/>
+                <w:sz w:val="16"/>
+                <w:szCs w:val="16"/>
+                <w:lang w:eastAsia="it-IT"/>
+                <w14:ligatures w14:val="none"/>
+              </w:rPr>
+              <w:t xml:space="preserve"> AX–Gas/vapori organici (punto ebollizione &lt; 65°C)</w:t>
+            </w:r>
+          </w:p>
+        </w:tc>
+        <w:tc>
+          <w:tcPr>
+            <w:tcW w:w="3513" w:type="dxa"/>
+            <w:gridSpan w:val="6"/>
+            <w:tcBorders>
+              <w:bottom w:val="single" w:sz="4" w:space="0" w:color="auto"/>
+            </w:tcBorders>
             <w:vAlign w:val="center"/>
           </w:tcPr>
           <w:p>
             <w:pPr>
-              <w:widowControl w:val="0"/>
-              <w:spacing w:after="0" w:line="240" w:lineRule="auto"/>
-              <w:rPr>
-                <w:rFonts w:ascii="Times New Roman" w:eastAsia="Times New Roman" w:hAnsi="Times New Roman" w:cs="Times New Roman"/>
-                <w:kern w:val="0"/>
-                <w:sz w:val="16"/>
-                <w:szCs w:val="16"/>
-                <w:lang w:val="en-US" w:eastAsia="it-IT"/>
-                <w14:ligatures w14:val="none"/>
-              </w:rPr>
-            </w:pPr>
-            <w:r>
-              <w:rPr>
-                <w:rFonts w:ascii="Times New Roman" w:eastAsia="Times New Roman" w:hAnsi="Times New Roman" w:cs="Times New Roman"/>
-                <w:kern w:val="0"/>
-                <w:sz w:val="16"/>
-                <w:szCs w:val="16"/>
-                <w:lang w:val="en-US" w:eastAsia="it-IT"/>
-                <w14:ligatures w14:val="none"/>
-              </w:rPr>
-              <w:t>VLE 8h: ppm 20 - 52 mg/m</w:t>
-            </w:r>
-            <w:r>
-              <w:rPr>
-                <w:rFonts w:ascii="Times New Roman" w:eastAsia="Times New Roman" w:hAnsi="Times New Roman" w:cs="Times New Roman"/>
-                <w:kern w:val="0"/>
-                <w:sz w:val="16"/>
-                <w:szCs w:val="16"/>
-                <w:vertAlign w:val="superscript"/>
-                <w:lang w:val="en-US" w:eastAsia="it-IT"/>
-                <w14:ligatures w14:val="none"/>
-              </w:rPr>
-              <w:t>3</w:t>
-            </w:r>
-            <w:r>
-              <w:rPr>
-                <w:rFonts w:ascii="Times New Roman" w:eastAsia="Times New Roman" w:hAnsi="Times New Roman" w:cs="Times New Roman"/>
-                <w:kern w:val="0"/>
-                <w:sz w:val="16"/>
-                <w:szCs w:val="16"/>
-                <w:lang w:val="en-US" w:eastAsia="it-IT"/>
-                <w14:ligatures w14:val="none"/>
-              </w:rPr>
-              <w:br/>
-              <w:t>VLE short: ppm 40 - 104 mg/m</w:t>
-            </w:r>
-            <w:r>
-              <w:rPr>
-                <w:rFonts w:ascii="Times New Roman" w:eastAsia="Times New Roman" w:hAnsi="Times New Roman" w:cs="Times New Roman"/>
-                <w:kern w:val="0"/>
-                <w:sz w:val="16"/>
-                <w:szCs w:val="16"/>
-                <w:vertAlign w:val="superscript"/>
-                <w:lang w:val="en-US" w:eastAsia="it-IT"/>
-                <w14:ligatures w14:val="none"/>
-              </w:rPr>
-              <w:t>3</w:t>
+              <w:autoSpaceDE w:val="0"/>
+              <w:autoSpaceDN w:val="0"/>
+              <w:adjustRightInd w:val="0"/>
+              <w:spacing w:after="0" w:line="240" w:lineRule="auto"/>
+              <w:rPr>
+                <w:rFonts w:ascii="Aptos" w:eastAsia="Times New Roman" w:hAnsi="Aptos" w:cs="Times New Roman"/>
+                <w:kern w:val="0"/>
+                <w:sz w:val="16"/>
+                <w:szCs w:val="16"/>
+                <w:lang w:eastAsia="it-IT"/>
+                <w14:ligatures w14:val="none"/>
+              </w:rPr>
+            </w:pPr>
+            <w:r>
+              <w:rPr>
+                <w:rFonts w:ascii="Aptos" w:eastAsia="Times New Roman" w:hAnsi="Aptos" w:cs="Times New Roman"/>
+                <w:kern w:val="0"/>
+                <w:sz w:val="16"/>
+                <w:szCs w:val="16"/>
+                <w:lang w:eastAsia="it-IT"/>
+                <w14:ligatures w14:val="none"/>
+              </w:rPr>
+              <w:fldChar w:fldCharType="begin">
+                <w:ffData>
+                  <w:name w:val=""/>
+                  <w:enabled/>
+                  <w:calcOnExit w:val="0"/>
+                  <w:checkBox>
+                    <w:sizeAuto/>
+                    <w:default w:val="0"/>
+                  </w:checkBox>
+                </w:ffData>
+              </w:fldChar>
+            </w:r>
+            <w:r>
+              <w:rPr>
+                <w:rFonts w:ascii="Aptos" w:eastAsia="Times New Roman" w:hAnsi="Aptos" w:cs="Times New Roman"/>
+                <w:kern w:val="0"/>
+                <w:sz w:val="16"/>
+                <w:szCs w:val="16"/>
+                <w:lang w:eastAsia="it-IT"/>
+                <w14:ligatures w14:val="none"/>
+              </w:rPr>
+              <w:instrText xml:space="preserve"> FORMCHECKBOX </w:instrText>
+            </w:r>
+            <w:r>
+              <w:rPr>
+                <w:rFonts w:ascii="Aptos" w:eastAsia="Times New Roman" w:hAnsi="Aptos" w:cs="Times New Roman"/>
+                <w:kern w:val="0"/>
+                <w:sz w:val="16"/>
+                <w:szCs w:val="16"/>
+                <w:lang w:eastAsia="it-IT"/>
+                <w14:ligatures w14:val="none"/>
+              </w:rPr>
+            </w:r>
+            <w:r>
+              <w:rPr>
+                <w:rFonts w:ascii="Aptos" w:eastAsia="Times New Roman" w:hAnsi="Aptos" w:cs="Times New Roman"/>
+                <w:kern w:val="0"/>
+                <w:sz w:val="16"/>
+                <w:szCs w:val="16"/>
+                <w:lang w:eastAsia="it-IT"/>
+                <w14:ligatures w14:val="none"/>
+              </w:rPr>
+              <w:fldChar w:fldCharType="separate"/>
+            </w:r>
+            <w:r>
+              <w:rPr>
+                <w:rFonts w:ascii="Aptos" w:eastAsia="Times New Roman" w:hAnsi="Aptos" w:cs="Times New Roman"/>
+                <w:kern w:val="0"/>
+                <w:sz w:val="16"/>
+                <w:szCs w:val="16"/>
+                <w:lang w:eastAsia="it-IT"/>
+                <w14:ligatures w14:val="none"/>
+              </w:rPr>
+              <w:fldChar w:fldCharType="end"/>
+            </w:r>
+            <w:r>
+              <w:rPr>
+                <w:rFonts w:ascii="Aptos" w:eastAsia="Times New Roman" w:hAnsi="Aptos" w:cs="Times New Roman"/>
+                <w:kern w:val="0"/>
+                <w:sz w:val="16"/>
+                <w:szCs w:val="16"/>
+                <w:lang w:eastAsia="it-IT"/>
+                <w14:ligatures w14:val="none"/>
+              </w:rPr>
+              <w:t xml:space="preserve"> B–Gas/vapori inorganici</w:t>
+            </w:r>
+          </w:p>
+          <w:p>
+            <w:pPr>
+              <w:autoSpaceDE w:val="0"/>
+              <w:autoSpaceDN w:val="0"/>
+              <w:adjustRightInd w:val="0"/>
+              <w:spacing w:after="0" w:line="240" w:lineRule="auto"/>
+              <w:rPr>
+                <w:rFonts w:ascii="Aptos" w:eastAsia="Times New Roman" w:hAnsi="Aptos" w:cs="Times New Roman"/>
+                <w:kern w:val="0"/>
+                <w:sz w:val="16"/>
+                <w:szCs w:val="16"/>
+                <w:lang w:eastAsia="it-IT"/>
+                <w14:ligatures w14:val="none"/>
+              </w:rPr>
+            </w:pPr>
+            <w:r>
+              <w:rPr>
+                <w:rFonts w:ascii="Aptos" w:eastAsia="Times New Roman" w:hAnsi="Aptos" w:cs="Times New Roman"/>
+                <w:kern w:val="0"/>
+                <w:sz w:val="16"/>
+                <w:szCs w:val="16"/>
+                <w:lang w:eastAsia="it-IT"/>
+                <w14:ligatures w14:val="none"/>
+              </w:rPr>
+              <w:fldChar w:fldCharType="begin">
+                <w:ffData>
+                  <w:name w:val="Controllo5"/>
+                  <w:enabled/>
+                  <w:calcOnExit w:val="0"/>
+                  <w:checkBox>
+                    <w:sizeAuto/>
+                    <w:default w:val="0"/>
+                  </w:checkBox>
+                </w:ffData>
+              </w:fldChar>
+            </w:r>
+            <w:r>
+              <w:rPr>
+                <w:rFonts w:ascii="Aptos" w:eastAsia="Times New Roman" w:hAnsi="Aptos" w:cs="Times New Roman"/>
+                <w:kern w:val="0"/>
+                <w:sz w:val="16"/>
+                <w:szCs w:val="16"/>
+                <w:lang w:eastAsia="it-IT"/>
+                <w14:ligatures w14:val="none"/>
+              </w:rPr>
+              <w:instrText xml:space="preserve"> FORMCHECKBOX </w:instrText>
+            </w:r>
+            <w:r>
+              <w:rPr>
+                <w:rFonts w:ascii="Aptos" w:eastAsia="Times New Roman" w:hAnsi="Aptos" w:cs="Times New Roman"/>
+                <w:kern w:val="0"/>
+                <w:sz w:val="16"/>
+                <w:szCs w:val="16"/>
+                <w:lang w:eastAsia="it-IT"/>
+                <w14:ligatures w14:val="none"/>
+              </w:rPr>
+            </w:r>
+            <w:r>
+              <w:rPr>
+                <w:rFonts w:ascii="Aptos" w:eastAsia="Times New Roman" w:hAnsi="Aptos" w:cs="Times New Roman"/>
+                <w:kern w:val="0"/>
+                <w:sz w:val="16"/>
+                <w:szCs w:val="16"/>
+                <w:lang w:eastAsia="it-IT"/>
+                <w14:ligatures w14:val="none"/>
+              </w:rPr>
+              <w:fldChar w:fldCharType="separate"/>
+            </w:r>
+            <w:r>
+              <w:rPr>
+                <w:rFonts w:ascii="Aptos" w:eastAsia="Times New Roman" w:hAnsi="Aptos" w:cs="Times New Roman"/>
+                <w:kern w:val="0"/>
+                <w:sz w:val="16"/>
+                <w:szCs w:val="16"/>
+                <w:lang w:eastAsia="it-IT"/>
+                <w14:ligatures w14:val="none"/>
+              </w:rPr>
+              <w:fldChar w:fldCharType="end"/>
+            </w:r>
+            <w:r>
+              <w:rPr>
+                <w:rFonts w:ascii="Aptos" w:eastAsia="Times New Roman" w:hAnsi="Aptos" w:cs="Times New Roman"/>
+                <w:kern w:val="0"/>
+                <w:sz w:val="16"/>
+                <w:szCs w:val="16"/>
+                <w:lang w:eastAsia="it-IT"/>
+                <w14:ligatures w14:val="none"/>
+              </w:rPr>
+              <w:t xml:space="preserve"> E–Gas/vapori acidi</w:t>
+            </w:r>
+          </w:p>
+          <w:p>
+            <w:pPr>
+              <w:autoSpaceDE w:val="0"/>
+              <w:autoSpaceDN w:val="0"/>
+              <w:adjustRightInd w:val="0"/>
+              <w:spacing w:after="0" w:line="240" w:lineRule="auto"/>
+              <w:rPr>
+                <w:rFonts w:ascii="Aptos" w:eastAsia="Times New Roman" w:hAnsi="Aptos" w:cs="Times New Roman"/>
+                <w:kern w:val="0"/>
+                <w:sz w:val="16"/>
+                <w:szCs w:val="16"/>
+                <w:lang w:eastAsia="it-IT"/>
+                <w14:ligatures w14:val="none"/>
+              </w:rPr>
+            </w:pPr>
+            <w:r>
+              <w:rPr>
+                <w:rFonts w:ascii="Aptos" w:eastAsia="Times New Roman" w:hAnsi="Aptos" w:cs="Times New Roman"/>
+                <w:kern w:val="0"/>
+                <w:sz w:val="16"/>
+                <w:szCs w:val="16"/>
+                <w:lang w:eastAsia="it-IT"/>
+                <w14:ligatures w14:val="none"/>
+              </w:rPr>
+              <w:fldChar w:fldCharType="begin">
+                <w:ffData>
+                  <w:name w:val="Controllo5"/>
+                  <w:enabled/>
+                  <w:calcOnExit w:val="0"/>
+                  <w:checkBox>
+                    <w:sizeAuto/>
+                    <w:default w:val="0"/>
+                  </w:checkBox>
+                </w:ffData>
+              </w:fldChar>
+            </w:r>
+            <w:r>
+              <w:rPr>
+                <w:rFonts w:ascii="Aptos" w:eastAsia="Times New Roman" w:hAnsi="Aptos" w:cs="Times New Roman"/>
+                <w:kern w:val="0"/>
+                <w:sz w:val="16"/>
+                <w:szCs w:val="16"/>
+                <w:lang w:eastAsia="it-IT"/>
+                <w14:ligatures w14:val="none"/>
+              </w:rPr>
+              <w:instrText xml:space="preserve"> FORMCHECKBOX </w:instrText>
+            </w:r>
+            <w:r>
+              <w:rPr>
+                <w:rFonts w:ascii="Aptos" w:eastAsia="Times New Roman" w:hAnsi="Aptos" w:cs="Times New Roman"/>
+                <w:kern w:val="0"/>
+                <w:sz w:val="16"/>
+                <w:szCs w:val="16"/>
+                <w:lang w:eastAsia="it-IT"/>
+                <w14:ligatures w14:val="none"/>
+              </w:rPr>
+            </w:r>
+            <w:r>
+              <w:rPr>
+                <w:rFonts w:ascii="Aptos" w:eastAsia="Times New Roman" w:hAnsi="Aptos" w:cs="Times New Roman"/>
+                <w:kern w:val="0"/>
+                <w:sz w:val="16"/>
+                <w:szCs w:val="16"/>
+                <w:lang w:eastAsia="it-IT"/>
+                <w14:ligatures w14:val="none"/>
+              </w:rPr>
+              <w:fldChar w:fldCharType="separate"/>
+            </w:r>
+            <w:r>
+              <w:rPr>
+                <w:rFonts w:ascii="Aptos" w:eastAsia="Times New Roman" w:hAnsi="Aptos" w:cs="Times New Roman"/>
+                <w:kern w:val="0"/>
+                <w:sz w:val="16"/>
+                <w:szCs w:val="16"/>
+                <w:lang w:eastAsia="it-IT"/>
+                <w14:ligatures w14:val="none"/>
+              </w:rPr>
+              <w:fldChar w:fldCharType="end"/>
+            </w:r>
+            <w:r>
+              <w:rPr>
+                <w:rFonts w:ascii="Aptos" w:eastAsia="Times New Roman" w:hAnsi="Aptos" w:cs="Times New Roman"/>
+                <w:kern w:val="0"/>
+                <w:sz w:val="16"/>
+                <w:szCs w:val="16"/>
+                <w:lang w:eastAsia="it-IT"/>
+                <w14:ligatures w14:val="none"/>
+              </w:rPr>
+              <w:t xml:space="preserve"> K–Ammoniaca e derivati</w:t>
             </w:r>
           </w:p>
         </w:tc>
@@ -1852,12 +2508,124 @@
             <w:pPr>
               <w:spacing w:after="0" w:line="240" w:lineRule="auto"/>
               <w:rPr>
-                <w:rFonts w:ascii="Times New Roman" w:eastAsia="Times New Roman" w:hAnsi="Times New Roman" w:cs="Times New Roman"/>
+                <w:rFonts w:ascii="Aptos" w:eastAsia="Times New Roman" w:hAnsi="Aptos" w:cs="Times New Roman"/>
                 <w:b/>
                 <w:kern w:val="0"/>
                 <w:sz w:val="10"/>
                 <w:szCs w:val="10"/>
-                <w:lang w:val="en-US" w:eastAsia="it-IT"/>
+                <w:lang w:eastAsia="it-IT"/>
+                <w14:ligatures w14:val="none"/>
+              </w:rPr>
+            </w:pPr>
+          </w:p>
+        </w:tc>
+      </w:tr>
+      <w:tr>
+        <w:tblPrEx>
+          <w:shd w:val="clear" w:color="auto" w:fill="auto"/>
+        </w:tblPrEx>
+        <w:tc>
+          <w:tcPr>
+            <w:tcW w:w="390" w:type="dxa"/>
+            <w:tcBorders>
+              <w:top w:val="single" w:sz="12" w:space="0" w:color="auto"/>
+              <w:left w:val="single" w:sz="12" w:space="0" w:color="auto"/>
+              <w:bottom w:val="single" w:sz="12" w:space="0" w:color="auto"/>
+              <w:right w:val="single" w:sz="12" w:space="0" w:color="auto"/>
+            </w:tcBorders>
+            <w:vAlign w:val="center"/>
+          </w:tcPr>
+          <w:p>
+            <w:pPr>
+              <w:spacing w:after="0" w:line="240" w:lineRule="auto"/>
+              <w:rPr>
+                <w:rFonts w:ascii="Aptos" w:eastAsia="Times New Roman" w:hAnsi="Aptos" w:cs="Times New Roman"/>
+                <w:b/>
+                <w:kern w:val="0"/>
+                <w:sz w:val="24"/>
+                <w:szCs w:val="24"/>
+                <w:lang w:eastAsia="it-IT"/>
+                <w14:ligatures w14:val="none"/>
+              </w:rPr>
+            </w:pPr>
+            <w:r>
+              <w:rPr>
+                <w:rFonts w:ascii="Aptos" w:eastAsia="Times New Roman" w:hAnsi="Aptos" w:cs="Times New Roman"/>
+                <w:b/>
+                <w:kern w:val="0"/>
+                <w:sz w:val="24"/>
+                <w:szCs w:val="24"/>
+                <w:lang w:eastAsia="it-IT"/>
+                <w14:ligatures w14:val="none"/>
+              </w:rPr>
+              <w:t>B</w:t>
+            </w:r>
+          </w:p>
+        </w:tc>
+        <w:tc>
+          <w:tcPr>
+            <w:tcW w:w="9404" w:type="dxa"/>
+            <w:gridSpan w:val="18"/>
+            <w:tcBorders>
+              <w:top w:val="nil"/>
+              <w:left w:val="single" w:sz="12" w:space="0" w:color="auto"/>
+              <w:bottom w:val="nil"/>
+            </w:tcBorders>
+            <w:vAlign w:val="center"/>
+          </w:tcPr>
+          <w:p>
+            <w:pPr>
+              <w:spacing w:after="0" w:line="240" w:lineRule="auto"/>
+              <w:rPr>
+                <w:rFonts w:ascii="Aptos" w:eastAsia="Times New Roman" w:hAnsi="Aptos" w:cs="Times New Roman"/>
+                <w:b/>
+                <w:kern w:val="0"/>
+                <w:sz w:val="24"/>
+                <w:szCs w:val="24"/>
+                <w:lang w:eastAsia="it-IT"/>
+                <w14:ligatures w14:val="none"/>
+              </w:rPr>
+            </w:pPr>
+            <w:r>
+              <w:rPr>
+                <w:rFonts w:ascii="Aptos" w:eastAsia="Times New Roman" w:hAnsi="Aptos" w:cs="Times New Roman"/>
+                <w:b/>
+                <w:kern w:val="0"/>
+                <w:sz w:val="24"/>
+                <w:szCs w:val="24"/>
+                <w:lang w:eastAsia="it-IT"/>
+                <w14:ligatures w14:val="none"/>
+              </w:rPr>
+              <w:t>VALUTAZIONE DEL RISCHIO PER FATTORI (rischio stimato)</w:t>
+            </w:r>
+          </w:p>
+        </w:tc>
+      </w:tr>
+      <w:tr>
+        <w:tblPrEx>
+          <w:shd w:val="clear" w:color="auto" w:fill="auto"/>
+        </w:tblPrEx>
+        <w:trPr>
+          <w:trHeight w:val="170"/>
+        </w:trPr>
+        <w:tc>
+          <w:tcPr>
+            <w:tcW w:w="9794" w:type="dxa"/>
+            <w:gridSpan w:val="19"/>
+            <w:tcBorders>
+              <w:top w:val="nil"/>
+            </w:tcBorders>
+          </w:tcPr>
+          <w:p>
+            <w:pPr>
+              <w:spacing w:after="0" w:line="240" w:lineRule="auto"/>
+              <w:rPr>
+                <w:rFonts w:ascii="Aptos" w:eastAsia="Times New Roman" w:hAnsi="Aptos" w:cs="Times New Roman"/>
+                <w:b/>
+                <w:kern w:val="0"/>
+                <w:sz w:val="10"/>
+                <w:szCs w:val="10"/>
+                <w:lang w:eastAsia="it-IT"/>
                 <w14:ligatures w14:val="none"/>
               </w:rPr>
             </w:pPr>
@@ -1873,15 +2641,16 @@
         </w:trPr>
         <w:tc>
           <w:tcPr>
-            <w:tcW w:w="2378" w:type="dxa"/>
-            <w:gridSpan w:val="6"/>
+            <w:tcW w:w="1634" w:type="dxa"/>
+            <w:gridSpan w:val="4"/>
             <w:vAlign w:val="center"/>
           </w:tcPr>
           <w:p>
             <w:pPr>
               <w:spacing w:after="0" w:line="240" w:lineRule="auto"/>
               <w:rPr>
-                <w:rFonts w:ascii="Times New Roman" w:eastAsia="Times New Roman" w:hAnsi="Times New Roman" w:cs="Times New Roman"/>
+                <w:rFonts w:ascii="Aptos" w:eastAsia="Times New Roman" w:hAnsi="Aptos" w:cs="Times New Roman"/>
+                <w:b/>
                 <w:kern w:val="0"/>
                 <w:sz w:val="20"/>
                 <w:szCs w:val="20"/>
@@ -1891,28 +2660,30 @@
             </w:pPr>
             <w:r>
               <w:rPr>
-                <w:rFonts w:ascii="Times New Roman" w:eastAsia="Times New Roman" w:hAnsi="Times New Roman" w:cs="Times New Roman"/>
+                <w:rFonts w:ascii="Aptos" w:eastAsia="Times New Roman" w:hAnsi="Aptos" w:cs="Times New Roman"/>
+                <w:b/>
                 <w:kern w:val="0"/>
                 <w:sz w:val="20"/>
                 <w:szCs w:val="20"/>
                 <w:lang w:eastAsia="it-IT"/>
                 <w14:ligatures w14:val="none"/>
               </w:rPr>
-              <w:t>Classificazione H</w:t>
-            </w:r>
-          </w:p>
-        </w:tc>
-        <w:tc>
-          <w:tcPr>
-            <w:tcW w:w="7416" w:type="dxa"/>
-            <w:gridSpan w:val="13"/>
+              <w:t>Fattore gravità</w:t>
+            </w:r>
+          </w:p>
+        </w:tc>
+        <w:tc>
+          <w:tcPr>
+            <w:tcW w:w="1624" w:type="dxa"/>
+            <w:gridSpan w:val="4"/>
             <w:vAlign w:val="center"/>
           </w:tcPr>
           <w:p>
             <w:pPr>
               <w:spacing w:after="0" w:line="240" w:lineRule="auto"/>
               <w:rPr>
-                <w:rFonts w:ascii="Times New Roman" w:eastAsia="Times New Roman" w:hAnsi="Times New Roman" w:cs="Times New Roman"/>
+                <w:rFonts w:ascii="Aptos" w:eastAsia="Times New Roman" w:hAnsi="Aptos" w:cs="Times New Roman"/>
+                <w:b/>
                 <w:kern w:val="0"/>
                 <w:sz w:val="20"/>
                 <w:szCs w:val="20"/>
@@ -1922,62 +2693,129 @@
             </w:pPr>
             <w:r>
               <w:rPr>
-                <w:rFonts w:ascii="Times New Roman" w:eastAsia="Times New Roman" w:hAnsi="Times New Roman" w:cs="Times New Roman"/>
-                <w:b/>
-                <w:bCs/>
+                <w:rFonts w:ascii="Aptos" w:eastAsia="Times New Roman" w:hAnsi="Aptos" w:cs="Times New Roman"/>
+                <w:b/>
                 <w:kern w:val="0"/>
                 <w:sz w:val="20"/>
                 <w:szCs w:val="20"/>
                 <w:lang w:eastAsia="it-IT"/>
                 <w14:ligatures w14:val="none"/>
               </w:rPr>
-              <w:t>H302</w:t>
-            </w:r>
-            <w:r>
-              <w:rPr>
-                <w:rFonts w:ascii="Times New Roman" w:eastAsia="Times New Roman" w:hAnsi="Times New Roman" w:cs="Times New Roman"/>
+              <w:t>Fattore durata</w:t>
+            </w:r>
+          </w:p>
+        </w:tc>
+        <w:tc>
+          <w:tcPr>
+            <w:tcW w:w="1710" w:type="dxa"/>
+            <w:gridSpan w:val="4"/>
+            <w:tcBorders>
+              <w:right w:val="single" w:sz="12" w:space="0" w:color="auto"/>
+            </w:tcBorders>
+            <w:vAlign w:val="center"/>
+          </w:tcPr>
+          <w:p>
+            <w:pPr>
+              <w:spacing w:after="0" w:line="240" w:lineRule="auto"/>
+              <w:jc w:val="center"/>
+              <w:rPr>
+                <w:rFonts w:ascii="Aptos" w:eastAsia="Times New Roman" w:hAnsi="Aptos" w:cs="Times New Roman"/>
+                <w:b/>
                 <w:kern w:val="0"/>
                 <w:sz w:val="20"/>
                 <w:szCs w:val="20"/>
                 <w:lang w:eastAsia="it-IT"/>
                 <w14:ligatures w14:val="none"/>
               </w:rPr>
-              <w:t xml:space="preserve"> Nocivo se ingerito.</w:t>
-            </w:r>
-            <w:r>
-              <w:rPr>
-                <w:rFonts w:ascii="Times New Roman" w:eastAsia="Times New Roman" w:hAnsi="Times New Roman" w:cs="Times New Roman"/>
+            </w:pPr>
+            <w:r>
+              <w:rPr>
+                <w:rFonts w:ascii="Aptos" w:eastAsia="Times New Roman" w:hAnsi="Aptos" w:cs="Times New Roman"/>
+                <w:b/>
                 <w:kern w:val="0"/>
                 <w:sz w:val="20"/>
                 <w:szCs w:val="20"/>
                 <w:lang w:eastAsia="it-IT"/>
                 <w14:ligatures w14:val="none"/>
               </w:rPr>
-              <w:br/>
-            </w:r>
-            <w:r>
-              <w:rPr>
-                <w:rFonts w:ascii="Times New Roman" w:eastAsia="Times New Roman" w:hAnsi="Times New Roman" w:cs="Times New Roman"/>
-                <w:b/>
-                <w:bCs/>
+              <w:t>Fattore livello esposizione</w:t>
+            </w:r>
+          </w:p>
+        </w:tc>
+        <w:tc>
+          <w:tcPr>
+            <w:tcW w:w="2413" w:type="dxa"/>
+            <w:gridSpan w:val="4"/>
+            <w:tcBorders>
+              <w:top w:val="single" w:sz="12" w:space="0" w:color="auto"/>
+              <w:left w:val="single" w:sz="12" w:space="0" w:color="auto"/>
+            </w:tcBorders>
+            <w:vAlign w:val="center"/>
+          </w:tcPr>
+          <w:p>
+            <w:pPr>
+              <w:spacing w:after="0" w:line="240" w:lineRule="auto"/>
+              <w:jc w:val="center"/>
+              <w:rPr>
+                <w:rFonts w:ascii="Aptos" w:eastAsia="Times New Roman" w:hAnsi="Aptos" w:cs="Times New Roman"/>
+                <w:b/>
                 <w:kern w:val="0"/>
                 <w:sz w:val="20"/>
                 <w:szCs w:val="20"/>
                 <w:lang w:eastAsia="it-IT"/>
                 <w14:ligatures w14:val="none"/>
               </w:rPr>
-              <w:t>H373</w:t>
-            </w:r>
-            <w:r>
-              <w:rPr>
-                <w:rFonts w:ascii="Times New Roman" w:eastAsia="Times New Roman" w:hAnsi="Times New Roman" w:cs="Times New Roman"/>
+            </w:pPr>
+            <w:r>
+              <w:rPr>
+                <w:rFonts w:ascii="Aptos" w:eastAsia="Times New Roman" w:hAnsi="Aptos" w:cs="Times New Roman"/>
+                <w:b/>
                 <w:kern w:val="0"/>
                 <w:sz w:val="20"/>
                 <w:szCs w:val="20"/>
                 <w:lang w:eastAsia="it-IT"/>
                 <w14:ligatures w14:val="none"/>
               </w:rPr>
-              <w:t xml:space="preserve"> Può provocare danni agli organi (reni), in caso di ingestione prolungata o ripetuta.</w:t>
+              <w:t>Totale</w:t>
+            </w:r>
+          </w:p>
+        </w:tc>
+        <w:tc>
+          <w:tcPr>
+            <w:tcW w:w="2413" w:type="dxa"/>
+            <w:gridSpan w:val="3"/>
+            <w:tcBorders>
+              <w:top w:val="single" w:sz="12" w:space="0" w:color="auto"/>
+              <w:bottom w:val="single" w:sz="4" w:space="0" w:color="auto"/>
+              <w:right w:val="single" w:sz="12" w:space="0" w:color="auto"/>
+            </w:tcBorders>
+            <w:vAlign w:val="center"/>
+          </w:tcPr>
+          <w:p>
+            <w:pPr>
+              <w:spacing w:after="0" w:line="240" w:lineRule="auto"/>
+              <w:jc w:val="center"/>
+              <w:rPr>
+                <w:rFonts w:ascii="Aptos" w:eastAsia="Times New Roman" w:hAnsi="Aptos" w:cs="Times New Roman"/>
+                <w:b/>
+                <w:kern w:val="0"/>
+                <w:sz w:val="20"/>
+                <w:szCs w:val="20"/>
+                <w:lang w:eastAsia="it-IT"/>
+                <w14:ligatures w14:val="none"/>
+              </w:rPr>
+            </w:pPr>
+            <w:r>
+              <w:rPr>
+                <w:rFonts w:ascii="Aptos" w:eastAsia="Times New Roman" w:hAnsi="Aptos" w:cs="Times New Roman"/>
+                <w:b/>
+                <w:kern w:val="0"/>
+                <w:sz w:val="20"/>
+                <w:szCs w:val="20"/>
+                <w:lang w:eastAsia="it-IT"/>
+                <w14:ligatures w14:val="none"/>
+              </w:rPr>
+              <w:t>Classe di rischio</w:t>
             </w:r>
           </w:p>
         </w:tc>
@@ -1991,15 +2829,16 @@
         </w:trPr>
         <w:tc>
           <w:tcPr>
-            <w:tcW w:w="2378" w:type="dxa"/>
-            <w:gridSpan w:val="6"/>
+            <w:tcW w:w="1634" w:type="dxa"/>
+            <w:gridSpan w:val="4"/>
             <w:vAlign w:val="center"/>
           </w:tcPr>
           <w:p>
             <w:pPr>
               <w:spacing w:after="0" w:line="240" w:lineRule="auto"/>
-              <w:rPr>
-                <w:rFonts w:ascii="Times New Roman" w:eastAsia="Times New Roman" w:hAnsi="Times New Roman" w:cs="Times New Roman"/>
+              <w:jc w:val="center"/>
+              <w:rPr>
+                <w:rFonts w:ascii="Aptos" w:eastAsia="Times New Roman" w:hAnsi="Aptos" w:cs="Times New Roman"/>
                 <w:kern w:val="0"/>
                 <w:sz w:val="20"/>
                 <w:szCs w:val="20"/>
@@ -2009,28 +2848,29 @@
             </w:pPr>
             <w:r>
               <w:rPr>
-                <w:rFonts w:ascii="Times New Roman" w:eastAsia="Times New Roman" w:hAnsi="Times New Roman" w:cs="Times New Roman"/>
+                <w:rFonts w:ascii="Aptos" w:eastAsia="Times New Roman" w:hAnsi="Aptos" w:cs="Times New Roman"/>
                 <w:kern w:val="0"/>
                 <w:sz w:val="20"/>
                 <w:szCs w:val="20"/>
                 <w:lang w:eastAsia="it-IT"/>
                 <w14:ligatures w14:val="none"/>
               </w:rPr>
-              <w:t>Kg utilizzati per addetto</w:t>
-            </w:r>
-          </w:p>
-        </w:tc>
-        <w:tc>
-          <w:tcPr>
-            <w:tcW w:w="2472" w:type="dxa"/>
-            <w:gridSpan w:val="5"/>
+              <w:t>4</w:t>
+            </w:r>
+          </w:p>
+        </w:tc>
+        <w:tc>
+          <w:tcPr>
+            <w:tcW w:w="1624" w:type="dxa"/>
+            <w:gridSpan w:val="4"/>
             <w:vAlign w:val="center"/>
           </w:tcPr>
           <w:p>
             <w:pPr>
               <w:spacing w:after="0" w:line="240" w:lineRule="auto"/>
-              <w:rPr>
-                <w:rFonts w:ascii="Times New Roman" w:eastAsia="Times New Roman" w:hAnsi="Times New Roman" w:cs="Times New Roman"/>
+              <w:jc w:val="center"/>
+              <w:rPr>
+                <w:rFonts w:ascii="Aptos" w:eastAsia="Times New Roman" w:hAnsi="Aptos" w:cs="Times New Roman"/>
                 <w:kern w:val="0"/>
                 <w:sz w:val="20"/>
                 <w:szCs w:val="20"/>
@@ -2040,28 +2880,32 @@
             </w:pPr>
             <w:r>
               <w:rPr>
-                <w:rFonts w:ascii="Times New Roman" w:eastAsia="Times New Roman" w:hAnsi="Times New Roman" w:cs="Times New Roman"/>
+                <w:rFonts w:ascii="Aptos" w:eastAsia="Times New Roman" w:hAnsi="Aptos" w:cs="Times New Roman"/>
                 <w:kern w:val="0"/>
                 <w:sz w:val="20"/>
                 <w:szCs w:val="20"/>
                 <w:lang w:eastAsia="it-IT"/>
                 <w14:ligatures w14:val="none"/>
               </w:rPr>
-              <w:t>1-10 a settimana</w:t>
-            </w:r>
-          </w:p>
-        </w:tc>
-        <w:tc>
-          <w:tcPr>
-            <w:tcW w:w="2472" w:type="dxa"/>
-            <w:gridSpan w:val="5"/>
+              <w:t>2</w:t>
+            </w:r>
+          </w:p>
+        </w:tc>
+        <w:tc>
+          <w:tcPr>
+            <w:tcW w:w="1710" w:type="dxa"/>
+            <w:gridSpan w:val="4"/>
+            <w:tcBorders>
+              <w:right w:val="single" w:sz="12" w:space="0" w:color="auto"/>
+            </w:tcBorders>
             <w:vAlign w:val="center"/>
           </w:tcPr>
           <w:p>
             <w:pPr>
               <w:spacing w:after="0" w:line="240" w:lineRule="auto"/>
-              <w:rPr>
-                <w:rFonts w:ascii="Times New Roman" w:eastAsia="Times New Roman" w:hAnsi="Times New Roman" w:cs="Times New Roman"/>
+              <w:jc w:val="center"/>
+              <w:rPr>
+                <w:rFonts w:ascii="Aptos" w:eastAsia="Times New Roman" w:hAnsi="Aptos" w:cs="Times New Roman"/>
                 <w:kern w:val="0"/>
                 <w:sz w:val="20"/>
                 <w:szCs w:val="20"/>
@@ -2071,117 +2915,165 @@
             </w:pPr>
             <w:r>
               <w:rPr>
-                <w:rFonts w:ascii="Times New Roman" w:eastAsia="Times New Roman" w:hAnsi="Times New Roman" w:cs="Times New Roman"/>
+                <w:rFonts w:ascii="Aptos" w:eastAsia="Times New Roman" w:hAnsi="Aptos" w:cs="Times New Roman"/>
                 <w:kern w:val="0"/>
                 <w:sz w:val="20"/>
                 <w:szCs w:val="20"/>
                 <w:lang w:eastAsia="it-IT"/>
                 <w14:ligatures w14:val="none"/>
               </w:rPr>
-              <w:t>Tempo di esposizione</w:t>
-            </w:r>
-          </w:p>
-        </w:tc>
-        <w:tc>
-          <w:tcPr>
-            <w:tcW w:w="2472" w:type="dxa"/>
-            <w:gridSpan w:val="3"/>
-            <w:vAlign w:val="center"/>
-          </w:tcPr>
-          <w:p>
-            <w:pPr>
-              <w:spacing w:after="0" w:line="240" w:lineRule="auto"/>
-              <w:rPr>
-                <w:rFonts w:ascii="Times New Roman" w:eastAsia="Times New Roman" w:hAnsi="Times New Roman" w:cs="Times New Roman"/>
-                <w:kern w:val="0"/>
-                <w:sz w:val="20"/>
-                <w:szCs w:val="20"/>
-                <w:lang w:eastAsia="it-IT"/>
-                <w14:ligatures w14:val="none"/>
-              </w:rPr>
-            </w:pPr>
-            <w:r>
-              <w:rPr>
-                <w:rFonts w:ascii="Times New Roman" w:eastAsia="Times New Roman" w:hAnsi="Times New Roman" w:cs="Times New Roman"/>
-                <w:kern w:val="0"/>
-                <w:sz w:val="20"/>
-                <w:szCs w:val="20"/>
-                <w:lang w:eastAsia="it-IT"/>
-                <w14:ligatures w14:val="none"/>
-              </w:rPr>
-              <w:t>10-25% orario di lavoro</w:t>
-            </w:r>
-          </w:p>
-        </w:tc>
-      </w:tr>
-      <w:tr>
-        <w:tblPrEx>
-          <w:shd w:val="clear" w:color="auto" w:fill="auto"/>
-        </w:tblPrEx>
-        <w:trPr>
-          <w:trHeight w:val="340"/>
-        </w:trPr>
-        <w:tc>
-          <w:tcPr>
-            <w:tcW w:w="2378" w:type="dxa"/>
-            <w:gridSpan w:val="6"/>
+              <w:t>2</w:t>
+            </w:r>
+          </w:p>
+        </w:tc>
+        <w:tc>
+          <w:tcPr>
+            <w:tcW w:w="2413" w:type="dxa"/>
+            <w:gridSpan w:val="4"/>
             <w:tcBorders>
-              <w:bottom w:val="single" w:sz="4" w:space="0" w:color="auto"/>
+              <w:left w:val="single" w:sz="12" w:space="0" w:color="auto"/>
+              <w:bottom w:val="single" w:sz="12" w:space="0" w:color="auto"/>
             </w:tcBorders>
             <w:vAlign w:val="center"/>
           </w:tcPr>
           <w:p>
             <w:pPr>
               <w:spacing w:after="0" w:line="240" w:lineRule="auto"/>
-              <w:rPr>
-                <w:rFonts w:ascii="Times New Roman" w:eastAsia="Times New Roman" w:hAnsi="Times New Roman" w:cs="Times New Roman"/>
-                <w:kern w:val="0"/>
-                <w:sz w:val="20"/>
-                <w:szCs w:val="20"/>
-                <w:lang w:eastAsia="it-IT"/>
-                <w14:ligatures w14:val="none"/>
-              </w:rPr>
-            </w:pPr>
-            <w:r>
-              <w:rPr>
-                <w:rFonts w:ascii="Times New Roman" w:eastAsia="Times New Roman" w:hAnsi="Times New Roman" w:cs="Times New Roman"/>
-                <w:kern w:val="0"/>
-                <w:sz w:val="20"/>
-                <w:szCs w:val="20"/>
-                <w:lang w:eastAsia="it-IT"/>
-                <w14:ligatures w14:val="none"/>
-              </w:rPr>
-              <w:t>Categoria ex UNI EN 141</w:t>
-            </w:r>
-          </w:p>
-        </w:tc>
-        <w:tc>
-          <w:tcPr>
-            <w:tcW w:w="3903" w:type="dxa"/>
-            <w:gridSpan w:val="7"/>
+              <w:jc w:val="center"/>
+              <w:rPr>
+                <w:rFonts w:ascii="Aptos" w:eastAsia="Times New Roman" w:hAnsi="Aptos" w:cs="Times New Roman"/>
+                <w:b/>
+                <w:kern w:val="0"/>
+                <w:sz w:val="28"/>
+                <w:szCs w:val="28"/>
+                <w:lang w:eastAsia="it-IT"/>
+                <w14:ligatures w14:val="none"/>
+              </w:rPr>
+            </w:pPr>
+            <w:r>
+              <w:rPr>
+                <w:rFonts w:ascii="Aptos" w:eastAsia="Times New Roman" w:hAnsi="Aptos" w:cs="Times New Roman"/>
+                <w:b/>
+                <w:kern w:val="0"/>
+                <w:sz w:val="28"/>
+                <w:szCs w:val="28"/>
+                <w:lang w:eastAsia="it-IT"/>
+                <w14:ligatures w14:val="none"/>
+              </w:rPr>
+              <w:t>16</w:t>
+            </w:r>
+          </w:p>
+        </w:tc>
+        <w:tc>
+          <w:tcPr>
+            <w:tcW w:w="622" w:type="dxa"/>
+            <w:gridSpan w:val="2"/>
             <w:tcBorders>
-              <w:bottom w:val="single" w:sz="4" w:space="0" w:color="auto"/>
+              <w:bottom w:val="single" w:sz="12" w:space="0" w:color="auto"/>
+              <w:right w:val="single" w:sz="4" w:space="0" w:color="auto"/>
             </w:tcBorders>
             <w:vAlign w:val="center"/>
           </w:tcPr>
           <w:p>
             <w:pPr>
-              <w:autoSpaceDE w:val="0"/>
-              <w:autoSpaceDN w:val="0"/>
-              <w:adjustRightInd w:val="0"/>
-              <w:spacing w:after="0" w:line="240" w:lineRule="auto"/>
-              <w:rPr>
-                <w:rFonts w:ascii="Times New Roman" w:eastAsia="Times New Roman" w:hAnsi="Times New Roman" w:cs="Times New Roman"/>
-                <w:kern w:val="0"/>
-                <w:sz w:val="16"/>
-                <w:szCs w:val="16"/>
-                <w:lang w:eastAsia="it-IT"/>
-                <w14:ligatures w14:val="none"/>
-              </w:rPr>
-            </w:pPr>
-            <w:r>
-              <w:rPr>
-                <w:rFonts w:ascii="Times New Roman" w:eastAsia="Times New Roman" w:hAnsi="Times New Roman" w:cs="Times New Roman"/>
+              <w:spacing w:after="0" w:line="240" w:lineRule="auto"/>
+              <w:rPr>
+                <w:rFonts w:ascii="Aptos" w:eastAsia="Times New Roman" w:hAnsi="Aptos" w:cs="Times New Roman"/>
+                <w:b/>
+                <w:kern w:val="0"/>
+                <w:sz w:val="16"/>
+                <w:szCs w:val="16"/>
+                <w:lang w:eastAsia="it-IT"/>
+                <w14:ligatures w14:val="none"/>
+              </w:rPr>
+            </w:pPr>
+            <w:r>
+              <w:rPr>
+                <w:rFonts w:ascii="Aptos" w:eastAsia="Times New Roman" w:hAnsi="Aptos" w:cs="Times New Roman"/>
+                <w:b/>
+                <w:kern w:val="0"/>
+                <w:sz w:val="16"/>
+                <w:szCs w:val="16"/>
+                <w:lang w:eastAsia="it-IT"/>
+                <w14:ligatures w14:val="none"/>
+              </w:rPr>
+              <w:fldChar w:fldCharType="begin">
+                <w:ffData>
+                  <w:name w:val=""/>
+                  <w:enabled/>
+                  <w:calcOnExit w:val="0"/>
+                  <w:checkBox>
+                    <w:sizeAuto/>
+                    <w:default w:val="0"/>
+                  </w:checkBox>
+                </w:ffData>
+              </w:fldChar>
+            </w:r>
+            <w:r>
+              <w:rPr>
+                <w:rFonts w:ascii="Aptos" w:eastAsia="Times New Roman" w:hAnsi="Aptos" w:cs="Times New Roman"/>
+                <w:b/>
+                <w:kern w:val="0"/>
+                <w:sz w:val="16"/>
+                <w:szCs w:val="16"/>
+                <w:lang w:eastAsia="it-IT"/>
+                <w14:ligatures w14:val="none"/>
+              </w:rPr>
+              <w:instrText xml:space="preserve"> FORMCHECKBOX </w:instrText>
+            </w:r>
+            <w:r>
+              <w:rPr>
+                <w:rFonts w:ascii="Aptos" w:eastAsia="Times New Roman" w:hAnsi="Aptos" w:cs="Times New Roman"/>
+                <w:b/>
+                <w:kern w:val="0"/>
+                <w:sz w:val="16"/>
+                <w:szCs w:val="16"/>
+                <w:lang w:eastAsia="it-IT"/>
+                <w14:ligatures w14:val="none"/>
+              </w:rPr>
+            </w:r>
+            <w:r>
+              <w:rPr>
+                <w:rFonts w:ascii="Aptos" w:eastAsia="Times New Roman" w:hAnsi="Aptos" w:cs="Times New Roman"/>
+                <w:b/>
+                <w:kern w:val="0"/>
+                <w:sz w:val="16"/>
+                <w:szCs w:val="16"/>
+                <w:lang w:eastAsia="it-IT"/>
+                <w14:ligatures w14:val="none"/>
+              </w:rPr>
+              <w:fldChar w:fldCharType="separate"/>
+            </w:r>
+            <w:r>
+              <w:rPr>
+                <w:rFonts w:ascii="Aptos" w:eastAsia="Times New Roman" w:hAnsi="Aptos" w:cs="Times New Roman"/>
+                <w:b/>
+                <w:kern w:val="0"/>
+                <w:sz w:val="16"/>
+                <w:szCs w:val="16"/>
+                <w:lang w:eastAsia="it-IT"/>
+                <w14:ligatures w14:val="none"/>
+              </w:rPr>
+              <w:fldChar w:fldCharType="end"/>
+            </w:r>
+          </w:p>
+          <w:p>
+            <w:pPr>
+              <w:spacing w:after="0" w:line="240" w:lineRule="auto"/>
+              <w:rPr>
+                <w:rFonts w:ascii="Aptos" w:eastAsia="Times New Roman" w:hAnsi="Aptos" w:cs="Times New Roman"/>
+                <w:b/>
+                <w:kern w:val="0"/>
+                <w:sz w:val="16"/>
+                <w:szCs w:val="16"/>
+                <w:lang w:eastAsia="it-IT"/>
+                <w14:ligatures w14:val="none"/>
+              </w:rPr>
+            </w:pPr>
+            <w:r>
+              <w:rPr>
+                <w:rFonts w:ascii="Aptos" w:eastAsia="Times New Roman" w:hAnsi="Aptos" w:cs="Times New Roman"/>
+                <w:b/>
                 <w:kern w:val="0"/>
                 <w:sz w:val="16"/>
                 <w:szCs w:val="16"/>
@@ -2202,7 +3094,8 @@
             </w:r>
             <w:r>
               <w:rPr>
-                <w:rFonts w:ascii="Times New Roman" w:eastAsia="Times New Roman" w:hAnsi="Times New Roman" w:cs="Times New Roman"/>
+                <w:rFonts w:ascii="Aptos" w:eastAsia="Times New Roman" w:hAnsi="Aptos" w:cs="Times New Roman"/>
+                <w:b/>
                 <w:kern w:val="0"/>
                 <w:sz w:val="16"/>
                 <w:szCs w:val="16"/>
@@ -2213,17 +3106,19 @@
             </w:r>
             <w:r>
               <w:rPr>
-                <w:rFonts w:ascii="Times New Roman" w:eastAsia="Times New Roman" w:hAnsi="Times New Roman" w:cs="Times New Roman"/>
-                <w:kern w:val="0"/>
-                <w:sz w:val="16"/>
-                <w:szCs w:val="16"/>
-                <w:lang w:eastAsia="it-IT"/>
-                <w14:ligatures w14:val="none"/>
-              </w:rPr>
-            </w:r>
-            <w:r>
-              <w:rPr>
-                <w:rFonts w:ascii="Times New Roman" w:eastAsia="Times New Roman" w:hAnsi="Times New Roman" w:cs="Times New Roman"/>
+                <w:rFonts w:ascii="Aptos" w:eastAsia="Times New Roman" w:hAnsi="Aptos" w:cs="Times New Roman"/>
+                <w:b/>
+                <w:kern w:val="0"/>
+                <w:sz w:val="16"/>
+                <w:szCs w:val="16"/>
+                <w:lang w:eastAsia="it-IT"/>
+                <w14:ligatures w14:val="none"/>
+              </w:rPr>
+            </w:r>
+            <w:r>
+              <w:rPr>
+                <w:rFonts w:ascii="Aptos" w:eastAsia="Times New Roman" w:hAnsi="Aptos" w:cs="Times New Roman"/>
+                <w:b/>
                 <w:kern w:val="0"/>
                 <w:sz w:val="16"/>
                 <w:szCs w:val="16"/>
@@ -2234,7 +3129,8 @@
             </w:r>
             <w:r>
               <w:rPr>
-                <w:rFonts w:ascii="Times New Roman" w:eastAsia="Times New Roman" w:hAnsi="Times New Roman" w:cs="Times New Roman"/>
+                <w:rFonts w:ascii="Aptos" w:eastAsia="Times New Roman" w:hAnsi="Aptos" w:cs="Times New Roman"/>
+                <w:b/>
                 <w:kern w:val="0"/>
                 <w:sz w:val="16"/>
                 <w:szCs w:val="16"/>
@@ -2243,36 +3139,552 @@
               </w:rPr>
               <w:fldChar w:fldCharType="end"/>
             </w:r>
-            <w:r>
-              <w:rPr>
-                <w:rFonts w:ascii="Times New Roman" w:eastAsia="Times New Roman" w:hAnsi="Times New Roman" w:cs="Times New Roman"/>
-                <w:kern w:val="0"/>
-                <w:sz w:val="16"/>
-                <w:szCs w:val="16"/>
-                <w:lang w:eastAsia="it-IT"/>
-                <w14:ligatures w14:val="none"/>
-              </w:rPr>
-              <w:t xml:space="preserve"> A–Gas/vapori organici (punto ebollizione &gt; 65°C)</w:t>
-            </w:r>
-          </w:p>
-          <w:p>
-            <w:pPr>
-              <w:autoSpaceDE w:val="0"/>
-              <w:autoSpaceDN w:val="0"/>
-              <w:adjustRightInd w:val="0"/>
-              <w:spacing w:after="0" w:line="240" w:lineRule="auto"/>
-              <w:rPr>
-                <w:rFonts w:ascii="Times New Roman" w:eastAsia="Times New Roman" w:hAnsi="Times New Roman" w:cs="Times New Roman"/>
-                <w:kern w:val="0"/>
-                <w:sz w:val="16"/>
-                <w:szCs w:val="16"/>
-                <w:lang w:eastAsia="it-IT"/>
-                <w14:ligatures w14:val="none"/>
-              </w:rPr>
-            </w:pPr>
-            <w:r>
-              <w:rPr>
-                <w:rFonts w:ascii="Times New Roman" w:eastAsia="Times New Roman" w:hAnsi="Times New Roman" w:cs="Times New Roman"/>
+          </w:p>
+          <w:p>
+            <w:pPr>
+              <w:spacing w:after="0" w:line="240" w:lineRule="auto"/>
+              <w:rPr>
+                <w:rFonts w:ascii="Aptos" w:eastAsia="Times New Roman" w:hAnsi="Aptos" w:cs="Times New Roman"/>
+                <w:b/>
+                <w:kern w:val="0"/>
+                <w:sz w:val="16"/>
+                <w:szCs w:val="16"/>
+                <w:lang w:eastAsia="it-IT"/>
+                <w14:ligatures w14:val="none"/>
+              </w:rPr>
+            </w:pPr>
+            <w:r>
+              <w:rPr>
+                <w:rFonts w:ascii="Aptos" w:eastAsia="Times New Roman" w:hAnsi="Aptos" w:cs="Times New Roman"/>
+                <w:b/>
+                <w:kern w:val="0"/>
+                <w:sz w:val="16"/>
+                <w:szCs w:val="16"/>
+                <w:lang w:eastAsia="it-IT"/>
+                <w14:ligatures w14:val="none"/>
+              </w:rPr>
+              <w:fldChar w:fldCharType="begin">
+                <w:ffData>
+                  <w:name w:val="Controllo4"/>
+                  <w:enabled/>
+                  <w:calcOnExit w:val="0"/>
+                  <w:checkBox>
+                    <w:sizeAuto/>
+                    <w:default w:val="0"/>
+                  </w:checkBox>
+                </w:ffData>
+              </w:fldChar>
+            </w:r>
+            <w:r>
+              <w:rPr>
+                <w:rFonts w:ascii="Aptos" w:eastAsia="Times New Roman" w:hAnsi="Aptos" w:cs="Times New Roman"/>
+                <w:b/>
+                <w:kern w:val="0"/>
+                <w:sz w:val="16"/>
+                <w:szCs w:val="16"/>
+                <w:lang w:eastAsia="it-IT"/>
+                <w14:ligatures w14:val="none"/>
+              </w:rPr>
+              <w:instrText xml:space="preserve"> FORMCHECKBOX </w:instrText>
+            </w:r>
+            <w:r>
+              <w:rPr>
+                <w:rFonts w:ascii="Aptos" w:eastAsia="Times New Roman" w:hAnsi="Aptos" w:cs="Times New Roman"/>
+                <w:b/>
+                <w:kern w:val="0"/>
+                <w:sz w:val="16"/>
+                <w:szCs w:val="16"/>
+                <w:lang w:eastAsia="it-IT"/>
+                <w14:ligatures w14:val="none"/>
+              </w:rPr>
+            </w:r>
+            <w:r>
+              <w:rPr>
+                <w:rFonts w:ascii="Aptos" w:eastAsia="Times New Roman" w:hAnsi="Aptos" w:cs="Times New Roman"/>
+                <w:b/>
+                <w:kern w:val="0"/>
+                <w:sz w:val="16"/>
+                <w:szCs w:val="16"/>
+                <w:lang w:eastAsia="it-IT"/>
+                <w14:ligatures w14:val="none"/>
+              </w:rPr>
+              <w:fldChar w:fldCharType="separate"/>
+            </w:r>
+            <w:r>
+              <w:rPr>
+                <w:rFonts w:ascii="Aptos" w:eastAsia="Times New Roman" w:hAnsi="Aptos" w:cs="Times New Roman"/>
+                <w:b/>
+                <w:kern w:val="0"/>
+                <w:sz w:val="16"/>
+                <w:szCs w:val="16"/>
+                <w:lang w:eastAsia="it-IT"/>
+                <w14:ligatures w14:val="none"/>
+              </w:rPr>
+              <w:fldChar w:fldCharType="end"/>
+            </w:r>
+          </w:p>
+          <w:p>
+            <w:pPr>
+              <w:spacing w:after="0" w:line="240" w:lineRule="auto"/>
+              <w:rPr>
+                <w:rFonts w:ascii="Aptos" w:eastAsia="Times New Roman" w:hAnsi="Aptos" w:cs="Times New Roman"/>
+                <w:b/>
+                <w:kern w:val="0"/>
+                <w:sz w:val="16"/>
+                <w:szCs w:val="16"/>
+                <w:lang w:eastAsia="it-IT"/>
+                <w14:ligatures w14:val="none"/>
+              </w:rPr>
+            </w:pPr>
+            <w:r>
+              <w:rPr>
+                <w:rFonts w:ascii="Aptos" w:eastAsia="Times New Roman" w:hAnsi="Aptos" w:cs="Times New Roman"/>
+                <w:b/>
+                <w:kern w:val="0"/>
+                <w:sz w:val="16"/>
+                <w:szCs w:val="16"/>
+                <w:lang w:eastAsia="it-IT"/>
+                <w14:ligatures w14:val="none"/>
+              </w:rPr>
+              <w:fldChar w:fldCharType="begin">
+                <w:ffData>
+                  <w:name w:val="Controllo4"/>
+                  <w:enabled/>
+                  <w:calcOnExit w:val="0"/>
+                  <w:checkBox>
+                    <w:sizeAuto/>
+                    <w:default w:val="0"/>
+                  </w:checkBox>
+                </w:ffData>
+              </w:fldChar>
+            </w:r>
+            <w:r>
+              <w:rPr>
+                <w:rFonts w:ascii="Aptos" w:eastAsia="Times New Roman" w:hAnsi="Aptos" w:cs="Times New Roman"/>
+                <w:b/>
+                <w:kern w:val="0"/>
+                <w:sz w:val="16"/>
+                <w:szCs w:val="16"/>
+                <w:lang w:eastAsia="it-IT"/>
+                <w14:ligatures w14:val="none"/>
+              </w:rPr>
+              <w:instrText xml:space="preserve"> FORMCHECKBOX </w:instrText>
+            </w:r>
+            <w:r>
+              <w:rPr>
+                <w:rFonts w:ascii="Aptos" w:eastAsia="Times New Roman" w:hAnsi="Aptos" w:cs="Times New Roman"/>
+                <w:b/>
+                <w:kern w:val="0"/>
+                <w:sz w:val="16"/>
+                <w:szCs w:val="16"/>
+                <w:lang w:eastAsia="it-IT"/>
+                <w14:ligatures w14:val="none"/>
+              </w:rPr>
+            </w:r>
+            <w:r>
+              <w:rPr>
+                <w:rFonts w:ascii="Aptos" w:eastAsia="Times New Roman" w:hAnsi="Aptos" w:cs="Times New Roman"/>
+                <w:b/>
+                <w:kern w:val="0"/>
+                <w:sz w:val="16"/>
+                <w:szCs w:val="16"/>
+                <w:lang w:eastAsia="it-IT"/>
+                <w14:ligatures w14:val="none"/>
+              </w:rPr>
+              <w:fldChar w:fldCharType="separate"/>
+            </w:r>
+            <w:r>
+              <w:rPr>
+                <w:rFonts w:ascii="Aptos" w:eastAsia="Times New Roman" w:hAnsi="Aptos" w:cs="Times New Roman"/>
+                <w:b/>
+                <w:kern w:val="0"/>
+                <w:sz w:val="16"/>
+                <w:szCs w:val="16"/>
+                <w:lang w:eastAsia="it-IT"/>
+                <w14:ligatures w14:val="none"/>
+              </w:rPr>
+              <w:fldChar w:fldCharType="end"/>
+            </w:r>
+          </w:p>
+          <w:p>
+            <w:pPr>
+              <w:spacing w:after="0" w:line="240" w:lineRule="auto"/>
+              <w:rPr>
+                <w:rFonts w:ascii="Aptos" w:eastAsia="Times New Roman" w:hAnsi="Aptos" w:cs="Times New Roman"/>
+                <w:b/>
+                <w:kern w:val="0"/>
+                <w:sz w:val="16"/>
+                <w:szCs w:val="16"/>
+                <w:lang w:eastAsia="it-IT"/>
+                <w14:ligatures w14:val="none"/>
+              </w:rPr>
+            </w:pPr>
+            <w:r>
+              <w:rPr>
+                <w:rFonts w:ascii="Aptos" w:eastAsia="Times New Roman" w:hAnsi="Aptos" w:cs="Times New Roman"/>
+                <w:b/>
+                <w:kern w:val="0"/>
+                <w:sz w:val="16"/>
+                <w:szCs w:val="16"/>
+                <w:lang w:eastAsia="it-IT"/>
+                <w14:ligatures w14:val="none"/>
+              </w:rPr>
+              <w:fldChar w:fldCharType="begin">
+                <w:ffData>
+                  <w:name w:val="Controllo4"/>
+                  <w:enabled/>
+                  <w:calcOnExit w:val="0"/>
+                  <w:checkBox>
+                    <w:sizeAuto/>
+                    <w:default w:val="0"/>
+                  </w:checkBox>
+                </w:ffData>
+              </w:fldChar>
+            </w:r>
+            <w:r>
+              <w:rPr>
+                <w:rFonts w:ascii="Aptos" w:eastAsia="Times New Roman" w:hAnsi="Aptos" w:cs="Times New Roman"/>
+                <w:b/>
+                <w:kern w:val="0"/>
+                <w:sz w:val="16"/>
+                <w:szCs w:val="16"/>
+                <w:lang w:eastAsia="it-IT"/>
+                <w14:ligatures w14:val="none"/>
+              </w:rPr>
+              <w:instrText xml:space="preserve"> FORMCHECKBOX </w:instrText>
+            </w:r>
+            <w:r>
+              <w:rPr>
+                <w:rFonts w:ascii="Aptos" w:eastAsia="Times New Roman" w:hAnsi="Aptos" w:cs="Times New Roman"/>
+                <w:b/>
+                <w:kern w:val="0"/>
+                <w:sz w:val="16"/>
+                <w:szCs w:val="16"/>
+                <w:lang w:eastAsia="it-IT"/>
+                <w14:ligatures w14:val="none"/>
+              </w:rPr>
+            </w:r>
+            <w:r>
+              <w:rPr>
+                <w:rFonts w:ascii="Aptos" w:eastAsia="Times New Roman" w:hAnsi="Aptos" w:cs="Times New Roman"/>
+                <w:b/>
+                <w:kern w:val="0"/>
+                <w:sz w:val="16"/>
+                <w:szCs w:val="16"/>
+                <w:lang w:eastAsia="it-IT"/>
+                <w14:ligatures w14:val="none"/>
+              </w:rPr>
+              <w:fldChar w:fldCharType="separate"/>
+            </w:r>
+            <w:r>
+              <w:rPr>
+                <w:rFonts w:ascii="Aptos" w:eastAsia="Times New Roman" w:hAnsi="Aptos" w:cs="Times New Roman"/>
+                <w:b/>
+                <w:kern w:val="0"/>
+                <w:sz w:val="16"/>
+                <w:szCs w:val="16"/>
+                <w:lang w:eastAsia="it-IT"/>
+                <w14:ligatures w14:val="none"/>
+              </w:rPr>
+              <w:fldChar w:fldCharType="end"/>
+            </w:r>
+          </w:p>
+        </w:tc>
+        <w:tc>
+          <w:tcPr>
+            <w:tcW w:w="1791" w:type="dxa"/>
+            <w:tcBorders>
+              <w:left w:val="single" w:sz="4" w:space="0" w:color="auto"/>
+              <w:bottom w:val="single" w:sz="12" w:space="0" w:color="auto"/>
+              <w:right w:val="single" w:sz="12" w:space="0" w:color="auto"/>
+            </w:tcBorders>
+            <w:vAlign w:val="center"/>
+          </w:tcPr>
+          <w:p>
+            <w:pPr>
+              <w:spacing w:after="0" w:line="240" w:lineRule="auto"/>
+              <w:rPr>
+                <w:rFonts w:ascii="Aptos" w:eastAsia="Times New Roman" w:hAnsi="Aptos" w:cs="Times New Roman"/>
+                <w:b/>
+                <w:kern w:val="0"/>
+                <w:sz w:val="16"/>
+                <w:szCs w:val="16"/>
+                <w:lang w:eastAsia="it-IT"/>
+                <w14:ligatures w14:val="none"/>
+              </w:rPr>
+            </w:pPr>
+            <w:r>
+              <w:rPr>
+                <w:rFonts w:ascii="Aptos" w:eastAsia="Times New Roman" w:hAnsi="Aptos" w:cs="Times New Roman"/>
+                <w:b/>
+                <w:kern w:val="0"/>
+                <w:sz w:val="16"/>
+                <w:szCs w:val="16"/>
+                <w:lang w:eastAsia="it-IT"/>
+                <w14:ligatures w14:val="none"/>
+              </w:rPr>
+              <w:t>&lt; 10 Irrilevante/Basso</w:t>
+            </w:r>
+          </w:p>
+          <w:p>
+            <w:pPr>
+              <w:spacing w:after="0" w:line="240" w:lineRule="auto"/>
+              <w:rPr>
+                <w:rFonts w:ascii="Aptos" w:eastAsia="Times New Roman" w:hAnsi="Aptos" w:cs="Times New Roman"/>
+                <w:b/>
+                <w:kern w:val="0"/>
+                <w:sz w:val="16"/>
+                <w:szCs w:val="16"/>
+                <w:lang w:eastAsia="it-IT"/>
+                <w14:ligatures w14:val="none"/>
+              </w:rPr>
+            </w:pPr>
+            <w:r>
+              <w:rPr>
+                <w:rFonts w:ascii="Aptos" w:eastAsia="Times New Roman" w:hAnsi="Aptos" w:cs="Times New Roman"/>
+                <w:b/>
+                <w:kern w:val="0"/>
+                <w:sz w:val="16"/>
+                <w:szCs w:val="16"/>
+                <w:lang w:eastAsia="it-IT"/>
+                <w14:ligatures w14:val="none"/>
+              </w:rPr>
+              <w:t>11-25 Modesto</w:t>
+            </w:r>
+          </w:p>
+          <w:p>
+            <w:pPr>
+              <w:spacing w:after="0" w:line="240" w:lineRule="auto"/>
+              <w:rPr>
+                <w:rFonts w:ascii="Aptos" w:eastAsia="Times New Roman" w:hAnsi="Aptos" w:cs="Times New Roman"/>
+                <w:b/>
+                <w:kern w:val="0"/>
+                <w:sz w:val="16"/>
+                <w:szCs w:val="16"/>
+                <w:lang w:eastAsia="it-IT"/>
+                <w14:ligatures w14:val="none"/>
+              </w:rPr>
+            </w:pPr>
+            <w:r>
+              <w:rPr>
+                <w:rFonts w:ascii="Aptos" w:eastAsia="Times New Roman" w:hAnsi="Aptos" w:cs="Times New Roman"/>
+                <w:b/>
+                <w:kern w:val="0"/>
+                <w:sz w:val="16"/>
+                <w:szCs w:val="16"/>
+                <w:lang w:eastAsia="it-IT"/>
+                <w14:ligatures w14:val="none"/>
+              </w:rPr>
+              <w:t>26-50 Medio</w:t>
+            </w:r>
+          </w:p>
+          <w:p>
+            <w:pPr>
+              <w:spacing w:after="0" w:line="240" w:lineRule="auto"/>
+              <w:rPr>
+                <w:rFonts w:ascii="Aptos" w:eastAsia="Times New Roman" w:hAnsi="Aptos" w:cs="Times New Roman"/>
+                <w:b/>
+                <w:kern w:val="0"/>
+                <w:sz w:val="16"/>
+                <w:szCs w:val="16"/>
+                <w:lang w:eastAsia="it-IT"/>
+                <w14:ligatures w14:val="none"/>
+              </w:rPr>
+            </w:pPr>
+            <w:r>
+              <w:rPr>
+                <w:rFonts w:ascii="Aptos" w:eastAsia="Times New Roman" w:hAnsi="Aptos" w:cs="Times New Roman"/>
+                <w:b/>
+                <w:kern w:val="0"/>
+                <w:sz w:val="16"/>
+                <w:szCs w:val="16"/>
+                <w:lang w:eastAsia="it-IT"/>
+                <w14:ligatures w14:val="none"/>
+              </w:rPr>
+              <w:t>51-75 Alto</w:t>
+            </w:r>
+          </w:p>
+          <w:p>
+            <w:pPr>
+              <w:spacing w:after="0" w:line="240" w:lineRule="auto"/>
+              <w:rPr>
+                <w:rFonts w:ascii="Aptos" w:eastAsia="Times New Roman" w:hAnsi="Aptos" w:cs="Times New Roman"/>
+                <w:b/>
+                <w:kern w:val="0"/>
+                <w:sz w:val="16"/>
+                <w:szCs w:val="16"/>
+                <w:lang w:eastAsia="it-IT"/>
+                <w14:ligatures w14:val="none"/>
+              </w:rPr>
+            </w:pPr>
+            <w:r>
+              <w:rPr>
+                <w:rFonts w:ascii="Aptos" w:eastAsia="Times New Roman" w:hAnsi="Aptos" w:cs="Times New Roman"/>
+                <w:b/>
+                <w:kern w:val="0"/>
+                <w:sz w:val="16"/>
+                <w:szCs w:val="16"/>
+                <w:lang w:eastAsia="it-IT"/>
+                <w14:ligatures w14:val="none"/>
+              </w:rPr>
+              <w:t>76-100 Alto</w:t>
+            </w:r>
+          </w:p>
+        </w:tc>
+      </w:tr>
+      <w:tr>
+        <w:tblPrEx>
+          <w:shd w:val="clear" w:color="auto" w:fill="auto"/>
+        </w:tblPrEx>
+        <w:trPr>
+          <w:trHeight w:val="170"/>
+        </w:trPr>
+        <w:tc>
+          <w:tcPr>
+            <w:tcW w:w="9794" w:type="dxa"/>
+            <w:gridSpan w:val="19"/>
+            <w:tcBorders>
+              <w:bottom w:val="nil"/>
+            </w:tcBorders>
+          </w:tcPr>
+          <w:p>
+            <w:pPr>
+              <w:spacing w:after="0" w:line="240" w:lineRule="auto"/>
+              <w:rPr>
+                <w:rFonts w:ascii="Aptos" w:eastAsia="Times New Roman" w:hAnsi="Aptos" w:cs="Times New Roman"/>
+                <w:b/>
+                <w:kern w:val="0"/>
+                <w:sz w:val="10"/>
+                <w:szCs w:val="10"/>
+                <w:lang w:eastAsia="it-IT"/>
+                <w14:ligatures w14:val="none"/>
+              </w:rPr>
+            </w:pPr>
+          </w:p>
+        </w:tc>
+      </w:tr>
+      <w:tr>
+        <w:tblPrEx>
+          <w:shd w:val="clear" w:color="auto" w:fill="auto"/>
+        </w:tblPrEx>
+        <w:tc>
+          <w:tcPr>
+            <w:tcW w:w="390" w:type="dxa"/>
+            <w:tcBorders>
+              <w:top w:val="single" w:sz="12" w:space="0" w:color="auto"/>
+              <w:left w:val="single" w:sz="12" w:space="0" w:color="auto"/>
+              <w:bottom w:val="single" w:sz="12" w:space="0" w:color="auto"/>
+              <w:right w:val="single" w:sz="12" w:space="0" w:color="auto"/>
+            </w:tcBorders>
+            <w:vAlign w:val="center"/>
+          </w:tcPr>
+          <w:p>
+            <w:pPr>
+              <w:spacing w:after="0" w:line="240" w:lineRule="auto"/>
+              <w:rPr>
+                <w:rFonts w:ascii="Aptos" w:eastAsia="Times New Roman" w:hAnsi="Aptos" w:cs="Times New Roman"/>
+                <w:b/>
+                <w:kern w:val="0"/>
+                <w:sz w:val="24"/>
+                <w:szCs w:val="24"/>
+                <w:lang w:eastAsia="it-IT"/>
+                <w14:ligatures w14:val="none"/>
+              </w:rPr>
+            </w:pPr>
+            <w:r>
+              <w:rPr>
+                <w:rFonts w:ascii="Aptos" w:eastAsia="Times New Roman" w:hAnsi="Aptos" w:cs="Times New Roman"/>
+                <w:b/>
+                <w:kern w:val="0"/>
+                <w:sz w:val="24"/>
+                <w:szCs w:val="24"/>
+                <w:lang w:eastAsia="it-IT"/>
+                <w14:ligatures w14:val="none"/>
+              </w:rPr>
+              <w:t>C</w:t>
+            </w:r>
+          </w:p>
+        </w:tc>
+        <w:tc>
+          <w:tcPr>
+            <w:tcW w:w="6991" w:type="dxa"/>
+            <w:gridSpan w:val="15"/>
+            <w:tcBorders>
+              <w:top w:val="nil"/>
+              <w:left w:val="single" w:sz="12" w:space="0" w:color="auto"/>
+              <w:bottom w:val="nil"/>
+              <w:right w:val="single" w:sz="4" w:space="0" w:color="auto"/>
+            </w:tcBorders>
+            <w:vAlign w:val="center"/>
+          </w:tcPr>
+          <w:p>
+            <w:pPr>
+              <w:spacing w:after="0" w:line="240" w:lineRule="auto"/>
+              <w:rPr>
+                <w:rFonts w:ascii="Aptos" w:eastAsia="Times New Roman" w:hAnsi="Aptos" w:cs="Times New Roman"/>
+                <w:b/>
+                <w:kern w:val="0"/>
+                <w:sz w:val="24"/>
+                <w:szCs w:val="24"/>
+                <w:lang w:eastAsia="it-IT"/>
+                <w14:ligatures w14:val="none"/>
+              </w:rPr>
+            </w:pPr>
+            <w:r>
+              <w:rPr>
+                <w:rFonts w:ascii="Aptos" w:eastAsia="Times New Roman" w:hAnsi="Aptos" w:cs="Times New Roman"/>
+                <w:b/>
+                <w:kern w:val="0"/>
+                <w:sz w:val="24"/>
+                <w:szCs w:val="24"/>
+                <w:lang w:eastAsia="it-IT"/>
+                <w14:ligatures w14:val="none"/>
+              </w:rPr>
+              <w:t>VALUTAZIONE DEL RISCHIO MISURATO</w:t>
+            </w:r>
+          </w:p>
+        </w:tc>
+        <w:tc>
+          <w:tcPr>
+            <w:tcW w:w="2413" w:type="dxa"/>
+            <w:gridSpan w:val="3"/>
+            <w:tcBorders>
+              <w:top w:val="single" w:sz="4" w:space="0" w:color="auto"/>
+              <w:left w:val="single" w:sz="4" w:space="0" w:color="auto"/>
+              <w:bottom w:val="single" w:sz="4" w:space="0" w:color="auto"/>
+            </w:tcBorders>
+            <w:vAlign w:val="center"/>
+          </w:tcPr>
+          <w:p>
+            <w:pPr>
+              <w:spacing w:after="0" w:line="240" w:lineRule="auto"/>
+              <w:jc w:val="center"/>
+              <w:rPr>
+                <w:rFonts w:ascii="Aptos" w:eastAsia="Times New Roman" w:hAnsi="Aptos" w:cs="Times New Roman"/>
+                <w:b/>
+                <w:kern w:val="0"/>
+                <w:sz w:val="16"/>
+                <w:szCs w:val="16"/>
+                <w:lang w:eastAsia="it-IT"/>
+                <w14:ligatures w14:val="none"/>
+              </w:rPr>
+            </w:pPr>
+            <w:r>
+              <w:rPr>
+                <w:rFonts w:ascii="Aptos" w:eastAsia="Times New Roman" w:hAnsi="Aptos" w:cs="Times New Roman"/>
+                <w:b/>
+                <w:kern w:val="0"/>
+                <w:sz w:val="16"/>
+                <w:szCs w:val="16"/>
+                <w:lang w:eastAsia="it-IT"/>
+                <w14:ligatures w14:val="none"/>
+              </w:rPr>
+              <w:t xml:space="preserve">Necessaria </w:t>
+            </w:r>
+            <w:r>
+              <w:rPr>
+                <w:rFonts w:ascii="Aptos" w:eastAsia="Times New Roman" w:hAnsi="Aptos" w:cs="Times New Roman"/>
+                <w:b/>
                 <w:kern w:val="0"/>
                 <w:sz w:val="16"/>
                 <w:szCs w:val="16"/>
@@ -2293,7 +3705,8 @@
             </w:r>
             <w:r>
               <w:rPr>
-                <w:rFonts w:ascii="Times New Roman" w:eastAsia="Times New Roman" w:hAnsi="Times New Roman" w:cs="Times New Roman"/>
+                <w:rFonts w:ascii="Aptos" w:eastAsia="Times New Roman" w:hAnsi="Aptos" w:cs="Times New Roman"/>
+                <w:b/>
                 <w:kern w:val="0"/>
                 <w:sz w:val="16"/>
                 <w:szCs w:val="16"/>
@@ -2304,17 +3717,19 @@
             </w:r>
             <w:r>
               <w:rPr>
-                <w:rFonts w:ascii="Times New Roman" w:eastAsia="Times New Roman" w:hAnsi="Times New Roman" w:cs="Times New Roman"/>
-                <w:kern w:val="0"/>
-                <w:sz w:val="16"/>
-                <w:szCs w:val="16"/>
-                <w:lang w:eastAsia="it-IT"/>
-                <w14:ligatures w14:val="none"/>
-              </w:rPr>
-            </w:r>
-            <w:r>
-              <w:rPr>
-                <w:rFonts w:ascii="Times New Roman" w:eastAsia="Times New Roman" w:hAnsi="Times New Roman" w:cs="Times New Roman"/>
+                <w:rFonts w:ascii="Aptos" w:eastAsia="Times New Roman" w:hAnsi="Aptos" w:cs="Times New Roman"/>
+                <w:b/>
+                <w:kern w:val="0"/>
+                <w:sz w:val="16"/>
+                <w:szCs w:val="16"/>
+                <w:lang w:eastAsia="it-IT"/>
+                <w14:ligatures w14:val="none"/>
+              </w:rPr>
+            </w:r>
+            <w:r>
+              <w:rPr>
+                <w:rFonts w:ascii="Aptos" w:eastAsia="Times New Roman" w:hAnsi="Aptos" w:cs="Times New Roman"/>
+                <w:b/>
                 <w:kern w:val="0"/>
                 <w:sz w:val="16"/>
                 <w:szCs w:val="16"/>
@@ -2325,7 +3740,8 @@
             </w:r>
             <w:r>
               <w:rPr>
-                <w:rFonts w:ascii="Times New Roman" w:eastAsia="Times New Roman" w:hAnsi="Times New Roman" w:cs="Times New Roman"/>
+                <w:rFonts w:ascii="Aptos" w:eastAsia="Times New Roman" w:hAnsi="Aptos" w:cs="Times New Roman"/>
+                <w:b/>
                 <w:kern w:val="0"/>
                 <w:sz w:val="16"/>
                 <w:szCs w:val="16"/>
@@ -2336,885 +3752,19 @@
             </w:r>
             <w:r>
               <w:rPr>
-                <w:rFonts w:ascii="Times New Roman" w:eastAsia="Times New Roman" w:hAnsi="Times New Roman" w:cs="Times New Roman"/>
-                <w:kern w:val="0"/>
-                <w:sz w:val="16"/>
-                <w:szCs w:val="16"/>
-                <w:lang w:eastAsia="it-IT"/>
-                <w14:ligatures w14:val="none"/>
-              </w:rPr>
-              <w:t xml:space="preserve"> AX–Gas/vapori organici (punto ebollizione &lt; 65°C)</w:t>
-            </w:r>
-          </w:p>
-        </w:tc>
-        <w:tc>
-          <w:tcPr>
-            <w:tcW w:w="3513" w:type="dxa"/>
-            <w:gridSpan w:val="6"/>
-            <w:tcBorders>
-              <w:bottom w:val="single" w:sz="4" w:space="0" w:color="auto"/>
-            </w:tcBorders>
-            <w:vAlign w:val="center"/>
-          </w:tcPr>
-          <w:p>
-            <w:pPr>
-              <w:autoSpaceDE w:val="0"/>
-              <w:autoSpaceDN w:val="0"/>
-              <w:adjustRightInd w:val="0"/>
-              <w:spacing w:after="0" w:line="240" w:lineRule="auto"/>
-              <w:rPr>
-                <w:rFonts w:ascii="Times New Roman" w:eastAsia="Times New Roman" w:hAnsi="Times New Roman" w:cs="Times New Roman"/>
-                <w:kern w:val="0"/>
-                <w:sz w:val="16"/>
-                <w:szCs w:val="16"/>
-                <w:lang w:eastAsia="it-IT"/>
-                <w14:ligatures w14:val="none"/>
-              </w:rPr>
-            </w:pPr>
-            <w:r>
-              <w:rPr>
-                <w:rFonts w:ascii="Times New Roman" w:eastAsia="Times New Roman" w:hAnsi="Times New Roman" w:cs="Times New Roman"/>
-                <w:kern w:val="0"/>
-                <w:sz w:val="16"/>
-                <w:szCs w:val="16"/>
-                <w:lang w:eastAsia="it-IT"/>
-                <w14:ligatures w14:val="none"/>
-              </w:rPr>
-              <w:fldChar w:fldCharType="begin">
-                <w:ffData>
-                  <w:name w:val=""/>
-                  <w:enabled/>
-                  <w:calcOnExit w:val="0"/>
-                  <w:checkBox>
-                    <w:sizeAuto/>
-                    <w:default w:val="0"/>
-                  </w:checkBox>
-                </w:ffData>
-              </w:fldChar>
-            </w:r>
-            <w:r>
-              <w:rPr>
-                <w:rFonts w:ascii="Times New Roman" w:eastAsia="Times New Roman" w:hAnsi="Times New Roman" w:cs="Times New Roman"/>
-                <w:kern w:val="0"/>
-                <w:sz w:val="16"/>
-                <w:szCs w:val="16"/>
-                <w:lang w:eastAsia="it-IT"/>
-                <w14:ligatures w14:val="none"/>
-              </w:rPr>
-              <w:instrText xml:space="preserve"> FORMCHECKBOX </w:instrText>
-            </w:r>
-            <w:r>
-              <w:rPr>
-                <w:rFonts w:ascii="Times New Roman" w:eastAsia="Times New Roman" w:hAnsi="Times New Roman" w:cs="Times New Roman"/>
-                <w:kern w:val="0"/>
-                <w:sz w:val="16"/>
-                <w:szCs w:val="16"/>
-                <w:lang w:eastAsia="it-IT"/>
-                <w14:ligatures w14:val="none"/>
-              </w:rPr>
-            </w:r>
-            <w:r>
-              <w:rPr>
-                <w:rFonts w:ascii="Times New Roman" w:eastAsia="Times New Roman" w:hAnsi="Times New Roman" w:cs="Times New Roman"/>
-                <w:kern w:val="0"/>
-                <w:sz w:val="16"/>
-                <w:szCs w:val="16"/>
-                <w:lang w:eastAsia="it-IT"/>
-                <w14:ligatures w14:val="none"/>
-              </w:rPr>
-              <w:fldChar w:fldCharType="separate"/>
-            </w:r>
-            <w:r>
-              <w:rPr>
-                <w:rFonts w:ascii="Times New Roman" w:eastAsia="Times New Roman" w:hAnsi="Times New Roman" w:cs="Times New Roman"/>
-                <w:kern w:val="0"/>
-                <w:sz w:val="16"/>
-                <w:szCs w:val="16"/>
-                <w:lang w:eastAsia="it-IT"/>
-                <w14:ligatures w14:val="none"/>
-              </w:rPr>
-              <w:fldChar w:fldCharType="end"/>
-            </w:r>
-            <w:r>
-              <w:rPr>
-                <w:rFonts w:ascii="Times New Roman" w:eastAsia="Times New Roman" w:hAnsi="Times New Roman" w:cs="Times New Roman"/>
-                <w:kern w:val="0"/>
-                <w:sz w:val="16"/>
-                <w:szCs w:val="16"/>
-                <w:lang w:eastAsia="it-IT"/>
-                <w14:ligatures w14:val="none"/>
-              </w:rPr>
-              <w:t xml:space="preserve"> B–Gas/vapori inorganici</w:t>
-            </w:r>
-          </w:p>
-          <w:p>
-            <w:pPr>
-              <w:autoSpaceDE w:val="0"/>
-              <w:autoSpaceDN w:val="0"/>
-              <w:adjustRightInd w:val="0"/>
-              <w:spacing w:after="0" w:line="240" w:lineRule="auto"/>
-              <w:rPr>
-                <w:rFonts w:ascii="Times New Roman" w:eastAsia="Times New Roman" w:hAnsi="Times New Roman" w:cs="Times New Roman"/>
-                <w:kern w:val="0"/>
-                <w:sz w:val="16"/>
-                <w:szCs w:val="16"/>
-                <w:lang w:eastAsia="it-IT"/>
-                <w14:ligatures w14:val="none"/>
-              </w:rPr>
-            </w:pPr>
-            <w:r>
-              <w:rPr>
-                <w:rFonts w:ascii="Times New Roman" w:eastAsia="Times New Roman" w:hAnsi="Times New Roman" w:cs="Times New Roman"/>
-                <w:kern w:val="0"/>
-                <w:sz w:val="16"/>
-                <w:szCs w:val="16"/>
-                <w:lang w:eastAsia="it-IT"/>
-                <w14:ligatures w14:val="none"/>
-              </w:rPr>
-              <w:fldChar w:fldCharType="begin">
-                <w:ffData>
-                  <w:name w:val="Controllo5"/>
-                  <w:enabled/>
-                  <w:calcOnExit w:val="0"/>
-                  <w:checkBox>
-                    <w:sizeAuto/>
-                    <w:default w:val="0"/>
-                  </w:checkBox>
-                </w:ffData>
-              </w:fldChar>
-            </w:r>
-            <w:r>
-              <w:rPr>
-                <w:rFonts w:ascii="Times New Roman" w:eastAsia="Times New Roman" w:hAnsi="Times New Roman" w:cs="Times New Roman"/>
-                <w:kern w:val="0"/>
-                <w:sz w:val="16"/>
-                <w:szCs w:val="16"/>
-                <w:lang w:eastAsia="it-IT"/>
-                <w14:ligatures w14:val="none"/>
-              </w:rPr>
-              <w:instrText xml:space="preserve"> FORMCHECKBOX </w:instrText>
-            </w:r>
-            <w:r>
-              <w:rPr>
-                <w:rFonts w:ascii="Times New Roman" w:eastAsia="Times New Roman" w:hAnsi="Times New Roman" w:cs="Times New Roman"/>
-                <w:kern w:val="0"/>
-                <w:sz w:val="16"/>
-                <w:szCs w:val="16"/>
-                <w:lang w:eastAsia="it-IT"/>
-                <w14:ligatures w14:val="none"/>
-              </w:rPr>
-            </w:r>
-            <w:r>
-              <w:rPr>
-                <w:rFonts w:ascii="Times New Roman" w:eastAsia="Times New Roman" w:hAnsi="Times New Roman" w:cs="Times New Roman"/>
-                <w:kern w:val="0"/>
-                <w:sz w:val="16"/>
-                <w:szCs w:val="16"/>
-                <w:lang w:eastAsia="it-IT"/>
-                <w14:ligatures w14:val="none"/>
-              </w:rPr>
-              <w:fldChar w:fldCharType="separate"/>
-            </w:r>
-            <w:r>
-              <w:rPr>
-                <w:rFonts w:ascii="Times New Roman" w:eastAsia="Times New Roman" w:hAnsi="Times New Roman" w:cs="Times New Roman"/>
-                <w:kern w:val="0"/>
-                <w:sz w:val="16"/>
-                <w:szCs w:val="16"/>
-                <w:lang w:eastAsia="it-IT"/>
-                <w14:ligatures w14:val="none"/>
-              </w:rPr>
-              <w:fldChar w:fldCharType="end"/>
-            </w:r>
-            <w:r>
-              <w:rPr>
-                <w:rFonts w:ascii="Times New Roman" w:eastAsia="Times New Roman" w:hAnsi="Times New Roman" w:cs="Times New Roman"/>
-                <w:kern w:val="0"/>
-                <w:sz w:val="16"/>
-                <w:szCs w:val="16"/>
-                <w:lang w:eastAsia="it-IT"/>
-                <w14:ligatures w14:val="none"/>
-              </w:rPr>
-              <w:t xml:space="preserve"> E–Gas/vapori acidi</w:t>
-            </w:r>
-          </w:p>
-          <w:p>
-            <w:pPr>
-              <w:autoSpaceDE w:val="0"/>
-              <w:autoSpaceDN w:val="0"/>
-              <w:adjustRightInd w:val="0"/>
-              <w:spacing w:after="0" w:line="240" w:lineRule="auto"/>
-              <w:rPr>
-                <w:rFonts w:ascii="Times New Roman" w:eastAsia="Times New Roman" w:hAnsi="Times New Roman" w:cs="Times New Roman"/>
-                <w:kern w:val="0"/>
-                <w:sz w:val="16"/>
-                <w:szCs w:val="16"/>
-                <w:lang w:eastAsia="it-IT"/>
-                <w14:ligatures w14:val="none"/>
-              </w:rPr>
-            </w:pPr>
-            <w:r>
-              <w:rPr>
-                <w:rFonts w:ascii="Times New Roman" w:eastAsia="Times New Roman" w:hAnsi="Times New Roman" w:cs="Times New Roman"/>
-                <w:kern w:val="0"/>
-                <w:sz w:val="16"/>
-                <w:szCs w:val="16"/>
-                <w:lang w:eastAsia="it-IT"/>
-                <w14:ligatures w14:val="none"/>
-              </w:rPr>
-              <w:fldChar w:fldCharType="begin">
-                <w:ffData>
-                  <w:name w:val="Controllo5"/>
-                  <w:enabled/>
-                  <w:calcOnExit w:val="0"/>
-                  <w:checkBox>
-                    <w:sizeAuto/>
-                    <w:default w:val="0"/>
-                  </w:checkBox>
-                </w:ffData>
-              </w:fldChar>
-            </w:r>
-            <w:r>
-              <w:rPr>
-                <w:rFonts w:ascii="Times New Roman" w:eastAsia="Times New Roman" w:hAnsi="Times New Roman" w:cs="Times New Roman"/>
-                <w:kern w:val="0"/>
-                <w:sz w:val="16"/>
-                <w:szCs w:val="16"/>
-                <w:lang w:eastAsia="it-IT"/>
-                <w14:ligatures w14:val="none"/>
-              </w:rPr>
-              <w:instrText xml:space="preserve"> FORMCHECKBOX </w:instrText>
-            </w:r>
-            <w:r>
-              <w:rPr>
-                <w:rFonts w:ascii="Times New Roman" w:eastAsia="Times New Roman" w:hAnsi="Times New Roman" w:cs="Times New Roman"/>
-                <w:kern w:val="0"/>
-                <w:sz w:val="16"/>
-                <w:szCs w:val="16"/>
-                <w:lang w:eastAsia="it-IT"/>
-                <w14:ligatures w14:val="none"/>
-              </w:rPr>
-            </w:r>
-            <w:r>
-              <w:rPr>
-                <w:rFonts w:ascii="Times New Roman" w:eastAsia="Times New Roman" w:hAnsi="Times New Roman" w:cs="Times New Roman"/>
-                <w:kern w:val="0"/>
-                <w:sz w:val="16"/>
-                <w:szCs w:val="16"/>
-                <w:lang w:eastAsia="it-IT"/>
-                <w14:ligatures w14:val="none"/>
-              </w:rPr>
-              <w:fldChar w:fldCharType="separate"/>
-            </w:r>
-            <w:r>
-              <w:rPr>
-                <w:rFonts w:ascii="Times New Roman" w:eastAsia="Times New Roman" w:hAnsi="Times New Roman" w:cs="Times New Roman"/>
-                <w:kern w:val="0"/>
-                <w:sz w:val="16"/>
-                <w:szCs w:val="16"/>
-                <w:lang w:eastAsia="it-IT"/>
-                <w14:ligatures w14:val="none"/>
-              </w:rPr>
-              <w:fldChar w:fldCharType="end"/>
-            </w:r>
-            <w:r>
-              <w:rPr>
-                <w:rFonts w:ascii="Times New Roman" w:eastAsia="Times New Roman" w:hAnsi="Times New Roman" w:cs="Times New Roman"/>
-                <w:kern w:val="0"/>
-                <w:sz w:val="16"/>
-                <w:szCs w:val="16"/>
-                <w:lang w:eastAsia="it-IT"/>
-                <w14:ligatures w14:val="none"/>
-              </w:rPr>
-              <w:t xml:space="preserve"> K–Ammoniaca e derivati</w:t>
-            </w:r>
-          </w:p>
-        </w:tc>
-      </w:tr>
-      <w:tr>
-        <w:tblPrEx>
-          <w:shd w:val="clear" w:color="auto" w:fill="auto"/>
-        </w:tblPrEx>
-        <w:trPr>
-          <w:trHeight w:val="170"/>
-        </w:trPr>
-        <w:tc>
-          <w:tcPr>
-            <w:tcW w:w="9794" w:type="dxa"/>
-            <w:gridSpan w:val="19"/>
-            <w:tcBorders>
-              <w:bottom w:val="nil"/>
-            </w:tcBorders>
-          </w:tcPr>
-          <w:p>
-            <w:pPr>
-              <w:spacing w:after="0" w:line="240" w:lineRule="auto"/>
-              <w:rPr>
-                <w:rFonts w:ascii="Times New Roman" w:eastAsia="Times New Roman" w:hAnsi="Times New Roman" w:cs="Times New Roman"/>
-                <w:b/>
-                <w:kern w:val="0"/>
-                <w:sz w:val="10"/>
-                <w:szCs w:val="10"/>
-                <w:lang w:eastAsia="it-IT"/>
-                <w14:ligatures w14:val="none"/>
-              </w:rPr>
-            </w:pPr>
-          </w:p>
-        </w:tc>
-      </w:tr>
-      <w:tr>
-        <w:tblPrEx>
-          <w:shd w:val="clear" w:color="auto" w:fill="auto"/>
-        </w:tblPrEx>
-        <w:tc>
-          <w:tcPr>
-            <w:tcW w:w="390" w:type="dxa"/>
-            <w:tcBorders>
-              <w:top w:val="single" w:sz="12" w:space="0" w:color="auto"/>
-              <w:left w:val="single" w:sz="12" w:space="0" w:color="auto"/>
-              <w:bottom w:val="single" w:sz="12" w:space="0" w:color="auto"/>
-              <w:right w:val="single" w:sz="12" w:space="0" w:color="auto"/>
-            </w:tcBorders>
-            <w:vAlign w:val="center"/>
-          </w:tcPr>
-          <w:p>
-            <w:pPr>
-              <w:spacing w:after="0" w:line="240" w:lineRule="auto"/>
-              <w:rPr>
-                <w:rFonts w:ascii="Times New Roman" w:eastAsia="Times New Roman" w:hAnsi="Times New Roman" w:cs="Times New Roman"/>
-                <w:b/>
-                <w:kern w:val="0"/>
-                <w:sz w:val="24"/>
-                <w:szCs w:val="24"/>
-                <w:lang w:eastAsia="it-IT"/>
-                <w14:ligatures w14:val="none"/>
-              </w:rPr>
-            </w:pPr>
-            <w:r>
-              <w:rPr>
-                <w:rFonts w:ascii="Times New Roman" w:eastAsia="Times New Roman" w:hAnsi="Times New Roman" w:cs="Times New Roman"/>
-                <w:b/>
-                <w:kern w:val="0"/>
-                <w:sz w:val="24"/>
-                <w:szCs w:val="24"/>
-                <w:lang w:eastAsia="it-IT"/>
-                <w14:ligatures w14:val="none"/>
-              </w:rPr>
-              <w:t>B</w:t>
-            </w:r>
-          </w:p>
-        </w:tc>
-        <w:tc>
-          <w:tcPr>
-            <w:tcW w:w="9404" w:type="dxa"/>
-            <w:gridSpan w:val="18"/>
-            <w:tcBorders>
-              <w:top w:val="nil"/>
-              <w:left w:val="single" w:sz="12" w:space="0" w:color="auto"/>
-              <w:bottom w:val="nil"/>
-            </w:tcBorders>
-            <w:vAlign w:val="center"/>
-          </w:tcPr>
-          <w:p>
-            <w:pPr>
-              <w:spacing w:after="0" w:line="240" w:lineRule="auto"/>
-              <w:rPr>
-                <w:rFonts w:ascii="Times New Roman" w:eastAsia="Times New Roman" w:hAnsi="Times New Roman" w:cs="Times New Roman"/>
-                <w:b/>
-                <w:kern w:val="0"/>
-                <w:sz w:val="24"/>
-                <w:szCs w:val="24"/>
-                <w:lang w:eastAsia="it-IT"/>
-                <w14:ligatures w14:val="none"/>
-              </w:rPr>
-            </w:pPr>
-            <w:r>
-              <w:rPr>
-                <w:rFonts w:ascii="Times New Roman" w:eastAsia="Times New Roman" w:hAnsi="Times New Roman" w:cs="Times New Roman"/>
-                <w:b/>
-                <w:kern w:val="0"/>
-                <w:sz w:val="24"/>
-                <w:szCs w:val="24"/>
-                <w:lang w:eastAsia="it-IT"/>
-                <w14:ligatures w14:val="none"/>
-              </w:rPr>
-              <w:t>VALUTAZIONE DEL RISCHIO PER FATTORI (rischio stimato)</w:t>
-            </w:r>
-          </w:p>
-        </w:tc>
-      </w:tr>
-      <w:tr>
-        <w:tblPrEx>
-          <w:shd w:val="clear" w:color="auto" w:fill="auto"/>
-        </w:tblPrEx>
-        <w:trPr>
-          <w:trHeight w:val="170"/>
-        </w:trPr>
-        <w:tc>
-          <w:tcPr>
-            <w:tcW w:w="9794" w:type="dxa"/>
-            <w:gridSpan w:val="19"/>
-            <w:tcBorders>
-              <w:top w:val="nil"/>
-            </w:tcBorders>
-          </w:tcPr>
-          <w:p>
-            <w:pPr>
-              <w:spacing w:after="0" w:line="240" w:lineRule="auto"/>
-              <w:rPr>
-                <w:rFonts w:ascii="Times New Roman" w:eastAsia="Times New Roman" w:hAnsi="Times New Roman" w:cs="Times New Roman"/>
-                <w:b/>
-                <w:kern w:val="0"/>
-                <w:sz w:val="10"/>
-                <w:szCs w:val="10"/>
-                <w:lang w:eastAsia="it-IT"/>
-                <w14:ligatures w14:val="none"/>
-              </w:rPr>
-            </w:pPr>
-          </w:p>
-        </w:tc>
-      </w:tr>
-      <w:tr>
-        <w:tblPrEx>
-          <w:shd w:val="clear" w:color="auto" w:fill="auto"/>
-        </w:tblPrEx>
-        <w:trPr>
-          <w:trHeight w:val="340"/>
-        </w:trPr>
-        <w:tc>
-          <w:tcPr>
-            <w:tcW w:w="1634" w:type="dxa"/>
-            <w:gridSpan w:val="4"/>
-            <w:vAlign w:val="center"/>
-          </w:tcPr>
-          <w:p>
-            <w:pPr>
-              <w:spacing w:after="0" w:line="240" w:lineRule="auto"/>
-              <w:rPr>
-                <w:rFonts w:ascii="Times New Roman" w:eastAsia="Times New Roman" w:hAnsi="Times New Roman" w:cs="Times New Roman"/>
-                <w:b/>
-                <w:kern w:val="0"/>
-                <w:sz w:val="20"/>
-                <w:szCs w:val="20"/>
-                <w:lang w:eastAsia="it-IT"/>
-                <w14:ligatures w14:val="none"/>
-              </w:rPr>
-            </w:pPr>
-            <w:r>
-              <w:rPr>
-                <w:rFonts w:ascii="Times New Roman" w:eastAsia="Times New Roman" w:hAnsi="Times New Roman" w:cs="Times New Roman"/>
-                <w:b/>
-                <w:kern w:val="0"/>
-                <w:sz w:val="20"/>
-                <w:szCs w:val="20"/>
-                <w:lang w:eastAsia="it-IT"/>
-                <w14:ligatures w14:val="none"/>
-              </w:rPr>
-              <w:t>Fattore gravità</w:t>
-            </w:r>
-          </w:p>
-        </w:tc>
-        <w:tc>
-          <w:tcPr>
-            <w:tcW w:w="1624" w:type="dxa"/>
-            <w:gridSpan w:val="4"/>
-            <w:vAlign w:val="center"/>
-          </w:tcPr>
-          <w:p>
-            <w:pPr>
-              <w:spacing w:after="0" w:line="240" w:lineRule="auto"/>
-              <w:rPr>
-                <w:rFonts w:ascii="Times New Roman" w:eastAsia="Times New Roman" w:hAnsi="Times New Roman" w:cs="Times New Roman"/>
-                <w:b/>
-                <w:kern w:val="0"/>
-                <w:sz w:val="20"/>
-                <w:szCs w:val="20"/>
-                <w:lang w:eastAsia="it-IT"/>
-                <w14:ligatures w14:val="none"/>
-              </w:rPr>
-            </w:pPr>
-            <w:r>
-              <w:rPr>
-                <w:rFonts w:ascii="Times New Roman" w:eastAsia="Times New Roman" w:hAnsi="Times New Roman" w:cs="Times New Roman"/>
-                <w:b/>
-                <w:kern w:val="0"/>
-                <w:sz w:val="20"/>
-                <w:szCs w:val="20"/>
-                <w:lang w:eastAsia="it-IT"/>
-                <w14:ligatures w14:val="none"/>
-              </w:rPr>
-              <w:t>Fattore durata</w:t>
-            </w:r>
-          </w:p>
-        </w:tc>
-        <w:tc>
-          <w:tcPr>
-            <w:tcW w:w="1710" w:type="dxa"/>
-            <w:gridSpan w:val="4"/>
-            <w:tcBorders>
-              <w:right w:val="single" w:sz="12" w:space="0" w:color="auto"/>
-            </w:tcBorders>
-            <w:vAlign w:val="center"/>
-          </w:tcPr>
-          <w:p>
-            <w:pPr>
-              <w:spacing w:after="0" w:line="240" w:lineRule="auto"/>
-              <w:jc w:val="center"/>
-              <w:rPr>
-                <w:rFonts w:ascii="Times New Roman" w:eastAsia="Times New Roman" w:hAnsi="Times New Roman" w:cs="Times New Roman"/>
-                <w:b/>
-                <w:kern w:val="0"/>
-                <w:sz w:val="20"/>
-                <w:szCs w:val="20"/>
-                <w:lang w:eastAsia="it-IT"/>
-                <w14:ligatures w14:val="none"/>
-              </w:rPr>
-            </w:pPr>
-            <w:r>
-              <w:rPr>
-                <w:rFonts w:ascii="Times New Roman" w:eastAsia="Times New Roman" w:hAnsi="Times New Roman" w:cs="Times New Roman"/>
-                <w:b/>
-                <w:kern w:val="0"/>
-                <w:sz w:val="20"/>
-                <w:szCs w:val="20"/>
-                <w:lang w:eastAsia="it-IT"/>
-                <w14:ligatures w14:val="none"/>
-              </w:rPr>
-              <w:t>Fattore livello esposizione</w:t>
-            </w:r>
-          </w:p>
-        </w:tc>
-        <w:tc>
-          <w:tcPr>
-            <w:tcW w:w="2413" w:type="dxa"/>
-            <w:gridSpan w:val="4"/>
-            <w:tcBorders>
-              <w:top w:val="single" w:sz="12" w:space="0" w:color="auto"/>
-              <w:left w:val="single" w:sz="12" w:space="0" w:color="auto"/>
-            </w:tcBorders>
-            <w:vAlign w:val="center"/>
-          </w:tcPr>
-          <w:p>
-            <w:pPr>
-              <w:spacing w:after="0" w:line="240" w:lineRule="auto"/>
-              <w:jc w:val="center"/>
-              <w:rPr>
-                <w:rFonts w:ascii="Times New Roman" w:eastAsia="Times New Roman" w:hAnsi="Times New Roman" w:cs="Times New Roman"/>
-                <w:b/>
-                <w:kern w:val="0"/>
-                <w:sz w:val="20"/>
-                <w:szCs w:val="20"/>
-                <w:lang w:eastAsia="it-IT"/>
-                <w14:ligatures w14:val="none"/>
-              </w:rPr>
-            </w:pPr>
-            <w:r>
-              <w:rPr>
-                <w:rFonts w:ascii="Times New Roman" w:eastAsia="Times New Roman" w:hAnsi="Times New Roman" w:cs="Times New Roman"/>
-                <w:b/>
-                <w:kern w:val="0"/>
-                <w:sz w:val="20"/>
-                <w:szCs w:val="20"/>
-                <w:lang w:eastAsia="it-IT"/>
-                <w14:ligatures w14:val="none"/>
-              </w:rPr>
-              <w:t>Totale</w:t>
-            </w:r>
-          </w:p>
-        </w:tc>
-        <w:tc>
-          <w:tcPr>
-            <w:tcW w:w="2413" w:type="dxa"/>
-            <w:gridSpan w:val="3"/>
-            <w:tcBorders>
-              <w:top w:val="single" w:sz="12" w:space="0" w:color="auto"/>
-              <w:bottom w:val="single" w:sz="4" w:space="0" w:color="auto"/>
-              <w:right w:val="single" w:sz="12" w:space="0" w:color="auto"/>
-            </w:tcBorders>
-            <w:vAlign w:val="center"/>
-          </w:tcPr>
-          <w:p>
-            <w:pPr>
-              <w:spacing w:after="0" w:line="240" w:lineRule="auto"/>
-              <w:jc w:val="center"/>
-              <w:rPr>
-                <w:rFonts w:ascii="Times New Roman" w:eastAsia="Times New Roman" w:hAnsi="Times New Roman" w:cs="Times New Roman"/>
-                <w:b/>
-                <w:kern w:val="0"/>
-                <w:sz w:val="20"/>
-                <w:szCs w:val="20"/>
-                <w:lang w:eastAsia="it-IT"/>
-                <w14:ligatures w14:val="none"/>
-              </w:rPr>
-            </w:pPr>
-            <w:r>
-              <w:rPr>
-                <w:rFonts w:ascii="Times New Roman" w:eastAsia="Times New Roman" w:hAnsi="Times New Roman" w:cs="Times New Roman"/>
-                <w:b/>
-                <w:kern w:val="0"/>
-                <w:sz w:val="20"/>
-                <w:szCs w:val="20"/>
-                <w:lang w:eastAsia="it-IT"/>
-                <w14:ligatures w14:val="none"/>
-              </w:rPr>
-              <w:t>Classe di rischio</w:t>
-            </w:r>
-          </w:p>
-        </w:tc>
-      </w:tr>
-      <w:tr>
-        <w:tblPrEx>
-          <w:shd w:val="clear" w:color="auto" w:fill="auto"/>
-        </w:tblPrEx>
-        <w:trPr>
-          <w:trHeight w:val="340"/>
-        </w:trPr>
-        <w:tc>
-          <w:tcPr>
-            <w:tcW w:w="1634" w:type="dxa"/>
-            <w:gridSpan w:val="4"/>
-            <w:vAlign w:val="center"/>
-          </w:tcPr>
-          <w:p>
-            <w:pPr>
-              <w:spacing w:after="0" w:line="240" w:lineRule="auto"/>
-              <w:jc w:val="center"/>
-              <w:rPr>
-                <w:rFonts w:ascii="Times New Roman" w:eastAsia="Times New Roman" w:hAnsi="Times New Roman" w:cs="Times New Roman"/>
-                <w:kern w:val="0"/>
-                <w:sz w:val="20"/>
-                <w:szCs w:val="20"/>
-                <w:lang w:eastAsia="it-IT"/>
-                <w14:ligatures w14:val="none"/>
-              </w:rPr>
-            </w:pPr>
-            <w:r>
-              <w:rPr>
-                <w:rFonts w:ascii="Times New Roman" w:eastAsia="Times New Roman" w:hAnsi="Times New Roman" w:cs="Times New Roman"/>
-                <w:kern w:val="0"/>
-                <w:sz w:val="20"/>
-                <w:szCs w:val="20"/>
-                <w:lang w:eastAsia="it-IT"/>
-                <w14:ligatures w14:val="none"/>
-              </w:rPr>
-              <w:t>4</w:t>
-            </w:r>
-          </w:p>
-        </w:tc>
-        <w:tc>
-          <w:tcPr>
-            <w:tcW w:w="1624" w:type="dxa"/>
-            <w:gridSpan w:val="4"/>
-            <w:vAlign w:val="center"/>
-          </w:tcPr>
-          <w:p>
-            <w:pPr>
-              <w:spacing w:after="0" w:line="240" w:lineRule="auto"/>
-              <w:jc w:val="center"/>
-              <w:rPr>
-                <w:rFonts w:ascii="Times New Roman" w:eastAsia="Times New Roman" w:hAnsi="Times New Roman" w:cs="Times New Roman"/>
-                <w:kern w:val="0"/>
-                <w:sz w:val="20"/>
-                <w:szCs w:val="20"/>
-                <w:lang w:eastAsia="it-IT"/>
-                <w14:ligatures w14:val="none"/>
-              </w:rPr>
-            </w:pPr>
-            <w:r>
-              <w:rPr>
-                <w:rFonts w:ascii="Times New Roman" w:eastAsia="Times New Roman" w:hAnsi="Times New Roman" w:cs="Times New Roman"/>
-                <w:kern w:val="0"/>
-                <w:sz w:val="20"/>
-                <w:szCs w:val="20"/>
-                <w:lang w:eastAsia="it-IT"/>
-                <w14:ligatures w14:val="none"/>
-              </w:rPr>
-              <w:t>2</w:t>
-            </w:r>
-          </w:p>
-        </w:tc>
-        <w:tc>
-          <w:tcPr>
-            <w:tcW w:w="1710" w:type="dxa"/>
-            <w:gridSpan w:val="4"/>
-            <w:tcBorders>
-              <w:right w:val="single" w:sz="12" w:space="0" w:color="auto"/>
-            </w:tcBorders>
-            <w:vAlign w:val="center"/>
-          </w:tcPr>
-          <w:p>
-            <w:pPr>
-              <w:spacing w:after="0" w:line="240" w:lineRule="auto"/>
-              <w:jc w:val="center"/>
-              <w:rPr>
-                <w:rFonts w:ascii="Times New Roman" w:eastAsia="Times New Roman" w:hAnsi="Times New Roman" w:cs="Times New Roman"/>
-                <w:kern w:val="0"/>
-                <w:sz w:val="20"/>
-                <w:szCs w:val="20"/>
-                <w:lang w:eastAsia="it-IT"/>
-                <w14:ligatures w14:val="none"/>
-              </w:rPr>
-            </w:pPr>
-            <w:r>
-              <w:rPr>
-                <w:rFonts w:ascii="Times New Roman" w:eastAsia="Times New Roman" w:hAnsi="Times New Roman" w:cs="Times New Roman"/>
-                <w:kern w:val="0"/>
-                <w:sz w:val="20"/>
-                <w:szCs w:val="20"/>
-                <w:lang w:eastAsia="it-IT"/>
-                <w14:ligatures w14:val="none"/>
-              </w:rPr>
-              <w:t>2</w:t>
-            </w:r>
-          </w:p>
-        </w:tc>
-        <w:tc>
-          <w:tcPr>
-            <w:tcW w:w="2413" w:type="dxa"/>
-            <w:gridSpan w:val="4"/>
-            <w:tcBorders>
-              <w:left w:val="single" w:sz="12" w:space="0" w:color="auto"/>
-              <w:bottom w:val="single" w:sz="12" w:space="0" w:color="auto"/>
-            </w:tcBorders>
-            <w:vAlign w:val="center"/>
-          </w:tcPr>
-          <w:p>
-            <w:pPr>
-              <w:spacing w:after="0" w:line="240" w:lineRule="auto"/>
-              <w:jc w:val="center"/>
-              <w:rPr>
-                <w:rFonts w:ascii="Times New Roman" w:eastAsia="Times New Roman" w:hAnsi="Times New Roman" w:cs="Times New Roman"/>
-                <w:b/>
-                <w:kern w:val="0"/>
-                <w:sz w:val="28"/>
-                <w:szCs w:val="28"/>
-                <w:lang w:eastAsia="it-IT"/>
-                <w14:ligatures w14:val="none"/>
-              </w:rPr>
-            </w:pPr>
-            <w:r>
-              <w:rPr>
-                <w:rFonts w:ascii="Times New Roman" w:eastAsia="Times New Roman" w:hAnsi="Times New Roman" w:cs="Times New Roman"/>
-                <w:b/>
-                <w:kern w:val="0"/>
-                <w:sz w:val="28"/>
-                <w:szCs w:val="28"/>
-                <w:lang w:eastAsia="it-IT"/>
-                <w14:ligatures w14:val="none"/>
-              </w:rPr>
-              <w:t>16</w:t>
-            </w:r>
-          </w:p>
-        </w:tc>
-        <w:tc>
-          <w:tcPr>
-            <w:tcW w:w="622" w:type="dxa"/>
-            <w:gridSpan w:val="2"/>
-            <w:tcBorders>
-              <w:bottom w:val="single" w:sz="12" w:space="0" w:color="auto"/>
-              <w:right w:val="single" w:sz="4" w:space="0" w:color="auto"/>
-            </w:tcBorders>
-            <w:vAlign w:val="center"/>
-          </w:tcPr>
-          <w:p>
-            <w:pPr>
-              <w:spacing w:after="0" w:line="240" w:lineRule="auto"/>
-              <w:rPr>
-                <w:rFonts w:ascii="Times New Roman" w:eastAsia="Times New Roman" w:hAnsi="Times New Roman" w:cs="Times New Roman"/>
-                <w:b/>
-                <w:kern w:val="0"/>
-                <w:sz w:val="16"/>
-                <w:szCs w:val="16"/>
-                <w:lang w:eastAsia="it-IT"/>
-                <w14:ligatures w14:val="none"/>
-              </w:rPr>
-            </w:pPr>
-            <w:r>
-              <w:rPr>
-                <w:rFonts w:ascii="Times New Roman" w:eastAsia="Times New Roman" w:hAnsi="Times New Roman" w:cs="Times New Roman"/>
-                <w:b/>
-                <w:kern w:val="0"/>
-                <w:sz w:val="16"/>
-                <w:szCs w:val="16"/>
-                <w:lang w:eastAsia="it-IT"/>
-                <w14:ligatures w14:val="none"/>
-              </w:rPr>
-              <w:fldChar w:fldCharType="begin">
-                <w:ffData>
-                  <w:name w:val=""/>
-                  <w:enabled/>
-                  <w:calcOnExit w:val="0"/>
-                  <w:checkBox>
-                    <w:sizeAuto/>
-                    <w:default w:val="0"/>
-                  </w:checkBox>
-                </w:ffData>
-              </w:fldChar>
-            </w:r>
-            <w:r>
-              <w:rPr>
-                <w:rFonts w:ascii="Times New Roman" w:eastAsia="Times New Roman" w:hAnsi="Times New Roman" w:cs="Times New Roman"/>
-                <w:b/>
-                <w:kern w:val="0"/>
-                <w:sz w:val="16"/>
-                <w:szCs w:val="16"/>
-                <w:lang w:eastAsia="it-IT"/>
-                <w14:ligatures w14:val="none"/>
-              </w:rPr>
-              <w:instrText xml:space="preserve"> FORMCHECKBOX </w:instrText>
-            </w:r>
-            <w:r>
-              <w:rPr>
-                <w:rFonts w:ascii="Times New Roman" w:eastAsia="Times New Roman" w:hAnsi="Times New Roman" w:cs="Times New Roman"/>
-                <w:b/>
-                <w:kern w:val="0"/>
-                <w:sz w:val="16"/>
-                <w:szCs w:val="16"/>
-                <w:lang w:eastAsia="it-IT"/>
-                <w14:ligatures w14:val="none"/>
-              </w:rPr>
-            </w:r>
-            <w:r>
-              <w:rPr>
-                <w:rFonts w:ascii="Times New Roman" w:eastAsia="Times New Roman" w:hAnsi="Times New Roman" w:cs="Times New Roman"/>
-                <w:b/>
-                <w:kern w:val="0"/>
-                <w:sz w:val="16"/>
-                <w:szCs w:val="16"/>
-                <w:lang w:eastAsia="it-IT"/>
-                <w14:ligatures w14:val="none"/>
-              </w:rPr>
-              <w:fldChar w:fldCharType="separate"/>
-            </w:r>
-            <w:r>
-              <w:rPr>
-                <w:rFonts w:ascii="Times New Roman" w:eastAsia="Times New Roman" w:hAnsi="Times New Roman" w:cs="Times New Roman"/>
-                <w:b/>
-                <w:kern w:val="0"/>
-                <w:sz w:val="16"/>
-                <w:szCs w:val="16"/>
-                <w:lang w:eastAsia="it-IT"/>
-                <w14:ligatures w14:val="none"/>
-              </w:rPr>
-              <w:fldChar w:fldCharType="end"/>
-            </w:r>
-          </w:p>
-          <w:p>
-            <w:pPr>
-              <w:spacing w:after="0" w:line="240" w:lineRule="auto"/>
-              <w:rPr>
-                <w:rFonts w:ascii="Times New Roman" w:eastAsia="Times New Roman" w:hAnsi="Times New Roman" w:cs="Times New Roman"/>
-                <w:b/>
-                <w:kern w:val="0"/>
-                <w:sz w:val="16"/>
-                <w:szCs w:val="16"/>
-                <w:lang w:eastAsia="it-IT"/>
-                <w14:ligatures w14:val="none"/>
-              </w:rPr>
-            </w:pPr>
-            <w:r>
-              <w:rPr>
-                <w:rFonts w:ascii="Times New Roman" w:eastAsia="Times New Roman" w:hAnsi="Times New Roman" w:cs="Times New Roman"/>
+                <w:rFonts w:ascii="Aptos" w:eastAsia="Times New Roman" w:hAnsi="Aptos" w:cs="Times New Roman"/>
+                <w:b/>
+                <w:kern w:val="0"/>
+                <w:sz w:val="16"/>
+                <w:szCs w:val="16"/>
+                <w:lang w:eastAsia="it-IT"/>
+                <w14:ligatures w14:val="none"/>
+              </w:rPr>
+              <w:t xml:space="preserve"> Sì  </w:t>
+            </w:r>
+            <w:r>
+              <w:rPr>
+                <w:rFonts w:ascii="Aptos" w:eastAsia="Times New Roman" w:hAnsi="Aptos" w:cs="Times New Roman"/>
                 <w:b/>
                 <w:kern w:val="0"/>
                 <w:sz w:val="16"/>
@@ -3236,7 +3786,7 @@
             </w:r>
             <w:r>
               <w:rPr>
-                <w:rFonts w:ascii="Times New Roman" w:eastAsia="Times New Roman" w:hAnsi="Times New Roman" w:cs="Times New Roman"/>
+                <w:rFonts w:ascii="Aptos" w:eastAsia="Times New Roman" w:hAnsi="Aptos" w:cs="Times New Roman"/>
                 <w:b/>
                 <w:kern w:val="0"/>
                 <w:sz w:val="16"/>
@@ -3248,18 +3798,18 @@
             </w:r>
             <w:r>
               <w:rPr>
-                <w:rFonts w:ascii="Times New Roman" w:eastAsia="Times New Roman" w:hAnsi="Times New Roman" w:cs="Times New Roman"/>
-                <w:b/>
-                <w:kern w:val="0"/>
-                <w:sz w:val="16"/>
-                <w:szCs w:val="16"/>
-                <w:lang w:eastAsia="it-IT"/>
-                <w14:ligatures w14:val="none"/>
-              </w:rPr>
-            </w:r>
-            <w:r>
-              <w:rPr>
-                <w:rFonts w:ascii="Times New Roman" w:eastAsia="Times New Roman" w:hAnsi="Times New Roman" w:cs="Times New Roman"/>
+                <w:rFonts w:ascii="Aptos" w:eastAsia="Times New Roman" w:hAnsi="Aptos" w:cs="Times New Roman"/>
+                <w:b/>
+                <w:kern w:val="0"/>
+                <w:sz w:val="16"/>
+                <w:szCs w:val="16"/>
+                <w:lang w:eastAsia="it-IT"/>
+                <w14:ligatures w14:val="none"/>
+              </w:rPr>
+            </w:r>
+            <w:r>
+              <w:rPr>
+                <w:rFonts w:ascii="Aptos" w:eastAsia="Times New Roman" w:hAnsi="Aptos" w:cs="Times New Roman"/>
                 <w:b/>
                 <w:kern w:val="0"/>
                 <w:sz w:val="16"/>
@@ -3271,7 +3821,7 @@
             </w:r>
             <w:r>
               <w:rPr>
-                <w:rFonts w:ascii="Times New Roman" w:eastAsia="Times New Roman" w:hAnsi="Times New Roman" w:cs="Times New Roman"/>
+                <w:rFonts w:ascii="Aptos" w:eastAsia="Times New Roman" w:hAnsi="Aptos" w:cs="Times New Roman"/>
                 <w:b/>
                 <w:kern w:val="0"/>
                 <w:sz w:val="16"/>
@@ -3281,23 +3831,226 @@
               </w:rPr>
               <w:fldChar w:fldCharType="end"/>
             </w:r>
-          </w:p>
-          <w:p>
-            <w:pPr>
-              <w:spacing w:after="0" w:line="240" w:lineRule="auto"/>
-              <w:rPr>
-                <w:rFonts w:ascii="Times New Roman" w:eastAsia="Times New Roman" w:hAnsi="Times New Roman" w:cs="Times New Roman"/>
-                <w:b/>
-                <w:kern w:val="0"/>
-                <w:sz w:val="16"/>
-                <w:szCs w:val="16"/>
-                <w:lang w:eastAsia="it-IT"/>
-                <w14:ligatures w14:val="none"/>
-              </w:rPr>
-            </w:pPr>
-            <w:r>
-              <w:rPr>
-                <w:rFonts w:ascii="Times New Roman" w:eastAsia="Times New Roman" w:hAnsi="Times New Roman" w:cs="Times New Roman"/>
+            <w:r>
+              <w:rPr>
+                <w:rFonts w:ascii="Aptos" w:eastAsia="Times New Roman" w:hAnsi="Aptos" w:cs="Times New Roman"/>
+                <w:b/>
+                <w:kern w:val="0"/>
+                <w:sz w:val="16"/>
+                <w:szCs w:val="16"/>
+                <w:lang w:eastAsia="it-IT"/>
+                <w14:ligatures w14:val="none"/>
+              </w:rPr>
+              <w:t xml:space="preserve"> No</w:t>
+            </w:r>
+          </w:p>
+        </w:tc>
+      </w:tr>
+      <w:tr>
+        <w:tblPrEx>
+          <w:shd w:val="clear" w:color="auto" w:fill="auto"/>
+        </w:tblPrEx>
+        <w:trPr>
+          <w:trHeight w:val="170"/>
+        </w:trPr>
+        <w:tc>
+          <w:tcPr>
+            <w:tcW w:w="9794" w:type="dxa"/>
+            <w:gridSpan w:val="19"/>
+            <w:tcBorders>
+              <w:top w:val="nil"/>
+            </w:tcBorders>
+          </w:tcPr>
+          <w:p>
+            <w:pPr>
+              <w:spacing w:after="0" w:line="240" w:lineRule="auto"/>
+              <w:rPr>
+                <w:rFonts w:ascii="Aptos" w:eastAsia="Times New Roman" w:hAnsi="Aptos" w:cs="Times New Roman"/>
+                <w:b/>
+                <w:kern w:val="0"/>
+                <w:sz w:val="10"/>
+                <w:szCs w:val="10"/>
+                <w:lang w:eastAsia="it-IT"/>
+                <w14:ligatures w14:val="none"/>
+              </w:rPr>
+            </w:pPr>
+          </w:p>
+        </w:tc>
+      </w:tr>
+      <w:tr>
+        <w:tblPrEx>
+          <w:shd w:val="clear" w:color="auto" w:fill="auto"/>
+        </w:tblPrEx>
+        <w:trPr>
+          <w:trHeight w:val="170"/>
+        </w:trPr>
+        <w:tc>
+          <w:tcPr>
+            <w:tcW w:w="9794" w:type="dxa"/>
+            <w:gridSpan w:val="19"/>
+            <w:tcBorders>
+              <w:bottom w:val="nil"/>
+            </w:tcBorders>
+          </w:tcPr>
+          <w:p>
+            <w:pPr>
+              <w:spacing w:after="0" w:line="240" w:lineRule="auto"/>
+              <w:rPr>
+                <w:rFonts w:ascii="Aptos" w:eastAsia="Times New Roman" w:hAnsi="Aptos" w:cs="Times New Roman"/>
+                <w:b/>
+                <w:kern w:val="0"/>
+                <w:sz w:val="10"/>
+                <w:szCs w:val="10"/>
+                <w:lang w:eastAsia="it-IT"/>
+                <w14:ligatures w14:val="none"/>
+              </w:rPr>
+            </w:pPr>
+          </w:p>
+        </w:tc>
+      </w:tr>
+      <w:tr>
+        <w:tblPrEx>
+          <w:shd w:val="clear" w:color="auto" w:fill="auto"/>
+        </w:tblPrEx>
+        <w:tc>
+          <w:tcPr>
+            <w:tcW w:w="390" w:type="dxa"/>
+            <w:tcBorders>
+              <w:top w:val="single" w:sz="12" w:space="0" w:color="auto"/>
+              <w:left w:val="single" w:sz="12" w:space="0" w:color="auto"/>
+              <w:bottom w:val="single" w:sz="12" w:space="0" w:color="auto"/>
+              <w:right w:val="single" w:sz="12" w:space="0" w:color="auto"/>
+            </w:tcBorders>
+            <w:vAlign w:val="center"/>
+          </w:tcPr>
+          <w:p>
+            <w:pPr>
+              <w:spacing w:after="0" w:line="240" w:lineRule="auto"/>
+              <w:rPr>
+                <w:rFonts w:ascii="Aptos" w:eastAsia="Times New Roman" w:hAnsi="Aptos" w:cs="Times New Roman"/>
+                <w:b/>
+                <w:kern w:val="0"/>
+                <w:sz w:val="24"/>
+                <w:szCs w:val="24"/>
+                <w:lang w:eastAsia="it-IT"/>
+                <w14:ligatures w14:val="none"/>
+              </w:rPr>
+            </w:pPr>
+            <w:r>
+              <w:rPr>
+                <w:rFonts w:ascii="Aptos" w:eastAsia="Times New Roman" w:hAnsi="Aptos" w:cs="Times New Roman"/>
+                <w:b/>
+                <w:kern w:val="0"/>
+                <w:sz w:val="24"/>
+                <w:szCs w:val="24"/>
+                <w:lang w:eastAsia="it-IT"/>
+                <w14:ligatures w14:val="none"/>
+              </w:rPr>
+              <w:t>D</w:t>
+            </w:r>
+          </w:p>
+        </w:tc>
+        <w:tc>
+          <w:tcPr>
+            <w:tcW w:w="9404" w:type="dxa"/>
+            <w:gridSpan w:val="18"/>
+            <w:tcBorders>
+              <w:top w:val="nil"/>
+              <w:left w:val="single" w:sz="12" w:space="0" w:color="auto"/>
+              <w:bottom w:val="nil"/>
+            </w:tcBorders>
+            <w:vAlign w:val="center"/>
+          </w:tcPr>
+          <w:p>
+            <w:pPr>
+              <w:spacing w:after="0" w:line="240" w:lineRule="auto"/>
+              <w:rPr>
+                <w:rFonts w:ascii="Aptos" w:eastAsia="Times New Roman" w:hAnsi="Aptos" w:cs="Times New Roman"/>
+                <w:b/>
+                <w:kern w:val="0"/>
+                <w:sz w:val="24"/>
+                <w:szCs w:val="24"/>
+                <w:lang w:eastAsia="it-IT"/>
+                <w14:ligatures w14:val="none"/>
+              </w:rPr>
+            </w:pPr>
+            <w:r>
+              <w:rPr>
+                <w:rFonts w:ascii="Aptos" w:eastAsia="Times New Roman" w:hAnsi="Aptos" w:cs="Times New Roman"/>
+                <w:b/>
+                <w:kern w:val="0"/>
+                <w:sz w:val="24"/>
+                <w:szCs w:val="24"/>
+                <w:lang w:eastAsia="it-IT"/>
+                <w14:ligatures w14:val="none"/>
+              </w:rPr>
+              <w:t>MISURE DI PREVENZIONE E PROTEZIONE (artt. 224, 225)</w:t>
+            </w:r>
+          </w:p>
+        </w:tc>
+      </w:tr>
+      <w:tr>
+        <w:tblPrEx>
+          <w:shd w:val="clear" w:color="auto" w:fill="auto"/>
+        </w:tblPrEx>
+        <w:trPr>
+          <w:trHeight w:val="170"/>
+        </w:trPr>
+        <w:tc>
+          <w:tcPr>
+            <w:tcW w:w="9794" w:type="dxa"/>
+            <w:gridSpan w:val="19"/>
+            <w:tcBorders>
+              <w:top w:val="nil"/>
+              <w:bottom w:val="single" w:sz="4" w:space="0" w:color="auto"/>
+            </w:tcBorders>
+          </w:tcPr>
+          <w:p>
+            <w:pPr>
+              <w:spacing w:after="0" w:line="240" w:lineRule="auto"/>
+              <w:rPr>
+                <w:rFonts w:ascii="Aptos" w:eastAsia="Times New Roman" w:hAnsi="Aptos" w:cs="Times New Roman"/>
+                <w:b/>
+                <w:kern w:val="0"/>
+                <w:sz w:val="10"/>
+                <w:szCs w:val="10"/>
+                <w:lang w:eastAsia="it-IT"/>
+                <w14:ligatures w14:val="none"/>
+              </w:rPr>
+            </w:pPr>
+          </w:p>
+        </w:tc>
+      </w:tr>
+      <w:tr>
+        <w:tblPrEx>
+          <w:shd w:val="clear" w:color="auto" w:fill="auto"/>
+        </w:tblPrEx>
+        <w:trPr>
+          <w:trHeight w:val="227"/>
+        </w:trPr>
+        <w:tc>
+          <w:tcPr>
+            <w:tcW w:w="4897" w:type="dxa"/>
+            <w:gridSpan w:val="11"/>
+            <w:tcBorders>
+              <w:right w:val="nil"/>
+            </w:tcBorders>
+          </w:tcPr>
+          <w:p>
+            <w:pPr>
+              <w:spacing w:after="0" w:line="240" w:lineRule="auto"/>
+              <w:rPr>
+                <w:rFonts w:ascii="Aptos" w:eastAsia="Times New Roman" w:hAnsi="Aptos" w:cs="Times New Roman"/>
+                <w:kern w:val="0"/>
+                <w:sz w:val="16"/>
+                <w:szCs w:val="16"/>
+                <w:lang w:eastAsia="it-IT"/>
+                <w14:ligatures w14:val="none"/>
+              </w:rPr>
+            </w:pPr>
+            <w:r>
+              <w:rPr>
+                <w:rFonts w:ascii="Aptos" w:eastAsia="Times New Roman" w:hAnsi="Aptos" w:cs="Times New Roman"/>
                 <w:b/>
                 <w:kern w:val="0"/>
                 <w:sz w:val="16"/>
@@ -3319,7 +4072,7 @@
             </w:r>
             <w:r>
               <w:rPr>
-                <w:rFonts w:ascii="Times New Roman" w:eastAsia="Times New Roman" w:hAnsi="Times New Roman" w:cs="Times New Roman"/>
+                <w:rFonts w:ascii="Aptos" w:eastAsia="Times New Roman" w:hAnsi="Aptos" w:cs="Times New Roman"/>
                 <w:b/>
                 <w:kern w:val="0"/>
                 <w:sz w:val="16"/>
@@ -3331,18 +4084,18 @@
             </w:r>
             <w:r>
               <w:rPr>
-                <w:rFonts w:ascii="Times New Roman" w:eastAsia="Times New Roman" w:hAnsi="Times New Roman" w:cs="Times New Roman"/>
-                <w:b/>
-                <w:kern w:val="0"/>
-                <w:sz w:val="16"/>
-                <w:szCs w:val="16"/>
-                <w:lang w:eastAsia="it-IT"/>
-                <w14:ligatures w14:val="none"/>
-              </w:rPr>
-            </w:r>
-            <w:r>
-              <w:rPr>
-                <w:rFonts w:ascii="Times New Roman" w:eastAsia="Times New Roman" w:hAnsi="Times New Roman" w:cs="Times New Roman"/>
+                <w:rFonts w:ascii="Aptos" w:eastAsia="Times New Roman" w:hAnsi="Aptos" w:cs="Times New Roman"/>
+                <w:b/>
+                <w:kern w:val="0"/>
+                <w:sz w:val="16"/>
+                <w:szCs w:val="16"/>
+                <w:lang w:eastAsia="it-IT"/>
+                <w14:ligatures w14:val="none"/>
+              </w:rPr>
+            </w:r>
+            <w:r>
+              <w:rPr>
+                <w:rFonts w:ascii="Aptos" w:eastAsia="Times New Roman" w:hAnsi="Aptos" w:cs="Times New Roman"/>
                 <w:b/>
                 <w:kern w:val="0"/>
                 <w:sz w:val="16"/>
@@ -3354,7 +4107,7 @@
             </w:r>
             <w:r>
               <w:rPr>
-                <w:rFonts w:ascii="Times New Roman" w:eastAsia="Times New Roman" w:hAnsi="Times New Roman" w:cs="Times New Roman"/>
+                <w:rFonts w:ascii="Aptos" w:eastAsia="Times New Roman" w:hAnsi="Aptos" w:cs="Times New Roman"/>
                 <w:b/>
                 <w:kern w:val="0"/>
                 <w:sz w:val="16"/>
@@ -3364,24 +4117,177 @@
               </w:rPr>
               <w:fldChar w:fldCharType="end"/>
             </w:r>
-          </w:p>
-          <w:p>
-            <w:pPr>
-              <w:spacing w:after="0" w:line="240" w:lineRule="auto"/>
-              <w:rPr>
-                <w:rFonts w:ascii="Times New Roman" w:eastAsia="Times New Roman" w:hAnsi="Times New Roman" w:cs="Times New Roman"/>
-                <w:b/>
-                <w:kern w:val="0"/>
-                <w:sz w:val="16"/>
-                <w:szCs w:val="16"/>
-                <w:lang w:eastAsia="it-IT"/>
-                <w14:ligatures w14:val="none"/>
-              </w:rPr>
-            </w:pPr>
-            <w:r>
-              <w:rPr>
-                <w:rFonts w:ascii="Times New Roman" w:eastAsia="Times New Roman" w:hAnsi="Times New Roman" w:cs="Times New Roman"/>
-                <w:b/>
+            <w:r>
+              <w:rPr>
+                <w:rFonts w:ascii="Aptos" w:eastAsia="Times New Roman" w:hAnsi="Aptos" w:cs="Times New Roman"/>
+                <w:b/>
+                <w:kern w:val="0"/>
+                <w:sz w:val="16"/>
+                <w:szCs w:val="16"/>
+                <w:lang w:eastAsia="it-IT"/>
+                <w14:ligatures w14:val="none"/>
+              </w:rPr>
+              <w:t xml:space="preserve"> </w:t>
+            </w:r>
+            <w:r>
+              <w:rPr>
+                <w:rFonts w:ascii="Aptos" w:eastAsia="Times New Roman" w:hAnsi="Aptos" w:cs="Times New Roman"/>
+                <w:kern w:val="0"/>
+                <w:sz w:val="16"/>
+                <w:szCs w:val="16"/>
+                <w:lang w:eastAsia="it-IT"/>
+                <w14:ligatures w14:val="none"/>
+              </w:rPr>
+              <w:t>Riorganizzazione dei sistemi di lavorazione (</w:t>
+            </w:r>
+            <w:r>
+              <w:rPr>
+                <w:rFonts w:ascii="Aptos" w:eastAsia="Times New Roman" w:hAnsi="Aptos" w:cs="Times New Roman"/>
+                <w:kern w:val="0"/>
+                <w:sz w:val="16"/>
+                <w:szCs w:val="16"/>
+                <w:lang w:eastAsia="it-IT"/>
+                <w14:ligatures w14:val="none"/>
+              </w:rPr>
+              <w:fldChar w:fldCharType="begin">
+                <w:ffData>
+                  <w:name w:val="Testo27"/>
+                  <w:enabled/>
+                  <w:calcOnExit w:val="0"/>
+                  <w:textInput/>
+                </w:ffData>
+              </w:fldChar>
+            </w:r>
+            <w:r>
+              <w:rPr>
+                <w:rFonts w:ascii="Aptos" w:eastAsia="Times New Roman" w:hAnsi="Aptos" w:cs="Times New Roman"/>
+                <w:kern w:val="0"/>
+                <w:sz w:val="16"/>
+                <w:szCs w:val="16"/>
+                <w:lang w:eastAsia="it-IT"/>
+                <w14:ligatures w14:val="none"/>
+              </w:rPr>
+              <w:instrText xml:space="preserve"> FORMTEXT </w:instrText>
+            </w:r>
+            <w:r>
+              <w:rPr>
+                <w:rFonts w:ascii="Aptos" w:eastAsia="Times New Roman" w:hAnsi="Aptos" w:cs="Times New Roman"/>
+                <w:kern w:val="0"/>
+                <w:sz w:val="16"/>
+                <w:szCs w:val="16"/>
+                <w:lang w:eastAsia="it-IT"/>
+                <w14:ligatures w14:val="none"/>
+              </w:rPr>
+            </w:r>
+            <w:r>
+              <w:rPr>
+                <w:rFonts w:ascii="Aptos" w:eastAsia="Times New Roman" w:hAnsi="Aptos" w:cs="Times New Roman"/>
+                <w:kern w:val="0"/>
+                <w:sz w:val="16"/>
+                <w:szCs w:val="16"/>
+                <w:lang w:eastAsia="it-IT"/>
+                <w14:ligatures w14:val="none"/>
+              </w:rPr>
+              <w:fldChar w:fldCharType="separate"/>
+            </w:r>
+            <w:r>
+              <w:rPr>
+                <w:rFonts w:ascii="Aptos" w:eastAsia="Times New Roman" w:hAnsi="Aptos" w:cs="Times New Roman"/>
+                <w:noProof/>
+                <w:kern w:val="0"/>
+                <w:sz w:val="16"/>
+                <w:szCs w:val="16"/>
+                <w:lang w:eastAsia="it-IT"/>
+                <w14:ligatures w14:val="none"/>
+              </w:rPr>
+              <w:t> </w:t>
+            </w:r>
+            <w:r>
+              <w:rPr>
+                <w:rFonts w:ascii="Aptos" w:eastAsia="Times New Roman" w:hAnsi="Aptos" w:cs="Times New Roman"/>
+                <w:noProof/>
+                <w:kern w:val="0"/>
+                <w:sz w:val="16"/>
+                <w:szCs w:val="16"/>
+                <w:lang w:eastAsia="it-IT"/>
+                <w14:ligatures w14:val="none"/>
+              </w:rPr>
+              <w:t> </w:t>
+            </w:r>
+            <w:r>
+              <w:rPr>
+                <w:rFonts w:ascii="Aptos" w:eastAsia="Times New Roman" w:hAnsi="Aptos" w:cs="Times New Roman"/>
+                <w:noProof/>
+                <w:kern w:val="0"/>
+                <w:sz w:val="16"/>
+                <w:szCs w:val="16"/>
+                <w:lang w:eastAsia="it-IT"/>
+                <w14:ligatures w14:val="none"/>
+              </w:rPr>
+              <w:t> </w:t>
+            </w:r>
+            <w:r>
+              <w:rPr>
+                <w:rFonts w:ascii="Aptos" w:eastAsia="Times New Roman" w:hAnsi="Aptos" w:cs="Times New Roman"/>
+                <w:noProof/>
+                <w:kern w:val="0"/>
+                <w:sz w:val="16"/>
+                <w:szCs w:val="16"/>
+                <w:lang w:eastAsia="it-IT"/>
+                <w14:ligatures w14:val="none"/>
+              </w:rPr>
+              <w:t> </w:t>
+            </w:r>
+            <w:r>
+              <w:rPr>
+                <w:rFonts w:ascii="Aptos" w:eastAsia="Times New Roman" w:hAnsi="Aptos" w:cs="Times New Roman"/>
+                <w:noProof/>
+                <w:kern w:val="0"/>
+                <w:sz w:val="16"/>
+                <w:szCs w:val="16"/>
+                <w:lang w:eastAsia="it-IT"/>
+                <w14:ligatures w14:val="none"/>
+              </w:rPr>
+              <w:t> </w:t>
+            </w:r>
+            <w:r>
+              <w:rPr>
+                <w:rFonts w:ascii="Aptos" w:eastAsia="Times New Roman" w:hAnsi="Aptos" w:cs="Times New Roman"/>
+                <w:kern w:val="0"/>
+                <w:sz w:val="16"/>
+                <w:szCs w:val="16"/>
+                <w:lang w:eastAsia="it-IT"/>
+                <w14:ligatures w14:val="none"/>
+              </w:rPr>
+              <w:fldChar w:fldCharType="end"/>
+            </w:r>
+            <w:r>
+              <w:rPr>
+                <w:rFonts w:ascii="Aptos" w:eastAsia="Times New Roman" w:hAnsi="Aptos" w:cs="Times New Roman"/>
+                <w:kern w:val="0"/>
+                <w:sz w:val="16"/>
+                <w:szCs w:val="16"/>
+                <w:lang w:eastAsia="it-IT"/>
+                <w14:ligatures w14:val="none"/>
+              </w:rPr>
+              <w:t>)</w:t>
+            </w:r>
+          </w:p>
+          <w:p>
+            <w:pPr>
+              <w:spacing w:after="0" w:line="240" w:lineRule="auto"/>
+              <w:rPr>
+                <w:rFonts w:ascii="Aptos" w:eastAsia="Times New Roman" w:hAnsi="Aptos" w:cs="Times New Roman"/>
+                <w:kern w:val="0"/>
+                <w:sz w:val="16"/>
+                <w:szCs w:val="16"/>
+                <w:lang w:eastAsia="it-IT"/>
+                <w14:ligatures w14:val="none"/>
+              </w:rPr>
+            </w:pPr>
+            <w:r>
+              <w:rPr>
+                <w:rFonts w:ascii="Aptos" w:eastAsia="Times New Roman" w:hAnsi="Aptos" w:cs="Times New Roman"/>
                 <w:kern w:val="0"/>
                 <w:sz w:val="16"/>
                 <w:szCs w:val="16"/>
@@ -3402,8 +4308,7 @@
             </w:r>
             <w:r>
               <w:rPr>
-                <w:rFonts w:ascii="Times New Roman" w:eastAsia="Times New Roman" w:hAnsi="Times New Roman" w:cs="Times New Roman"/>
-                <w:b/>
+                <w:rFonts w:ascii="Aptos" w:eastAsia="Times New Roman" w:hAnsi="Aptos" w:cs="Times New Roman"/>
                 <w:kern w:val="0"/>
                 <w:sz w:val="16"/>
                 <w:szCs w:val="16"/>
@@ -3414,19 +4319,17 @@
             </w:r>
             <w:r>
               <w:rPr>
-                <w:rFonts w:ascii="Times New Roman" w:eastAsia="Times New Roman" w:hAnsi="Times New Roman" w:cs="Times New Roman"/>
-                <w:b/>
-                <w:kern w:val="0"/>
-                <w:sz w:val="16"/>
-                <w:szCs w:val="16"/>
-                <w:lang w:eastAsia="it-IT"/>
-                <w14:ligatures w14:val="none"/>
-              </w:rPr>
-            </w:r>
-            <w:r>
-              <w:rPr>
-                <w:rFonts w:ascii="Times New Roman" w:eastAsia="Times New Roman" w:hAnsi="Times New Roman" w:cs="Times New Roman"/>
-                <w:b/>
+                <w:rFonts w:ascii="Aptos" w:eastAsia="Times New Roman" w:hAnsi="Aptos" w:cs="Times New Roman"/>
+                <w:kern w:val="0"/>
+                <w:sz w:val="16"/>
+                <w:szCs w:val="16"/>
+                <w:lang w:eastAsia="it-IT"/>
+                <w14:ligatures w14:val="none"/>
+              </w:rPr>
+            </w:r>
+            <w:r>
+              <w:rPr>
+                <w:rFonts w:ascii="Aptos" w:eastAsia="Times New Roman" w:hAnsi="Aptos" w:cs="Times New Roman"/>
                 <w:kern w:val="0"/>
                 <w:sz w:val="16"/>
                 <w:szCs w:val="16"/>
@@ -3437,8 +4340,7 @@
             </w:r>
             <w:r>
               <w:rPr>
-                <w:rFonts w:ascii="Times New Roman" w:eastAsia="Times New Roman" w:hAnsi="Times New Roman" w:cs="Times New Roman"/>
-                <w:b/>
+                <w:rFonts w:ascii="Aptos" w:eastAsia="Times New Roman" w:hAnsi="Aptos" w:cs="Times New Roman"/>
                 <w:kern w:val="0"/>
                 <w:sz w:val="16"/>
                 <w:szCs w:val="16"/>
@@ -3447,24 +4349,166 @@
               </w:rPr>
               <w:fldChar w:fldCharType="end"/>
             </w:r>
-          </w:p>
-          <w:p>
-            <w:pPr>
-              <w:spacing w:after="0" w:line="240" w:lineRule="auto"/>
-              <w:rPr>
-                <w:rFonts w:ascii="Times New Roman" w:eastAsia="Times New Roman" w:hAnsi="Times New Roman" w:cs="Times New Roman"/>
-                <w:b/>
-                <w:kern w:val="0"/>
-                <w:sz w:val="16"/>
-                <w:szCs w:val="16"/>
-                <w:lang w:eastAsia="it-IT"/>
-                <w14:ligatures w14:val="none"/>
-              </w:rPr>
-            </w:pPr>
-            <w:r>
-              <w:rPr>
-                <w:rFonts w:ascii="Times New Roman" w:eastAsia="Times New Roman" w:hAnsi="Times New Roman" w:cs="Times New Roman"/>
-                <w:b/>
+            <w:r>
+              <w:rPr>
+                <w:rFonts w:ascii="Aptos" w:eastAsia="Times New Roman" w:hAnsi="Aptos" w:cs="Times New Roman"/>
+                <w:kern w:val="0"/>
+                <w:sz w:val="16"/>
+                <w:szCs w:val="16"/>
+                <w:lang w:eastAsia="it-IT"/>
+                <w14:ligatures w14:val="none"/>
+              </w:rPr>
+              <w:t xml:space="preserve"> Fornitura di attrezzature per il lavoro specifico (</w:t>
+            </w:r>
+            <w:r>
+              <w:rPr>
+                <w:rFonts w:ascii="Aptos" w:eastAsia="Times New Roman" w:hAnsi="Aptos" w:cs="Times New Roman"/>
+                <w:kern w:val="0"/>
+                <w:sz w:val="16"/>
+                <w:szCs w:val="16"/>
+                <w:lang w:eastAsia="it-IT"/>
+                <w14:ligatures w14:val="none"/>
+              </w:rPr>
+              <w:fldChar w:fldCharType="begin">
+                <w:ffData>
+                  <w:name w:val="Testo28"/>
+                  <w:enabled/>
+                  <w:calcOnExit w:val="0"/>
+                  <w:textInput/>
+                </w:ffData>
+              </w:fldChar>
+            </w:r>
+            <w:r>
+              <w:rPr>
+                <w:rFonts w:ascii="Aptos" w:eastAsia="Times New Roman" w:hAnsi="Aptos" w:cs="Times New Roman"/>
+                <w:kern w:val="0"/>
+                <w:sz w:val="16"/>
+                <w:szCs w:val="16"/>
+                <w:lang w:eastAsia="it-IT"/>
+                <w14:ligatures w14:val="none"/>
+              </w:rPr>
+              <w:instrText xml:space="preserve"> FORMTEXT </w:instrText>
+            </w:r>
+            <w:r>
+              <w:rPr>
+                <w:rFonts w:ascii="Aptos" w:eastAsia="Times New Roman" w:hAnsi="Aptos" w:cs="Times New Roman"/>
+                <w:kern w:val="0"/>
+                <w:sz w:val="16"/>
+                <w:szCs w:val="16"/>
+                <w:lang w:eastAsia="it-IT"/>
+                <w14:ligatures w14:val="none"/>
+              </w:rPr>
+            </w:r>
+            <w:r>
+              <w:rPr>
+                <w:rFonts w:ascii="Aptos" w:eastAsia="Times New Roman" w:hAnsi="Aptos" w:cs="Times New Roman"/>
+                <w:kern w:val="0"/>
+                <w:sz w:val="16"/>
+                <w:szCs w:val="16"/>
+                <w:lang w:eastAsia="it-IT"/>
+                <w14:ligatures w14:val="none"/>
+              </w:rPr>
+              <w:fldChar w:fldCharType="separate"/>
+            </w:r>
+            <w:r>
+              <w:rPr>
+                <w:rFonts w:ascii="Aptos" w:eastAsia="Times New Roman" w:hAnsi="Aptos" w:cs="Times New Roman"/>
+                <w:noProof/>
+                <w:kern w:val="0"/>
+                <w:sz w:val="16"/>
+                <w:szCs w:val="16"/>
+                <w:lang w:eastAsia="it-IT"/>
+                <w14:ligatures w14:val="none"/>
+              </w:rPr>
+              <w:t> </w:t>
+            </w:r>
+            <w:r>
+              <w:rPr>
+                <w:rFonts w:ascii="Aptos" w:eastAsia="Times New Roman" w:hAnsi="Aptos" w:cs="Times New Roman"/>
+                <w:noProof/>
+                <w:kern w:val="0"/>
+                <w:sz w:val="16"/>
+                <w:szCs w:val="16"/>
+                <w:lang w:eastAsia="it-IT"/>
+                <w14:ligatures w14:val="none"/>
+              </w:rPr>
+              <w:t> </w:t>
+            </w:r>
+            <w:r>
+              <w:rPr>
+                <w:rFonts w:ascii="Aptos" w:eastAsia="Times New Roman" w:hAnsi="Aptos" w:cs="Times New Roman"/>
+                <w:noProof/>
+                <w:kern w:val="0"/>
+                <w:sz w:val="16"/>
+                <w:szCs w:val="16"/>
+                <w:lang w:eastAsia="it-IT"/>
+                <w14:ligatures w14:val="none"/>
+              </w:rPr>
+              <w:t> </w:t>
+            </w:r>
+            <w:r>
+              <w:rPr>
+                <w:rFonts w:ascii="Aptos" w:eastAsia="Times New Roman" w:hAnsi="Aptos" w:cs="Times New Roman"/>
+                <w:noProof/>
+                <w:kern w:val="0"/>
+                <w:sz w:val="16"/>
+                <w:szCs w:val="16"/>
+                <w:lang w:eastAsia="it-IT"/>
+                <w14:ligatures w14:val="none"/>
+              </w:rPr>
+              <w:t> </w:t>
+            </w:r>
+            <w:r>
+              <w:rPr>
+                <w:rFonts w:ascii="Aptos" w:eastAsia="Times New Roman" w:hAnsi="Aptos" w:cs="Times New Roman"/>
+                <w:noProof/>
+                <w:kern w:val="0"/>
+                <w:sz w:val="16"/>
+                <w:szCs w:val="16"/>
+                <w:lang w:eastAsia="it-IT"/>
+                <w14:ligatures w14:val="none"/>
+              </w:rPr>
+              <w:t> </w:t>
+            </w:r>
+            <w:r>
+              <w:rPr>
+                <w:rFonts w:ascii="Aptos" w:eastAsia="Times New Roman" w:hAnsi="Aptos" w:cs="Times New Roman"/>
+                <w:kern w:val="0"/>
+                <w:sz w:val="16"/>
+                <w:szCs w:val="16"/>
+                <w:lang w:eastAsia="it-IT"/>
+                <w14:ligatures w14:val="none"/>
+              </w:rPr>
+              <w:fldChar w:fldCharType="end"/>
+            </w:r>
+            <w:r>
+              <w:rPr>
+                <w:rFonts w:ascii="Aptos" w:eastAsia="Times New Roman" w:hAnsi="Aptos" w:cs="Times New Roman"/>
+                <w:kern w:val="0"/>
+                <w:sz w:val="16"/>
+                <w:szCs w:val="16"/>
+                <w:lang w:eastAsia="it-IT"/>
+                <w14:ligatures w14:val="none"/>
+              </w:rPr>
+              <w:t>)</w:t>
+            </w:r>
+          </w:p>
+          <w:p>
+            <w:pPr>
+              <w:spacing w:after="0" w:line="240" w:lineRule="auto"/>
+              <w:rPr>
+                <w:rFonts w:ascii="Aptos" w:eastAsia="Times New Roman" w:hAnsi="Aptos" w:cs="Times New Roman"/>
+                <w:b/>
+                <w:kern w:val="0"/>
+                <w:sz w:val="16"/>
+                <w:szCs w:val="16"/>
+                <w:lang w:eastAsia="it-IT"/>
+                <w14:ligatures w14:val="none"/>
+              </w:rPr>
+            </w:pPr>
+            <w:r>
+              <w:rPr>
+                <w:rFonts w:ascii="Aptos" w:eastAsia="Times New Roman" w:hAnsi="Aptos" w:cs="Times New Roman"/>
                 <w:kern w:val="0"/>
                 <w:sz w:val="16"/>
                 <w:szCs w:val="16"/>
@@ -3485,8 +4529,7 @@
             </w:r>
             <w:r>
               <w:rPr>
-                <w:rFonts w:ascii="Times New Roman" w:eastAsia="Times New Roman" w:hAnsi="Times New Roman" w:cs="Times New Roman"/>
-                <w:b/>
+                <w:rFonts w:ascii="Aptos" w:eastAsia="Times New Roman" w:hAnsi="Aptos" w:cs="Times New Roman"/>
                 <w:kern w:val="0"/>
                 <w:sz w:val="16"/>
                 <w:szCs w:val="16"/>
@@ -3497,19 +4540,17 @@
             </w:r>
             <w:r>
               <w:rPr>
-                <w:rFonts w:ascii="Times New Roman" w:eastAsia="Times New Roman" w:hAnsi="Times New Roman" w:cs="Times New Roman"/>
-                <w:b/>
-                <w:kern w:val="0"/>
-                <w:sz w:val="16"/>
-                <w:szCs w:val="16"/>
-                <w:lang w:eastAsia="it-IT"/>
-                <w14:ligatures w14:val="none"/>
-              </w:rPr>
-            </w:r>
-            <w:r>
-              <w:rPr>
-                <w:rFonts w:ascii="Times New Roman" w:eastAsia="Times New Roman" w:hAnsi="Times New Roman" w:cs="Times New Roman"/>
-                <w:b/>
+                <w:rFonts w:ascii="Aptos" w:eastAsia="Times New Roman" w:hAnsi="Aptos" w:cs="Times New Roman"/>
+                <w:kern w:val="0"/>
+                <w:sz w:val="16"/>
+                <w:szCs w:val="16"/>
+                <w:lang w:eastAsia="it-IT"/>
+                <w14:ligatures w14:val="none"/>
+              </w:rPr>
+            </w:r>
+            <w:r>
+              <w:rPr>
+                <w:rFonts w:ascii="Aptos" w:eastAsia="Times New Roman" w:hAnsi="Aptos" w:cs="Times New Roman"/>
                 <w:kern w:val="0"/>
                 <w:sz w:val="16"/>
                 <w:szCs w:val="16"/>
@@ -3520,8 +4561,7 @@
             </w:r>
             <w:r>
               <w:rPr>
-                <w:rFonts w:ascii="Times New Roman" w:eastAsia="Times New Roman" w:hAnsi="Times New Roman" w:cs="Times New Roman"/>
-                <w:b/>
+                <w:rFonts w:ascii="Aptos" w:eastAsia="Times New Roman" w:hAnsi="Aptos" w:cs="Times New Roman"/>
                 <w:kern w:val="0"/>
                 <w:sz w:val="16"/>
                 <w:szCs w:val="16"/>
@@ -3530,303 +4570,33 @@
               </w:rPr>
               <w:fldChar w:fldCharType="end"/>
             </w:r>
-          </w:p>
-        </w:tc>
-        <w:tc>
-          <w:tcPr>
-            <w:tcW w:w="1791" w:type="dxa"/>
-            <w:tcBorders>
-              <w:left w:val="single" w:sz="4" w:space="0" w:color="auto"/>
-              <w:bottom w:val="single" w:sz="12" w:space="0" w:color="auto"/>
-              <w:right w:val="single" w:sz="12" w:space="0" w:color="auto"/>
-            </w:tcBorders>
-            <w:vAlign w:val="center"/>
-          </w:tcPr>
-          <w:p>
-            <w:pPr>
-              <w:spacing w:after="0" w:line="240" w:lineRule="auto"/>
-              <w:rPr>
-                <w:rFonts w:ascii="Times New Roman" w:eastAsia="Times New Roman" w:hAnsi="Times New Roman" w:cs="Times New Roman"/>
-                <w:b/>
-                <w:kern w:val="0"/>
-                <w:sz w:val="16"/>
-                <w:szCs w:val="16"/>
-                <w:lang w:eastAsia="it-IT"/>
-                <w14:ligatures w14:val="none"/>
-              </w:rPr>
-            </w:pPr>
-            <w:r>
-              <w:rPr>
-                <w:rFonts w:ascii="Times New Roman" w:eastAsia="Times New Roman" w:hAnsi="Times New Roman" w:cs="Times New Roman"/>
-                <w:b/>
-                <w:kern w:val="0"/>
-                <w:sz w:val="16"/>
-                <w:szCs w:val="16"/>
-                <w:lang w:eastAsia="it-IT"/>
-                <w14:ligatures w14:val="none"/>
-              </w:rPr>
-              <w:t>&lt; 10 Irrilevante/Basso</w:t>
-            </w:r>
-          </w:p>
-          <w:p>
-            <w:pPr>
-              <w:spacing w:after="0" w:line="240" w:lineRule="auto"/>
-              <w:rPr>
-                <w:rFonts w:ascii="Times New Roman" w:eastAsia="Times New Roman" w:hAnsi="Times New Roman" w:cs="Times New Roman"/>
-                <w:b/>
-                <w:kern w:val="0"/>
-                <w:sz w:val="16"/>
-                <w:szCs w:val="16"/>
-                <w:lang w:eastAsia="it-IT"/>
-                <w14:ligatures w14:val="none"/>
-              </w:rPr>
-            </w:pPr>
-            <w:r>
-              <w:rPr>
-                <w:rFonts w:ascii="Times New Roman" w:eastAsia="Times New Roman" w:hAnsi="Times New Roman" w:cs="Times New Roman"/>
-                <w:b/>
-                <w:kern w:val="0"/>
-                <w:sz w:val="16"/>
-                <w:szCs w:val="16"/>
-                <w:lang w:eastAsia="it-IT"/>
-                <w14:ligatures w14:val="none"/>
-              </w:rPr>
-              <w:t>11-25 Modesto</w:t>
-            </w:r>
-          </w:p>
-          <w:p>
-            <w:pPr>
-              <w:spacing w:after="0" w:line="240" w:lineRule="auto"/>
-              <w:rPr>
-                <w:rFonts w:ascii="Times New Roman" w:eastAsia="Times New Roman" w:hAnsi="Times New Roman" w:cs="Times New Roman"/>
-                <w:b/>
-                <w:kern w:val="0"/>
-                <w:sz w:val="16"/>
-                <w:szCs w:val="16"/>
-                <w:lang w:eastAsia="it-IT"/>
-                <w14:ligatures w14:val="none"/>
-              </w:rPr>
-            </w:pPr>
-            <w:r>
-              <w:rPr>
-                <w:rFonts w:ascii="Times New Roman" w:eastAsia="Times New Roman" w:hAnsi="Times New Roman" w:cs="Times New Roman"/>
-                <w:b/>
-                <w:kern w:val="0"/>
-                <w:sz w:val="16"/>
-                <w:szCs w:val="16"/>
-                <w:lang w:eastAsia="it-IT"/>
-                <w14:ligatures w14:val="none"/>
-              </w:rPr>
-              <w:t>26-50 Medio</w:t>
-            </w:r>
-          </w:p>
-          <w:p>
-            <w:pPr>
-              <w:spacing w:after="0" w:line="240" w:lineRule="auto"/>
-              <w:rPr>
-                <w:rFonts w:ascii="Times New Roman" w:eastAsia="Times New Roman" w:hAnsi="Times New Roman" w:cs="Times New Roman"/>
-                <w:b/>
-                <w:kern w:val="0"/>
-                <w:sz w:val="16"/>
-                <w:szCs w:val="16"/>
-                <w:lang w:eastAsia="it-IT"/>
-                <w14:ligatures w14:val="none"/>
-              </w:rPr>
-            </w:pPr>
-            <w:r>
-              <w:rPr>
-                <w:rFonts w:ascii="Times New Roman" w:eastAsia="Times New Roman" w:hAnsi="Times New Roman" w:cs="Times New Roman"/>
-                <w:b/>
-                <w:kern w:val="0"/>
-                <w:sz w:val="16"/>
-                <w:szCs w:val="16"/>
-                <w:lang w:eastAsia="it-IT"/>
-                <w14:ligatures w14:val="none"/>
-              </w:rPr>
-              <w:t>51-75 Alto</w:t>
-            </w:r>
-          </w:p>
-          <w:p>
-            <w:pPr>
-              <w:spacing w:after="0" w:line="240" w:lineRule="auto"/>
-              <w:rPr>
-                <w:rFonts w:ascii="Times New Roman" w:eastAsia="Times New Roman" w:hAnsi="Times New Roman" w:cs="Times New Roman"/>
-                <w:b/>
-                <w:kern w:val="0"/>
-                <w:sz w:val="16"/>
-                <w:szCs w:val="16"/>
-                <w:lang w:eastAsia="it-IT"/>
-                <w14:ligatures w14:val="none"/>
-              </w:rPr>
-            </w:pPr>
-            <w:r>
-              <w:rPr>
-                <w:rFonts w:ascii="Times New Roman" w:eastAsia="Times New Roman" w:hAnsi="Times New Roman" w:cs="Times New Roman"/>
-                <w:b/>
-                <w:kern w:val="0"/>
-                <w:sz w:val="16"/>
-                <w:szCs w:val="16"/>
-                <w:lang w:eastAsia="it-IT"/>
-                <w14:ligatures w14:val="none"/>
-              </w:rPr>
-              <w:t>76-100 Alto</w:t>
-            </w:r>
-          </w:p>
-        </w:tc>
-      </w:tr>
-      <w:tr>
-        <w:tblPrEx>
-          <w:shd w:val="clear" w:color="auto" w:fill="auto"/>
-        </w:tblPrEx>
-        <w:trPr>
-          <w:trHeight w:val="170"/>
-        </w:trPr>
-        <w:tc>
-          <w:tcPr>
-            <w:tcW w:w="9794" w:type="dxa"/>
-            <w:gridSpan w:val="19"/>
-            <w:tcBorders>
-              <w:bottom w:val="nil"/>
-            </w:tcBorders>
-          </w:tcPr>
-          <w:p>
-            <w:pPr>
-              <w:spacing w:after="0" w:line="240" w:lineRule="auto"/>
-              <w:rPr>
-                <w:rFonts w:ascii="Times New Roman" w:eastAsia="Times New Roman" w:hAnsi="Times New Roman" w:cs="Times New Roman"/>
-                <w:b/>
-                <w:kern w:val="0"/>
-                <w:sz w:val="10"/>
-                <w:szCs w:val="10"/>
-                <w:lang w:eastAsia="it-IT"/>
-                <w14:ligatures w14:val="none"/>
-              </w:rPr>
-            </w:pPr>
-          </w:p>
-        </w:tc>
-      </w:tr>
-      <w:tr>
-        <w:tblPrEx>
-          <w:shd w:val="clear" w:color="auto" w:fill="auto"/>
-        </w:tblPrEx>
-        <w:tc>
-          <w:tcPr>
-            <w:tcW w:w="390" w:type="dxa"/>
-            <w:tcBorders>
-              <w:top w:val="single" w:sz="12" w:space="0" w:color="auto"/>
-              <w:left w:val="single" w:sz="12" w:space="0" w:color="auto"/>
-              <w:bottom w:val="single" w:sz="12" w:space="0" w:color="auto"/>
-              <w:right w:val="single" w:sz="12" w:space="0" w:color="auto"/>
-            </w:tcBorders>
-            <w:vAlign w:val="center"/>
-          </w:tcPr>
-          <w:p>
-            <w:pPr>
-              <w:spacing w:after="0" w:line="240" w:lineRule="auto"/>
-              <w:rPr>
-                <w:rFonts w:ascii="Times New Roman" w:eastAsia="Times New Roman" w:hAnsi="Times New Roman" w:cs="Times New Roman"/>
-                <w:b/>
-                <w:kern w:val="0"/>
-                <w:sz w:val="24"/>
-                <w:szCs w:val="24"/>
-                <w:lang w:eastAsia="it-IT"/>
-                <w14:ligatures w14:val="none"/>
-              </w:rPr>
-            </w:pPr>
-            <w:r>
-              <w:rPr>
-                <w:rFonts w:ascii="Times New Roman" w:eastAsia="Times New Roman" w:hAnsi="Times New Roman" w:cs="Times New Roman"/>
-                <w:b/>
-                <w:kern w:val="0"/>
-                <w:sz w:val="24"/>
-                <w:szCs w:val="24"/>
-                <w:lang w:eastAsia="it-IT"/>
-                <w14:ligatures w14:val="none"/>
-              </w:rPr>
-              <w:t>C</w:t>
-            </w:r>
-          </w:p>
-        </w:tc>
-        <w:tc>
-          <w:tcPr>
-            <w:tcW w:w="6991" w:type="dxa"/>
-            <w:gridSpan w:val="15"/>
-            <w:tcBorders>
-              <w:top w:val="nil"/>
-              <w:left w:val="single" w:sz="12" w:space="0" w:color="auto"/>
-              <w:bottom w:val="nil"/>
-              <w:right w:val="single" w:sz="4" w:space="0" w:color="auto"/>
-            </w:tcBorders>
-            <w:vAlign w:val="center"/>
-          </w:tcPr>
-          <w:p>
-            <w:pPr>
-              <w:spacing w:after="0" w:line="240" w:lineRule="auto"/>
-              <w:rPr>
-                <w:rFonts w:ascii="Times New Roman" w:eastAsia="Times New Roman" w:hAnsi="Times New Roman" w:cs="Times New Roman"/>
-                <w:b/>
-                <w:kern w:val="0"/>
-                <w:sz w:val="24"/>
-                <w:szCs w:val="24"/>
-                <w:lang w:eastAsia="it-IT"/>
-                <w14:ligatures w14:val="none"/>
-              </w:rPr>
-            </w:pPr>
-            <w:r>
-              <w:rPr>
-                <w:rFonts w:ascii="Times New Roman" w:eastAsia="Times New Roman" w:hAnsi="Times New Roman" w:cs="Times New Roman"/>
-                <w:b/>
-                <w:kern w:val="0"/>
-                <w:sz w:val="24"/>
-                <w:szCs w:val="24"/>
-                <w:lang w:eastAsia="it-IT"/>
-                <w14:ligatures w14:val="none"/>
-              </w:rPr>
-              <w:t>VALUTAZIONE DEL RISCHIO MISURATO</w:t>
-            </w:r>
-          </w:p>
-        </w:tc>
-        <w:tc>
-          <w:tcPr>
-            <w:tcW w:w="2413" w:type="dxa"/>
-            <w:gridSpan w:val="3"/>
-            <w:tcBorders>
-              <w:top w:val="single" w:sz="4" w:space="0" w:color="auto"/>
-              <w:left w:val="single" w:sz="4" w:space="0" w:color="auto"/>
-              <w:bottom w:val="single" w:sz="4" w:space="0" w:color="auto"/>
-            </w:tcBorders>
-            <w:vAlign w:val="center"/>
-          </w:tcPr>
-          <w:p>
-            <w:pPr>
-              <w:spacing w:after="0" w:line="240" w:lineRule="auto"/>
-              <w:jc w:val="center"/>
-              <w:rPr>
-                <w:rFonts w:ascii="Times New Roman" w:eastAsia="Times New Roman" w:hAnsi="Times New Roman" w:cs="Times New Roman"/>
-                <w:b/>
-                <w:kern w:val="0"/>
-                <w:sz w:val="16"/>
-                <w:szCs w:val="16"/>
-                <w:lang w:eastAsia="it-IT"/>
-                <w14:ligatures w14:val="none"/>
-              </w:rPr>
-            </w:pPr>
-            <w:r>
-              <w:rPr>
-                <w:rFonts w:ascii="Times New Roman" w:eastAsia="Times New Roman" w:hAnsi="Times New Roman" w:cs="Times New Roman"/>
-                <w:b/>
-                <w:kern w:val="0"/>
-                <w:sz w:val="16"/>
-                <w:szCs w:val="16"/>
-                <w:lang w:eastAsia="it-IT"/>
-                <w14:ligatures w14:val="none"/>
-              </w:rPr>
-              <w:t xml:space="preserve">Necessaria </w:t>
-            </w:r>
-            <w:r>
-              <w:rPr>
-                <w:rFonts w:ascii="Times New Roman" w:eastAsia="Times New Roman" w:hAnsi="Times New Roman" w:cs="Times New Roman"/>
-                <w:b/>
+            <w:r>
+              <w:rPr>
+                <w:rFonts w:ascii="Aptos" w:eastAsia="Times New Roman" w:hAnsi="Aptos" w:cs="Times New Roman"/>
+                <w:kern w:val="0"/>
+                <w:sz w:val="16"/>
+                <w:szCs w:val="16"/>
+                <w:lang w:eastAsia="it-IT"/>
+                <w14:ligatures w14:val="none"/>
+              </w:rPr>
+              <w:t xml:space="preserve"> Riduzione al minimo degli esposti </w:t>
+            </w:r>
+          </w:p>
+          <w:p>
+            <w:pPr>
+              <w:spacing w:after="0" w:line="240" w:lineRule="auto"/>
+              <w:rPr>
+                <w:rFonts w:ascii="Aptos" w:eastAsia="Times New Roman" w:hAnsi="Aptos" w:cs="Times New Roman"/>
+                <w:kern w:val="0"/>
+                <w:sz w:val="16"/>
+                <w:szCs w:val="16"/>
+                <w:lang w:eastAsia="it-IT"/>
+                <w14:ligatures w14:val="none"/>
+              </w:rPr>
+            </w:pPr>
+            <w:r>
+              <w:rPr>
+                <w:rFonts w:ascii="Aptos" w:eastAsia="Times New Roman" w:hAnsi="Aptos" w:cs="Times New Roman"/>
                 <w:kern w:val="0"/>
                 <w:sz w:val="16"/>
                 <w:szCs w:val="16"/>
@@ -3835,7 +4605,7 @@
               </w:rPr>
               <w:fldChar w:fldCharType="begin">
                 <w:ffData>
-                  <w:name w:val=""/>
+                  <w:name w:val="Controllo4"/>
                   <w:enabled/>
                   <w:calcOnExit w:val="0"/>
                   <w:checkBox>
@@ -3847,8 +4617,7 @@
             </w:r>
             <w:r>
               <w:rPr>
-                <w:rFonts w:ascii="Times New Roman" w:eastAsia="Times New Roman" w:hAnsi="Times New Roman" w:cs="Times New Roman"/>
-                <w:b/>
+                <w:rFonts w:ascii="Aptos" w:eastAsia="Times New Roman" w:hAnsi="Aptos" w:cs="Times New Roman"/>
                 <w:kern w:val="0"/>
                 <w:sz w:val="16"/>
                 <w:szCs w:val="16"/>
@@ -3859,19 +4628,17 @@
             </w:r>
             <w:r>
               <w:rPr>
-                <w:rFonts w:ascii="Times New Roman" w:eastAsia="Times New Roman" w:hAnsi="Times New Roman" w:cs="Times New Roman"/>
-                <w:b/>
-                <w:kern w:val="0"/>
-                <w:sz w:val="16"/>
-                <w:szCs w:val="16"/>
-                <w:lang w:eastAsia="it-IT"/>
-                <w14:ligatures w14:val="none"/>
-              </w:rPr>
-            </w:r>
-            <w:r>
-              <w:rPr>
-                <w:rFonts w:ascii="Times New Roman" w:eastAsia="Times New Roman" w:hAnsi="Times New Roman" w:cs="Times New Roman"/>
-                <w:b/>
+                <w:rFonts w:ascii="Aptos" w:eastAsia="Times New Roman" w:hAnsi="Aptos" w:cs="Times New Roman"/>
+                <w:kern w:val="0"/>
+                <w:sz w:val="16"/>
+                <w:szCs w:val="16"/>
+                <w:lang w:eastAsia="it-IT"/>
+                <w14:ligatures w14:val="none"/>
+              </w:rPr>
+            </w:r>
+            <w:r>
+              <w:rPr>
+                <w:rFonts w:ascii="Aptos" w:eastAsia="Times New Roman" w:hAnsi="Aptos" w:cs="Times New Roman"/>
                 <w:kern w:val="0"/>
                 <w:sz w:val="16"/>
                 <w:szCs w:val="16"/>
@@ -3882,8 +4649,7 @@
             </w:r>
             <w:r>
               <w:rPr>
-                <w:rFonts w:ascii="Times New Roman" w:eastAsia="Times New Roman" w:hAnsi="Times New Roman" w:cs="Times New Roman"/>
-                <w:b/>
+                <w:rFonts w:ascii="Aptos" w:eastAsia="Times New Roman" w:hAnsi="Aptos" w:cs="Times New Roman"/>
                 <w:kern w:val="0"/>
                 <w:sz w:val="16"/>
                 <w:szCs w:val="16"/>
@@ -3894,20 +4660,31 @@
             </w:r>
             <w:r>
               <w:rPr>
-                <w:rFonts w:ascii="Times New Roman" w:eastAsia="Times New Roman" w:hAnsi="Times New Roman" w:cs="Times New Roman"/>
-                <w:b/>
-                <w:kern w:val="0"/>
-                <w:sz w:val="16"/>
-                <w:szCs w:val="16"/>
-                <w:lang w:eastAsia="it-IT"/>
-                <w14:ligatures w14:val="none"/>
-              </w:rPr>
-              <w:t xml:space="preserve"> Sì  </w:t>
-            </w:r>
-            <w:r>
-              <w:rPr>
-                <w:rFonts w:ascii="Times New Roman" w:eastAsia="Times New Roman" w:hAnsi="Times New Roman" w:cs="Times New Roman"/>
-                <w:b/>
+                <w:rFonts w:ascii="Aptos" w:eastAsia="Times New Roman" w:hAnsi="Aptos" w:cs="Times New Roman"/>
+                <w:kern w:val="0"/>
+                <w:sz w:val="16"/>
+                <w:szCs w:val="16"/>
+                <w:lang w:eastAsia="it-IT"/>
+                <w14:ligatures w14:val="none"/>
+              </w:rPr>
+              <w:t xml:space="preserve"> Riduzione della durata e dell’intensità dell’esposizione</w:t>
+            </w:r>
+          </w:p>
+          <w:p>
+            <w:pPr>
+              <w:spacing w:after="0" w:line="240" w:lineRule="auto"/>
+              <w:rPr>
+                <w:rFonts w:ascii="Aptos" w:eastAsia="Times New Roman" w:hAnsi="Aptos" w:cs="Times New Roman"/>
+                <w:kern w:val="0"/>
+                <w:sz w:val="16"/>
+                <w:szCs w:val="16"/>
+                <w:lang w:eastAsia="it-IT"/>
+                <w14:ligatures w14:val="none"/>
+              </w:rPr>
+            </w:pPr>
+            <w:r>
+              <w:rPr>
+                <w:rFonts w:ascii="Aptos" w:eastAsia="Times New Roman" w:hAnsi="Aptos" w:cs="Times New Roman"/>
                 <w:kern w:val="0"/>
                 <w:sz w:val="16"/>
                 <w:szCs w:val="16"/>
@@ -3928,8 +4705,7 @@
             </w:r>
             <w:r>
               <w:rPr>
-                <w:rFonts w:ascii="Times New Roman" w:eastAsia="Times New Roman" w:hAnsi="Times New Roman" w:cs="Times New Roman"/>
-                <w:b/>
+                <w:rFonts w:ascii="Aptos" w:eastAsia="Times New Roman" w:hAnsi="Aptos" w:cs="Times New Roman"/>
                 <w:kern w:val="0"/>
                 <w:sz w:val="16"/>
                 <w:szCs w:val="16"/>
@@ -3940,19 +4716,17 @@
             </w:r>
             <w:r>
               <w:rPr>
-                <w:rFonts w:ascii="Times New Roman" w:eastAsia="Times New Roman" w:hAnsi="Times New Roman" w:cs="Times New Roman"/>
-                <w:b/>
-                <w:kern w:val="0"/>
-                <w:sz w:val="16"/>
-                <w:szCs w:val="16"/>
-                <w:lang w:eastAsia="it-IT"/>
-                <w14:ligatures w14:val="none"/>
-              </w:rPr>
-            </w:r>
-            <w:r>
-              <w:rPr>
-                <w:rFonts w:ascii="Times New Roman" w:eastAsia="Times New Roman" w:hAnsi="Times New Roman" w:cs="Times New Roman"/>
-                <w:b/>
+                <w:rFonts w:ascii="Aptos" w:eastAsia="Times New Roman" w:hAnsi="Aptos" w:cs="Times New Roman"/>
+                <w:kern w:val="0"/>
+                <w:sz w:val="16"/>
+                <w:szCs w:val="16"/>
+                <w:lang w:eastAsia="it-IT"/>
+                <w14:ligatures w14:val="none"/>
+              </w:rPr>
+            </w:r>
+            <w:r>
+              <w:rPr>
+                <w:rFonts w:ascii="Aptos" w:eastAsia="Times New Roman" w:hAnsi="Aptos" w:cs="Times New Roman"/>
                 <w:kern w:val="0"/>
                 <w:sz w:val="16"/>
                 <w:szCs w:val="16"/>
@@ -3963,8 +4737,7 @@
             </w:r>
             <w:r>
               <w:rPr>
-                <w:rFonts w:ascii="Times New Roman" w:eastAsia="Times New Roman" w:hAnsi="Times New Roman" w:cs="Times New Roman"/>
-                <w:b/>
+                <w:rFonts w:ascii="Aptos" w:eastAsia="Times New Roman" w:hAnsi="Aptos" w:cs="Times New Roman"/>
                 <w:kern w:val="0"/>
                 <w:sz w:val="16"/>
                 <w:szCs w:val="16"/>
@@ -3975,225 +4748,163 @@
             </w:r>
             <w:r>
               <w:rPr>
-                <w:rFonts w:ascii="Times New Roman" w:eastAsia="Times New Roman" w:hAnsi="Times New Roman" w:cs="Times New Roman"/>
-                <w:b/>
-                <w:kern w:val="0"/>
-                <w:sz w:val="16"/>
-                <w:szCs w:val="16"/>
-                <w:lang w:eastAsia="it-IT"/>
-                <w14:ligatures w14:val="none"/>
-              </w:rPr>
-              <w:t xml:space="preserve"> No</w:t>
-            </w:r>
-          </w:p>
-        </w:tc>
-      </w:tr>
-      <w:tr>
-        <w:tblPrEx>
-          <w:shd w:val="clear" w:color="auto" w:fill="auto"/>
-        </w:tblPrEx>
-        <w:trPr>
-          <w:trHeight w:val="170"/>
-        </w:trPr>
-        <w:tc>
-          <w:tcPr>
-            <w:tcW w:w="9794" w:type="dxa"/>
-            <w:gridSpan w:val="19"/>
-            <w:tcBorders>
-              <w:top w:val="nil"/>
-            </w:tcBorders>
-          </w:tcPr>
-          <w:p>
-            <w:pPr>
-              <w:spacing w:after="0" w:line="240" w:lineRule="auto"/>
-              <w:rPr>
-                <w:rFonts w:ascii="Times New Roman" w:eastAsia="Times New Roman" w:hAnsi="Times New Roman" w:cs="Times New Roman"/>
-                <w:b/>
-                <w:kern w:val="0"/>
-                <w:sz w:val="10"/>
-                <w:szCs w:val="10"/>
-                <w:lang w:eastAsia="it-IT"/>
-                <w14:ligatures w14:val="none"/>
-              </w:rPr>
-            </w:pPr>
-          </w:p>
-        </w:tc>
-      </w:tr>
-      <w:tr>
-        <w:tblPrEx>
-          <w:shd w:val="clear" w:color="auto" w:fill="auto"/>
-        </w:tblPrEx>
-        <w:trPr>
-          <w:trHeight w:val="170"/>
-        </w:trPr>
-        <w:tc>
-          <w:tcPr>
-            <w:tcW w:w="9794" w:type="dxa"/>
-            <w:gridSpan w:val="19"/>
-            <w:tcBorders>
-              <w:bottom w:val="nil"/>
-            </w:tcBorders>
-          </w:tcPr>
-          <w:p>
-            <w:pPr>
-              <w:spacing w:after="0" w:line="240" w:lineRule="auto"/>
-              <w:rPr>
-                <w:rFonts w:ascii="Times New Roman" w:eastAsia="Times New Roman" w:hAnsi="Times New Roman" w:cs="Times New Roman"/>
-                <w:b/>
-                <w:kern w:val="0"/>
-                <w:sz w:val="10"/>
-                <w:szCs w:val="10"/>
-                <w:lang w:eastAsia="it-IT"/>
-                <w14:ligatures w14:val="none"/>
-              </w:rPr>
-            </w:pPr>
-          </w:p>
-        </w:tc>
-      </w:tr>
-      <w:tr>
-        <w:tblPrEx>
-          <w:shd w:val="clear" w:color="auto" w:fill="auto"/>
-        </w:tblPrEx>
-        <w:tc>
-          <w:tcPr>
-            <w:tcW w:w="390" w:type="dxa"/>
-            <w:tcBorders>
-              <w:top w:val="single" w:sz="12" w:space="0" w:color="auto"/>
-              <w:left w:val="single" w:sz="12" w:space="0" w:color="auto"/>
-              <w:bottom w:val="single" w:sz="12" w:space="0" w:color="auto"/>
-              <w:right w:val="single" w:sz="12" w:space="0" w:color="auto"/>
-            </w:tcBorders>
-            <w:vAlign w:val="center"/>
-          </w:tcPr>
-          <w:p>
-            <w:pPr>
-              <w:spacing w:after="0" w:line="240" w:lineRule="auto"/>
-              <w:rPr>
-                <w:rFonts w:ascii="Times New Roman" w:eastAsia="Times New Roman" w:hAnsi="Times New Roman" w:cs="Times New Roman"/>
-                <w:b/>
-                <w:kern w:val="0"/>
-                <w:sz w:val="24"/>
-                <w:szCs w:val="24"/>
-                <w:lang w:eastAsia="it-IT"/>
-                <w14:ligatures w14:val="none"/>
-              </w:rPr>
-            </w:pPr>
-            <w:r>
-              <w:rPr>
-                <w:rFonts w:ascii="Times New Roman" w:eastAsia="Times New Roman" w:hAnsi="Times New Roman" w:cs="Times New Roman"/>
-                <w:b/>
-                <w:kern w:val="0"/>
-                <w:sz w:val="24"/>
-                <w:szCs w:val="24"/>
-                <w:lang w:eastAsia="it-IT"/>
-                <w14:ligatures w14:val="none"/>
-              </w:rPr>
-              <w:t>D</w:t>
-            </w:r>
-          </w:p>
-        </w:tc>
-        <w:tc>
-          <w:tcPr>
-            <w:tcW w:w="9404" w:type="dxa"/>
-            <w:gridSpan w:val="18"/>
-            <w:tcBorders>
-              <w:top w:val="nil"/>
-              <w:left w:val="single" w:sz="12" w:space="0" w:color="auto"/>
-              <w:bottom w:val="nil"/>
-            </w:tcBorders>
-            <w:vAlign w:val="center"/>
-          </w:tcPr>
-          <w:p>
-            <w:pPr>
-              <w:spacing w:after="0" w:line="240" w:lineRule="auto"/>
-              <w:rPr>
-                <w:rFonts w:ascii="Times New Roman" w:eastAsia="Times New Roman" w:hAnsi="Times New Roman" w:cs="Times New Roman"/>
-                <w:b/>
-                <w:kern w:val="0"/>
-                <w:sz w:val="24"/>
-                <w:szCs w:val="24"/>
-                <w:lang w:eastAsia="it-IT"/>
-                <w14:ligatures w14:val="none"/>
-              </w:rPr>
-            </w:pPr>
-            <w:r>
-              <w:rPr>
-                <w:rFonts w:ascii="Times New Roman" w:eastAsia="Times New Roman" w:hAnsi="Times New Roman" w:cs="Times New Roman"/>
-                <w:b/>
-                <w:kern w:val="0"/>
-                <w:sz w:val="24"/>
-                <w:szCs w:val="24"/>
-                <w:lang w:eastAsia="it-IT"/>
-                <w14:ligatures w14:val="none"/>
-              </w:rPr>
-              <w:t>MISURE DI PREVENZIONE E PROTEZIONE (artt. 224, 225)</w:t>
-            </w:r>
-          </w:p>
-        </w:tc>
-      </w:tr>
-      <w:tr>
-        <w:tblPrEx>
-          <w:shd w:val="clear" w:color="auto" w:fill="auto"/>
-        </w:tblPrEx>
-        <w:trPr>
-          <w:trHeight w:val="170"/>
-        </w:trPr>
-        <w:tc>
-          <w:tcPr>
-            <w:tcW w:w="9794" w:type="dxa"/>
-            <w:gridSpan w:val="19"/>
-            <w:tcBorders>
-              <w:top w:val="nil"/>
-              <w:bottom w:val="single" w:sz="4" w:space="0" w:color="auto"/>
-            </w:tcBorders>
-          </w:tcPr>
-          <w:p>
-            <w:pPr>
-              <w:spacing w:after="0" w:line="240" w:lineRule="auto"/>
-              <w:rPr>
-                <w:rFonts w:ascii="Times New Roman" w:eastAsia="Times New Roman" w:hAnsi="Times New Roman" w:cs="Times New Roman"/>
-                <w:b/>
-                <w:kern w:val="0"/>
-                <w:sz w:val="10"/>
-                <w:szCs w:val="10"/>
-                <w:lang w:eastAsia="it-IT"/>
-                <w14:ligatures w14:val="none"/>
-              </w:rPr>
-            </w:pPr>
-          </w:p>
-        </w:tc>
-      </w:tr>
-      <w:tr>
-        <w:tblPrEx>
-          <w:shd w:val="clear" w:color="auto" w:fill="auto"/>
-        </w:tblPrEx>
-        <w:trPr>
-          <w:trHeight w:val="227"/>
-        </w:trPr>
-        <w:tc>
-          <w:tcPr>
-            <w:tcW w:w="4897" w:type="dxa"/>
-            <w:gridSpan w:val="11"/>
-            <w:tcBorders>
-              <w:right w:val="nil"/>
-            </w:tcBorders>
-          </w:tcPr>
-          <w:p>
-            <w:pPr>
-              <w:spacing w:after="0" w:line="240" w:lineRule="auto"/>
-              <w:rPr>
-                <w:rFonts w:ascii="Times New Roman" w:eastAsia="Times New Roman" w:hAnsi="Times New Roman" w:cs="Times New Roman"/>
-                <w:kern w:val="0"/>
-                <w:sz w:val="16"/>
-                <w:szCs w:val="16"/>
-                <w:lang w:eastAsia="it-IT"/>
-                <w14:ligatures w14:val="none"/>
-              </w:rPr>
-            </w:pPr>
-            <w:r>
-              <w:rPr>
-                <w:rFonts w:ascii="Times New Roman" w:eastAsia="Times New Roman" w:hAnsi="Times New Roman" w:cs="Times New Roman"/>
-                <w:b/>
+                <w:rFonts w:ascii="Aptos" w:eastAsia="Times New Roman" w:hAnsi="Aptos" w:cs="Times New Roman"/>
+                <w:kern w:val="0"/>
+                <w:sz w:val="16"/>
+                <w:szCs w:val="16"/>
+                <w:lang w:eastAsia="it-IT"/>
+                <w14:ligatures w14:val="none"/>
+              </w:rPr>
+              <w:t xml:space="preserve"> Attuazione di misure igieniche idonee (</w:t>
+            </w:r>
+            <w:r>
+              <w:rPr>
+                <w:rFonts w:ascii="Aptos" w:eastAsia="Times New Roman" w:hAnsi="Aptos" w:cs="Times New Roman"/>
+                <w:kern w:val="0"/>
+                <w:sz w:val="16"/>
+                <w:szCs w:val="16"/>
+                <w:lang w:eastAsia="it-IT"/>
+                <w14:ligatures w14:val="none"/>
+              </w:rPr>
+              <w:fldChar w:fldCharType="begin">
+                <w:ffData>
+                  <w:name w:val="Testo28"/>
+                  <w:enabled/>
+                  <w:calcOnExit w:val="0"/>
+                  <w:textInput/>
+                </w:ffData>
+              </w:fldChar>
+            </w:r>
+            <w:r>
+              <w:rPr>
+                <w:rFonts w:ascii="Aptos" w:eastAsia="Times New Roman" w:hAnsi="Aptos" w:cs="Times New Roman"/>
+                <w:kern w:val="0"/>
+                <w:sz w:val="16"/>
+                <w:szCs w:val="16"/>
+                <w:lang w:eastAsia="it-IT"/>
+                <w14:ligatures w14:val="none"/>
+              </w:rPr>
+              <w:instrText xml:space="preserve"> FORMTEXT </w:instrText>
+            </w:r>
+            <w:r>
+              <w:rPr>
+                <w:rFonts w:ascii="Aptos" w:eastAsia="Times New Roman" w:hAnsi="Aptos" w:cs="Times New Roman"/>
+                <w:kern w:val="0"/>
+                <w:sz w:val="16"/>
+                <w:szCs w:val="16"/>
+                <w:lang w:eastAsia="it-IT"/>
+                <w14:ligatures w14:val="none"/>
+              </w:rPr>
+            </w:r>
+            <w:r>
+              <w:rPr>
+                <w:rFonts w:ascii="Aptos" w:eastAsia="Times New Roman" w:hAnsi="Aptos" w:cs="Times New Roman"/>
+                <w:kern w:val="0"/>
+                <w:sz w:val="16"/>
+                <w:szCs w:val="16"/>
+                <w:lang w:eastAsia="it-IT"/>
+                <w14:ligatures w14:val="none"/>
+              </w:rPr>
+              <w:fldChar w:fldCharType="separate"/>
+            </w:r>
+            <w:r>
+              <w:rPr>
+                <w:rFonts w:ascii="Aptos" w:eastAsia="Times New Roman" w:hAnsi="Aptos" w:cs="Times New Roman"/>
+                <w:noProof/>
+                <w:kern w:val="0"/>
+                <w:sz w:val="16"/>
+                <w:szCs w:val="16"/>
+                <w:lang w:eastAsia="it-IT"/>
+                <w14:ligatures w14:val="none"/>
+              </w:rPr>
+              <w:t> </w:t>
+            </w:r>
+            <w:r>
+              <w:rPr>
+                <w:rFonts w:ascii="Aptos" w:eastAsia="Times New Roman" w:hAnsi="Aptos" w:cs="Times New Roman"/>
+                <w:noProof/>
+                <w:kern w:val="0"/>
+                <w:sz w:val="16"/>
+                <w:szCs w:val="16"/>
+                <w:lang w:eastAsia="it-IT"/>
+                <w14:ligatures w14:val="none"/>
+              </w:rPr>
+              <w:t> </w:t>
+            </w:r>
+            <w:r>
+              <w:rPr>
+                <w:rFonts w:ascii="Aptos" w:eastAsia="Times New Roman" w:hAnsi="Aptos" w:cs="Times New Roman"/>
+                <w:noProof/>
+                <w:kern w:val="0"/>
+                <w:sz w:val="16"/>
+                <w:szCs w:val="16"/>
+                <w:lang w:eastAsia="it-IT"/>
+                <w14:ligatures w14:val="none"/>
+              </w:rPr>
+              <w:t> </w:t>
+            </w:r>
+            <w:r>
+              <w:rPr>
+                <w:rFonts w:ascii="Aptos" w:eastAsia="Times New Roman" w:hAnsi="Aptos" w:cs="Times New Roman"/>
+                <w:noProof/>
+                <w:kern w:val="0"/>
+                <w:sz w:val="16"/>
+                <w:szCs w:val="16"/>
+                <w:lang w:eastAsia="it-IT"/>
+                <w14:ligatures w14:val="none"/>
+              </w:rPr>
+              <w:t> </w:t>
+            </w:r>
+            <w:r>
+              <w:rPr>
+                <w:rFonts w:ascii="Aptos" w:eastAsia="Times New Roman" w:hAnsi="Aptos" w:cs="Times New Roman"/>
+                <w:noProof/>
+                <w:kern w:val="0"/>
+                <w:sz w:val="16"/>
+                <w:szCs w:val="16"/>
+                <w:lang w:eastAsia="it-IT"/>
+                <w14:ligatures w14:val="none"/>
+              </w:rPr>
+              <w:t> </w:t>
+            </w:r>
+            <w:r>
+              <w:rPr>
+                <w:rFonts w:ascii="Aptos" w:eastAsia="Times New Roman" w:hAnsi="Aptos" w:cs="Times New Roman"/>
+                <w:kern w:val="0"/>
+                <w:sz w:val="16"/>
+                <w:szCs w:val="16"/>
+                <w:lang w:eastAsia="it-IT"/>
+                <w14:ligatures w14:val="none"/>
+              </w:rPr>
+              <w:fldChar w:fldCharType="end"/>
+            </w:r>
+            <w:r>
+              <w:rPr>
+                <w:rFonts w:ascii="Aptos" w:eastAsia="Times New Roman" w:hAnsi="Aptos" w:cs="Times New Roman"/>
+                <w:kern w:val="0"/>
+                <w:sz w:val="16"/>
+                <w:szCs w:val="16"/>
+                <w:lang w:eastAsia="it-IT"/>
+                <w14:ligatures w14:val="none"/>
+              </w:rPr>
+              <w:t>)</w:t>
+            </w:r>
+          </w:p>
+          <w:p>
+            <w:pPr>
+              <w:spacing w:after="0" w:line="240" w:lineRule="auto"/>
+              <w:rPr>
+                <w:rFonts w:ascii="Aptos" w:eastAsia="Times New Roman" w:hAnsi="Aptos" w:cs="Times New Roman"/>
+                <w:kern w:val="0"/>
+                <w:sz w:val="16"/>
+                <w:szCs w:val="16"/>
+                <w:lang w:eastAsia="it-IT"/>
+                <w14:ligatures w14:val="none"/>
+              </w:rPr>
+            </w:pPr>
+            <w:r>
+              <w:rPr>
+                <w:rFonts w:ascii="Aptos" w:eastAsia="Times New Roman" w:hAnsi="Aptos" w:cs="Times New Roman"/>
                 <w:kern w:val="0"/>
                 <w:sz w:val="16"/>
                 <w:szCs w:val="16"/>
@@ -4214,8 +4925,7 @@
             </w:r>
             <w:r>
               <w:rPr>
-                <w:rFonts w:ascii="Times New Roman" w:eastAsia="Times New Roman" w:hAnsi="Times New Roman" w:cs="Times New Roman"/>
-                <w:b/>
+                <w:rFonts w:ascii="Aptos" w:eastAsia="Times New Roman" w:hAnsi="Aptos" w:cs="Times New Roman"/>
                 <w:kern w:val="0"/>
                 <w:sz w:val="16"/>
                 <w:szCs w:val="16"/>
@@ -4226,19 +4936,17 @@
             </w:r>
             <w:r>
               <w:rPr>
-                <w:rFonts w:ascii="Times New Roman" w:eastAsia="Times New Roman" w:hAnsi="Times New Roman" w:cs="Times New Roman"/>
-                <w:b/>
-                <w:kern w:val="0"/>
-                <w:sz w:val="16"/>
-                <w:szCs w:val="16"/>
-                <w:lang w:eastAsia="it-IT"/>
-                <w14:ligatures w14:val="none"/>
-              </w:rPr>
-            </w:r>
-            <w:r>
-              <w:rPr>
-                <w:rFonts w:ascii="Times New Roman" w:eastAsia="Times New Roman" w:hAnsi="Times New Roman" w:cs="Times New Roman"/>
-                <w:b/>
+                <w:rFonts w:ascii="Aptos" w:eastAsia="Times New Roman" w:hAnsi="Aptos" w:cs="Times New Roman"/>
+                <w:kern w:val="0"/>
+                <w:sz w:val="16"/>
+                <w:szCs w:val="16"/>
+                <w:lang w:eastAsia="it-IT"/>
+                <w14:ligatures w14:val="none"/>
+              </w:rPr>
+            </w:r>
+            <w:r>
+              <w:rPr>
+                <w:rFonts w:ascii="Aptos" w:eastAsia="Times New Roman" w:hAnsi="Aptos" w:cs="Times New Roman"/>
                 <w:kern w:val="0"/>
                 <w:sz w:val="16"/>
                 <w:szCs w:val="16"/>
@@ -4249,8 +4957,7 @@
             </w:r>
             <w:r>
               <w:rPr>
-                <w:rFonts w:ascii="Times New Roman" w:eastAsia="Times New Roman" w:hAnsi="Times New Roman" w:cs="Times New Roman"/>
-                <w:b/>
+                <w:rFonts w:ascii="Aptos" w:eastAsia="Times New Roman" w:hAnsi="Aptos" w:cs="Times New Roman"/>
                 <w:kern w:val="0"/>
                 <w:sz w:val="16"/>
                 <w:szCs w:val="16"/>
@@ -4261,175 +4968,31 @@
             </w:r>
             <w:r>
               <w:rPr>
-                <w:rFonts w:ascii="Times New Roman" w:eastAsia="Times New Roman" w:hAnsi="Times New Roman" w:cs="Times New Roman"/>
-                <w:b/>
-                <w:kern w:val="0"/>
-                <w:sz w:val="16"/>
-                <w:szCs w:val="16"/>
-                <w:lang w:eastAsia="it-IT"/>
-                <w14:ligatures w14:val="none"/>
-              </w:rPr>
-              <w:t xml:space="preserve"> </w:t>
-            </w:r>
-            <w:r>
-              <w:rPr>
-                <w:rFonts w:ascii="Times New Roman" w:eastAsia="Times New Roman" w:hAnsi="Times New Roman" w:cs="Times New Roman"/>
-                <w:kern w:val="0"/>
-                <w:sz w:val="16"/>
-                <w:szCs w:val="16"/>
-                <w:lang w:eastAsia="it-IT"/>
-                <w14:ligatures w14:val="none"/>
-              </w:rPr>
-              <w:t>Riorganizzazione dei sistemi di lavorazione (</w:t>
-            </w:r>
-            <w:r>
-              <w:rPr>
-                <w:rFonts w:ascii="Times New Roman" w:eastAsia="Times New Roman" w:hAnsi="Times New Roman" w:cs="Times New Roman"/>
-                <w:kern w:val="0"/>
-                <w:sz w:val="16"/>
-                <w:szCs w:val="16"/>
-                <w:lang w:eastAsia="it-IT"/>
-                <w14:ligatures w14:val="none"/>
-              </w:rPr>
-              <w:fldChar w:fldCharType="begin">
-                <w:ffData>
-                  <w:name w:val="Testo27"/>
-                  <w:enabled/>
-                  <w:calcOnExit w:val="0"/>
-                  <w:textInput/>
-                </w:ffData>
-              </w:fldChar>
-            </w:r>
-            <w:r>
-              <w:rPr>
-                <w:rFonts w:ascii="Times New Roman" w:eastAsia="Times New Roman" w:hAnsi="Times New Roman" w:cs="Times New Roman"/>
-                <w:kern w:val="0"/>
-                <w:sz w:val="16"/>
-                <w:szCs w:val="16"/>
-                <w:lang w:eastAsia="it-IT"/>
-                <w14:ligatures w14:val="none"/>
-              </w:rPr>
-              <w:instrText xml:space="preserve"> FORMTEXT </w:instrText>
-            </w:r>
-            <w:r>
-              <w:rPr>
-                <w:rFonts w:ascii="Times New Roman" w:eastAsia="Times New Roman" w:hAnsi="Times New Roman" w:cs="Times New Roman"/>
-                <w:kern w:val="0"/>
-                <w:sz w:val="16"/>
-                <w:szCs w:val="16"/>
-                <w:lang w:eastAsia="it-IT"/>
-                <w14:ligatures w14:val="none"/>
-              </w:rPr>
-            </w:r>
-            <w:r>
-              <w:rPr>
-                <w:rFonts w:ascii="Times New Roman" w:eastAsia="Times New Roman" w:hAnsi="Times New Roman" w:cs="Times New Roman"/>
-                <w:kern w:val="0"/>
-                <w:sz w:val="16"/>
-                <w:szCs w:val="16"/>
-                <w:lang w:eastAsia="it-IT"/>
-                <w14:ligatures w14:val="none"/>
-              </w:rPr>
-              <w:fldChar w:fldCharType="separate"/>
-            </w:r>
-            <w:r>
-              <w:rPr>
-                <w:rFonts w:ascii="Times New Roman" w:eastAsia="Times New Roman" w:hAnsi="Times New Roman" w:cs="Times New Roman"/>
-                <w:noProof/>
-                <w:kern w:val="0"/>
-                <w:sz w:val="16"/>
-                <w:szCs w:val="16"/>
-                <w:lang w:eastAsia="it-IT"/>
-                <w14:ligatures w14:val="none"/>
-              </w:rPr>
-              <w:t> </w:t>
-            </w:r>
-            <w:r>
-              <w:rPr>
-                <w:rFonts w:ascii="Times New Roman" w:eastAsia="Times New Roman" w:hAnsi="Times New Roman" w:cs="Times New Roman"/>
-                <w:noProof/>
-                <w:kern w:val="0"/>
-                <w:sz w:val="16"/>
-                <w:szCs w:val="16"/>
-                <w:lang w:eastAsia="it-IT"/>
-                <w14:ligatures w14:val="none"/>
-              </w:rPr>
-              <w:t> </w:t>
-            </w:r>
-            <w:r>
-              <w:rPr>
-                <w:rFonts w:ascii="Times New Roman" w:eastAsia="Times New Roman" w:hAnsi="Times New Roman" w:cs="Times New Roman"/>
-                <w:noProof/>
-                <w:kern w:val="0"/>
-                <w:sz w:val="16"/>
-                <w:szCs w:val="16"/>
-                <w:lang w:eastAsia="it-IT"/>
-                <w14:ligatures w14:val="none"/>
-              </w:rPr>
-              <w:t> </w:t>
-            </w:r>
-            <w:r>
-              <w:rPr>
-                <w:rFonts w:ascii="Times New Roman" w:eastAsia="Times New Roman" w:hAnsi="Times New Roman" w:cs="Times New Roman"/>
-                <w:noProof/>
-                <w:kern w:val="0"/>
-                <w:sz w:val="16"/>
-                <w:szCs w:val="16"/>
-                <w:lang w:eastAsia="it-IT"/>
-                <w14:ligatures w14:val="none"/>
-              </w:rPr>
-              <w:t> </w:t>
-            </w:r>
-            <w:r>
-              <w:rPr>
-                <w:rFonts w:ascii="Times New Roman" w:eastAsia="Times New Roman" w:hAnsi="Times New Roman" w:cs="Times New Roman"/>
-                <w:noProof/>
-                <w:kern w:val="0"/>
-                <w:sz w:val="16"/>
-                <w:szCs w:val="16"/>
-                <w:lang w:eastAsia="it-IT"/>
-                <w14:ligatures w14:val="none"/>
-              </w:rPr>
-              <w:t> </w:t>
-            </w:r>
-            <w:r>
-              <w:rPr>
-                <w:rFonts w:ascii="Times New Roman" w:eastAsia="Times New Roman" w:hAnsi="Times New Roman" w:cs="Times New Roman"/>
-                <w:kern w:val="0"/>
-                <w:sz w:val="16"/>
-                <w:szCs w:val="16"/>
-                <w:lang w:eastAsia="it-IT"/>
-                <w14:ligatures w14:val="none"/>
-              </w:rPr>
-              <w:fldChar w:fldCharType="end"/>
-            </w:r>
-            <w:r>
-              <w:rPr>
-                <w:rFonts w:ascii="Times New Roman" w:eastAsia="Times New Roman" w:hAnsi="Times New Roman" w:cs="Times New Roman"/>
-                <w:kern w:val="0"/>
-                <w:sz w:val="16"/>
-                <w:szCs w:val="16"/>
-                <w:lang w:eastAsia="it-IT"/>
-                <w14:ligatures w14:val="none"/>
-              </w:rPr>
-              <w:t>)</w:t>
-            </w:r>
-          </w:p>
-          <w:p>
-            <w:pPr>
-              <w:spacing w:after="0" w:line="240" w:lineRule="auto"/>
-              <w:rPr>
-                <w:rFonts w:ascii="Times New Roman" w:eastAsia="Times New Roman" w:hAnsi="Times New Roman" w:cs="Times New Roman"/>
-                <w:kern w:val="0"/>
-                <w:sz w:val="16"/>
-                <w:szCs w:val="16"/>
-                <w:lang w:eastAsia="it-IT"/>
-                <w14:ligatures w14:val="none"/>
-              </w:rPr>
-            </w:pPr>
-            <w:r>
-              <w:rPr>
-                <w:rFonts w:ascii="Times New Roman" w:eastAsia="Times New Roman" w:hAnsi="Times New Roman" w:cs="Times New Roman"/>
+                <w:rFonts w:ascii="Aptos" w:eastAsia="Times New Roman" w:hAnsi="Aptos" w:cs="Times New Roman"/>
+                <w:kern w:val="0"/>
+                <w:sz w:val="16"/>
+                <w:szCs w:val="16"/>
+                <w:lang w:eastAsia="it-IT"/>
+                <w14:ligatures w14:val="none"/>
+              </w:rPr>
+              <w:t xml:space="preserve"> Riduzione della quantità degli agenti presenti </w:t>
+            </w:r>
+          </w:p>
+          <w:p>
+            <w:pPr>
+              <w:spacing w:after="0" w:line="240" w:lineRule="auto"/>
+              <w:rPr>
+                <w:rFonts w:ascii="Aptos" w:eastAsia="Times New Roman" w:hAnsi="Aptos" w:cs="Times New Roman"/>
+                <w:kern w:val="0"/>
+                <w:sz w:val="16"/>
+                <w:szCs w:val="16"/>
+                <w:lang w:eastAsia="it-IT"/>
+                <w14:ligatures w14:val="none"/>
+              </w:rPr>
+            </w:pPr>
+            <w:r>
+              <w:rPr>
+                <w:rFonts w:ascii="Aptos" w:eastAsia="Times New Roman" w:hAnsi="Aptos" w:cs="Times New Roman"/>
                 <w:kern w:val="0"/>
                 <w:sz w:val="16"/>
                 <w:szCs w:val="16"/>
@@ -4450,7 +5013,7 @@
             </w:r>
             <w:r>
               <w:rPr>
-                <w:rFonts w:ascii="Times New Roman" w:eastAsia="Times New Roman" w:hAnsi="Times New Roman" w:cs="Times New Roman"/>
+                <w:rFonts w:ascii="Aptos" w:eastAsia="Times New Roman" w:hAnsi="Aptos" w:cs="Times New Roman"/>
                 <w:kern w:val="0"/>
                 <w:sz w:val="16"/>
                 <w:szCs w:val="16"/>
@@ -4461,17 +5024,17 @@
             </w:r>
             <w:r>
               <w:rPr>
-                <w:rFonts w:ascii="Times New Roman" w:eastAsia="Times New Roman" w:hAnsi="Times New Roman" w:cs="Times New Roman"/>
-                <w:kern w:val="0"/>
-                <w:sz w:val="16"/>
-                <w:szCs w:val="16"/>
-                <w:lang w:eastAsia="it-IT"/>
-                <w14:ligatures w14:val="none"/>
-              </w:rPr>
-            </w:r>
-            <w:r>
-              <w:rPr>
-                <w:rFonts w:ascii="Times New Roman" w:eastAsia="Times New Roman" w:hAnsi="Times New Roman" w:cs="Times New Roman"/>
+                <w:rFonts w:ascii="Aptos" w:eastAsia="Times New Roman" w:hAnsi="Aptos" w:cs="Times New Roman"/>
+                <w:kern w:val="0"/>
+                <w:sz w:val="16"/>
+                <w:szCs w:val="16"/>
+                <w:lang w:eastAsia="it-IT"/>
+                <w14:ligatures w14:val="none"/>
+              </w:rPr>
+            </w:r>
+            <w:r>
+              <w:rPr>
+                <w:rFonts w:ascii="Aptos" w:eastAsia="Times New Roman" w:hAnsi="Aptos" w:cs="Times New Roman"/>
                 <w:kern w:val="0"/>
                 <w:sz w:val="16"/>
                 <w:szCs w:val="16"/>
@@ -4482,7 +5045,7 @@
             </w:r>
             <w:r>
               <w:rPr>
-                <w:rFonts w:ascii="Times New Roman" w:eastAsia="Times New Roman" w:hAnsi="Times New Roman" w:cs="Times New Roman"/>
+                <w:rFonts w:ascii="Aptos" w:eastAsia="Times New Roman" w:hAnsi="Aptos" w:cs="Times New Roman"/>
                 <w:kern w:val="0"/>
                 <w:sz w:val="16"/>
                 <w:szCs w:val="16"/>
@@ -4493,18 +5056,18 @@
             </w:r>
             <w:r>
               <w:rPr>
-                <w:rFonts w:ascii="Times New Roman" w:eastAsia="Times New Roman" w:hAnsi="Times New Roman" w:cs="Times New Roman"/>
-                <w:kern w:val="0"/>
-                <w:sz w:val="16"/>
-                <w:szCs w:val="16"/>
-                <w:lang w:eastAsia="it-IT"/>
-                <w14:ligatures w14:val="none"/>
-              </w:rPr>
-              <w:t xml:space="preserve"> Fornitura di attrezzature per il lavoro specifico (</w:t>
-            </w:r>
-            <w:r>
-              <w:rPr>
-                <w:rFonts w:ascii="Times New Roman" w:eastAsia="Times New Roman" w:hAnsi="Times New Roman" w:cs="Times New Roman"/>
+                <w:rFonts w:ascii="Aptos" w:eastAsia="Times New Roman" w:hAnsi="Aptos" w:cs="Times New Roman"/>
+                <w:kern w:val="0"/>
+                <w:sz w:val="16"/>
+                <w:szCs w:val="16"/>
+                <w:lang w:eastAsia="it-IT"/>
+                <w14:ligatures w14:val="none"/>
+              </w:rPr>
+              <w:t xml:space="preserve"> Attuazione di metodi di lavoro appropriati (</w:t>
+            </w:r>
+            <w:r>
+              <w:rPr>
+                <w:rFonts w:ascii="Aptos" w:eastAsia="Times New Roman" w:hAnsi="Aptos" w:cs="Times New Roman"/>
                 <w:kern w:val="0"/>
                 <w:sz w:val="16"/>
                 <w:szCs w:val="16"/>
@@ -4522,7 +5085,7 @@
             </w:r>
             <w:r>
               <w:rPr>
-                <w:rFonts w:ascii="Times New Roman" w:eastAsia="Times New Roman" w:hAnsi="Times New Roman" w:cs="Times New Roman"/>
+                <w:rFonts w:ascii="Aptos" w:eastAsia="Times New Roman" w:hAnsi="Aptos" w:cs="Times New Roman"/>
                 <w:kern w:val="0"/>
                 <w:sz w:val="16"/>
                 <w:szCs w:val="16"/>
@@ -4533,17 +5096,17 @@
             </w:r>
             <w:r>
               <w:rPr>
-                <w:rFonts w:ascii="Times New Roman" w:eastAsia="Times New Roman" w:hAnsi="Times New Roman" w:cs="Times New Roman"/>
-                <w:kern w:val="0"/>
-                <w:sz w:val="16"/>
-                <w:szCs w:val="16"/>
-                <w:lang w:eastAsia="it-IT"/>
-                <w14:ligatures w14:val="none"/>
-              </w:rPr>
-            </w:r>
-            <w:r>
-              <w:rPr>
-                <w:rFonts w:ascii="Times New Roman" w:eastAsia="Times New Roman" w:hAnsi="Times New Roman" w:cs="Times New Roman"/>
+                <w:rFonts w:ascii="Aptos" w:eastAsia="Times New Roman" w:hAnsi="Aptos" w:cs="Times New Roman"/>
+                <w:kern w:val="0"/>
+                <w:sz w:val="16"/>
+                <w:szCs w:val="16"/>
+                <w:lang w:eastAsia="it-IT"/>
+                <w14:ligatures w14:val="none"/>
+              </w:rPr>
+            </w:r>
+            <w:r>
+              <w:rPr>
+                <w:rFonts w:ascii="Aptos" w:eastAsia="Times New Roman" w:hAnsi="Aptos" w:cs="Times New Roman"/>
                 <w:kern w:val="0"/>
                 <w:sz w:val="16"/>
                 <w:szCs w:val="16"/>
@@ -4554,7 +5117,7 @@
             </w:r>
             <w:r>
               <w:rPr>
-                <w:rFonts w:ascii="Times New Roman" w:eastAsia="Times New Roman" w:hAnsi="Times New Roman" w:cs="Times New Roman"/>
+                <w:rFonts w:ascii="Aptos" w:eastAsia="Times New Roman" w:hAnsi="Aptos" w:cs="Times New Roman"/>
                 <w:noProof/>
                 <w:kern w:val="0"/>
                 <w:sz w:val="16"/>
@@ -4566,7 +5129,7 @@
             </w:r>
             <w:r>
               <w:rPr>
-                <w:rFonts w:ascii="Times New Roman" w:eastAsia="Times New Roman" w:hAnsi="Times New Roman" w:cs="Times New Roman"/>
+                <w:rFonts w:ascii="Aptos" w:eastAsia="Times New Roman" w:hAnsi="Aptos" w:cs="Times New Roman"/>
                 <w:noProof/>
                 <w:kern w:val="0"/>
                 <w:sz w:val="16"/>
@@ -4578,7 +5141,7 @@
             </w:r>
             <w:r>
               <w:rPr>
-                <w:rFonts w:ascii="Times New Roman" w:eastAsia="Times New Roman" w:hAnsi="Times New Roman" w:cs="Times New Roman"/>
+                <w:rFonts w:ascii="Aptos" w:eastAsia="Times New Roman" w:hAnsi="Aptos" w:cs="Times New Roman"/>
                 <w:noProof/>
                 <w:kern w:val="0"/>
                 <w:sz w:val="16"/>
@@ -4590,7 +5153,7 @@
             </w:r>
             <w:r>
               <w:rPr>
-                <w:rFonts w:ascii="Times New Roman" w:eastAsia="Times New Roman" w:hAnsi="Times New Roman" w:cs="Times New Roman"/>
+                <w:rFonts w:ascii="Aptos" w:eastAsia="Times New Roman" w:hAnsi="Aptos" w:cs="Times New Roman"/>
                 <w:noProof/>
                 <w:kern w:val="0"/>
                 <w:sz w:val="16"/>
@@ -4602,7 +5165,7 @@
             </w:r>
             <w:r>
               <w:rPr>
-                <w:rFonts w:ascii="Times New Roman" w:eastAsia="Times New Roman" w:hAnsi="Times New Roman" w:cs="Times New Roman"/>
+                <w:rFonts w:ascii="Aptos" w:eastAsia="Times New Roman" w:hAnsi="Aptos" w:cs="Times New Roman"/>
                 <w:noProof/>
                 <w:kern w:val="0"/>
                 <w:sz w:val="16"/>
@@ -4614,7 +5177,7 @@
             </w:r>
             <w:r>
               <w:rPr>
-                <w:rFonts w:ascii="Times New Roman" w:eastAsia="Times New Roman" w:hAnsi="Times New Roman" w:cs="Times New Roman"/>
+                <w:rFonts w:ascii="Aptos" w:eastAsia="Times New Roman" w:hAnsi="Aptos" w:cs="Times New Roman"/>
                 <w:kern w:val="0"/>
                 <w:sz w:val="16"/>
                 <w:szCs w:val="16"/>
@@ -4625,7 +5188,7 @@
             </w:r>
             <w:r>
               <w:rPr>
-                <w:rFonts w:ascii="Times New Roman" w:eastAsia="Times New Roman" w:hAnsi="Times New Roman" w:cs="Times New Roman"/>
+                <w:rFonts w:ascii="Aptos" w:eastAsia="Times New Roman" w:hAnsi="Aptos" w:cs="Times New Roman"/>
                 <w:kern w:val="0"/>
                 <w:sz w:val="16"/>
                 <w:szCs w:val="16"/>
@@ -4635,198 +5198,30 @@
               <w:t>)</w:t>
             </w:r>
           </w:p>
-          <w:p>
-            <w:pPr>
-              <w:spacing w:after="0" w:line="240" w:lineRule="auto"/>
-              <w:rPr>
-                <w:rFonts w:ascii="Times New Roman" w:eastAsia="Times New Roman" w:hAnsi="Times New Roman" w:cs="Times New Roman"/>
-                <w:b/>
-                <w:kern w:val="0"/>
-                <w:sz w:val="16"/>
-                <w:szCs w:val="16"/>
-                <w:lang w:eastAsia="it-IT"/>
-                <w14:ligatures w14:val="none"/>
-              </w:rPr>
-            </w:pPr>
-            <w:r>
-              <w:rPr>
-                <w:rFonts w:ascii="Times New Roman" w:eastAsia="Times New Roman" w:hAnsi="Times New Roman" w:cs="Times New Roman"/>
-                <w:kern w:val="0"/>
-                <w:sz w:val="16"/>
-                <w:szCs w:val="16"/>
-                <w:lang w:eastAsia="it-IT"/>
-                <w14:ligatures w14:val="none"/>
-              </w:rPr>
-              <w:fldChar w:fldCharType="begin">
-                <w:ffData>
-                  <w:name w:val="Controllo4"/>
-                  <w:enabled/>
-                  <w:calcOnExit w:val="0"/>
-                  <w:checkBox>
-                    <w:sizeAuto/>
-                    <w:default w:val="0"/>
-                  </w:checkBox>
-                </w:ffData>
-              </w:fldChar>
-            </w:r>
-            <w:r>
-              <w:rPr>
-                <w:rFonts w:ascii="Times New Roman" w:eastAsia="Times New Roman" w:hAnsi="Times New Roman" w:cs="Times New Roman"/>
-                <w:kern w:val="0"/>
-                <w:sz w:val="16"/>
-                <w:szCs w:val="16"/>
-                <w:lang w:eastAsia="it-IT"/>
-                <w14:ligatures w14:val="none"/>
-              </w:rPr>
-              <w:instrText xml:space="preserve"> FORMCHECKBOX </w:instrText>
-            </w:r>
-            <w:r>
-              <w:rPr>
-                <w:rFonts w:ascii="Times New Roman" w:eastAsia="Times New Roman" w:hAnsi="Times New Roman" w:cs="Times New Roman"/>
-                <w:kern w:val="0"/>
-                <w:sz w:val="16"/>
-                <w:szCs w:val="16"/>
-                <w:lang w:eastAsia="it-IT"/>
-                <w14:ligatures w14:val="none"/>
-              </w:rPr>
-            </w:r>
-            <w:r>
-              <w:rPr>
-                <w:rFonts w:ascii="Times New Roman" w:eastAsia="Times New Roman" w:hAnsi="Times New Roman" w:cs="Times New Roman"/>
-                <w:kern w:val="0"/>
-                <w:sz w:val="16"/>
-                <w:szCs w:val="16"/>
-                <w:lang w:eastAsia="it-IT"/>
-                <w14:ligatures w14:val="none"/>
-              </w:rPr>
-              <w:fldChar w:fldCharType="separate"/>
-            </w:r>
-            <w:r>
-              <w:rPr>
-                <w:rFonts w:ascii="Times New Roman" w:eastAsia="Times New Roman" w:hAnsi="Times New Roman" w:cs="Times New Roman"/>
-                <w:kern w:val="0"/>
-                <w:sz w:val="16"/>
-                <w:szCs w:val="16"/>
-                <w:lang w:eastAsia="it-IT"/>
-                <w14:ligatures w14:val="none"/>
-              </w:rPr>
-              <w:fldChar w:fldCharType="end"/>
-            </w:r>
-            <w:r>
-              <w:rPr>
-                <w:rFonts w:ascii="Times New Roman" w:eastAsia="Times New Roman" w:hAnsi="Times New Roman" w:cs="Times New Roman"/>
-                <w:kern w:val="0"/>
-                <w:sz w:val="16"/>
-                <w:szCs w:val="16"/>
-                <w:lang w:eastAsia="it-IT"/>
-                <w14:ligatures w14:val="none"/>
-              </w:rPr>
-              <w:t xml:space="preserve"> Riduzione al minimo degli esposti </w:t>
-            </w:r>
-          </w:p>
-          <w:p>
-            <w:pPr>
-              <w:spacing w:after="0" w:line="240" w:lineRule="auto"/>
-              <w:rPr>
-                <w:rFonts w:ascii="Times New Roman" w:eastAsia="Times New Roman" w:hAnsi="Times New Roman" w:cs="Times New Roman"/>
-                <w:kern w:val="0"/>
-                <w:sz w:val="16"/>
-                <w:szCs w:val="16"/>
-                <w:lang w:eastAsia="it-IT"/>
-                <w14:ligatures w14:val="none"/>
-              </w:rPr>
-            </w:pPr>
-            <w:r>
-              <w:rPr>
-                <w:rFonts w:ascii="Times New Roman" w:eastAsia="Times New Roman" w:hAnsi="Times New Roman" w:cs="Times New Roman"/>
-                <w:kern w:val="0"/>
-                <w:sz w:val="16"/>
-                <w:szCs w:val="16"/>
-                <w:lang w:eastAsia="it-IT"/>
-                <w14:ligatures w14:val="none"/>
-              </w:rPr>
-              <w:fldChar w:fldCharType="begin">
-                <w:ffData>
-                  <w:name w:val="Controllo4"/>
-                  <w:enabled/>
-                  <w:calcOnExit w:val="0"/>
-                  <w:checkBox>
-                    <w:sizeAuto/>
-                    <w:default w:val="0"/>
-                  </w:checkBox>
-                </w:ffData>
-              </w:fldChar>
-            </w:r>
-            <w:r>
-              <w:rPr>
-                <w:rFonts w:ascii="Times New Roman" w:eastAsia="Times New Roman" w:hAnsi="Times New Roman" w:cs="Times New Roman"/>
-                <w:kern w:val="0"/>
-                <w:sz w:val="16"/>
-                <w:szCs w:val="16"/>
-                <w:lang w:eastAsia="it-IT"/>
-                <w14:ligatures w14:val="none"/>
-              </w:rPr>
-              <w:instrText xml:space="preserve"> FORMCHECKBOX </w:instrText>
-            </w:r>
-            <w:r>
-              <w:rPr>
-                <w:rFonts w:ascii="Times New Roman" w:eastAsia="Times New Roman" w:hAnsi="Times New Roman" w:cs="Times New Roman"/>
-                <w:kern w:val="0"/>
-                <w:sz w:val="16"/>
-                <w:szCs w:val="16"/>
-                <w:lang w:eastAsia="it-IT"/>
-                <w14:ligatures w14:val="none"/>
-              </w:rPr>
-            </w:r>
-            <w:r>
-              <w:rPr>
-                <w:rFonts w:ascii="Times New Roman" w:eastAsia="Times New Roman" w:hAnsi="Times New Roman" w:cs="Times New Roman"/>
-                <w:kern w:val="0"/>
-                <w:sz w:val="16"/>
-                <w:szCs w:val="16"/>
-                <w:lang w:eastAsia="it-IT"/>
-                <w14:ligatures w14:val="none"/>
-              </w:rPr>
-              <w:fldChar w:fldCharType="separate"/>
-            </w:r>
-            <w:r>
-              <w:rPr>
-                <w:rFonts w:ascii="Times New Roman" w:eastAsia="Times New Roman" w:hAnsi="Times New Roman" w:cs="Times New Roman"/>
-                <w:kern w:val="0"/>
-                <w:sz w:val="16"/>
-                <w:szCs w:val="16"/>
-                <w:lang w:eastAsia="it-IT"/>
-                <w14:ligatures w14:val="none"/>
-              </w:rPr>
-              <w:fldChar w:fldCharType="end"/>
-            </w:r>
-            <w:r>
-              <w:rPr>
-                <w:rFonts w:ascii="Times New Roman" w:eastAsia="Times New Roman" w:hAnsi="Times New Roman" w:cs="Times New Roman"/>
-                <w:kern w:val="0"/>
-                <w:sz w:val="16"/>
-                <w:szCs w:val="16"/>
-                <w:lang w:eastAsia="it-IT"/>
-                <w14:ligatures w14:val="none"/>
-              </w:rPr>
-              <w:t xml:space="preserve"> Riduzione della durata e dell’intensità dell’esposizione</w:t>
-            </w:r>
-          </w:p>
-          <w:p>
-            <w:pPr>
-              <w:spacing w:after="0" w:line="240" w:lineRule="auto"/>
-              <w:rPr>
-                <w:rFonts w:ascii="Times New Roman" w:eastAsia="Times New Roman" w:hAnsi="Times New Roman" w:cs="Times New Roman"/>
-                <w:kern w:val="0"/>
-                <w:sz w:val="16"/>
-                <w:szCs w:val="16"/>
-                <w:lang w:eastAsia="it-IT"/>
-                <w14:ligatures w14:val="none"/>
-              </w:rPr>
-            </w:pPr>
-            <w:r>
-              <w:rPr>
-                <w:rFonts w:ascii="Times New Roman" w:eastAsia="Times New Roman" w:hAnsi="Times New Roman" w:cs="Times New Roman"/>
+        </w:tc>
+        <w:tc>
+          <w:tcPr>
+            <w:tcW w:w="4897" w:type="dxa"/>
+            <w:gridSpan w:val="8"/>
+            <w:tcBorders>
+              <w:left w:val="nil"/>
+            </w:tcBorders>
+          </w:tcPr>
+          <w:p>
+            <w:pPr>
+              <w:spacing w:after="0" w:line="240" w:lineRule="auto"/>
+              <w:rPr>
+                <w:rFonts w:ascii="Aptos" w:eastAsia="Times New Roman" w:hAnsi="Aptos" w:cs="Times New Roman"/>
+                <w:kern w:val="0"/>
+                <w:sz w:val="16"/>
+                <w:szCs w:val="16"/>
+                <w:lang w:eastAsia="it-IT"/>
+                <w14:ligatures w14:val="none"/>
+              </w:rPr>
+            </w:pPr>
+            <w:r>
+              <w:rPr>
+                <w:rFonts w:ascii="Aptos" w:eastAsia="Times New Roman" w:hAnsi="Aptos" w:cs="Times New Roman"/>
                 <w:kern w:val="0"/>
                 <w:sz w:val="16"/>
                 <w:szCs w:val="16"/>
@@ -4847,7 +5242,7 @@
             </w:r>
             <w:r>
               <w:rPr>
-                <w:rFonts w:ascii="Times New Roman" w:eastAsia="Times New Roman" w:hAnsi="Times New Roman" w:cs="Times New Roman"/>
+                <w:rFonts w:ascii="Aptos" w:eastAsia="Times New Roman" w:hAnsi="Aptos" w:cs="Times New Roman"/>
                 <w:kern w:val="0"/>
                 <w:sz w:val="16"/>
                 <w:szCs w:val="16"/>
@@ -4858,17 +5253,17 @@
             </w:r>
             <w:r>
               <w:rPr>
-                <w:rFonts w:ascii="Times New Roman" w:eastAsia="Times New Roman" w:hAnsi="Times New Roman" w:cs="Times New Roman"/>
-                <w:kern w:val="0"/>
-                <w:sz w:val="16"/>
-                <w:szCs w:val="16"/>
-                <w:lang w:eastAsia="it-IT"/>
-                <w14:ligatures w14:val="none"/>
-              </w:rPr>
-            </w:r>
-            <w:r>
-              <w:rPr>
-                <w:rFonts w:ascii="Times New Roman" w:eastAsia="Times New Roman" w:hAnsi="Times New Roman" w:cs="Times New Roman"/>
+                <w:rFonts w:ascii="Aptos" w:eastAsia="Times New Roman" w:hAnsi="Aptos" w:cs="Times New Roman"/>
+                <w:kern w:val="0"/>
+                <w:sz w:val="16"/>
+                <w:szCs w:val="16"/>
+                <w:lang w:eastAsia="it-IT"/>
+                <w14:ligatures w14:val="none"/>
+              </w:rPr>
+            </w:r>
+            <w:r>
+              <w:rPr>
+                <w:rFonts w:ascii="Aptos" w:eastAsia="Times New Roman" w:hAnsi="Aptos" w:cs="Times New Roman"/>
                 <w:kern w:val="0"/>
                 <w:sz w:val="16"/>
                 <w:szCs w:val="16"/>
@@ -4879,7 +5274,7 @@
             </w:r>
             <w:r>
               <w:rPr>
-                <w:rFonts w:ascii="Times New Roman" w:eastAsia="Times New Roman" w:hAnsi="Times New Roman" w:cs="Times New Roman"/>
+                <w:rFonts w:ascii="Aptos" w:eastAsia="Times New Roman" w:hAnsi="Aptos" w:cs="Times New Roman"/>
                 <w:kern w:val="0"/>
                 <w:sz w:val="16"/>
                 <w:szCs w:val="16"/>
@@ -4890,544 +5285,7 @@
             </w:r>
             <w:r>
               <w:rPr>
-                <w:rFonts w:ascii="Times New Roman" w:eastAsia="Times New Roman" w:hAnsi="Times New Roman" w:cs="Times New Roman"/>
-                <w:kern w:val="0"/>
-                <w:sz w:val="16"/>
-                <w:szCs w:val="16"/>
-                <w:lang w:eastAsia="it-IT"/>
-                <w14:ligatures w14:val="none"/>
-              </w:rPr>
-              <w:t xml:space="preserve"> Attuazione di misure igieniche idonee (</w:t>
-            </w:r>
-            <w:r>
-              <w:rPr>
-                <w:rFonts w:ascii="Times New Roman" w:eastAsia="Times New Roman" w:hAnsi="Times New Roman" w:cs="Times New Roman"/>
-                <w:kern w:val="0"/>
-                <w:sz w:val="16"/>
-                <w:szCs w:val="16"/>
-                <w:lang w:eastAsia="it-IT"/>
-                <w14:ligatures w14:val="none"/>
-              </w:rPr>
-              <w:fldChar w:fldCharType="begin">
-                <w:ffData>
-                  <w:name w:val="Testo28"/>
-                  <w:enabled/>
-                  <w:calcOnExit w:val="0"/>
-                  <w:textInput/>
-                </w:ffData>
-              </w:fldChar>
-            </w:r>
-            <w:r>
-              <w:rPr>
-                <w:rFonts w:ascii="Times New Roman" w:eastAsia="Times New Roman" w:hAnsi="Times New Roman" w:cs="Times New Roman"/>
-                <w:kern w:val="0"/>
-                <w:sz w:val="16"/>
-                <w:szCs w:val="16"/>
-                <w:lang w:eastAsia="it-IT"/>
-                <w14:ligatures w14:val="none"/>
-              </w:rPr>
-              <w:instrText xml:space="preserve"> FORMTEXT </w:instrText>
-            </w:r>
-            <w:r>
-              <w:rPr>
-                <w:rFonts w:ascii="Times New Roman" w:eastAsia="Times New Roman" w:hAnsi="Times New Roman" w:cs="Times New Roman"/>
-                <w:kern w:val="0"/>
-                <w:sz w:val="16"/>
-                <w:szCs w:val="16"/>
-                <w:lang w:eastAsia="it-IT"/>
-                <w14:ligatures w14:val="none"/>
-              </w:rPr>
-            </w:r>
-            <w:r>
-              <w:rPr>
-                <w:rFonts w:ascii="Times New Roman" w:eastAsia="Times New Roman" w:hAnsi="Times New Roman" w:cs="Times New Roman"/>
-                <w:kern w:val="0"/>
-                <w:sz w:val="16"/>
-                <w:szCs w:val="16"/>
-                <w:lang w:eastAsia="it-IT"/>
-                <w14:ligatures w14:val="none"/>
-              </w:rPr>
-              <w:fldChar w:fldCharType="separate"/>
-            </w:r>
-            <w:r>
-              <w:rPr>
-                <w:rFonts w:ascii="Times New Roman" w:eastAsia="Times New Roman" w:hAnsi="Times New Roman" w:cs="Times New Roman"/>
-                <w:noProof/>
-                <w:kern w:val="0"/>
-                <w:sz w:val="16"/>
-                <w:szCs w:val="16"/>
-                <w:lang w:eastAsia="it-IT"/>
-                <w14:ligatures w14:val="none"/>
-              </w:rPr>
-              <w:t> </w:t>
-            </w:r>
-            <w:r>
-              <w:rPr>
-                <w:rFonts w:ascii="Times New Roman" w:eastAsia="Times New Roman" w:hAnsi="Times New Roman" w:cs="Times New Roman"/>
-                <w:noProof/>
-                <w:kern w:val="0"/>
-                <w:sz w:val="16"/>
-                <w:szCs w:val="16"/>
-                <w:lang w:eastAsia="it-IT"/>
-                <w14:ligatures w14:val="none"/>
-              </w:rPr>
-              <w:t> </w:t>
-            </w:r>
-            <w:r>
-              <w:rPr>
-                <w:rFonts w:ascii="Times New Roman" w:eastAsia="Times New Roman" w:hAnsi="Times New Roman" w:cs="Times New Roman"/>
-                <w:noProof/>
-                <w:kern w:val="0"/>
-                <w:sz w:val="16"/>
-                <w:szCs w:val="16"/>
-                <w:lang w:eastAsia="it-IT"/>
-                <w14:ligatures w14:val="none"/>
-              </w:rPr>
-              <w:t> </w:t>
-            </w:r>
-            <w:r>
-              <w:rPr>
-                <w:rFonts w:ascii="Times New Roman" w:eastAsia="Times New Roman" w:hAnsi="Times New Roman" w:cs="Times New Roman"/>
-                <w:noProof/>
-                <w:kern w:val="0"/>
-                <w:sz w:val="16"/>
-                <w:szCs w:val="16"/>
-                <w:lang w:eastAsia="it-IT"/>
-                <w14:ligatures w14:val="none"/>
-              </w:rPr>
-              <w:t> </w:t>
-            </w:r>
-            <w:r>
-              <w:rPr>
-                <w:rFonts w:ascii="Times New Roman" w:eastAsia="Times New Roman" w:hAnsi="Times New Roman" w:cs="Times New Roman"/>
-                <w:noProof/>
-                <w:kern w:val="0"/>
-                <w:sz w:val="16"/>
-                <w:szCs w:val="16"/>
-                <w:lang w:eastAsia="it-IT"/>
-                <w14:ligatures w14:val="none"/>
-              </w:rPr>
-              <w:t> </w:t>
-            </w:r>
-            <w:r>
-              <w:rPr>
-                <w:rFonts w:ascii="Times New Roman" w:eastAsia="Times New Roman" w:hAnsi="Times New Roman" w:cs="Times New Roman"/>
-                <w:kern w:val="0"/>
-                <w:sz w:val="16"/>
-                <w:szCs w:val="16"/>
-                <w:lang w:eastAsia="it-IT"/>
-                <w14:ligatures w14:val="none"/>
-              </w:rPr>
-              <w:fldChar w:fldCharType="end"/>
-            </w:r>
-            <w:r>
-              <w:rPr>
-                <w:rFonts w:ascii="Times New Roman" w:eastAsia="Times New Roman" w:hAnsi="Times New Roman" w:cs="Times New Roman"/>
-                <w:kern w:val="0"/>
-                <w:sz w:val="16"/>
-                <w:szCs w:val="16"/>
-                <w:lang w:eastAsia="it-IT"/>
-                <w14:ligatures w14:val="none"/>
-              </w:rPr>
-              <w:t>)</w:t>
-            </w:r>
-          </w:p>
-          <w:p>
-            <w:pPr>
-              <w:spacing w:after="0" w:line="240" w:lineRule="auto"/>
-              <w:rPr>
-                <w:rFonts w:ascii="Times New Roman" w:eastAsia="Times New Roman" w:hAnsi="Times New Roman" w:cs="Times New Roman"/>
-                <w:kern w:val="0"/>
-                <w:sz w:val="16"/>
-                <w:szCs w:val="16"/>
-                <w:lang w:eastAsia="it-IT"/>
-                <w14:ligatures w14:val="none"/>
-              </w:rPr>
-            </w:pPr>
-            <w:r>
-              <w:rPr>
-                <w:rFonts w:ascii="Times New Roman" w:eastAsia="Times New Roman" w:hAnsi="Times New Roman" w:cs="Times New Roman"/>
-                <w:kern w:val="0"/>
-                <w:sz w:val="16"/>
-                <w:szCs w:val="16"/>
-                <w:lang w:eastAsia="it-IT"/>
-                <w14:ligatures w14:val="none"/>
-              </w:rPr>
-              <w:fldChar w:fldCharType="begin">
-                <w:ffData>
-                  <w:name w:val="Controllo4"/>
-                  <w:enabled/>
-                  <w:calcOnExit w:val="0"/>
-                  <w:checkBox>
-                    <w:sizeAuto/>
-                    <w:default w:val="0"/>
-                  </w:checkBox>
-                </w:ffData>
-              </w:fldChar>
-            </w:r>
-            <w:r>
-              <w:rPr>
-                <w:rFonts w:ascii="Times New Roman" w:eastAsia="Times New Roman" w:hAnsi="Times New Roman" w:cs="Times New Roman"/>
-                <w:kern w:val="0"/>
-                <w:sz w:val="16"/>
-                <w:szCs w:val="16"/>
-                <w:lang w:eastAsia="it-IT"/>
-                <w14:ligatures w14:val="none"/>
-              </w:rPr>
-              <w:instrText xml:space="preserve"> FORMCHECKBOX </w:instrText>
-            </w:r>
-            <w:r>
-              <w:rPr>
-                <w:rFonts w:ascii="Times New Roman" w:eastAsia="Times New Roman" w:hAnsi="Times New Roman" w:cs="Times New Roman"/>
-                <w:kern w:val="0"/>
-                <w:sz w:val="16"/>
-                <w:szCs w:val="16"/>
-                <w:lang w:eastAsia="it-IT"/>
-                <w14:ligatures w14:val="none"/>
-              </w:rPr>
-            </w:r>
-            <w:r>
-              <w:rPr>
-                <w:rFonts w:ascii="Times New Roman" w:eastAsia="Times New Roman" w:hAnsi="Times New Roman" w:cs="Times New Roman"/>
-                <w:kern w:val="0"/>
-                <w:sz w:val="16"/>
-                <w:szCs w:val="16"/>
-                <w:lang w:eastAsia="it-IT"/>
-                <w14:ligatures w14:val="none"/>
-              </w:rPr>
-              <w:fldChar w:fldCharType="separate"/>
-            </w:r>
-            <w:r>
-              <w:rPr>
-                <w:rFonts w:ascii="Times New Roman" w:eastAsia="Times New Roman" w:hAnsi="Times New Roman" w:cs="Times New Roman"/>
-                <w:kern w:val="0"/>
-                <w:sz w:val="16"/>
-                <w:szCs w:val="16"/>
-                <w:lang w:eastAsia="it-IT"/>
-                <w14:ligatures w14:val="none"/>
-              </w:rPr>
-              <w:fldChar w:fldCharType="end"/>
-            </w:r>
-            <w:r>
-              <w:rPr>
-                <w:rFonts w:ascii="Times New Roman" w:eastAsia="Times New Roman" w:hAnsi="Times New Roman" w:cs="Times New Roman"/>
-                <w:kern w:val="0"/>
-                <w:sz w:val="16"/>
-                <w:szCs w:val="16"/>
-                <w:lang w:eastAsia="it-IT"/>
-                <w14:ligatures w14:val="none"/>
-              </w:rPr>
-              <w:t xml:space="preserve"> Riduzione della quantità degli agenti presenti </w:t>
-            </w:r>
-          </w:p>
-          <w:p>
-            <w:pPr>
-              <w:spacing w:after="0" w:line="240" w:lineRule="auto"/>
-              <w:rPr>
-                <w:rFonts w:ascii="Times New Roman" w:eastAsia="Times New Roman" w:hAnsi="Times New Roman" w:cs="Times New Roman"/>
-                <w:kern w:val="0"/>
-                <w:sz w:val="16"/>
-                <w:szCs w:val="16"/>
-                <w:lang w:eastAsia="it-IT"/>
-                <w14:ligatures w14:val="none"/>
-              </w:rPr>
-            </w:pPr>
-            <w:r>
-              <w:rPr>
-                <w:rFonts w:ascii="Times New Roman" w:eastAsia="Times New Roman" w:hAnsi="Times New Roman" w:cs="Times New Roman"/>
-                <w:kern w:val="0"/>
-                <w:sz w:val="16"/>
-                <w:szCs w:val="16"/>
-                <w:lang w:eastAsia="it-IT"/>
-                <w14:ligatures w14:val="none"/>
-              </w:rPr>
-              <w:fldChar w:fldCharType="begin">
-                <w:ffData>
-                  <w:name w:val="Controllo4"/>
-                  <w:enabled/>
-                  <w:calcOnExit w:val="0"/>
-                  <w:checkBox>
-                    <w:sizeAuto/>
-                    <w:default w:val="0"/>
-                  </w:checkBox>
-                </w:ffData>
-              </w:fldChar>
-            </w:r>
-            <w:r>
-              <w:rPr>
-                <w:rFonts w:ascii="Times New Roman" w:eastAsia="Times New Roman" w:hAnsi="Times New Roman" w:cs="Times New Roman"/>
-                <w:kern w:val="0"/>
-                <w:sz w:val="16"/>
-                <w:szCs w:val="16"/>
-                <w:lang w:eastAsia="it-IT"/>
-                <w14:ligatures w14:val="none"/>
-              </w:rPr>
-              <w:instrText xml:space="preserve"> FORMCHECKBOX </w:instrText>
-            </w:r>
-            <w:r>
-              <w:rPr>
-                <w:rFonts w:ascii="Times New Roman" w:eastAsia="Times New Roman" w:hAnsi="Times New Roman" w:cs="Times New Roman"/>
-                <w:kern w:val="0"/>
-                <w:sz w:val="16"/>
-                <w:szCs w:val="16"/>
-                <w:lang w:eastAsia="it-IT"/>
-                <w14:ligatures w14:val="none"/>
-              </w:rPr>
-            </w:r>
-            <w:r>
-              <w:rPr>
-                <w:rFonts w:ascii="Times New Roman" w:eastAsia="Times New Roman" w:hAnsi="Times New Roman" w:cs="Times New Roman"/>
-                <w:kern w:val="0"/>
-                <w:sz w:val="16"/>
-                <w:szCs w:val="16"/>
-                <w:lang w:eastAsia="it-IT"/>
-                <w14:ligatures w14:val="none"/>
-              </w:rPr>
-              <w:fldChar w:fldCharType="separate"/>
-            </w:r>
-            <w:r>
-              <w:rPr>
-                <w:rFonts w:ascii="Times New Roman" w:eastAsia="Times New Roman" w:hAnsi="Times New Roman" w:cs="Times New Roman"/>
-                <w:kern w:val="0"/>
-                <w:sz w:val="16"/>
-                <w:szCs w:val="16"/>
-                <w:lang w:eastAsia="it-IT"/>
-                <w14:ligatures w14:val="none"/>
-              </w:rPr>
-              <w:fldChar w:fldCharType="end"/>
-            </w:r>
-            <w:r>
-              <w:rPr>
-                <w:rFonts w:ascii="Times New Roman" w:eastAsia="Times New Roman" w:hAnsi="Times New Roman" w:cs="Times New Roman"/>
-                <w:kern w:val="0"/>
-                <w:sz w:val="16"/>
-                <w:szCs w:val="16"/>
-                <w:lang w:eastAsia="it-IT"/>
-                <w14:ligatures w14:val="none"/>
-              </w:rPr>
-              <w:t xml:space="preserve"> Attuazione di metodi di lavoro appropriati (</w:t>
-            </w:r>
-            <w:r>
-              <w:rPr>
-                <w:rFonts w:ascii="Times New Roman" w:eastAsia="Times New Roman" w:hAnsi="Times New Roman" w:cs="Times New Roman"/>
-                <w:kern w:val="0"/>
-                <w:sz w:val="16"/>
-                <w:szCs w:val="16"/>
-                <w:lang w:eastAsia="it-IT"/>
-                <w14:ligatures w14:val="none"/>
-              </w:rPr>
-              <w:fldChar w:fldCharType="begin">
-                <w:ffData>
-                  <w:name w:val="Testo28"/>
-                  <w:enabled/>
-                  <w:calcOnExit w:val="0"/>
-                  <w:textInput/>
-                </w:ffData>
-              </w:fldChar>
-            </w:r>
-            <w:r>
-              <w:rPr>
-                <w:rFonts w:ascii="Times New Roman" w:eastAsia="Times New Roman" w:hAnsi="Times New Roman" w:cs="Times New Roman"/>
-                <w:kern w:val="0"/>
-                <w:sz w:val="16"/>
-                <w:szCs w:val="16"/>
-                <w:lang w:eastAsia="it-IT"/>
-                <w14:ligatures w14:val="none"/>
-              </w:rPr>
-              <w:instrText xml:space="preserve"> FORMTEXT </w:instrText>
-            </w:r>
-            <w:r>
-              <w:rPr>
-                <w:rFonts w:ascii="Times New Roman" w:eastAsia="Times New Roman" w:hAnsi="Times New Roman" w:cs="Times New Roman"/>
-                <w:kern w:val="0"/>
-                <w:sz w:val="16"/>
-                <w:szCs w:val="16"/>
-                <w:lang w:eastAsia="it-IT"/>
-                <w14:ligatures w14:val="none"/>
-              </w:rPr>
-            </w:r>
-            <w:r>
-              <w:rPr>
-                <w:rFonts w:ascii="Times New Roman" w:eastAsia="Times New Roman" w:hAnsi="Times New Roman" w:cs="Times New Roman"/>
-                <w:kern w:val="0"/>
-                <w:sz w:val="16"/>
-                <w:szCs w:val="16"/>
-                <w:lang w:eastAsia="it-IT"/>
-                <w14:ligatures w14:val="none"/>
-              </w:rPr>
-              <w:fldChar w:fldCharType="separate"/>
-            </w:r>
-            <w:r>
-              <w:rPr>
-                <w:rFonts w:ascii="Times New Roman" w:eastAsia="Times New Roman" w:hAnsi="Times New Roman" w:cs="Times New Roman"/>
-                <w:noProof/>
-                <w:kern w:val="0"/>
-                <w:sz w:val="16"/>
-                <w:szCs w:val="16"/>
-                <w:lang w:eastAsia="it-IT"/>
-                <w14:ligatures w14:val="none"/>
-              </w:rPr>
-              <w:t> </w:t>
-            </w:r>
-            <w:r>
-              <w:rPr>
-                <w:rFonts w:ascii="Times New Roman" w:eastAsia="Times New Roman" w:hAnsi="Times New Roman" w:cs="Times New Roman"/>
-                <w:noProof/>
-                <w:kern w:val="0"/>
-                <w:sz w:val="16"/>
-                <w:szCs w:val="16"/>
-                <w:lang w:eastAsia="it-IT"/>
-                <w14:ligatures w14:val="none"/>
-              </w:rPr>
-              <w:t> </w:t>
-            </w:r>
-            <w:r>
-              <w:rPr>
-                <w:rFonts w:ascii="Times New Roman" w:eastAsia="Times New Roman" w:hAnsi="Times New Roman" w:cs="Times New Roman"/>
-                <w:noProof/>
-                <w:kern w:val="0"/>
-                <w:sz w:val="16"/>
-                <w:szCs w:val="16"/>
-                <w:lang w:eastAsia="it-IT"/>
-                <w14:ligatures w14:val="none"/>
-              </w:rPr>
-              <w:t> </w:t>
-            </w:r>
-            <w:r>
-              <w:rPr>
-                <w:rFonts w:ascii="Times New Roman" w:eastAsia="Times New Roman" w:hAnsi="Times New Roman" w:cs="Times New Roman"/>
-                <w:noProof/>
-                <w:kern w:val="0"/>
-                <w:sz w:val="16"/>
-                <w:szCs w:val="16"/>
-                <w:lang w:eastAsia="it-IT"/>
-                <w14:ligatures w14:val="none"/>
-              </w:rPr>
-              <w:t> </w:t>
-            </w:r>
-            <w:r>
-              <w:rPr>
-                <w:rFonts w:ascii="Times New Roman" w:eastAsia="Times New Roman" w:hAnsi="Times New Roman" w:cs="Times New Roman"/>
-                <w:noProof/>
-                <w:kern w:val="0"/>
-                <w:sz w:val="16"/>
-                <w:szCs w:val="16"/>
-                <w:lang w:eastAsia="it-IT"/>
-                <w14:ligatures w14:val="none"/>
-              </w:rPr>
-              <w:t> </w:t>
-            </w:r>
-            <w:r>
-              <w:rPr>
-                <w:rFonts w:ascii="Times New Roman" w:eastAsia="Times New Roman" w:hAnsi="Times New Roman" w:cs="Times New Roman"/>
-                <w:kern w:val="0"/>
-                <w:sz w:val="16"/>
-                <w:szCs w:val="16"/>
-                <w:lang w:eastAsia="it-IT"/>
-                <w14:ligatures w14:val="none"/>
-              </w:rPr>
-              <w:fldChar w:fldCharType="end"/>
-            </w:r>
-            <w:r>
-              <w:rPr>
-                <w:rFonts w:ascii="Times New Roman" w:eastAsia="Times New Roman" w:hAnsi="Times New Roman" w:cs="Times New Roman"/>
-                <w:kern w:val="0"/>
-                <w:sz w:val="16"/>
-                <w:szCs w:val="16"/>
-                <w:lang w:eastAsia="it-IT"/>
-                <w14:ligatures w14:val="none"/>
-              </w:rPr>
-              <w:t>)</w:t>
-            </w:r>
-          </w:p>
-        </w:tc>
-        <w:tc>
-          <w:tcPr>
-            <w:tcW w:w="4897" w:type="dxa"/>
-            <w:gridSpan w:val="8"/>
-            <w:tcBorders>
-              <w:left w:val="nil"/>
-            </w:tcBorders>
-          </w:tcPr>
-          <w:p>
-            <w:pPr>
-              <w:spacing w:after="0" w:line="240" w:lineRule="auto"/>
-              <w:rPr>
-                <w:rFonts w:ascii="Times New Roman" w:eastAsia="Times New Roman" w:hAnsi="Times New Roman" w:cs="Times New Roman"/>
-                <w:kern w:val="0"/>
-                <w:sz w:val="16"/>
-                <w:szCs w:val="16"/>
-                <w:lang w:eastAsia="it-IT"/>
-                <w14:ligatures w14:val="none"/>
-              </w:rPr>
-            </w:pPr>
-            <w:r>
-              <w:rPr>
-                <w:rFonts w:ascii="Times New Roman" w:eastAsia="Times New Roman" w:hAnsi="Times New Roman" w:cs="Times New Roman"/>
-                <w:kern w:val="0"/>
-                <w:sz w:val="16"/>
-                <w:szCs w:val="16"/>
-                <w:lang w:eastAsia="it-IT"/>
-                <w14:ligatures w14:val="none"/>
-              </w:rPr>
-              <w:fldChar w:fldCharType="begin">
-                <w:ffData>
-                  <w:name w:val=""/>
-                  <w:enabled/>
-                  <w:calcOnExit w:val="0"/>
-                  <w:checkBox>
-                    <w:sizeAuto/>
-                    <w:default w:val="1"/>
-                  </w:checkBox>
-                </w:ffData>
-              </w:fldChar>
-            </w:r>
-            <w:r>
-              <w:rPr>
-                <w:rFonts w:ascii="Times New Roman" w:eastAsia="Times New Roman" w:hAnsi="Times New Roman" w:cs="Times New Roman"/>
-                <w:kern w:val="0"/>
-                <w:sz w:val="16"/>
-                <w:szCs w:val="16"/>
-                <w:lang w:eastAsia="it-IT"/>
-                <w14:ligatures w14:val="none"/>
-              </w:rPr>
-              <w:instrText xml:space="preserve"> FORMCHECKBOX </w:instrText>
-            </w:r>
-            <w:r>
-              <w:rPr>
-                <w:rFonts w:ascii="Times New Roman" w:eastAsia="Times New Roman" w:hAnsi="Times New Roman" w:cs="Times New Roman"/>
-                <w:kern w:val="0"/>
-                <w:sz w:val="16"/>
-                <w:szCs w:val="16"/>
-                <w:lang w:eastAsia="it-IT"/>
-                <w14:ligatures w14:val="none"/>
-              </w:rPr>
-            </w:r>
-            <w:r>
-              <w:rPr>
-                <w:rFonts w:ascii="Times New Roman" w:eastAsia="Times New Roman" w:hAnsi="Times New Roman" w:cs="Times New Roman"/>
-                <w:kern w:val="0"/>
-                <w:sz w:val="16"/>
-                <w:szCs w:val="16"/>
-                <w:lang w:eastAsia="it-IT"/>
-                <w14:ligatures w14:val="none"/>
-              </w:rPr>
-              <w:fldChar w:fldCharType="separate"/>
-            </w:r>
-            <w:r>
-              <w:rPr>
-                <w:rFonts w:ascii="Times New Roman" w:eastAsia="Times New Roman" w:hAnsi="Times New Roman" w:cs="Times New Roman"/>
-                <w:kern w:val="0"/>
-                <w:sz w:val="16"/>
-                <w:szCs w:val="16"/>
-                <w:lang w:eastAsia="it-IT"/>
-                <w14:ligatures w14:val="none"/>
-              </w:rPr>
-              <w:fldChar w:fldCharType="end"/>
-            </w:r>
-            <w:r>
-              <w:rPr>
-                <w:rFonts w:ascii="Times New Roman" w:eastAsia="Times New Roman" w:hAnsi="Times New Roman" w:cs="Times New Roman"/>
+                <w:rFonts w:ascii="Aptos" w:eastAsia="Times New Roman" w:hAnsi="Aptos" w:cs="Times New Roman"/>
                 <w:kern w:val="0"/>
                 <w:sz w:val="16"/>
                 <w:szCs w:val="16"/>
@@ -5441,17 +5299,17 @@
             <w:pPr>
               <w:spacing w:after="0" w:line="240" w:lineRule="auto"/>
               <w:rPr>
-                <w:rFonts w:ascii="Times New Roman" w:eastAsia="Times New Roman" w:hAnsi="Times New Roman" w:cs="Times New Roman"/>
-                <w:kern w:val="0"/>
-                <w:sz w:val="16"/>
-                <w:szCs w:val="16"/>
-                <w:lang w:eastAsia="it-IT"/>
-                <w14:ligatures w14:val="none"/>
-              </w:rPr>
-            </w:pPr>
-            <w:r>
-              <w:rPr>
-                <w:rFonts w:ascii="Times New Roman" w:eastAsia="Times New Roman" w:hAnsi="Times New Roman" w:cs="Times New Roman"/>
+                <w:rFonts w:ascii="Aptos" w:eastAsia="Times New Roman" w:hAnsi="Aptos" w:cs="Times New Roman"/>
+                <w:kern w:val="0"/>
+                <w:sz w:val="16"/>
+                <w:szCs w:val="16"/>
+                <w:lang w:eastAsia="it-IT"/>
+                <w14:ligatures w14:val="none"/>
+              </w:rPr>
+            </w:pPr>
+            <w:r>
+              <w:rPr>
+                <w:rFonts w:ascii="Aptos" w:eastAsia="Times New Roman" w:hAnsi="Aptos" w:cs="Times New Roman"/>
                 <w:kern w:val="0"/>
                 <w:sz w:val="16"/>
                 <w:szCs w:val="16"/>
@@ -5473,7 +5331,7 @@
             </w:r>
             <w:r>
               <w:rPr>
-                <w:rFonts w:ascii="Times New Roman" w:eastAsia="Times New Roman" w:hAnsi="Times New Roman" w:cs="Times New Roman"/>
+                <w:rFonts w:ascii="Aptos" w:eastAsia="Times New Roman" w:hAnsi="Aptos" w:cs="Times New Roman"/>
                 <w:kern w:val="0"/>
                 <w:sz w:val="16"/>
                 <w:szCs w:val="16"/>
@@ -5484,17 +5342,17 @@
             </w:r>
             <w:r>
               <w:rPr>
-                <w:rFonts w:ascii="Times New Roman" w:eastAsia="Times New Roman" w:hAnsi="Times New Roman" w:cs="Times New Roman"/>
-                <w:kern w:val="0"/>
-                <w:sz w:val="16"/>
-                <w:szCs w:val="16"/>
-                <w:lang w:eastAsia="it-IT"/>
-                <w14:ligatures w14:val="none"/>
-              </w:rPr>
-            </w:r>
-            <w:r>
-              <w:rPr>
-                <w:rFonts w:ascii="Times New Roman" w:eastAsia="Times New Roman" w:hAnsi="Times New Roman" w:cs="Times New Roman"/>
+                <w:rFonts w:ascii="Aptos" w:eastAsia="Times New Roman" w:hAnsi="Aptos" w:cs="Times New Roman"/>
+                <w:kern w:val="0"/>
+                <w:sz w:val="16"/>
+                <w:szCs w:val="16"/>
+                <w:lang w:eastAsia="it-IT"/>
+                <w14:ligatures w14:val="none"/>
+              </w:rPr>
+            </w:r>
+            <w:r>
+              <w:rPr>
+                <w:rFonts w:ascii="Aptos" w:eastAsia="Times New Roman" w:hAnsi="Aptos" w:cs="Times New Roman"/>
                 <w:kern w:val="0"/>
                 <w:sz w:val="16"/>
                 <w:szCs w:val="16"/>
@@ -5505,7 +5363,7 @@
             </w:r>
             <w:r>
               <w:rPr>
-                <w:rFonts w:ascii="Times New Roman" w:eastAsia="Times New Roman" w:hAnsi="Times New Roman" w:cs="Times New Roman"/>
+                <w:rFonts w:ascii="Aptos" w:eastAsia="Times New Roman" w:hAnsi="Aptos" w:cs="Times New Roman"/>
                 <w:kern w:val="0"/>
                 <w:sz w:val="16"/>
                 <w:szCs w:val="16"/>
@@ -5516,7 +5374,7 @@
             </w:r>
             <w:r>
               <w:rPr>
-                <w:rFonts w:ascii="Times New Roman" w:eastAsia="Times New Roman" w:hAnsi="Times New Roman" w:cs="Times New Roman"/>
+                <w:rFonts w:ascii="Aptos" w:eastAsia="Times New Roman" w:hAnsi="Aptos" w:cs="Times New Roman"/>
                 <w:kern w:val="0"/>
                 <w:sz w:val="16"/>
                 <w:szCs w:val="16"/>
@@ -5530,17 +5388,17 @@
             <w:pPr>
               <w:spacing w:after="0" w:line="240" w:lineRule="auto"/>
               <w:rPr>
-                <w:rFonts w:ascii="Times New Roman" w:eastAsia="Times New Roman" w:hAnsi="Times New Roman" w:cs="Times New Roman"/>
-                <w:kern w:val="0"/>
-                <w:sz w:val="16"/>
-                <w:szCs w:val="16"/>
-                <w:lang w:eastAsia="it-IT"/>
-                <w14:ligatures w14:val="none"/>
-              </w:rPr>
-            </w:pPr>
-            <w:r>
-              <w:rPr>
-                <w:rFonts w:ascii="Times New Roman" w:eastAsia="Times New Roman" w:hAnsi="Times New Roman" w:cs="Times New Roman"/>
+                <w:rFonts w:ascii="Aptos" w:eastAsia="Times New Roman" w:hAnsi="Aptos" w:cs="Times New Roman"/>
+                <w:kern w:val="0"/>
+                <w:sz w:val="16"/>
+                <w:szCs w:val="16"/>
+                <w:lang w:eastAsia="it-IT"/>
+                <w14:ligatures w14:val="none"/>
+              </w:rPr>
+            </w:pPr>
+            <w:r>
+              <w:rPr>
+                <w:rFonts w:ascii="Aptos" w:eastAsia="Times New Roman" w:hAnsi="Aptos" w:cs="Times New Roman"/>
                 <w:kern w:val="0"/>
                 <w:sz w:val="16"/>
                 <w:szCs w:val="16"/>
@@ -5561,7 +5419,7 @@
             </w:r>
             <w:r>
               <w:rPr>
-                <w:rFonts w:ascii="Times New Roman" w:eastAsia="Times New Roman" w:hAnsi="Times New Roman" w:cs="Times New Roman"/>
+                <w:rFonts w:ascii="Aptos" w:eastAsia="Times New Roman" w:hAnsi="Aptos" w:cs="Times New Roman"/>
                 <w:kern w:val="0"/>
                 <w:sz w:val="16"/>
                 <w:szCs w:val="16"/>
@@ -5572,17 +5430,17 @@
             </w:r>
             <w:r>
               <w:rPr>
-                <w:rFonts w:ascii="Times New Roman" w:eastAsia="Times New Roman" w:hAnsi="Times New Roman" w:cs="Times New Roman"/>
-                <w:kern w:val="0"/>
-                <w:sz w:val="16"/>
-                <w:szCs w:val="16"/>
-                <w:lang w:eastAsia="it-IT"/>
-                <w14:ligatures w14:val="none"/>
-              </w:rPr>
-            </w:r>
-            <w:r>
-              <w:rPr>
-                <w:rFonts w:ascii="Times New Roman" w:eastAsia="Times New Roman" w:hAnsi="Times New Roman" w:cs="Times New Roman"/>
+                <w:rFonts w:ascii="Aptos" w:eastAsia="Times New Roman" w:hAnsi="Aptos" w:cs="Times New Roman"/>
+                <w:kern w:val="0"/>
+                <w:sz w:val="16"/>
+                <w:szCs w:val="16"/>
+                <w:lang w:eastAsia="it-IT"/>
+                <w14:ligatures w14:val="none"/>
+              </w:rPr>
+            </w:r>
+            <w:r>
+              <w:rPr>
+                <w:rFonts w:ascii="Aptos" w:eastAsia="Times New Roman" w:hAnsi="Aptos" w:cs="Times New Roman"/>
                 <w:kern w:val="0"/>
                 <w:sz w:val="16"/>
                 <w:szCs w:val="16"/>
@@ -5593,7 +5451,7 @@
             </w:r>
             <w:r>
               <w:rPr>
-                <w:rFonts w:ascii="Times New Roman" w:eastAsia="Times New Roman" w:hAnsi="Times New Roman" w:cs="Times New Roman"/>
+                <w:rFonts w:ascii="Aptos" w:eastAsia="Times New Roman" w:hAnsi="Aptos" w:cs="Times New Roman"/>
                 <w:kern w:val="0"/>
                 <w:sz w:val="16"/>
                 <w:szCs w:val="16"/>
@@ -5604,7 +5462,7 @@
             </w:r>
             <w:r>
               <w:rPr>
-                <w:rFonts w:ascii="Times New Roman" w:eastAsia="Times New Roman" w:hAnsi="Times New Roman" w:cs="Times New Roman"/>
+                <w:rFonts w:ascii="Aptos" w:eastAsia="Times New Roman" w:hAnsi="Aptos" w:cs="Times New Roman"/>
                 <w:kern w:val="0"/>
                 <w:sz w:val="16"/>
                 <w:szCs w:val="16"/>
@@ -5618,17 +5476,17 @@
             <w:pPr>
               <w:spacing w:after="0" w:line="240" w:lineRule="auto"/>
               <w:rPr>
-                <w:rFonts w:ascii="Times New Roman" w:eastAsia="Times New Roman" w:hAnsi="Times New Roman" w:cs="Times New Roman"/>
-                <w:kern w:val="0"/>
-                <w:sz w:val="16"/>
-                <w:szCs w:val="16"/>
-                <w:lang w:eastAsia="it-IT"/>
-                <w14:ligatures w14:val="none"/>
-              </w:rPr>
-            </w:pPr>
-            <w:r>
-              <w:rPr>
-                <w:rFonts w:ascii="Times New Roman" w:eastAsia="Times New Roman" w:hAnsi="Times New Roman" w:cs="Times New Roman"/>
+                <w:rFonts w:ascii="Aptos" w:eastAsia="Times New Roman" w:hAnsi="Aptos" w:cs="Times New Roman"/>
+                <w:kern w:val="0"/>
+                <w:sz w:val="16"/>
+                <w:szCs w:val="16"/>
+                <w:lang w:eastAsia="it-IT"/>
+                <w14:ligatures w14:val="none"/>
+              </w:rPr>
+            </w:pPr>
+            <w:r>
+              <w:rPr>
+                <w:rFonts w:ascii="Aptos" w:eastAsia="Times New Roman" w:hAnsi="Aptos" w:cs="Times New Roman"/>
                 <w:kern w:val="0"/>
                 <w:sz w:val="16"/>
                 <w:szCs w:val="16"/>
@@ -5649,7 +5507,7 @@
             </w:r>
             <w:r>
               <w:rPr>
-                <w:rFonts w:ascii="Times New Roman" w:eastAsia="Times New Roman" w:hAnsi="Times New Roman" w:cs="Times New Roman"/>
+                <w:rFonts w:ascii="Aptos" w:eastAsia="Times New Roman" w:hAnsi="Aptos" w:cs="Times New Roman"/>
                 <w:kern w:val="0"/>
                 <w:sz w:val="16"/>
                 <w:szCs w:val="16"/>
@@ -5660,17 +5518,17 @@
             </w:r>
             <w:r>
               <w:rPr>
-                <w:rFonts w:ascii="Times New Roman" w:eastAsia="Times New Roman" w:hAnsi="Times New Roman" w:cs="Times New Roman"/>
-                <w:kern w:val="0"/>
-                <w:sz w:val="16"/>
-                <w:szCs w:val="16"/>
-                <w:lang w:eastAsia="it-IT"/>
-                <w14:ligatures w14:val="none"/>
-              </w:rPr>
-            </w:r>
-            <w:r>
-              <w:rPr>
-                <w:rFonts w:ascii="Times New Roman" w:eastAsia="Times New Roman" w:hAnsi="Times New Roman" w:cs="Times New Roman"/>
+                <w:rFonts w:ascii="Aptos" w:eastAsia="Times New Roman" w:hAnsi="Aptos" w:cs="Times New Roman"/>
+                <w:kern w:val="0"/>
+                <w:sz w:val="16"/>
+                <w:szCs w:val="16"/>
+                <w:lang w:eastAsia="it-IT"/>
+                <w14:ligatures w14:val="none"/>
+              </w:rPr>
+            </w:r>
+            <w:r>
+              <w:rPr>
+                <w:rFonts w:ascii="Aptos" w:eastAsia="Times New Roman" w:hAnsi="Aptos" w:cs="Times New Roman"/>
                 <w:kern w:val="0"/>
                 <w:sz w:val="16"/>
                 <w:szCs w:val="16"/>
@@ -5681,7 +5539,7 @@
             </w:r>
             <w:r>
               <w:rPr>
-                <w:rFonts w:ascii="Times New Roman" w:eastAsia="Times New Roman" w:hAnsi="Times New Roman" w:cs="Times New Roman"/>
+                <w:rFonts w:ascii="Aptos" w:eastAsia="Times New Roman" w:hAnsi="Aptos" w:cs="Times New Roman"/>
                 <w:kern w:val="0"/>
                 <w:sz w:val="16"/>
                 <w:szCs w:val="16"/>
@@ -5692,7 +5550,7 @@
             </w:r>
             <w:r>
               <w:rPr>
-                <w:rFonts w:ascii="Times New Roman" w:eastAsia="Times New Roman" w:hAnsi="Times New Roman" w:cs="Times New Roman"/>
+                <w:rFonts w:ascii="Aptos" w:eastAsia="Times New Roman" w:hAnsi="Aptos" w:cs="Times New Roman"/>
                 <w:kern w:val="0"/>
                 <w:sz w:val="16"/>
                 <w:szCs w:val="16"/>
@@ -5706,17 +5564,17 @@
             <w:pPr>
               <w:spacing w:after="0" w:line="240" w:lineRule="auto"/>
               <w:rPr>
-                <w:rFonts w:ascii="Times New Roman" w:eastAsia="Times New Roman" w:hAnsi="Times New Roman" w:cs="Times New Roman"/>
-                <w:kern w:val="0"/>
-                <w:sz w:val="16"/>
-                <w:szCs w:val="16"/>
-                <w:lang w:eastAsia="it-IT"/>
-                <w14:ligatures w14:val="none"/>
-              </w:rPr>
-            </w:pPr>
-            <w:r>
-              <w:rPr>
-                <w:rFonts w:ascii="Times New Roman" w:eastAsia="Times New Roman" w:hAnsi="Times New Roman" w:cs="Times New Roman"/>
+                <w:rFonts w:ascii="Aptos" w:eastAsia="Times New Roman" w:hAnsi="Aptos" w:cs="Times New Roman"/>
+                <w:kern w:val="0"/>
+                <w:sz w:val="16"/>
+                <w:szCs w:val="16"/>
+                <w:lang w:eastAsia="it-IT"/>
+                <w14:ligatures w14:val="none"/>
+              </w:rPr>
+            </w:pPr>
+            <w:r>
+              <w:rPr>
+                <w:rFonts w:ascii="Aptos" w:eastAsia="Times New Roman" w:hAnsi="Aptos" w:cs="Times New Roman"/>
                 <w:kern w:val="0"/>
                 <w:sz w:val="16"/>
                 <w:szCs w:val="16"/>
@@ -5738,7 +5596,7 @@
             </w:r>
             <w:r>
               <w:rPr>
-                <w:rFonts w:ascii="Times New Roman" w:eastAsia="Times New Roman" w:hAnsi="Times New Roman" w:cs="Times New Roman"/>
+                <w:rFonts w:ascii="Aptos" w:eastAsia="Times New Roman" w:hAnsi="Aptos" w:cs="Times New Roman"/>
                 <w:kern w:val="0"/>
                 <w:sz w:val="16"/>
                 <w:szCs w:val="16"/>
@@ -5749,17 +5607,17 @@
             </w:r>
             <w:r>
               <w:rPr>
-                <w:rFonts w:ascii="Times New Roman" w:eastAsia="Times New Roman" w:hAnsi="Times New Roman" w:cs="Times New Roman"/>
-                <w:kern w:val="0"/>
-                <w:sz w:val="16"/>
-                <w:szCs w:val="16"/>
-                <w:lang w:eastAsia="it-IT"/>
-                <w14:ligatures w14:val="none"/>
-              </w:rPr>
-            </w:r>
-            <w:r>
-              <w:rPr>
-                <w:rFonts w:ascii="Times New Roman" w:eastAsia="Times New Roman" w:hAnsi="Times New Roman" w:cs="Times New Roman"/>
+                <w:rFonts w:ascii="Aptos" w:eastAsia="Times New Roman" w:hAnsi="Aptos" w:cs="Times New Roman"/>
+                <w:kern w:val="0"/>
+                <w:sz w:val="16"/>
+                <w:szCs w:val="16"/>
+                <w:lang w:eastAsia="it-IT"/>
+                <w14:ligatures w14:val="none"/>
+              </w:rPr>
+            </w:r>
+            <w:r>
+              <w:rPr>
+                <w:rFonts w:ascii="Aptos" w:eastAsia="Times New Roman" w:hAnsi="Aptos" w:cs="Times New Roman"/>
                 <w:kern w:val="0"/>
                 <w:sz w:val="16"/>
                 <w:szCs w:val="16"/>
@@ -5770,7 +5628,7 @@
             </w:r>
             <w:r>
               <w:rPr>
-                <w:rFonts w:ascii="Times New Roman" w:eastAsia="Times New Roman" w:hAnsi="Times New Roman" w:cs="Times New Roman"/>
+                <w:rFonts w:ascii="Aptos" w:eastAsia="Times New Roman" w:hAnsi="Aptos" w:cs="Times New Roman"/>
                 <w:kern w:val="0"/>
                 <w:sz w:val="16"/>
                 <w:szCs w:val="16"/>
@@ -5781,7 +5639,7 @@
             </w:r>
             <w:r>
               <w:rPr>
-                <w:rFonts w:ascii="Times New Roman" w:eastAsia="Times New Roman" w:hAnsi="Times New Roman" w:cs="Times New Roman"/>
+                <w:rFonts w:ascii="Aptos" w:eastAsia="Times New Roman" w:hAnsi="Aptos" w:cs="Times New Roman"/>
                 <w:kern w:val="0"/>
                 <w:sz w:val="16"/>
                 <w:szCs w:val="16"/>
@@ -5812,7 +5670,7 @@
             <w:pPr>
               <w:spacing w:after="0" w:line="240" w:lineRule="auto"/>
               <w:rPr>
-                <w:rFonts w:ascii="Times New Roman" w:eastAsia="Times New Roman" w:hAnsi="Times New Roman" w:cs="Times New Roman"/>
+                <w:rFonts w:ascii="Aptos" w:eastAsia="Times New Roman" w:hAnsi="Aptos" w:cs="Times New Roman"/>
                 <w:b/>
                 <w:kern w:val="0"/>
                 <w:sz w:val="10"/>
@@ -5843,7 +5701,7 @@
             <w:pPr>
               <w:spacing w:after="0" w:line="240" w:lineRule="auto"/>
               <w:rPr>
-                <w:rFonts w:ascii="Times New Roman" w:eastAsia="Times New Roman" w:hAnsi="Times New Roman" w:cs="Times New Roman"/>
+                <w:rFonts w:ascii="Aptos" w:eastAsia="Times New Roman" w:hAnsi="Aptos" w:cs="Times New Roman"/>
                 <w:b/>
                 <w:kern w:val="0"/>
                 <w:sz w:val="24"/>
@@ -5854,7 +5712,7 @@
             </w:pPr>
             <w:r>
               <w:rPr>
-                <w:rFonts w:ascii="Times New Roman" w:eastAsia="Times New Roman" w:hAnsi="Times New Roman" w:cs="Times New Roman"/>
+                <w:rFonts w:ascii="Aptos" w:eastAsia="Times New Roman" w:hAnsi="Aptos" w:cs="Times New Roman"/>
                 <w:b/>
                 <w:kern w:val="0"/>
                 <w:sz w:val="24"/>
@@ -5881,7 +5739,7 @@
             <w:pPr>
               <w:spacing w:after="0" w:line="240" w:lineRule="auto"/>
               <w:rPr>
-                <w:rFonts w:ascii="Times New Roman" w:eastAsia="Times New Roman" w:hAnsi="Times New Roman" w:cs="Times New Roman"/>
+                <w:rFonts w:ascii="Aptos" w:eastAsia="Times New Roman" w:hAnsi="Aptos" w:cs="Times New Roman"/>
                 <w:b/>
                 <w:kern w:val="0"/>
                 <w:sz w:val="24"/>
@@ -5892,7 +5750,7 @@
             </w:pPr>
             <w:r>
               <w:rPr>
-                <w:rFonts w:ascii="Times New Roman" w:eastAsia="Times New Roman" w:hAnsi="Times New Roman" w:cs="Times New Roman"/>
+                <w:rFonts w:ascii="Aptos" w:eastAsia="Times New Roman" w:hAnsi="Aptos" w:cs="Times New Roman"/>
                 <w:b/>
                 <w:kern w:val="0"/>
                 <w:sz w:val="24"/>
@@ -5925,7 +5783,7 @@
             <w:pPr>
               <w:spacing w:after="0" w:line="240" w:lineRule="auto"/>
               <w:rPr>
-                <w:rFonts w:ascii="Times New Roman" w:eastAsia="Times New Roman" w:hAnsi="Times New Roman" w:cs="Times New Roman"/>
+                <w:rFonts w:ascii="Aptos" w:eastAsia="Times New Roman" w:hAnsi="Aptos" w:cs="Times New Roman"/>
                 <w:b/>
                 <w:kern w:val="0"/>
                 <w:sz w:val="10"/>
@@ -5945,14 +5803,13 @@
           <w:tcPr>
             <w:tcW w:w="1809" w:type="dxa"/>
             <w:gridSpan w:val="5"/>
-            <w:shd w:val="clear" w:color="auto" w:fill="auto"/>
           </w:tcPr>
           <w:p>
             <w:pPr>
               <w:spacing w:after="0" w:line="240" w:lineRule="auto"/>
               <w:jc w:val="center"/>
               <w:rPr>
-                <w:rFonts w:ascii="Times New Roman" w:eastAsia="Times New Roman" w:hAnsi="Times New Roman" w:cs="Times New Roman"/>
+                <w:rFonts w:ascii="Aptos" w:eastAsia="Times New Roman" w:hAnsi="Aptos" w:cs="Times New Roman"/>
                 <w:b/>
                 <w:kern w:val="0"/>
                 <w:sz w:val="20"/>
@@ -5963,7 +5820,7 @@
             </w:pPr>
             <w:r>
               <w:rPr>
-                <w:rFonts w:ascii="Times New Roman" w:eastAsia="Times New Roman" w:hAnsi="Times New Roman" w:cs="Times New Roman"/>
+                <w:rFonts w:ascii="Aptos" w:eastAsia="Times New Roman" w:hAnsi="Aptos" w:cs="Times New Roman"/>
                 <w:b/>
                 <w:kern w:val="0"/>
                 <w:sz w:val="20"/>
@@ -5979,14 +5836,13 @@
           <w:tcPr>
             <w:tcW w:w="1829" w:type="dxa"/>
             <w:gridSpan w:val="4"/>
-            <w:shd w:val="clear" w:color="auto" w:fill="auto"/>
           </w:tcPr>
           <w:p>
             <w:pPr>
               <w:spacing w:after="0" w:line="240" w:lineRule="auto"/>
               <w:jc w:val="center"/>
               <w:rPr>
-                <w:rFonts w:ascii="Times New Roman" w:eastAsia="Times New Roman" w:hAnsi="Times New Roman" w:cs="Times New Roman"/>
+                <w:rFonts w:ascii="Aptos" w:eastAsia="Times New Roman" w:hAnsi="Aptos" w:cs="Times New Roman"/>
                 <w:b/>
                 <w:kern w:val="0"/>
                 <w:sz w:val="20"/>
@@ -5997,7 +5853,7 @@
             </w:pPr>
             <w:r>
               <w:rPr>
-                <w:rFonts w:ascii="Times New Roman" w:eastAsia="Times New Roman" w:hAnsi="Times New Roman" w:cs="Times New Roman"/>
+                <w:rFonts w:ascii="Aptos" w:eastAsia="Times New Roman" w:hAnsi="Aptos" w:cs="Times New Roman"/>
                 <w:b/>
                 <w:kern w:val="0"/>
                 <w:sz w:val="20"/>
@@ -6013,14 +5869,13 @@
           <w:tcPr>
             <w:tcW w:w="4015" w:type="dxa"/>
             <w:gridSpan w:val="8"/>
-            <w:shd w:val="clear" w:color="auto" w:fill="auto"/>
           </w:tcPr>
           <w:p>
             <w:pPr>
               <w:spacing w:after="0" w:line="240" w:lineRule="auto"/>
               <w:jc w:val="center"/>
               <w:rPr>
-                <w:rFonts w:ascii="Times New Roman" w:eastAsia="Times New Roman" w:hAnsi="Times New Roman" w:cs="Times New Roman"/>
+                <w:rFonts w:ascii="Aptos" w:eastAsia="Times New Roman" w:hAnsi="Aptos" w:cs="Times New Roman"/>
                 <w:b/>
                 <w:kern w:val="0"/>
                 <w:sz w:val="20"/>
@@ -6031,7 +5886,7 @@
             </w:pPr>
             <w:r>
               <w:rPr>
-                <w:rFonts w:ascii="Times New Roman" w:eastAsia="Times New Roman" w:hAnsi="Times New Roman" w:cs="Times New Roman"/>
+                <w:rFonts w:ascii="Aptos" w:eastAsia="Times New Roman" w:hAnsi="Aptos" w:cs="Times New Roman"/>
                 <w:b/>
                 <w:kern w:val="0"/>
                 <w:sz w:val="20"/>
@@ -6047,14 +5902,13 @@
           <w:tcPr>
             <w:tcW w:w="2141" w:type="dxa"/>
             <w:gridSpan w:val="2"/>
-            <w:shd w:val="clear" w:color="auto" w:fill="auto"/>
           </w:tcPr>
           <w:p>
             <w:pPr>
               <w:spacing w:after="0" w:line="240" w:lineRule="auto"/>
               <w:jc w:val="center"/>
               <w:rPr>
-                <w:rFonts w:ascii="Times New Roman" w:eastAsia="Times New Roman" w:hAnsi="Times New Roman" w:cs="Times New Roman"/>
+                <w:rFonts w:ascii="Aptos" w:eastAsia="Times New Roman" w:hAnsi="Aptos" w:cs="Times New Roman"/>
                 <w:b/>
                 <w:kern w:val="0"/>
                 <w:sz w:val="20"/>
@@ -6065,7 +5919,7 @@
             </w:pPr>
             <w:r>
               <w:rPr>
-                <w:rFonts w:ascii="Times New Roman" w:eastAsia="Times New Roman" w:hAnsi="Times New Roman" w:cs="Times New Roman"/>
+                <w:rFonts w:ascii="Aptos" w:eastAsia="Times New Roman" w:hAnsi="Aptos" w:cs="Times New Roman"/>
                 <w:b/>
                 <w:kern w:val="0"/>
                 <w:sz w:val="20"/>
@@ -6086,23 +5940,22 @@
           <w:tcPr>
             <w:tcW w:w="1809" w:type="dxa"/>
             <w:gridSpan w:val="5"/>
-            <w:shd w:val="clear" w:color="auto" w:fill="auto"/>
-          </w:tcPr>
-          <w:p>
-            <w:pPr>
-              <w:spacing w:after="0" w:line="240" w:lineRule="auto"/>
-              <w:rPr>
-                <w:rFonts w:ascii="Times New Roman" w:eastAsia="Times New Roman" w:hAnsi="Times New Roman" w:cs="Times New Roman"/>
-                <w:kern w:val="0"/>
-                <w:sz w:val="16"/>
-                <w:szCs w:val="16"/>
-                <w:lang w:eastAsia="it-IT"/>
-                <w14:ligatures w14:val="none"/>
-              </w:rPr>
-            </w:pPr>
-            <w:r>
-              <w:rPr>
-                <w:rFonts w:ascii="Times New Roman" w:eastAsia="Times New Roman" w:hAnsi="Times New Roman" w:cs="Times New Roman"/>
+          </w:tcPr>
+          <w:p>
+            <w:pPr>
+              <w:spacing w:after="0" w:line="240" w:lineRule="auto"/>
+              <w:rPr>
+                <w:rFonts w:ascii="Aptos" w:eastAsia="Times New Roman" w:hAnsi="Aptos" w:cs="Times New Roman"/>
+                <w:kern w:val="0"/>
+                <w:sz w:val="16"/>
+                <w:szCs w:val="16"/>
+                <w:lang w:eastAsia="it-IT"/>
+                <w14:ligatures w14:val="none"/>
+              </w:rPr>
+            </w:pPr>
+            <w:r>
+              <w:rPr>
+                <w:rFonts w:ascii="Aptos" w:eastAsia="Times New Roman" w:hAnsi="Aptos" w:cs="Times New Roman"/>
                 <w:kern w:val="0"/>
                 <w:sz w:val="16"/>
                 <w:szCs w:val="16"/>
@@ -6123,7 +5976,7 @@
             </w:r>
             <w:r>
               <w:rPr>
-                <w:rFonts w:ascii="Times New Roman" w:eastAsia="Times New Roman" w:hAnsi="Times New Roman" w:cs="Times New Roman"/>
+                <w:rFonts w:ascii="Aptos" w:eastAsia="Times New Roman" w:hAnsi="Aptos" w:cs="Times New Roman"/>
                 <w:kern w:val="0"/>
                 <w:sz w:val="16"/>
                 <w:szCs w:val="16"/>
@@ -6134,17 +5987,17 @@
             </w:r>
             <w:r>
               <w:rPr>
-                <w:rFonts w:ascii="Times New Roman" w:eastAsia="Times New Roman" w:hAnsi="Times New Roman" w:cs="Times New Roman"/>
-                <w:kern w:val="0"/>
-                <w:sz w:val="16"/>
-                <w:szCs w:val="16"/>
-                <w:lang w:eastAsia="it-IT"/>
-                <w14:ligatures w14:val="none"/>
-              </w:rPr>
-            </w:r>
-            <w:r>
-              <w:rPr>
-                <w:rFonts w:ascii="Times New Roman" w:eastAsia="Times New Roman" w:hAnsi="Times New Roman" w:cs="Times New Roman"/>
+                <w:rFonts w:ascii="Aptos" w:eastAsia="Times New Roman" w:hAnsi="Aptos" w:cs="Times New Roman"/>
+                <w:kern w:val="0"/>
+                <w:sz w:val="16"/>
+                <w:szCs w:val="16"/>
+                <w:lang w:eastAsia="it-IT"/>
+                <w14:ligatures w14:val="none"/>
+              </w:rPr>
+            </w:r>
+            <w:r>
+              <w:rPr>
+                <w:rFonts w:ascii="Aptos" w:eastAsia="Times New Roman" w:hAnsi="Aptos" w:cs="Times New Roman"/>
                 <w:kern w:val="0"/>
                 <w:sz w:val="16"/>
                 <w:szCs w:val="16"/>
@@ -6155,7 +6008,7 @@
             </w:r>
             <w:r>
               <w:rPr>
-                <w:rFonts w:ascii="Times New Roman" w:eastAsia="Times New Roman" w:hAnsi="Times New Roman" w:cs="Times New Roman"/>
+                <w:rFonts w:ascii="Aptos" w:eastAsia="Times New Roman" w:hAnsi="Aptos" w:cs="Times New Roman"/>
                 <w:kern w:val="0"/>
                 <w:sz w:val="16"/>
                 <w:szCs w:val="16"/>
@@ -6166,7 +6019,7 @@
             </w:r>
             <w:r>
               <w:rPr>
-                <w:rFonts w:ascii="Times New Roman" w:eastAsia="Times New Roman" w:hAnsi="Times New Roman" w:cs="Times New Roman"/>
+                <w:rFonts w:ascii="Aptos" w:eastAsia="Times New Roman" w:hAnsi="Aptos" w:cs="Times New Roman"/>
                 <w:kern w:val="0"/>
                 <w:sz w:val="16"/>
                 <w:szCs w:val="16"/>
@@ -6177,70 +6030,36 @@
             </w:r>
             <w:r>
               <w:rPr>
-                <w:rFonts w:ascii="Times New Roman" w:eastAsia="Times New Roman" w:hAnsi="Times New Roman" w:cs="Times New Roman"/>
-                <w:b/>
-                <w:kern w:val="0"/>
-                <w:sz w:val="16"/>
-                <w:szCs w:val="16"/>
-                <w:lang w:eastAsia="it-IT"/>
-                <w14:ligatures w14:val="none"/>
-              </w:rPr>
-              <w:t xml:space="preserve">Occhiali protettivi ermetici </w:t>
-            </w:r>
-            <w:r>
-              <w:rPr>
-                <w:rFonts w:ascii="Times New Roman" w:eastAsia="Times New Roman" w:hAnsi="Times New Roman" w:cs="Times New Roman"/>
-                <w:kern w:val="0"/>
-                <w:sz w:val="16"/>
-                <w:szCs w:val="16"/>
-                <w:lang w:eastAsia="it-IT"/>
-                <w14:ligatures w14:val="none"/>
-              </w:rPr>
-              <w:t>(</w:t>
-            </w:r>
-            <w:proofErr w:type="spellStart"/>
-            <w:r>
-              <w:rPr>
-                <w:rFonts w:ascii="Times New Roman" w:eastAsia="Times New Roman" w:hAnsi="Times New Roman" w:cs="Times New Roman"/>
+                <w:rFonts w:ascii="Aptos" w:eastAsia="Times New Roman" w:hAnsi="Aptos" w:cs="Times New Roman"/>
+                <w:b/>
+                <w:kern w:val="0"/>
+                <w:sz w:val="16"/>
+                <w:szCs w:val="16"/>
+                <w:lang w:eastAsia="it-IT"/>
+                <w14:ligatures w14:val="none"/>
+              </w:rPr>
+              <w:t xml:space="preserve">Occhiali protettivi </w:t>
+            </w:r>
+            <w:r>
+              <w:rPr>
+                <w:rFonts w:ascii="Aptos" w:eastAsia="Times New Roman" w:hAnsi="Aptos" w:cs="Times New Roman"/>
+                <w:b/>
                 <w:i/>
-                <w:kern w:val="0"/>
-                <w:sz w:val="16"/>
-                <w:szCs w:val="16"/>
-                <w:lang w:eastAsia="it-IT"/>
-                <w14:ligatures w14:val="none"/>
-              </w:rPr>
-              <w:t>rif.</w:t>
-            </w:r>
-            <w:proofErr w:type="spellEnd"/>
-            <w:r>
-              <w:rPr>
-                <w:rFonts w:ascii="Times New Roman" w:eastAsia="Times New Roman" w:hAnsi="Times New Roman" w:cs="Times New Roman"/>
-                <w:i/>
-                <w:kern w:val="0"/>
-                <w:sz w:val="16"/>
-                <w:szCs w:val="16"/>
-                <w:lang w:eastAsia="it-IT"/>
-                <w14:ligatures w14:val="none"/>
-              </w:rPr>
-              <w:t xml:space="preserve"> norma EN 166</w:t>
-            </w:r>
-            <w:r>
-              <w:rPr>
-                <w:rFonts w:ascii="Times New Roman" w:eastAsia="Times New Roman" w:hAnsi="Times New Roman" w:cs="Times New Roman"/>
-                <w:kern w:val="0"/>
-                <w:sz w:val="16"/>
-                <w:szCs w:val="16"/>
-                <w:lang w:eastAsia="it-IT"/>
-                <w14:ligatures w14:val="none"/>
-              </w:rPr>
-              <w:t>)</w:t>
-            </w:r>
-          </w:p>
-          <w:p>
-            <w:pPr>
-              <w:spacing w:after="0" w:line="240" w:lineRule="auto"/>
-              <w:rPr>
-                <w:rFonts w:ascii="Times New Roman" w:eastAsia="Times New Roman" w:hAnsi="Times New Roman" w:cs="Times New Roman"/>
+                <w:iCs/>
+                <w:kern w:val="0"/>
+                <w:sz w:val="16"/>
+                <w:szCs w:val="16"/>
+                <w:lang w:eastAsia="it-IT"/>
+                <w14:ligatures w14:val="none"/>
+              </w:rPr>
+              <w:t>UNI EN ISO 16321</w:t>
+            </w:r>
+          </w:p>
+          <w:p>
+            <w:pPr>
+              <w:spacing w:after="0" w:line="240" w:lineRule="auto"/>
+              <w:rPr>
+                <w:rFonts w:ascii="Aptos" w:eastAsia="Times New Roman" w:hAnsi="Aptos" w:cs="Times New Roman"/>
                 <w:kern w:val="0"/>
                 <w:sz w:val="16"/>
                 <w:szCs w:val="16"/>
@@ -6254,23 +6073,22 @@
           <w:tcPr>
             <w:tcW w:w="1829" w:type="dxa"/>
             <w:gridSpan w:val="4"/>
-            <w:shd w:val="clear" w:color="auto" w:fill="auto"/>
-          </w:tcPr>
-          <w:p>
-            <w:pPr>
-              <w:spacing w:after="0" w:line="240" w:lineRule="auto"/>
-              <w:rPr>
-                <w:rFonts w:ascii="Times New Roman" w:eastAsia="Times New Roman" w:hAnsi="Times New Roman" w:cs="Times New Roman"/>
-                <w:kern w:val="0"/>
-                <w:sz w:val="16"/>
-                <w:szCs w:val="16"/>
-                <w:lang w:eastAsia="it-IT"/>
-                <w14:ligatures w14:val="none"/>
-              </w:rPr>
-            </w:pPr>
-            <w:r>
-              <w:rPr>
-                <w:rFonts w:ascii="Times New Roman" w:eastAsia="Times New Roman" w:hAnsi="Times New Roman" w:cs="Times New Roman"/>
+          </w:tcPr>
+          <w:p>
+            <w:pPr>
+              <w:spacing w:after="0" w:line="240" w:lineRule="auto"/>
+              <w:rPr>
+                <w:rFonts w:ascii="Aptos" w:eastAsia="Times New Roman" w:hAnsi="Aptos" w:cs="Times New Roman"/>
+                <w:kern w:val="0"/>
+                <w:sz w:val="16"/>
+                <w:szCs w:val="16"/>
+                <w:lang w:eastAsia="it-IT"/>
+                <w14:ligatures w14:val="none"/>
+              </w:rPr>
+            </w:pPr>
+            <w:r>
+              <w:rPr>
+                <w:rFonts w:ascii="Aptos" w:eastAsia="Times New Roman" w:hAnsi="Aptos" w:cs="Times New Roman"/>
                 <w:kern w:val="0"/>
                 <w:sz w:val="16"/>
                 <w:szCs w:val="16"/>
@@ -6291,7 +6109,7 @@
             </w:r>
             <w:r>
               <w:rPr>
-                <w:rFonts w:ascii="Times New Roman" w:eastAsia="Times New Roman" w:hAnsi="Times New Roman" w:cs="Times New Roman"/>
+                <w:rFonts w:ascii="Aptos" w:eastAsia="Times New Roman" w:hAnsi="Aptos" w:cs="Times New Roman"/>
                 <w:kern w:val="0"/>
                 <w:sz w:val="16"/>
                 <w:szCs w:val="16"/>
@@ -6302,17 +6120,17 @@
             </w:r>
             <w:r>
               <w:rPr>
-                <w:rFonts w:ascii="Times New Roman" w:eastAsia="Times New Roman" w:hAnsi="Times New Roman" w:cs="Times New Roman"/>
-                <w:kern w:val="0"/>
-                <w:sz w:val="16"/>
-                <w:szCs w:val="16"/>
-                <w:lang w:eastAsia="it-IT"/>
-                <w14:ligatures w14:val="none"/>
-              </w:rPr>
-            </w:r>
-            <w:r>
-              <w:rPr>
-                <w:rFonts w:ascii="Times New Roman" w:eastAsia="Times New Roman" w:hAnsi="Times New Roman" w:cs="Times New Roman"/>
+                <w:rFonts w:ascii="Aptos" w:eastAsia="Times New Roman" w:hAnsi="Aptos" w:cs="Times New Roman"/>
+                <w:kern w:val="0"/>
+                <w:sz w:val="16"/>
+                <w:szCs w:val="16"/>
+                <w:lang w:eastAsia="it-IT"/>
+                <w14:ligatures w14:val="none"/>
+              </w:rPr>
+            </w:r>
+            <w:r>
+              <w:rPr>
+                <w:rFonts w:ascii="Aptos" w:eastAsia="Times New Roman" w:hAnsi="Aptos" w:cs="Times New Roman"/>
                 <w:kern w:val="0"/>
                 <w:sz w:val="16"/>
                 <w:szCs w:val="16"/>
@@ -6323,7 +6141,7 @@
             </w:r>
             <w:r>
               <w:rPr>
-                <w:rFonts w:ascii="Times New Roman" w:eastAsia="Times New Roman" w:hAnsi="Times New Roman" w:cs="Times New Roman"/>
+                <w:rFonts w:ascii="Aptos" w:eastAsia="Times New Roman" w:hAnsi="Aptos" w:cs="Times New Roman"/>
                 <w:kern w:val="0"/>
                 <w:sz w:val="16"/>
                 <w:szCs w:val="16"/>
@@ -6334,7 +6152,7 @@
             </w:r>
             <w:r>
               <w:rPr>
-                <w:rFonts w:ascii="Times New Roman" w:eastAsia="Times New Roman" w:hAnsi="Times New Roman" w:cs="Times New Roman"/>
+                <w:rFonts w:ascii="Aptos" w:eastAsia="Times New Roman" w:hAnsi="Aptos" w:cs="Times New Roman"/>
                 <w:kern w:val="0"/>
                 <w:sz w:val="16"/>
                 <w:szCs w:val="16"/>
@@ -6345,7 +6163,7 @@
             </w:r>
             <w:r>
               <w:rPr>
-                <w:rFonts w:ascii="Times New Roman" w:eastAsia="Times New Roman" w:hAnsi="Times New Roman" w:cs="Times New Roman"/>
+                <w:rFonts w:ascii="Aptos" w:eastAsia="Times New Roman" w:hAnsi="Aptos" w:cs="Times New Roman"/>
                 <w:b/>
                 <w:kern w:val="0"/>
                 <w:sz w:val="16"/>
@@ -6357,7 +6175,7 @@
             </w:r>
             <w:r>
               <w:rPr>
-                <w:rFonts w:ascii="Times New Roman" w:eastAsia="Times New Roman" w:hAnsi="Times New Roman" w:cs="Times New Roman"/>
+                <w:rFonts w:ascii="Aptos" w:eastAsia="Times New Roman" w:hAnsi="Aptos" w:cs="Times New Roman"/>
                 <w:kern w:val="0"/>
                 <w:sz w:val="16"/>
                 <w:szCs w:val="16"/>
@@ -6369,7 +6187,7 @@
             <w:proofErr w:type="spellStart"/>
             <w:r>
               <w:rPr>
-                <w:rFonts w:ascii="Times New Roman" w:eastAsia="Times New Roman" w:hAnsi="Times New Roman" w:cs="Times New Roman"/>
+                <w:rFonts w:ascii="Aptos" w:eastAsia="Times New Roman" w:hAnsi="Aptos" w:cs="Times New Roman"/>
                 <w:i/>
                 <w:kern w:val="0"/>
                 <w:sz w:val="16"/>
@@ -6382,7 +6200,7 @@
             <w:proofErr w:type="spellEnd"/>
             <w:r>
               <w:rPr>
-                <w:rFonts w:ascii="Times New Roman" w:eastAsia="Times New Roman" w:hAnsi="Times New Roman" w:cs="Times New Roman"/>
+                <w:rFonts w:ascii="Aptos" w:eastAsia="Times New Roman" w:hAnsi="Aptos" w:cs="Times New Roman"/>
                 <w:i/>
                 <w:kern w:val="0"/>
                 <w:sz w:val="16"/>
@@ -6394,7 +6212,7 @@
             </w:r>
             <w:r>
               <w:rPr>
-                <w:rFonts w:ascii="Times New Roman" w:eastAsia="Times New Roman" w:hAnsi="Times New Roman" w:cs="Times New Roman"/>
+                <w:rFonts w:ascii="Aptos" w:eastAsia="Times New Roman" w:hAnsi="Aptos" w:cs="Times New Roman"/>
                 <w:kern w:val="0"/>
                 <w:sz w:val="16"/>
                 <w:szCs w:val="16"/>
@@ -6409,23 +6227,22 @@
           <w:tcPr>
             <w:tcW w:w="4015" w:type="dxa"/>
             <w:gridSpan w:val="8"/>
-            <w:shd w:val="clear" w:color="auto" w:fill="auto"/>
-          </w:tcPr>
-          <w:p>
-            <w:pPr>
-              <w:spacing w:after="0" w:line="240" w:lineRule="auto"/>
-              <w:rPr>
-                <w:rFonts w:ascii="Times New Roman" w:eastAsia="Times New Roman" w:hAnsi="Times New Roman" w:cs="Times New Roman"/>
-                <w:kern w:val="0"/>
-                <w:sz w:val="16"/>
-                <w:szCs w:val="16"/>
-                <w:lang w:eastAsia="it-IT"/>
-                <w14:ligatures w14:val="none"/>
-              </w:rPr>
-            </w:pPr>
-            <w:r>
-              <w:rPr>
-                <w:rFonts w:ascii="Times New Roman" w:eastAsia="Times New Roman" w:hAnsi="Times New Roman" w:cs="Times New Roman"/>
+          </w:tcPr>
+          <w:p>
+            <w:pPr>
+              <w:spacing w:after="0" w:line="240" w:lineRule="auto"/>
+              <w:rPr>
+                <w:rFonts w:ascii="Aptos" w:eastAsia="Times New Roman" w:hAnsi="Aptos" w:cs="Times New Roman"/>
+                <w:kern w:val="0"/>
+                <w:sz w:val="16"/>
+                <w:szCs w:val="16"/>
+                <w:lang w:eastAsia="it-IT"/>
+                <w14:ligatures w14:val="none"/>
+              </w:rPr>
+            </w:pPr>
+            <w:r>
+              <w:rPr>
+                <w:rFonts w:ascii="Aptos" w:eastAsia="Times New Roman" w:hAnsi="Aptos" w:cs="Times New Roman"/>
                 <w:kern w:val="0"/>
                 <w:sz w:val="16"/>
                 <w:szCs w:val="16"/>
@@ -6446,7 +6263,7 @@
             </w:r>
             <w:r>
               <w:rPr>
-                <w:rFonts w:ascii="Times New Roman" w:eastAsia="Times New Roman" w:hAnsi="Times New Roman" w:cs="Times New Roman"/>
+                <w:rFonts w:ascii="Aptos" w:eastAsia="Times New Roman" w:hAnsi="Aptos" w:cs="Times New Roman"/>
                 <w:kern w:val="0"/>
                 <w:sz w:val="16"/>
                 <w:szCs w:val="16"/>
@@ -6457,17 +6274,17 @@
             </w:r>
             <w:r>
               <w:rPr>
-                <w:rFonts w:ascii="Times New Roman" w:eastAsia="Times New Roman" w:hAnsi="Times New Roman" w:cs="Times New Roman"/>
-                <w:kern w:val="0"/>
-                <w:sz w:val="16"/>
-                <w:szCs w:val="16"/>
-                <w:lang w:eastAsia="it-IT"/>
-                <w14:ligatures w14:val="none"/>
-              </w:rPr>
-            </w:r>
-            <w:r>
-              <w:rPr>
-                <w:rFonts w:ascii="Times New Roman" w:eastAsia="Times New Roman" w:hAnsi="Times New Roman" w:cs="Times New Roman"/>
+                <w:rFonts w:ascii="Aptos" w:eastAsia="Times New Roman" w:hAnsi="Aptos" w:cs="Times New Roman"/>
+                <w:kern w:val="0"/>
+                <w:sz w:val="16"/>
+                <w:szCs w:val="16"/>
+                <w:lang w:eastAsia="it-IT"/>
+                <w14:ligatures w14:val="none"/>
+              </w:rPr>
+            </w:r>
+            <w:r>
+              <w:rPr>
+                <w:rFonts w:ascii="Aptos" w:eastAsia="Times New Roman" w:hAnsi="Aptos" w:cs="Times New Roman"/>
                 <w:kern w:val="0"/>
                 <w:sz w:val="16"/>
                 <w:szCs w:val="16"/>
@@ -6478,7 +6295,7 @@
             </w:r>
             <w:r>
               <w:rPr>
-                <w:rFonts w:ascii="Times New Roman" w:eastAsia="Times New Roman" w:hAnsi="Times New Roman" w:cs="Times New Roman"/>
+                <w:rFonts w:ascii="Aptos" w:eastAsia="Times New Roman" w:hAnsi="Aptos" w:cs="Times New Roman"/>
                 <w:kern w:val="0"/>
                 <w:sz w:val="16"/>
                 <w:szCs w:val="16"/>
@@ -6489,7 +6306,7 @@
             </w:r>
             <w:r>
               <w:rPr>
-                <w:rFonts w:ascii="Times New Roman" w:eastAsia="Times New Roman" w:hAnsi="Times New Roman" w:cs="Times New Roman"/>
+                <w:rFonts w:ascii="Aptos" w:eastAsia="Times New Roman" w:hAnsi="Aptos" w:cs="Times New Roman"/>
                 <w:kern w:val="0"/>
                 <w:sz w:val="16"/>
                 <w:szCs w:val="16"/>
@@ -6500,7 +6317,7 @@
             </w:r>
             <w:r>
               <w:rPr>
-                <w:rFonts w:ascii="Times New Roman" w:eastAsia="Times New Roman" w:hAnsi="Times New Roman" w:cs="Times New Roman"/>
+                <w:rFonts w:ascii="Aptos" w:eastAsia="Times New Roman" w:hAnsi="Aptos" w:cs="Times New Roman"/>
                 <w:b/>
                 <w:kern w:val="0"/>
                 <w:sz w:val="16"/>
@@ -6512,7 +6329,7 @@
             </w:r>
             <w:r>
               <w:rPr>
-                <w:rFonts w:ascii="Times New Roman" w:eastAsia="Times New Roman" w:hAnsi="Times New Roman" w:cs="Times New Roman"/>
+                <w:rFonts w:ascii="Aptos" w:eastAsia="Times New Roman" w:hAnsi="Aptos" w:cs="Times New Roman"/>
                 <w:kern w:val="0"/>
                 <w:sz w:val="16"/>
                 <w:szCs w:val="16"/>
@@ -6524,7 +6341,7 @@
             <w:proofErr w:type="spellStart"/>
             <w:r>
               <w:rPr>
-                <w:rFonts w:ascii="Times New Roman" w:eastAsia="Times New Roman" w:hAnsi="Times New Roman" w:cs="Times New Roman"/>
+                <w:rFonts w:ascii="Aptos" w:eastAsia="Times New Roman" w:hAnsi="Aptos" w:cs="Times New Roman"/>
                 <w:i/>
                 <w:kern w:val="0"/>
                 <w:sz w:val="16"/>
@@ -6537,7 +6354,7 @@
             <w:proofErr w:type="spellEnd"/>
             <w:r>
               <w:rPr>
-                <w:rFonts w:ascii="Times New Roman" w:eastAsia="Times New Roman" w:hAnsi="Times New Roman" w:cs="Times New Roman"/>
+                <w:rFonts w:ascii="Aptos" w:eastAsia="Times New Roman" w:hAnsi="Aptos" w:cs="Times New Roman"/>
                 <w:i/>
                 <w:kern w:val="0"/>
                 <w:sz w:val="16"/>
@@ -6549,7 +6366,7 @@
             </w:r>
             <w:r>
               <w:rPr>
-                <w:rFonts w:ascii="Times New Roman" w:eastAsia="Times New Roman" w:hAnsi="Times New Roman" w:cs="Times New Roman"/>
+                <w:rFonts w:ascii="Aptos" w:eastAsia="Times New Roman" w:hAnsi="Aptos" w:cs="Times New Roman"/>
                 <w:kern w:val="0"/>
                 <w:sz w:val="16"/>
                 <w:szCs w:val="16"/>
@@ -6561,19 +6378,19 @@
           </w:p>
           <w:p>
             <w:pPr>
-              <w:spacing w:after="0" w:line="240" w:lineRule="auto"/>
-              <w:rPr>
-                <w:rFonts w:ascii="Times New Roman" w:eastAsia="Times New Roman" w:hAnsi="Times New Roman" w:cs="Times New Roman"/>
-                <w:kern w:val="0"/>
-                <w:sz w:val="16"/>
-                <w:szCs w:val="16"/>
-                <w:lang w:eastAsia="it-IT"/>
-                <w14:ligatures w14:val="none"/>
-              </w:rPr>
-            </w:pPr>
-            <w:r>
-              <w:rPr>
-                <w:rFonts w:ascii="Times New Roman" w:eastAsia="Times New Roman" w:hAnsi="Times New Roman" w:cs="Times New Roman"/>
+              <w:spacing w:line="240" w:lineRule="auto"/>
+              <w:rPr>
+                <w:rFonts w:ascii="Aptos" w:eastAsia="Times New Roman" w:hAnsi="Aptos"/>
+                <w:kern w:val="0"/>
+                <w:sz w:val="16"/>
+                <w:szCs w:val="16"/>
+                <w:lang w:eastAsia="it-IT"/>
+                <w14:ligatures w14:val="none"/>
+              </w:rPr>
+            </w:pPr>
+            <w:r>
+              <w:rPr>
+                <w:rFonts w:ascii="Aptos" w:eastAsia="Times New Roman" w:hAnsi="Aptos" w:cs="Times New Roman"/>
                 <w:kern w:val="0"/>
                 <w:sz w:val="16"/>
                 <w:szCs w:val="16"/>
@@ -6594,7 +6411,7 @@
             </w:r>
             <w:r>
               <w:rPr>
-                <w:rFonts w:ascii="Times New Roman" w:eastAsia="Times New Roman" w:hAnsi="Times New Roman" w:cs="Times New Roman"/>
+                <w:rFonts w:ascii="Aptos" w:eastAsia="Times New Roman" w:hAnsi="Aptos" w:cs="Times New Roman"/>
                 <w:kern w:val="0"/>
                 <w:sz w:val="16"/>
                 <w:szCs w:val="16"/>
@@ -6605,17 +6422,17 @@
             </w:r>
             <w:r>
               <w:rPr>
-                <w:rFonts w:ascii="Times New Roman" w:eastAsia="Times New Roman" w:hAnsi="Times New Roman" w:cs="Times New Roman"/>
-                <w:kern w:val="0"/>
-                <w:sz w:val="16"/>
-                <w:szCs w:val="16"/>
-                <w:lang w:eastAsia="it-IT"/>
-                <w14:ligatures w14:val="none"/>
-              </w:rPr>
-            </w:r>
-            <w:r>
-              <w:rPr>
-                <w:rFonts w:ascii="Times New Roman" w:eastAsia="Times New Roman" w:hAnsi="Times New Roman" w:cs="Times New Roman"/>
+                <w:rFonts w:ascii="Aptos" w:eastAsia="Times New Roman" w:hAnsi="Aptos" w:cs="Times New Roman"/>
+                <w:kern w:val="0"/>
+                <w:sz w:val="16"/>
+                <w:szCs w:val="16"/>
+                <w:lang w:eastAsia="it-IT"/>
+                <w14:ligatures w14:val="none"/>
+              </w:rPr>
+            </w:r>
+            <w:r>
+              <w:rPr>
+                <w:rFonts w:ascii="Aptos" w:eastAsia="Times New Roman" w:hAnsi="Aptos" w:cs="Times New Roman"/>
                 <w:kern w:val="0"/>
                 <w:sz w:val="16"/>
                 <w:szCs w:val="16"/>
@@ -6626,7 +6443,7 @@
             </w:r>
             <w:r>
               <w:rPr>
-                <w:rFonts w:ascii="Times New Roman" w:eastAsia="Times New Roman" w:hAnsi="Times New Roman" w:cs="Times New Roman"/>
+                <w:rFonts w:ascii="Aptos" w:eastAsia="Times New Roman" w:hAnsi="Aptos" w:cs="Times New Roman"/>
                 <w:kern w:val="0"/>
                 <w:sz w:val="16"/>
                 <w:szCs w:val="16"/>
@@ -6637,7 +6454,7 @@
             </w:r>
             <w:r>
               <w:rPr>
-                <w:rFonts w:ascii="Times New Roman" w:eastAsia="Times New Roman" w:hAnsi="Times New Roman" w:cs="Times New Roman"/>
+                <w:rFonts w:ascii="Aptos" w:eastAsia="Times New Roman" w:hAnsi="Aptos" w:cs="Times New Roman"/>
                 <w:kern w:val="0"/>
                 <w:sz w:val="16"/>
                 <w:szCs w:val="16"/>
@@ -6648,7 +6465,7 @@
             </w:r>
             <w:r>
               <w:rPr>
-                <w:rFonts w:ascii="Times New Roman" w:eastAsia="Times New Roman" w:hAnsi="Times New Roman" w:cs="Times New Roman"/>
+                <w:rFonts w:ascii="Aptos" w:eastAsia="Times New Roman" w:hAnsi="Aptos" w:cs="Times New Roman"/>
                 <w:b/>
                 <w:kern w:val="0"/>
                 <w:sz w:val="16"/>
@@ -6660,19 +6477,21 @@
             </w:r>
             <w:r>
               <w:rPr>
-                <w:rFonts w:ascii="Times New Roman" w:eastAsia="Times New Roman" w:hAnsi="Times New Roman" w:cs="Times New Roman"/>
-                <w:kern w:val="0"/>
-                <w:sz w:val="16"/>
-                <w:szCs w:val="16"/>
-                <w:lang w:eastAsia="it-IT"/>
-                <w14:ligatures w14:val="none"/>
-              </w:rPr>
-              <w:t>(</w:t>
-            </w:r>
-            <w:proofErr w:type="spellStart"/>
-            <w:r>
-              <w:rPr>
-                <w:rFonts w:ascii="Times New Roman" w:eastAsia="Times New Roman" w:hAnsi="Times New Roman" w:cs="Times New Roman"/>
+                <w:rFonts w:ascii="Aptos" w:eastAsia="Times New Roman" w:hAnsi="Aptos"/>
+                <w:kern w:val="0"/>
+                <w:sz w:val="16"/>
+                <w:szCs w:val="16"/>
+                <w:lang w:eastAsia="it-IT"/>
+                <w14:ligatures w14:val="none"/>
+              </w:rPr>
+              <w:t>UNI EN 14387</w:t>
+            </w:r>
+          </w:p>
+          <w:p>
+            <w:pPr>
+              <w:spacing w:line="240" w:lineRule="auto"/>
+              <w:rPr>
+                <w:rFonts w:ascii="Aptos" w:eastAsia="Times New Roman" w:hAnsi="Aptos"/>
                 <w:i/>
                 <w:kern w:val="0"/>
                 <w:sz w:val="16"/>
@@ -6680,48 +6499,10 @@
                 <w:lang w:eastAsia="it-IT"/>
                 <w14:ligatures w14:val="none"/>
               </w:rPr>
-              <w:t>rif.</w:t>
-            </w:r>
-            <w:proofErr w:type="spellEnd"/>
-            <w:r>
-              <w:rPr>
-                <w:rFonts w:ascii="Times New Roman" w:eastAsia="Times New Roman" w:hAnsi="Times New Roman" w:cs="Times New Roman"/>
-                <w:i/>
-                <w:kern w:val="0"/>
-                <w:sz w:val="16"/>
-                <w:szCs w:val="16"/>
-                <w:lang w:eastAsia="it-IT"/>
-                <w14:ligatures w14:val="none"/>
-              </w:rPr>
-              <w:t xml:space="preserve"> norma EN 141</w:t>
-            </w:r>
-            <w:r>
-              <w:rPr>
-                <w:rFonts w:ascii="Times New Roman" w:eastAsia="Times New Roman" w:hAnsi="Times New Roman" w:cs="Times New Roman"/>
-                <w:kern w:val="0"/>
-                <w:sz w:val="16"/>
-                <w:szCs w:val="16"/>
-                <w:lang w:eastAsia="it-IT"/>
-                <w14:ligatures w14:val="none"/>
-              </w:rPr>
-              <w:t>)</w:t>
-            </w:r>
-          </w:p>
-          <w:p>
-            <w:pPr>
-              <w:spacing w:after="0" w:line="240" w:lineRule="auto"/>
-              <w:rPr>
-                <w:rFonts w:ascii="Times New Roman" w:eastAsia="Times New Roman" w:hAnsi="Times New Roman" w:cs="Times New Roman"/>
-                <w:kern w:val="0"/>
-                <w:sz w:val="16"/>
-                <w:szCs w:val="16"/>
-                <w:lang w:eastAsia="it-IT"/>
-                <w14:ligatures w14:val="none"/>
-              </w:rPr>
-            </w:pPr>
-            <w:r>
-              <w:rPr>
-                <w:rFonts w:ascii="Times New Roman" w:eastAsia="Times New Roman" w:hAnsi="Times New Roman" w:cs="Times New Roman"/>
+            </w:pPr>
+            <w:r>
+              <w:rPr>
+                <w:rFonts w:ascii="Aptos" w:eastAsia="Times New Roman" w:hAnsi="Aptos" w:cs="Times New Roman"/>
                 <w:kern w:val="0"/>
                 <w:sz w:val="16"/>
                 <w:szCs w:val="16"/>
@@ -6742,7 +6523,7 @@
             </w:r>
             <w:r>
               <w:rPr>
-                <w:rFonts w:ascii="Times New Roman" w:eastAsia="Times New Roman" w:hAnsi="Times New Roman" w:cs="Times New Roman"/>
+                <w:rFonts w:ascii="Aptos" w:eastAsia="Times New Roman" w:hAnsi="Aptos" w:cs="Times New Roman"/>
                 <w:kern w:val="0"/>
                 <w:sz w:val="16"/>
                 <w:szCs w:val="16"/>
@@ -6753,17 +6534,17 @@
             </w:r>
             <w:r>
               <w:rPr>
-                <w:rFonts w:ascii="Times New Roman" w:eastAsia="Times New Roman" w:hAnsi="Times New Roman" w:cs="Times New Roman"/>
-                <w:kern w:val="0"/>
-                <w:sz w:val="16"/>
-                <w:szCs w:val="16"/>
-                <w:lang w:eastAsia="it-IT"/>
-                <w14:ligatures w14:val="none"/>
-              </w:rPr>
-            </w:r>
-            <w:r>
-              <w:rPr>
-                <w:rFonts w:ascii="Times New Roman" w:eastAsia="Times New Roman" w:hAnsi="Times New Roman" w:cs="Times New Roman"/>
+                <w:rFonts w:ascii="Aptos" w:eastAsia="Times New Roman" w:hAnsi="Aptos" w:cs="Times New Roman"/>
+                <w:kern w:val="0"/>
+                <w:sz w:val="16"/>
+                <w:szCs w:val="16"/>
+                <w:lang w:eastAsia="it-IT"/>
+                <w14:ligatures w14:val="none"/>
+              </w:rPr>
+            </w:r>
+            <w:r>
+              <w:rPr>
+                <w:rFonts w:ascii="Aptos" w:eastAsia="Times New Roman" w:hAnsi="Aptos" w:cs="Times New Roman"/>
                 <w:kern w:val="0"/>
                 <w:sz w:val="16"/>
                 <w:szCs w:val="16"/>
@@ -6774,7 +6555,7 @@
             </w:r>
             <w:r>
               <w:rPr>
-                <w:rFonts w:ascii="Times New Roman" w:eastAsia="Times New Roman" w:hAnsi="Times New Roman" w:cs="Times New Roman"/>
+                <w:rFonts w:ascii="Aptos" w:eastAsia="Times New Roman" w:hAnsi="Aptos" w:cs="Times New Roman"/>
                 <w:kern w:val="0"/>
                 <w:sz w:val="16"/>
                 <w:szCs w:val="16"/>
@@ -6785,7 +6566,7 @@
             </w:r>
             <w:r>
               <w:rPr>
-                <w:rFonts w:ascii="Times New Roman" w:eastAsia="Times New Roman" w:hAnsi="Times New Roman" w:cs="Times New Roman"/>
+                <w:rFonts w:ascii="Aptos" w:eastAsia="Times New Roman" w:hAnsi="Aptos" w:cs="Times New Roman"/>
                 <w:kern w:val="0"/>
                 <w:sz w:val="16"/>
                 <w:szCs w:val="16"/>
@@ -6796,7 +6577,7 @@
             </w:r>
             <w:r>
               <w:rPr>
-                <w:rFonts w:ascii="Times New Roman" w:eastAsia="Times New Roman" w:hAnsi="Times New Roman" w:cs="Times New Roman"/>
+                <w:rFonts w:ascii="Aptos" w:eastAsia="Times New Roman" w:hAnsi="Aptos" w:cs="Times New Roman"/>
                 <w:b/>
                 <w:kern w:val="0"/>
                 <w:sz w:val="16"/>
@@ -6808,7 +6589,7 @@
             </w:r>
             <w:r>
               <w:rPr>
-                <w:rFonts w:ascii="Times New Roman" w:eastAsia="Times New Roman" w:hAnsi="Times New Roman" w:cs="Times New Roman"/>
+                <w:rFonts w:ascii="Aptos" w:eastAsia="Times New Roman" w:hAnsi="Aptos" w:cs="Times New Roman"/>
                 <w:i/>
                 <w:kern w:val="0"/>
                 <w:sz w:val="16"/>
@@ -6818,10 +6599,9 @@
               </w:rPr>
               <w:t>(</w:t>
             </w:r>
-            <w:proofErr w:type="spellStart"/>
-            <w:r>
-              <w:rPr>
-                <w:rFonts w:ascii="Times New Roman" w:eastAsia="Times New Roman" w:hAnsi="Times New Roman" w:cs="Times New Roman"/>
+            <w:r>
+              <w:rPr>
+                <w:rFonts w:ascii="Aptos" w:eastAsia="Times New Roman" w:hAnsi="Aptos"/>
                 <w:i/>
                 <w:kern w:val="0"/>
                 <w:sz w:val="16"/>
@@ -6829,49 +6609,11 @@
                 <w:lang w:eastAsia="it-IT"/>
                 <w14:ligatures w14:val="none"/>
               </w:rPr>
-              <w:t>rif.</w:t>
-            </w:r>
-            <w:proofErr w:type="spellEnd"/>
-            <w:r>
-              <w:rPr>
-                <w:rFonts w:ascii="Times New Roman" w:eastAsia="Times New Roman" w:hAnsi="Times New Roman" w:cs="Times New Roman"/>
-                <w:i/>
-                <w:kern w:val="0"/>
-                <w:sz w:val="16"/>
-                <w:szCs w:val="16"/>
-                <w:lang w:eastAsia="it-IT"/>
-                <w14:ligatures w14:val="none"/>
-              </w:rPr>
-              <w:t xml:space="preserve"> normativo EN </w:t>
-            </w:r>
-            <w:proofErr w:type="gramStart"/>
-            <w:r>
-              <w:rPr>
-                <w:rFonts w:ascii="Times New Roman" w:eastAsia="Times New Roman" w:hAnsi="Times New Roman" w:cs="Times New Roman"/>
-                <w:i/>
-                <w:kern w:val="0"/>
-                <w:sz w:val="16"/>
-                <w:szCs w:val="16"/>
-                <w:lang w:eastAsia="it-IT"/>
-                <w14:ligatures w14:val="none"/>
-              </w:rPr>
-              <w:t>14387 )</w:t>
-            </w:r>
-            <w:proofErr w:type="gramEnd"/>
-            <w:r>
-              <w:rPr>
-                <w:rFonts w:ascii="Times New Roman" w:eastAsia="Times New Roman" w:hAnsi="Times New Roman" w:cs="Times New Roman"/>
-                <w:kern w:val="0"/>
-                <w:sz w:val="16"/>
-                <w:szCs w:val="16"/>
-                <w:lang w:eastAsia="it-IT"/>
-                <w14:ligatures w14:val="none"/>
-              </w:rPr>
-              <w:t xml:space="preserve">:  </w:t>
-            </w:r>
-            <w:r>
-              <w:rPr>
-                <w:rFonts w:ascii="Times New Roman" w:eastAsia="Times New Roman" w:hAnsi="Times New Roman" w:cs="Times New Roman"/>
+              <w:t>UNI EN 14387</w:t>
+            </w:r>
+            <w:r>
+              <w:rPr>
+                <w:rFonts w:ascii="Aptos" w:eastAsia="Times New Roman" w:hAnsi="Aptos" w:cs="Times New Roman"/>
                 <w:b/>
                 <w:kern w:val="0"/>
                 <w:sz w:val="16"/>
@@ -6886,17 +6628,17 @@
             <w:pPr>
               <w:spacing w:after="0" w:line="240" w:lineRule="auto"/>
               <w:rPr>
-                <w:rFonts w:ascii="Times New Roman" w:eastAsia="Times New Roman" w:hAnsi="Times New Roman" w:cs="Times New Roman"/>
-                <w:kern w:val="0"/>
-                <w:sz w:val="16"/>
-                <w:szCs w:val="16"/>
-                <w:lang w:eastAsia="it-IT"/>
-                <w14:ligatures w14:val="none"/>
-              </w:rPr>
-            </w:pPr>
-            <w:r>
-              <w:rPr>
-                <w:rFonts w:ascii="Times New Roman" w:eastAsia="Times New Roman" w:hAnsi="Times New Roman" w:cs="Times New Roman"/>
+                <w:rFonts w:ascii="Aptos" w:eastAsia="Times New Roman" w:hAnsi="Aptos" w:cs="Times New Roman"/>
+                <w:kern w:val="0"/>
+                <w:sz w:val="16"/>
+                <w:szCs w:val="16"/>
+                <w:lang w:eastAsia="it-IT"/>
+                <w14:ligatures w14:val="none"/>
+              </w:rPr>
+            </w:pPr>
+            <w:r>
+              <w:rPr>
+                <w:rFonts w:ascii="Aptos" w:eastAsia="Times New Roman" w:hAnsi="Aptos" w:cs="Times New Roman"/>
                 <w:kern w:val="0"/>
                 <w:sz w:val="16"/>
                 <w:szCs w:val="16"/>
@@ -6917,7 +6659,7 @@
             </w:r>
             <w:r>
               <w:rPr>
-                <w:rFonts w:ascii="Times New Roman" w:eastAsia="Times New Roman" w:hAnsi="Times New Roman" w:cs="Times New Roman"/>
+                <w:rFonts w:ascii="Aptos" w:eastAsia="Times New Roman" w:hAnsi="Aptos" w:cs="Times New Roman"/>
                 <w:kern w:val="0"/>
                 <w:sz w:val="16"/>
                 <w:szCs w:val="16"/>
@@ -6928,17 +6670,17 @@
             </w:r>
             <w:r>
               <w:rPr>
-                <w:rFonts w:ascii="Times New Roman" w:eastAsia="Times New Roman" w:hAnsi="Times New Roman" w:cs="Times New Roman"/>
-                <w:kern w:val="0"/>
-                <w:sz w:val="16"/>
-                <w:szCs w:val="16"/>
-                <w:lang w:eastAsia="it-IT"/>
-                <w14:ligatures w14:val="none"/>
-              </w:rPr>
-            </w:r>
-            <w:r>
-              <w:rPr>
-                <w:rFonts w:ascii="Times New Roman" w:eastAsia="Times New Roman" w:hAnsi="Times New Roman" w:cs="Times New Roman"/>
+                <w:rFonts w:ascii="Aptos" w:eastAsia="Times New Roman" w:hAnsi="Aptos" w:cs="Times New Roman"/>
+                <w:kern w:val="0"/>
+                <w:sz w:val="16"/>
+                <w:szCs w:val="16"/>
+                <w:lang w:eastAsia="it-IT"/>
+                <w14:ligatures w14:val="none"/>
+              </w:rPr>
+            </w:r>
+            <w:r>
+              <w:rPr>
+                <w:rFonts w:ascii="Aptos" w:eastAsia="Times New Roman" w:hAnsi="Aptos" w:cs="Times New Roman"/>
                 <w:kern w:val="0"/>
                 <w:sz w:val="16"/>
                 <w:szCs w:val="16"/>
@@ -6949,7 +6691,7 @@
             </w:r>
             <w:r>
               <w:rPr>
-                <w:rFonts w:ascii="Times New Roman" w:eastAsia="Times New Roman" w:hAnsi="Times New Roman" w:cs="Times New Roman"/>
+                <w:rFonts w:ascii="Aptos" w:eastAsia="Times New Roman" w:hAnsi="Aptos" w:cs="Times New Roman"/>
                 <w:kern w:val="0"/>
                 <w:sz w:val="16"/>
                 <w:szCs w:val="16"/>
@@ -6960,7 +6702,7 @@
             </w:r>
             <w:r>
               <w:rPr>
-                <w:rFonts w:ascii="Times New Roman" w:eastAsia="Times New Roman" w:hAnsi="Times New Roman" w:cs="Times New Roman"/>
+                <w:rFonts w:ascii="Aptos" w:eastAsia="Times New Roman" w:hAnsi="Aptos" w:cs="Times New Roman"/>
                 <w:kern w:val="0"/>
                 <w:sz w:val="16"/>
                 <w:szCs w:val="16"/>
@@ -6971,7 +6713,7 @@
             </w:r>
             <w:r>
               <w:rPr>
-                <w:rFonts w:ascii="Times New Roman" w:eastAsia="Times New Roman" w:hAnsi="Times New Roman" w:cs="Times New Roman"/>
+                <w:rFonts w:ascii="Aptos" w:eastAsia="Times New Roman" w:hAnsi="Aptos" w:cs="Times New Roman"/>
                 <w:kern w:val="0"/>
                 <w:sz w:val="16"/>
                 <w:szCs w:val="16"/>
@@ -6989,7 +6731,7 @@
             </w:r>
             <w:r>
               <w:rPr>
-                <w:rFonts w:ascii="Times New Roman" w:eastAsia="Times New Roman" w:hAnsi="Times New Roman" w:cs="Times New Roman"/>
+                <w:rFonts w:ascii="Aptos" w:eastAsia="Times New Roman" w:hAnsi="Aptos" w:cs="Times New Roman"/>
                 <w:kern w:val="0"/>
                 <w:sz w:val="16"/>
                 <w:szCs w:val="16"/>
@@ -7000,17 +6742,17 @@
             </w:r>
             <w:r>
               <w:rPr>
-                <w:rFonts w:ascii="Times New Roman" w:eastAsia="Times New Roman" w:hAnsi="Times New Roman" w:cs="Times New Roman"/>
-                <w:kern w:val="0"/>
-                <w:sz w:val="16"/>
-                <w:szCs w:val="16"/>
-                <w:lang w:eastAsia="it-IT"/>
-                <w14:ligatures w14:val="none"/>
-              </w:rPr>
-            </w:r>
-            <w:r>
-              <w:rPr>
-                <w:rFonts w:ascii="Times New Roman" w:eastAsia="Times New Roman" w:hAnsi="Times New Roman" w:cs="Times New Roman"/>
+                <w:rFonts w:ascii="Aptos" w:eastAsia="Times New Roman" w:hAnsi="Aptos" w:cs="Times New Roman"/>
+                <w:kern w:val="0"/>
+                <w:sz w:val="16"/>
+                <w:szCs w:val="16"/>
+                <w:lang w:eastAsia="it-IT"/>
+                <w14:ligatures w14:val="none"/>
+              </w:rPr>
+            </w:r>
+            <w:r>
+              <w:rPr>
+                <w:rFonts w:ascii="Aptos" w:eastAsia="Times New Roman" w:hAnsi="Aptos" w:cs="Times New Roman"/>
                 <w:kern w:val="0"/>
                 <w:sz w:val="16"/>
                 <w:szCs w:val="16"/>
@@ -7021,7 +6763,7 @@
             </w:r>
             <w:r>
               <w:rPr>
-                <w:rFonts w:ascii="Times New Roman" w:eastAsia="Times New Roman" w:hAnsi="Times New Roman" w:cs="Times New Roman"/>
+                <w:rFonts w:ascii="Aptos" w:eastAsia="Times New Roman" w:hAnsi="Aptos" w:cs="Times New Roman"/>
                 <w:noProof/>
                 <w:kern w:val="0"/>
                 <w:sz w:val="16"/>
@@ -7033,7 +6775,7 @@
             </w:r>
             <w:r>
               <w:rPr>
-                <w:rFonts w:ascii="Times New Roman" w:eastAsia="Times New Roman" w:hAnsi="Times New Roman" w:cs="Times New Roman"/>
+                <w:rFonts w:ascii="Aptos" w:eastAsia="Times New Roman" w:hAnsi="Aptos" w:cs="Times New Roman"/>
                 <w:noProof/>
                 <w:kern w:val="0"/>
                 <w:sz w:val="16"/>
@@ -7045,7 +6787,7 @@
             </w:r>
             <w:r>
               <w:rPr>
-                <w:rFonts w:ascii="Times New Roman" w:eastAsia="Times New Roman" w:hAnsi="Times New Roman" w:cs="Times New Roman"/>
+                <w:rFonts w:ascii="Aptos" w:eastAsia="Times New Roman" w:hAnsi="Aptos" w:cs="Times New Roman"/>
                 <w:noProof/>
                 <w:kern w:val="0"/>
                 <w:sz w:val="16"/>
@@ -7057,7 +6799,7 @@
             </w:r>
             <w:r>
               <w:rPr>
-                <w:rFonts w:ascii="Times New Roman" w:eastAsia="Times New Roman" w:hAnsi="Times New Roman" w:cs="Times New Roman"/>
+                <w:rFonts w:ascii="Aptos" w:eastAsia="Times New Roman" w:hAnsi="Aptos" w:cs="Times New Roman"/>
                 <w:noProof/>
                 <w:kern w:val="0"/>
                 <w:sz w:val="16"/>
@@ -7069,7 +6811,7 @@
             </w:r>
             <w:r>
               <w:rPr>
-                <w:rFonts w:ascii="Times New Roman" w:eastAsia="Times New Roman" w:hAnsi="Times New Roman" w:cs="Times New Roman"/>
+                <w:rFonts w:ascii="Aptos" w:eastAsia="Times New Roman" w:hAnsi="Aptos" w:cs="Times New Roman"/>
                 <w:noProof/>
                 <w:kern w:val="0"/>
                 <w:sz w:val="16"/>
@@ -7081,7 +6823,7 @@
             </w:r>
             <w:r>
               <w:rPr>
-                <w:rFonts w:ascii="Times New Roman" w:eastAsia="Times New Roman" w:hAnsi="Times New Roman" w:cs="Times New Roman"/>
+                <w:rFonts w:ascii="Aptos" w:eastAsia="Times New Roman" w:hAnsi="Aptos" w:cs="Times New Roman"/>
                 <w:kern w:val="0"/>
                 <w:sz w:val="16"/>
                 <w:szCs w:val="16"/>
@@ -7096,23 +6838,23 @@
           <w:tcPr>
             <w:tcW w:w="2141" w:type="dxa"/>
             <w:gridSpan w:val="2"/>
-            <w:shd w:val="clear" w:color="auto" w:fill="auto"/>
-          </w:tcPr>
-          <w:p>
-            <w:pPr>
-              <w:spacing w:after="0" w:line="240" w:lineRule="auto"/>
-              <w:rPr>
-                <w:rFonts w:ascii="Times New Roman" w:eastAsia="Times New Roman" w:hAnsi="Times New Roman" w:cs="Times New Roman"/>
-                <w:kern w:val="0"/>
-                <w:sz w:val="16"/>
-                <w:szCs w:val="16"/>
-                <w:lang w:eastAsia="it-IT"/>
-                <w14:ligatures w14:val="none"/>
-              </w:rPr>
-            </w:pPr>
-            <w:r>
-              <w:rPr>
-                <w:rFonts w:ascii="Times New Roman" w:eastAsia="Times New Roman" w:hAnsi="Times New Roman" w:cs="Times New Roman"/>
+          </w:tcPr>
+          <w:p>
+            <w:pPr>
+              <w:spacing w:line="240" w:lineRule="auto"/>
+              <w:rPr>
+                <w:rFonts w:ascii="Aptos" w:eastAsia="Times New Roman" w:hAnsi="Aptos"/>
+                <w:b/>
+                <w:kern w:val="0"/>
+                <w:sz w:val="16"/>
+                <w:szCs w:val="16"/>
+                <w:lang w:eastAsia="it-IT"/>
+                <w14:ligatures w14:val="none"/>
+              </w:rPr>
+            </w:pPr>
+            <w:r>
+              <w:rPr>
+                <w:rFonts w:ascii="Aptos" w:eastAsia="Times New Roman" w:hAnsi="Aptos" w:cs="Times New Roman"/>
                 <w:kern w:val="0"/>
                 <w:sz w:val="16"/>
                 <w:szCs w:val="16"/>
@@ -7133,7 +6875,7 @@
             </w:r>
             <w:r>
               <w:rPr>
-                <w:rFonts w:ascii="Times New Roman" w:eastAsia="Times New Roman" w:hAnsi="Times New Roman" w:cs="Times New Roman"/>
+                <w:rFonts w:ascii="Aptos" w:eastAsia="Times New Roman" w:hAnsi="Aptos" w:cs="Times New Roman"/>
                 <w:kern w:val="0"/>
                 <w:sz w:val="16"/>
                 <w:szCs w:val="16"/>
@@ -7144,17 +6886,17 @@
             </w:r>
             <w:r>
               <w:rPr>
-                <w:rFonts w:ascii="Times New Roman" w:eastAsia="Times New Roman" w:hAnsi="Times New Roman" w:cs="Times New Roman"/>
-                <w:kern w:val="0"/>
-                <w:sz w:val="16"/>
-                <w:szCs w:val="16"/>
-                <w:lang w:eastAsia="it-IT"/>
-                <w14:ligatures w14:val="none"/>
-              </w:rPr>
-            </w:r>
-            <w:r>
-              <w:rPr>
-                <w:rFonts w:ascii="Times New Roman" w:eastAsia="Times New Roman" w:hAnsi="Times New Roman" w:cs="Times New Roman"/>
+                <w:rFonts w:ascii="Aptos" w:eastAsia="Times New Roman" w:hAnsi="Aptos" w:cs="Times New Roman"/>
+                <w:kern w:val="0"/>
+                <w:sz w:val="16"/>
+                <w:szCs w:val="16"/>
+                <w:lang w:eastAsia="it-IT"/>
+                <w14:ligatures w14:val="none"/>
+              </w:rPr>
+            </w:r>
+            <w:r>
+              <w:rPr>
+                <w:rFonts w:ascii="Aptos" w:eastAsia="Times New Roman" w:hAnsi="Aptos" w:cs="Times New Roman"/>
                 <w:kern w:val="0"/>
                 <w:sz w:val="16"/>
                 <w:szCs w:val="16"/>
@@ -7165,7 +6907,7 @@
             </w:r>
             <w:r>
               <w:rPr>
-                <w:rFonts w:ascii="Times New Roman" w:eastAsia="Times New Roman" w:hAnsi="Times New Roman" w:cs="Times New Roman"/>
+                <w:rFonts w:ascii="Aptos" w:eastAsia="Times New Roman" w:hAnsi="Aptos" w:cs="Times New Roman"/>
                 <w:kern w:val="0"/>
                 <w:sz w:val="16"/>
                 <w:szCs w:val="16"/>
@@ -7176,7 +6918,7 @@
             </w:r>
             <w:r>
               <w:rPr>
-                <w:rFonts w:ascii="Times New Roman" w:eastAsia="Times New Roman" w:hAnsi="Times New Roman" w:cs="Times New Roman"/>
+                <w:rFonts w:ascii="Aptos" w:eastAsia="Times New Roman" w:hAnsi="Aptos" w:cs="Times New Roman"/>
                 <w:kern w:val="0"/>
                 <w:sz w:val="16"/>
                 <w:szCs w:val="16"/>
@@ -7187,63 +6929,15 @@
             </w:r>
             <w:r>
               <w:rPr>
-                <w:rFonts w:ascii="Times New Roman" w:eastAsia="Times New Roman" w:hAnsi="Times New Roman" w:cs="Times New Roman"/>
-                <w:b/>
-                <w:kern w:val="0"/>
-                <w:sz w:val="16"/>
-                <w:szCs w:val="16"/>
-                <w:lang w:eastAsia="it-IT"/>
-                <w14:ligatures w14:val="none"/>
-              </w:rPr>
-              <w:t xml:space="preserve">Indumenti da lavoro con maniche lunghe e calzature di sicurezza per uso professionale </w:t>
-            </w:r>
-            <w:r>
-              <w:rPr>
-                <w:rFonts w:ascii="Times New Roman" w:eastAsia="Times New Roman" w:hAnsi="Times New Roman" w:cs="Times New Roman"/>
-                <w:kern w:val="0"/>
-                <w:sz w:val="16"/>
-                <w:szCs w:val="16"/>
-                <w:lang w:eastAsia="it-IT"/>
-                <w14:ligatures w14:val="none"/>
-              </w:rPr>
-              <w:t>(</w:t>
-            </w:r>
-            <w:proofErr w:type="spellStart"/>
-            <w:r>
-              <w:rPr>
-                <w:rFonts w:ascii="Times New Roman" w:eastAsia="Times New Roman" w:hAnsi="Times New Roman" w:cs="Times New Roman"/>
-                <w:i/>
-                <w:kern w:val="0"/>
-                <w:sz w:val="16"/>
-                <w:szCs w:val="16"/>
-                <w:lang w:eastAsia="it-IT"/>
-                <w14:ligatures w14:val="none"/>
-              </w:rPr>
-              <w:t>rif.</w:t>
-            </w:r>
-            <w:proofErr w:type="spellEnd"/>
-            <w:r>
-              <w:rPr>
-                <w:rFonts w:ascii="Times New Roman" w:eastAsia="Times New Roman" w:hAnsi="Times New Roman" w:cs="Times New Roman"/>
-                <w:i/>
-                <w:kern w:val="0"/>
-                <w:sz w:val="16"/>
-                <w:szCs w:val="16"/>
-                <w:lang w:eastAsia="it-IT"/>
-                <w14:ligatures w14:val="none"/>
-              </w:rPr>
-              <w:t xml:space="preserve"> norma EN 20344</w:t>
-            </w:r>
-            <w:r>
-              <w:rPr>
-                <w:rFonts w:ascii="Times New Roman" w:eastAsia="Times New Roman" w:hAnsi="Times New Roman" w:cs="Times New Roman"/>
-                <w:kern w:val="0"/>
-                <w:sz w:val="16"/>
-                <w:szCs w:val="16"/>
-                <w:lang w:eastAsia="it-IT"/>
-                <w14:ligatures w14:val="none"/>
-              </w:rPr>
-              <w:t>)</w:t>
+                <w:rFonts w:ascii="Aptos" w:eastAsia="Times New Roman" w:hAnsi="Aptos"/>
+                <w:b/>
+                <w:kern w:val="0"/>
+                <w:sz w:val="16"/>
+                <w:szCs w:val="16"/>
+                <w:lang w:eastAsia="it-IT"/>
+                <w14:ligatures w14:val="none"/>
+              </w:rPr>
+              <w:t>Indossare abiti da lavoro EN13688 e calzature di sicurezza per uso professionale EN 20345</w:t>
             </w:r>
           </w:p>
         </w:tc>
@@ -7261,7 +6955,7 @@
 </file>
 
 <file path=word/styles.xml><?xml version="1.0" encoding="utf-8"?>
-<w:styles xmlns:mc="http://schemas.openxmlformats.org/markup-compatibility/2006" xmlns:r="http://schemas.openxmlformats.org/officeDocument/2006/relationships" xmlns:w="http://schemas.openxmlformats.org/wordprocessingml/2006/main" xmlns:w14="http://schemas.microsoft.com/office/word/2010/wordml" xmlns:w15="http://schemas.microsoft.com/office/word/2012/wordml" xmlns:w16cex="http://schemas.microsoft.com/office/word/2018/wordml/cex" xmlns:w16cid="http://schemas.microsoft.com/office/word/2016/wordml/cid" xmlns:w16="http://schemas.microsoft.com/office/word/2018/wordml" xmlns:w16sdtdh="http://schemas.microsoft.com/office/word/2020/wordml/sdtdatahash" xmlns:w16se="http://schemas.microsoft.com/office/word/2015/wordml/symex" mc:Ignorable="w14 w15 w16se w16cid w16 w16cex w16sdtdh">
+<w:styles xmlns:mc="http://schemas.openxmlformats.org/markup-compatibility/2006" xmlns:r="http://schemas.openxmlformats.org/officeDocument/2006/relationships" xmlns:w="http://schemas.openxmlformats.org/wordprocessingml/2006/main" xmlns:w14="http://schemas.microsoft.com/office/word/2010/wordml" xmlns:w15="http://schemas.microsoft.com/office/word/2012/wordml" xmlns:w16cex="http://schemas.microsoft.com/office/word/2018/wordml/cex" xmlns:w16cid="http://schemas.microsoft.com/office/word/2016/wordml/cid" xmlns:w16="http://schemas.microsoft.com/office/word/2018/wordml" xmlns:w16du="http://schemas.microsoft.com/office/word/2023/wordml/word16du" xmlns:w16sdtdh="http://schemas.microsoft.com/office/word/2020/wordml/sdtdatahash" xmlns:w16sdtfl="http://schemas.microsoft.com/office/word/2024/wordml/sdtformatlock" xmlns:w16se="http://schemas.microsoft.com/office/word/2015/wordml/symex" mc:Ignorable="w14 w15 w16se w16cid w16 w16cex w16sdtdh w16sdtfl w16du">
   <w:docDefaults>
     <w:rPrDefault>
       <w:rPr>
@@ -7668,7 +7362,6 @@
   <w:style w:type="character" w:default="1" w:styleId="Carpredefinitoparagrafo">
     <w:name w:val="Default Paragraph Font"/>
     <w:uiPriority w:val="1"/>
-    <w:semiHidden/>
     <w:unhideWhenUsed/>
   </w:style>
   <w:style w:type="table" w:default="1" w:styleId="Tabellanormale">
@@ -7691,6 +7384,19 @@
     <w:uiPriority w:val="99"/>
     <w:semiHidden/>
     <w:unhideWhenUsed/>
+  </w:style>
+  <w:style w:type="paragraph" w:styleId="NormaleWeb">
+    <w:name w:val="Normal (Web)"/>
+    <w:basedOn w:val="Normale"/>
+    <w:uiPriority w:val="99"/>
+    <w:semiHidden/>
+    <w:unhideWhenUsed/>
+    <w:rsid w:val="007523D7"/>
+    <w:rPr>
+      <w:rFonts w:ascii="Times New Roman" w:hAnsi="Times New Roman" w:cs="Times New Roman"/>
+      <w:sz w:val="24"/>
+      <w:szCs w:val="24"/>
+    </w:rPr>
   </w:style>
 </w:styles>
 </file>
